--- a/write_up/Trends in Cranial Capacity of urban-rural mammals.docx
+++ b/write_up/Trends in Cranial Capacity of urban-rural mammals.docx
@@ -2,507 +2,6 @@
 <file path=word/document.xml><?xml version="1.0" encoding="utf-8"?>
 <w:document xmlns:wpc="http://schemas.microsoft.com/office/word/2010/wordprocessingCanvas" xmlns:cx="http://schemas.microsoft.com/office/drawing/2014/chartex" xmlns:cx1="http://schemas.microsoft.com/office/drawing/2015/9/8/chartex" xmlns:cx2="http://schemas.microsoft.com/office/drawing/2015/10/21/chartex" xmlns:cx3="http://schemas.microsoft.com/office/drawing/2016/5/9/chartex" xmlns:cx4="http://schemas.microsoft.com/office/drawing/2016/5/10/chartex" xmlns:cx5="http://schemas.microsoft.com/office/drawing/2016/5/11/chartex" xmlns:cx6="http://schemas.microsoft.com/office/drawing/2016/5/12/chartex" xmlns:cx7="http://schemas.microsoft.com/office/drawing/2016/5/13/chartex" xmlns:cx8="http://schemas.microsoft.com/office/drawing/2016/5/14/chartex" xmlns:mc="http://schemas.openxmlformats.org/markup-compatibility/2006" xmlns:aink="http://schemas.microsoft.com/office/drawing/2016/ink" xmlns:am3d="http://schemas.microsoft.com/office/drawing/2017/model3d" xmlns:o="urn:schemas-microsoft-com:office:office" xmlns:oel="http://schemas.microsoft.com/office/2019/extlst" xmlns:r="http://schemas.openxmlformats.org/officeDocument/2006/relationships" xmlns:m="http://schemas.openxmlformats.org/officeDocument/2006/math" xmlns:v="urn:schemas-microsoft-com:vml" xmlns:wp14="http://schemas.microsoft.com/office/word/2010/wordprocessingDrawing" xmlns:wp="http://schemas.openxmlformats.org/drawingml/2006/wordprocessingDrawing" xmlns:w10="urn:schemas-microsoft-com:office:word" xmlns:w="http://schemas.openxmlformats.org/wordprocessingml/2006/main" xmlns:w14="http://schemas.microsoft.com/office/word/2010/wordml" xmlns:w15="http://schemas.microsoft.com/office/word/2012/wordml" xmlns:w16cex="http://schemas.microsoft.com/office/word/2018/wordml/cex" xmlns:w16cid="http://schemas.microsoft.com/office/word/2016/wordml/cid" xmlns:w16="http://schemas.microsoft.com/office/word/2018/wordml" xmlns:w16du="http://schemas.microsoft.com/office/word/2023/wordml/word16du" xmlns:w16sdtdh="http://schemas.microsoft.com/office/word/2020/wordml/sdtdatahash" xmlns:w16sdtfl="http://schemas.microsoft.com/office/word/2024/wordml/sdtformatlock" xmlns:w16se="http://schemas.microsoft.com/office/word/2015/wordml/symex" xmlns:wpg="http://schemas.microsoft.com/office/word/2010/wordprocessingGroup" xmlns:wpi="http://schemas.microsoft.com/office/word/2010/wordprocessingInk" xmlns:wne="http://schemas.microsoft.com/office/word/2006/wordml" xmlns:wps="http://schemas.microsoft.com/office/word/2010/wordprocessingShape" mc:Ignorable="w14 w15 w16se w16cid w16 w16cex w16sdtdh w16sdtfl w16du wp14">
   <w:body>
-    <w:p>
-      <w:pPr>
-        <w:rPr>
-          <w:rFonts w:ascii="Arial" w:hAnsi="Arial" w:cs="Arial"/>
-          <w:b/>
-          <w:bCs/>
-          <w:sz w:val="22"/>
-          <w:szCs w:val="22"/>
-        </w:rPr>
-      </w:pPr>
-      <w:r>
-        <w:rPr>
-          <w:rFonts w:ascii="Arial" w:hAnsi="Arial" w:cs="Arial"/>
-          <w:b/>
-          <w:bCs/>
-          <w:sz w:val="22"/>
-          <w:szCs w:val="22"/>
-        </w:rPr>
-        <w:t xml:space="preserve">A Systemic Review of </w:t>
-      </w:r>
-      <w:r>
-        <w:rPr>
-          <w:rFonts w:ascii="Arial" w:hAnsi="Arial" w:cs="Arial"/>
-          <w:b/>
-          <w:bCs/>
-          <w:sz w:val="22"/>
-          <w:szCs w:val="22"/>
-        </w:rPr>
-        <w:t>Trends in Cranial Capacity of urban-rural mammals: Domestication Syndrome or Cognitive Demand</w:t>
-      </w:r>
-    </w:p>
-    <w:p>
-      <w:pPr>
-        <w:rPr>
-          <w:rFonts w:ascii="Arial" w:hAnsi="Arial" w:cs="Arial"/>
-          <w:sz w:val="22"/>
-          <w:szCs w:val="22"/>
-        </w:rPr>
-      </w:pPr>
-      <w:r>
-        <w:rPr>
-          <w:rFonts w:ascii="Arial" w:hAnsi="Arial" w:cs="Arial"/>
-          <w:sz w:val="22"/>
-          <w:szCs w:val="22"/>
-        </w:rPr>
-        <w:t xml:space="preserve">((urban-rural comparison OR urbanisation gradient OR urbanization gradient) AND (mammal OR mammalian OR primate OR monkey OR feline OR </w:t>
-      </w:r>
-      <w:proofErr w:type="spellStart"/>
-      <w:r>
-        <w:rPr>
-          <w:rFonts w:ascii="Arial" w:hAnsi="Arial" w:cs="Arial"/>
-          <w:sz w:val="22"/>
-          <w:szCs w:val="22"/>
-        </w:rPr>
-        <w:t>felinae</w:t>
-      </w:r>
-      <w:proofErr w:type="spellEnd"/>
-      <w:r>
-        <w:rPr>
-          <w:rFonts w:ascii="Arial" w:hAnsi="Arial" w:cs="Arial"/>
-          <w:sz w:val="22"/>
-          <w:szCs w:val="22"/>
-        </w:rPr>
-        <w:t xml:space="preserve"> OR </w:t>
-      </w:r>
-      <w:proofErr w:type="spellStart"/>
-      <w:r>
-        <w:rPr>
-          <w:rFonts w:ascii="Arial" w:hAnsi="Arial" w:cs="Arial"/>
-          <w:sz w:val="22"/>
-          <w:szCs w:val="22"/>
-        </w:rPr>
-        <w:t>felidae</w:t>
-      </w:r>
-      <w:proofErr w:type="spellEnd"/>
-      <w:r>
-        <w:rPr>
-          <w:rFonts w:ascii="Arial" w:hAnsi="Arial" w:cs="Arial"/>
-          <w:sz w:val="22"/>
-          <w:szCs w:val="22"/>
-        </w:rPr>
-        <w:t xml:space="preserve"> OR canine OR racoon OR coyote OR fox OR rat) AND (cranial morphology OR braincase OR brain volume OR cranial volume OR cranial capacity))</w:t>
-      </w:r>
-    </w:p>
-    <w:p>
-      <w:pPr>
-        <w:rPr>
-          <w:rFonts w:ascii="Arial" w:hAnsi="Arial" w:cs="Arial"/>
-          <w:sz w:val="22"/>
-          <w:szCs w:val="22"/>
-        </w:rPr>
-      </w:pPr>
-      <w:r>
-        <w:rPr>
-          <w:rFonts w:ascii="Arial" w:hAnsi="Arial" w:cs="Arial"/>
-          <w:sz w:val="22"/>
-          <w:szCs w:val="22"/>
-        </w:rPr>
-        <w:t>Returned 366</w:t>
-      </w:r>
-    </w:p>
-    <w:p>
-      <w:pPr>
-        <w:rPr>
-          <w:rFonts w:ascii="Arial" w:hAnsi="Arial" w:cs="Arial"/>
-          <w:sz w:val="22"/>
-          <w:szCs w:val="22"/>
-        </w:rPr>
-      </w:pPr>
-      <w:r>
-        <w:rPr>
-          <w:rFonts w:ascii="Arial" w:hAnsi="Arial" w:cs="Arial"/>
-          <w:sz w:val="22"/>
-          <w:szCs w:val="22"/>
-        </w:rPr>
-        <w:t xml:space="preserve">Screened until first full page </w:t>
-      </w:r>
-      <w:proofErr w:type="gramStart"/>
-      <w:r>
-        <w:rPr>
-          <w:rFonts w:ascii="Arial" w:hAnsi="Arial" w:cs="Arial"/>
-          <w:sz w:val="22"/>
-          <w:szCs w:val="22"/>
-        </w:rPr>
-        <w:t>no</w:t>
-      </w:r>
-      <w:r>
-        <w:rPr>
-          <w:rFonts w:ascii="Arial" w:hAnsi="Arial" w:cs="Arial"/>
-          <w:sz w:val="22"/>
-          <w:szCs w:val="22"/>
-        </w:rPr>
-        <w:t>ne worthwhile</w:t>
-      </w:r>
-      <w:proofErr w:type="gramEnd"/>
-      <w:r>
-        <w:rPr>
-          <w:rFonts w:ascii="Arial" w:hAnsi="Arial" w:cs="Arial"/>
-          <w:sz w:val="22"/>
-          <w:szCs w:val="22"/>
-        </w:rPr>
-        <w:t xml:space="preserve"> </w:t>
-      </w:r>
-      <w:r>
-        <w:rPr>
-          <w:rFonts w:ascii="Arial" w:hAnsi="Arial" w:cs="Arial"/>
-          <w:sz w:val="22"/>
-          <w:szCs w:val="22"/>
-        </w:rPr>
-        <w:t xml:space="preserve">(n=50) </w:t>
-      </w:r>
-      <w:r>
-        <w:rPr>
-          <w:rFonts w:ascii="Arial" w:hAnsi="Arial" w:cs="Arial"/>
-          <w:sz w:val="22"/>
-          <w:szCs w:val="22"/>
-        </w:rPr>
-        <w:t>– 3</w:t>
-      </w:r>
-      <w:r>
-        <w:rPr>
-          <w:rFonts w:ascii="Arial" w:hAnsi="Arial" w:cs="Arial"/>
-          <w:sz w:val="22"/>
-          <w:szCs w:val="22"/>
-        </w:rPr>
-        <w:t>7</w:t>
-      </w:r>
-      <w:r>
-        <w:rPr>
-          <w:rFonts w:ascii="Arial" w:hAnsi="Arial" w:cs="Arial"/>
-          <w:sz w:val="22"/>
-          <w:szCs w:val="22"/>
-        </w:rPr>
-        <w:t xml:space="preserve"> thrown out (irrelevance, taxa)</w:t>
-      </w:r>
-    </w:p>
-    <w:p>
-      <w:pPr>
-        <w:rPr>
-          <w:rFonts w:ascii="Arial" w:hAnsi="Arial" w:cs="Arial"/>
-          <w:sz w:val="22"/>
-          <w:szCs w:val="22"/>
-        </w:rPr>
-      </w:pPr>
-      <w:r>
-        <w:rPr>
-          <w:rFonts w:ascii="Arial" w:hAnsi="Arial" w:cs="Arial"/>
-          <w:sz w:val="22"/>
-          <w:szCs w:val="22"/>
-        </w:rPr>
-        <w:t xml:space="preserve">13 went through </w:t>
-      </w:r>
-    </w:p>
-    <w:p>
-      <w:pPr>
-        <w:rPr>
-          <w:rFonts w:ascii="Arial" w:hAnsi="Arial" w:cs="Arial"/>
-          <w:sz w:val="22"/>
-          <w:szCs w:val="22"/>
-        </w:rPr>
-      </w:pPr>
-      <w:r>
-        <w:rPr>
-          <w:rFonts w:ascii="Arial" w:hAnsi="Arial" w:cs="Arial"/>
-          <w:sz w:val="22"/>
-          <w:szCs w:val="22"/>
-        </w:rPr>
-        <w:t>3 extracted effect sizes for a total of 18 effect sizes</w:t>
-      </w:r>
-    </w:p>
-    <w:p>
-      <w:pPr>
-        <w:rPr>
-          <w:rFonts w:ascii="Arial" w:hAnsi="Arial" w:cs="Arial"/>
-          <w:sz w:val="22"/>
-          <w:szCs w:val="22"/>
-        </w:rPr>
-      </w:pPr>
-      <w:r>
-        <w:rPr>
-          <w:rFonts w:ascii="Arial" w:hAnsi="Arial" w:cs="Arial"/>
-          <w:sz w:val="22"/>
-          <w:szCs w:val="22"/>
-        </w:rPr>
-        <w:t xml:space="preserve">Moderator – why some go up some go down </w:t>
-      </w:r>
-    </w:p>
-    <w:p>
-      <w:pPr>
-        <w:pStyle w:val="ListParagraph"/>
-        <w:numPr>
-          <w:ilvl w:val="0"/>
-          <w:numId w:val="1"/>
-        </w:numPr>
-        <w:rPr>
-          <w:rFonts w:ascii="Arial" w:hAnsi="Arial" w:cs="Arial"/>
-          <w:sz w:val="22"/>
-          <w:szCs w:val="22"/>
-        </w:rPr>
-      </w:pPr>
-      <w:r>
-        <w:rPr>
-          <w:rFonts w:ascii="Arial" w:hAnsi="Arial" w:cs="Arial"/>
-          <w:sz w:val="22"/>
-          <w:szCs w:val="22"/>
-        </w:rPr>
-        <w:t>Hypotheses</w:t>
-      </w:r>
-    </w:p>
-    <w:p>
-      <w:pPr>
-        <w:rPr>
-          <w:rFonts w:ascii="Arial" w:hAnsi="Arial" w:cs="Arial"/>
-          <w:sz w:val="22"/>
-          <w:szCs w:val="22"/>
-        </w:rPr>
-      </w:pPr>
-      <w:r>
-        <w:rPr>
-          <w:rFonts w:ascii="Arial" w:hAnsi="Arial" w:cs="Arial"/>
-          <w:sz w:val="22"/>
-          <w:szCs w:val="22"/>
-        </w:rPr>
-        <w:t>Species</w:t>
-      </w:r>
-      <w:r>
-        <w:rPr>
-          <w:rFonts w:ascii="Arial" w:hAnsi="Arial" w:cs="Arial"/>
-          <w:sz w:val="22"/>
-          <w:szCs w:val="22"/>
-        </w:rPr>
-        <w:t>/paper</w:t>
-      </w:r>
-      <w:r>
-        <w:rPr>
-          <w:rFonts w:ascii="Arial" w:hAnsi="Arial" w:cs="Arial"/>
-          <w:sz w:val="22"/>
-          <w:szCs w:val="22"/>
-        </w:rPr>
-        <w:t xml:space="preserve"> as random effect </w:t>
-      </w:r>
-    </w:p>
-    <w:p>
-      <w:pPr>
-        <w:rPr>
-          <w:rFonts w:ascii="Arial" w:hAnsi="Arial" w:cs="Arial"/>
-          <w:sz w:val="22"/>
-          <w:szCs w:val="22"/>
-        </w:rPr>
-      </w:pPr>
-    </w:p>
-    <w:p>
-      <w:pPr>
-        <w:rPr>
-          <w:rFonts w:ascii="Arial" w:hAnsi="Arial" w:cs="Arial"/>
-          <w:sz w:val="22"/>
-          <w:szCs w:val="22"/>
-        </w:rPr>
-      </w:pPr>
-      <w:proofErr w:type="spellStart"/>
-      <w:r>
-        <w:rPr>
-          <w:rFonts w:ascii="Arial" w:hAnsi="Arial" w:cs="Arial"/>
-          <w:sz w:val="22"/>
-          <w:szCs w:val="22"/>
-        </w:rPr>
-        <w:t>Lxwxh</w:t>
-      </w:r>
-      <w:proofErr w:type="spellEnd"/>
-      <w:r>
-        <w:rPr>
-          <w:rFonts w:ascii="Arial" w:hAnsi="Arial" w:cs="Arial"/>
-          <w:sz w:val="22"/>
-          <w:szCs w:val="22"/>
-        </w:rPr>
-        <w:t xml:space="preserve"> then LM with body size as predictor </w:t>
-      </w:r>
-      <w:r>
-        <w:rPr>
-          <w:rFonts w:ascii="Arial" w:hAnsi="Arial" w:cs="Arial"/>
-          <w:sz w:val="22"/>
-          <w:szCs w:val="22"/>
-        </w:rPr>
-        <w:t>&amp; urban-rural as factor</w:t>
-      </w:r>
-    </w:p>
-    <w:p>
-      <w:pPr>
-        <w:rPr>
-          <w:rFonts w:ascii="Arial" w:hAnsi="Arial" w:cs="Arial"/>
-          <w:sz w:val="22"/>
-          <w:szCs w:val="22"/>
-        </w:rPr>
-      </w:pPr>
-      <w:r>
-        <w:rPr>
-          <w:rFonts w:ascii="Arial" w:hAnsi="Arial" w:cs="Arial"/>
-          <w:sz w:val="22"/>
-          <w:szCs w:val="22"/>
-        </w:rPr>
-        <w:t>Model&lt;-</w:t>
-      </w:r>
-      <w:proofErr w:type="spellStart"/>
-      <w:r>
-        <w:rPr>
-          <w:rFonts w:ascii="Arial" w:hAnsi="Arial" w:cs="Arial"/>
-          <w:sz w:val="22"/>
-          <w:szCs w:val="22"/>
-        </w:rPr>
-        <w:t>lm</w:t>
-      </w:r>
-      <w:proofErr w:type="spellEnd"/>
-      <w:r>
-        <w:rPr>
-          <w:rFonts w:ascii="Arial" w:hAnsi="Arial" w:cs="Arial"/>
-          <w:sz w:val="22"/>
-          <w:szCs w:val="22"/>
-        </w:rPr>
-        <w:t>(volume~bodysize+urbanrural-1)</w:t>
-      </w:r>
-      <w:r>
-        <w:rPr>
-          <w:rFonts w:ascii="Arial" w:hAnsi="Arial" w:cs="Arial"/>
-          <w:sz w:val="22"/>
-          <w:szCs w:val="22"/>
-        </w:rPr>
-        <w:t xml:space="preserve"> </w:t>
-      </w:r>
-    </w:p>
-    <w:p>
-      <w:pPr>
-        <w:rPr>
-          <w:rFonts w:ascii="Arial" w:hAnsi="Arial" w:cs="Arial"/>
-          <w:sz w:val="22"/>
-          <w:szCs w:val="22"/>
-        </w:rPr>
-      </w:pPr>
-    </w:p>
-    <w:p>
-      <w:pPr>
-        <w:rPr>
-          <w:rFonts w:ascii="Arial" w:hAnsi="Arial" w:cs="Arial"/>
-          <w:sz w:val="22"/>
-          <w:szCs w:val="22"/>
-        </w:rPr>
-      </w:pPr>
-      <w:hyperlink r:id="rId8" w:history="1">
-        <w:r>
-          <w:rPr>
-            <w:rStyle w:val="Hyperlink"/>
-            <w:rFonts w:ascii="Arial" w:hAnsi="Arial" w:cs="Arial"/>
-            <w:sz w:val="22"/>
-            <w:szCs w:val="22"/>
-          </w:rPr>
-          <w:t>https://github.com/estermayk/meta_analysis</w:t>
-        </w:r>
-      </w:hyperlink>
-      <w:r>
-        <w:rPr>
-          <w:rFonts w:ascii="Arial" w:hAnsi="Arial" w:cs="Arial"/>
-          <w:sz w:val="22"/>
-          <w:szCs w:val="22"/>
-        </w:rPr>
-        <w:t xml:space="preserve"> </w:t>
-      </w:r>
-    </w:p>
-    <w:p>
-      <w:pPr>
-        <w:rPr>
-          <w:rFonts w:ascii="Arial" w:hAnsi="Arial" w:cs="Arial"/>
-          <w:sz w:val="22"/>
-          <w:szCs w:val="22"/>
-        </w:rPr>
-      </w:pPr>
-    </w:p>
-    <w:p>
-      <w:pPr>
-        <w:rPr>
-          <w:rFonts w:ascii="Arial" w:hAnsi="Arial" w:cs="Arial"/>
-          <w:sz w:val="22"/>
-          <w:szCs w:val="22"/>
-        </w:rPr>
-      </w:pPr>
-      <w:r>
-        <w:rPr>
-          <w:rFonts w:ascii="Arial" w:hAnsi="Arial" w:cs="Arial"/>
-          <w:sz w:val="22"/>
-          <w:szCs w:val="22"/>
-        </w:rPr>
-        <w:drawing>
-          <wp:inline distT="0" distB="0" distL="0" distR="0" wp14:anchorId="1484CF95" wp14:editId="461C4638">
-            <wp:extent cx="4648849" cy="962159"/>
-            <wp:effectExtent l="0" t="0" r="0" b="9525"/>
-            <wp:docPr id="1327880830" name="Picture 1"/>
-            <wp:cNvGraphicFramePr>
-              <a:graphicFrameLocks xmlns:a="http://schemas.openxmlformats.org/drawingml/2006/main" noChangeAspect="1"/>
-            </wp:cNvGraphicFramePr>
-            <a:graphic xmlns:a="http://schemas.openxmlformats.org/drawingml/2006/main">
-              <a:graphicData uri="http://schemas.openxmlformats.org/drawingml/2006/picture">
-                <pic:pic xmlns:pic="http://schemas.openxmlformats.org/drawingml/2006/picture">
-                  <pic:nvPicPr>
-                    <pic:cNvPr id="1327880830" name=""/>
-                    <pic:cNvPicPr/>
-                  </pic:nvPicPr>
-                  <pic:blipFill>
-                    <a:blip r:embed="rId9"/>
-                    <a:stretch>
-                      <a:fillRect/>
-                    </a:stretch>
-                  </pic:blipFill>
-                  <pic:spPr>
-                    <a:xfrm>
-                      <a:off x="0" y="0"/>
-                      <a:ext cx="4648849" cy="962159"/>
-                    </a:xfrm>
-                    <a:prstGeom prst="rect">
-                      <a:avLst/>
-                    </a:prstGeom>
-                  </pic:spPr>
-                </pic:pic>
-              </a:graphicData>
-            </a:graphic>
-          </wp:inline>
-        </w:drawing>
-      </w:r>
-      <w:r>
-        <w:rPr>
-          <w:rFonts w:ascii="Arial" w:hAnsi="Arial" w:cs="Arial"/>
-          <w:sz w:val="22"/>
-          <w:szCs w:val="22"/>
-        </w:rPr>
-        <w:t xml:space="preserve"> pooled </w:t>
-      </w:r>
-      <w:proofErr w:type="spellStart"/>
-      <w:r>
-        <w:rPr>
-          <w:rFonts w:ascii="Arial" w:hAnsi="Arial" w:cs="Arial"/>
-          <w:sz w:val="22"/>
-          <w:szCs w:val="22"/>
-        </w:rPr>
-        <w:t>sdev</w:t>
-      </w:r>
-      <w:proofErr w:type="spellEnd"/>
-    </w:p>
-    <w:p>
-      <w:pPr>
-        <w:rPr>
-          <w:rFonts w:ascii="Arial" w:hAnsi="Arial" w:cs="Arial"/>
-          <w:sz w:val="22"/>
-          <w:szCs w:val="22"/>
-        </w:rPr>
-      </w:pPr>
-      <w:r>
-        <w:rPr>
-          <w:rFonts w:ascii="Arial" w:hAnsi="Arial" w:cs="Arial"/>
-          <w:sz w:val="22"/>
-          <w:szCs w:val="22"/>
-        </w:rPr>
-        <w:br w:type="page"/>
-      </w:r>
-    </w:p>
     <w:p>
       <w:pPr>
         <w:rPr>
@@ -552,7 +51,7 @@
                     </pic:cNvPicPr>
                   </pic:nvPicPr>
                   <pic:blipFill>
-                    <a:blip r:embed="rId10">
+                    <a:blip r:embed="rId8">
                       <a:extLst>
                         <a:ext uri="{28A0092B-C50C-407E-A947-70E740481C1C}">
                           <a14:useLocalDpi xmlns:a14="http://schemas.microsoft.com/office/drawing/2010/main" val="0"/>
@@ -1260,21 +759,7 @@
               <w:rPr>
                 <w:rFonts w:ascii="Arial" w:hAnsi="Arial"/>
               </w:rPr>
-              <w:t xml:space="preserve"> used; please provide details of the software and </w:t>
-            </w:r>
-            <w:proofErr w:type="gramStart"/>
-            <w:r>
-              <w:rPr>
-                <w:rFonts w:ascii="Arial" w:hAnsi="Arial"/>
-              </w:rPr>
-              <w:t>version, and</w:t>
-            </w:r>
-            <w:proofErr w:type="gramEnd"/>
-            <w:r>
-              <w:rPr>
-                <w:rFonts w:ascii="Arial" w:hAnsi="Arial"/>
-              </w:rPr>
-              <w:t xml:space="preserve"> explain for which purpose. (e.g., ChatGPT 4.0 was used to check grammar and improve the flow of writing)</w:t>
+              <w:t xml:space="preserve"> used; please provide details of the software and version, and explain for which purpose. (e.g., ChatGPT 4.0 was used to check grammar and improve the flow of writing)</w:t>
             </w:r>
           </w:p>
           <w:p>
@@ -1514,7 +999,27 @@
           <w:szCs w:val="21"/>
           <w14:ligatures w14:val="none"/>
         </w:rPr>
-        <w:t xml:space="preserve"> include figure and table legends, or references.  </w:t>
+        <w:t xml:space="preserve"> include reference</w:t>
+      </w:r>
+      <w:r>
+        <w:rPr>
+          <w:rFonts w:ascii="Arial" w:eastAsia="Times New Roman" w:hAnsi="Arial" w:cs="Times New Roman"/>
+          <w:kern w:val="0"/>
+          <w:sz w:val="21"/>
+          <w:szCs w:val="21"/>
+          <w14:ligatures w14:val="none"/>
+        </w:rPr>
+        <w:t xml:space="preserve"> list</w:t>
+      </w:r>
+      <w:r>
+        <w:rPr>
+          <w:rFonts w:ascii="Arial" w:eastAsia="Times New Roman" w:hAnsi="Arial" w:cs="Times New Roman"/>
+          <w:kern w:val="0"/>
+          <w:sz w:val="21"/>
+          <w:szCs w:val="21"/>
+          <w14:ligatures w14:val="none"/>
+        </w:rPr>
+        <w:t>.  </w:t>
       </w:r>
     </w:p>
     <w:p>
@@ -1559,19 +1064,7 @@
           <w:rFonts w:ascii="Arial" w:eastAsiaTheme="minorHAnsi" w:hAnsi="Arial" w:cs="Arial"/>
         </w:rPr>
         <w:lastRenderedPageBreak/>
-        <w:t>A System</w:t>
-      </w:r>
-      <w:r>
-        <w:rPr>
-          <w:rFonts w:ascii="Arial" w:eastAsiaTheme="minorHAnsi" w:hAnsi="Arial" w:cs="Arial"/>
-        </w:rPr>
-        <w:t>at</w:t>
-      </w:r>
-      <w:r>
-        <w:rPr>
-          <w:rFonts w:ascii="Arial" w:eastAsiaTheme="minorHAnsi" w:hAnsi="Arial" w:cs="Arial"/>
-        </w:rPr>
-        <w:t>ic Review of Trends in Cranial Capacity of urban-rural mammals: Domestication Syndrome or Cognitive Demand</w:t>
+        <w:t>A Systematic Review of Trends in Cranial Capacity of urban-rural mammals: Domestication Syndrome or Cognitive Demand</w:t>
       </w:r>
     </w:p>
     <w:sdt>
@@ -1620,7 +1113,7 @@
               <w:tab w:val="right" w:leader="dot" w:pos="9016"/>
             </w:tabs>
             <w:rPr>
-              <w:rFonts w:ascii="Arial" w:eastAsiaTheme="minorEastAsia" w:hAnsi="Arial" w:cs="Arial"/>
+              <w:rFonts w:eastAsiaTheme="minorEastAsia"/>
               <w:noProof/>
               <w:lang w:eastAsia="en-GB"/>
             </w:rPr>
@@ -1643,7 +1136,7 @@
             </w:rPr>
             <w:fldChar w:fldCharType="separate"/>
           </w:r>
-          <w:hyperlink w:anchor="_Toc226294890" w:history="1">
+          <w:hyperlink w:anchor="_Toc226399175" w:history="1">
             <w:r>
               <w:rPr>
                 <w:rStyle w:val="Hyperlink"/>
@@ -1654,7 +1147,6 @@
             </w:r>
             <w:r>
               <w:rPr>
-                <w:rFonts w:ascii="Arial" w:hAnsi="Arial" w:cs="Arial"/>
                 <w:noProof/>
                 <w:webHidden/>
               </w:rPr>
@@ -1662,7 +1154,6 @@
             </w:r>
             <w:r>
               <w:rPr>
-                <w:rFonts w:ascii="Arial" w:hAnsi="Arial" w:cs="Arial"/>
                 <w:noProof/>
                 <w:webHidden/>
               </w:rPr>
@@ -1670,22 +1161,19 @@
             </w:r>
             <w:r>
               <w:rPr>
-                <w:rFonts w:ascii="Arial" w:hAnsi="Arial" w:cs="Arial"/>
                 <w:noProof/>
                 <w:webHidden/>
               </w:rPr>
-              <w:instrText xml:space="preserve"> PAGEREF _Toc226294890 \h </w:instrText>
-            </w:r>
-            <w:r>
-              <w:rPr>
-                <w:rFonts w:ascii="Arial" w:hAnsi="Arial" w:cs="Arial"/>
+              <w:instrText xml:space="preserve"> PAGEREF _Toc226399175 \h </w:instrText>
+            </w:r>
+            <w:r>
+              <w:rPr>
                 <w:noProof/>
                 <w:webHidden/>
               </w:rPr>
             </w:r>
             <w:r>
               <w:rPr>
-                <w:rFonts w:ascii="Arial" w:hAnsi="Arial" w:cs="Arial"/>
                 <w:noProof/>
                 <w:webHidden/>
               </w:rPr>
@@ -1693,15 +1181,13 @@
             </w:r>
             <w:r>
               <w:rPr>
-                <w:rFonts w:ascii="Arial" w:hAnsi="Arial" w:cs="Arial"/>
                 <w:noProof/>
                 <w:webHidden/>
               </w:rPr>
-              <w:t>3</w:t>
-            </w:r>
-            <w:r>
-              <w:rPr>
-                <w:rFonts w:ascii="Arial" w:hAnsi="Arial" w:cs="Arial"/>
+              <w:t>2</w:t>
+            </w:r>
+            <w:r>
+              <w:rPr>
                 <w:noProof/>
                 <w:webHidden/>
               </w:rPr>
@@ -1716,12 +1202,12 @@
               <w:tab w:val="right" w:leader="dot" w:pos="9016"/>
             </w:tabs>
             <w:rPr>
-              <w:rFonts w:ascii="Arial" w:eastAsiaTheme="minorEastAsia" w:hAnsi="Arial" w:cs="Arial"/>
+              <w:rFonts w:eastAsiaTheme="minorEastAsia"/>
               <w:noProof/>
               <w:lang w:eastAsia="en-GB"/>
             </w:rPr>
           </w:pPr>
-          <w:hyperlink w:anchor="_Toc226294891" w:history="1">
+          <w:hyperlink w:anchor="_Toc226399176" w:history="1">
             <w:r>
               <w:rPr>
                 <w:rStyle w:val="Hyperlink"/>
@@ -1732,7 +1218,6 @@
             </w:r>
             <w:r>
               <w:rPr>
-                <w:rFonts w:ascii="Arial" w:hAnsi="Arial" w:cs="Arial"/>
                 <w:noProof/>
                 <w:webHidden/>
               </w:rPr>
@@ -1740,7 +1225,6 @@
             </w:r>
             <w:r>
               <w:rPr>
-                <w:rFonts w:ascii="Arial" w:hAnsi="Arial" w:cs="Arial"/>
                 <w:noProof/>
                 <w:webHidden/>
               </w:rPr>
@@ -1748,22 +1232,19 @@
             </w:r>
             <w:r>
               <w:rPr>
-                <w:rFonts w:ascii="Arial" w:hAnsi="Arial" w:cs="Arial"/>
                 <w:noProof/>
                 <w:webHidden/>
               </w:rPr>
-              <w:instrText xml:space="preserve"> PAGEREF _Toc226294891 \h </w:instrText>
-            </w:r>
-            <w:r>
-              <w:rPr>
-                <w:rFonts w:ascii="Arial" w:hAnsi="Arial" w:cs="Arial"/>
+              <w:instrText xml:space="preserve"> PAGEREF _Toc226399176 \h </w:instrText>
+            </w:r>
+            <w:r>
+              <w:rPr>
                 <w:noProof/>
                 <w:webHidden/>
               </w:rPr>
             </w:r>
             <w:r>
               <w:rPr>
-                <w:rFonts w:ascii="Arial" w:hAnsi="Arial" w:cs="Arial"/>
                 <w:noProof/>
                 <w:webHidden/>
               </w:rPr>
@@ -1771,7 +1252,6 @@
             </w:r>
             <w:r>
               <w:rPr>
-                <w:rFonts w:ascii="Arial" w:hAnsi="Arial" w:cs="Arial"/>
                 <w:noProof/>
                 <w:webHidden/>
               </w:rPr>
@@ -1779,7 +1259,6 @@
             </w:r>
             <w:r>
               <w:rPr>
-                <w:rFonts w:ascii="Arial" w:hAnsi="Arial" w:cs="Arial"/>
                 <w:noProof/>
                 <w:webHidden/>
               </w:rPr>
@@ -1794,12 +1273,12 @@
               <w:tab w:val="right" w:leader="dot" w:pos="9016"/>
             </w:tabs>
             <w:rPr>
-              <w:rFonts w:ascii="Arial" w:eastAsiaTheme="minorEastAsia" w:hAnsi="Arial" w:cs="Arial"/>
+              <w:rFonts w:eastAsiaTheme="minorEastAsia"/>
               <w:noProof/>
               <w:lang w:eastAsia="en-GB"/>
             </w:rPr>
           </w:pPr>
-          <w:hyperlink w:anchor="_Toc226294892" w:history="1">
+          <w:hyperlink w:anchor="_Toc226399177" w:history="1">
             <w:r>
               <w:rPr>
                 <w:rStyle w:val="Hyperlink"/>
@@ -1810,7 +1289,6 @@
             </w:r>
             <w:r>
               <w:rPr>
-                <w:rFonts w:ascii="Arial" w:hAnsi="Arial" w:cs="Arial"/>
                 <w:noProof/>
                 <w:webHidden/>
               </w:rPr>
@@ -1818,7 +1296,6 @@
             </w:r>
             <w:r>
               <w:rPr>
-                <w:rFonts w:ascii="Arial" w:hAnsi="Arial" w:cs="Arial"/>
                 <w:noProof/>
                 <w:webHidden/>
               </w:rPr>
@@ -1826,22 +1303,19 @@
             </w:r>
             <w:r>
               <w:rPr>
-                <w:rFonts w:ascii="Arial" w:hAnsi="Arial" w:cs="Arial"/>
                 <w:noProof/>
                 <w:webHidden/>
               </w:rPr>
-              <w:instrText xml:space="preserve"> PAGEREF _Toc226294892 \h </w:instrText>
-            </w:r>
-            <w:r>
-              <w:rPr>
-                <w:rFonts w:ascii="Arial" w:hAnsi="Arial" w:cs="Arial"/>
+              <w:instrText xml:space="preserve"> PAGEREF _Toc226399177 \h </w:instrText>
+            </w:r>
+            <w:r>
+              <w:rPr>
                 <w:noProof/>
                 <w:webHidden/>
               </w:rPr>
             </w:r>
             <w:r>
               <w:rPr>
-                <w:rFonts w:ascii="Arial" w:hAnsi="Arial" w:cs="Arial"/>
                 <w:noProof/>
                 <w:webHidden/>
               </w:rPr>
@@ -1849,7 +1323,6 @@
             </w:r>
             <w:r>
               <w:rPr>
-                <w:rFonts w:ascii="Arial" w:hAnsi="Arial" w:cs="Arial"/>
                 <w:noProof/>
                 <w:webHidden/>
               </w:rPr>
@@ -1857,7 +1330,219 @@
             </w:r>
             <w:r>
               <w:rPr>
-                <w:rFonts w:ascii="Arial" w:hAnsi="Arial" w:cs="Arial"/>
+                <w:noProof/>
+                <w:webHidden/>
+              </w:rPr>
+              <w:fldChar w:fldCharType="end"/>
+            </w:r>
+          </w:hyperlink>
+        </w:p>
+        <w:p>
+          <w:pPr>
+            <w:pStyle w:val="TOC3"/>
+            <w:tabs>
+              <w:tab w:val="right" w:leader="dot" w:pos="9016"/>
+            </w:tabs>
+            <w:rPr>
+              <w:rFonts w:eastAsiaTheme="minorEastAsia"/>
+              <w:noProof/>
+              <w:lang w:eastAsia="en-GB"/>
+            </w:rPr>
+          </w:pPr>
+          <w:hyperlink w:anchor="_Toc226399178" w:history="1">
+            <w:r>
+              <w:rPr>
+                <w:rStyle w:val="Hyperlink"/>
+                <w:rFonts w:ascii="Arial" w:hAnsi="Arial" w:cs="Arial"/>
+                <w:noProof/>
+              </w:rPr>
+              <w:t>Retrieval of studies for inclusion</w:t>
+            </w:r>
+            <w:r>
+              <w:rPr>
+                <w:noProof/>
+                <w:webHidden/>
+              </w:rPr>
+              <w:tab/>
+            </w:r>
+            <w:r>
+              <w:rPr>
+                <w:noProof/>
+                <w:webHidden/>
+              </w:rPr>
+              <w:fldChar w:fldCharType="begin"/>
+            </w:r>
+            <w:r>
+              <w:rPr>
+                <w:noProof/>
+                <w:webHidden/>
+              </w:rPr>
+              <w:instrText xml:space="preserve"> PAGEREF _Toc226399178 \h </w:instrText>
+            </w:r>
+            <w:r>
+              <w:rPr>
+                <w:noProof/>
+                <w:webHidden/>
+              </w:rPr>
+            </w:r>
+            <w:r>
+              <w:rPr>
+                <w:noProof/>
+                <w:webHidden/>
+              </w:rPr>
+              <w:fldChar w:fldCharType="separate"/>
+            </w:r>
+            <w:r>
+              <w:rPr>
+                <w:noProof/>
+                <w:webHidden/>
+              </w:rPr>
+              <w:t>4</w:t>
+            </w:r>
+            <w:r>
+              <w:rPr>
+                <w:noProof/>
+                <w:webHidden/>
+              </w:rPr>
+              <w:fldChar w:fldCharType="end"/>
+            </w:r>
+          </w:hyperlink>
+        </w:p>
+        <w:p>
+          <w:pPr>
+            <w:pStyle w:val="TOC3"/>
+            <w:tabs>
+              <w:tab w:val="right" w:leader="dot" w:pos="9016"/>
+            </w:tabs>
+            <w:rPr>
+              <w:rFonts w:eastAsiaTheme="minorEastAsia"/>
+              <w:noProof/>
+              <w:lang w:eastAsia="en-GB"/>
+            </w:rPr>
+          </w:pPr>
+          <w:hyperlink w:anchor="_Toc226399179" w:history="1">
+            <w:r>
+              <w:rPr>
+                <w:rStyle w:val="Hyperlink"/>
+                <w:rFonts w:ascii="Arial" w:hAnsi="Arial" w:cs="Arial"/>
+                <w:noProof/>
+              </w:rPr>
+              <w:t>Data cleaning and calculations</w:t>
+            </w:r>
+            <w:r>
+              <w:rPr>
+                <w:noProof/>
+                <w:webHidden/>
+              </w:rPr>
+              <w:tab/>
+            </w:r>
+            <w:r>
+              <w:rPr>
+                <w:noProof/>
+                <w:webHidden/>
+              </w:rPr>
+              <w:fldChar w:fldCharType="begin"/>
+            </w:r>
+            <w:r>
+              <w:rPr>
+                <w:noProof/>
+                <w:webHidden/>
+              </w:rPr>
+              <w:instrText xml:space="preserve"> PAGEREF _Toc226399179 \h </w:instrText>
+            </w:r>
+            <w:r>
+              <w:rPr>
+                <w:noProof/>
+                <w:webHidden/>
+              </w:rPr>
+            </w:r>
+            <w:r>
+              <w:rPr>
+                <w:noProof/>
+                <w:webHidden/>
+              </w:rPr>
+              <w:fldChar w:fldCharType="separate"/>
+            </w:r>
+            <w:r>
+              <w:rPr>
+                <w:noProof/>
+                <w:webHidden/>
+              </w:rPr>
+              <w:t>5</w:t>
+            </w:r>
+            <w:r>
+              <w:rPr>
+                <w:noProof/>
+                <w:webHidden/>
+              </w:rPr>
+              <w:fldChar w:fldCharType="end"/>
+            </w:r>
+          </w:hyperlink>
+        </w:p>
+        <w:p>
+          <w:pPr>
+            <w:pStyle w:val="TOC3"/>
+            <w:tabs>
+              <w:tab w:val="right" w:leader="dot" w:pos="9016"/>
+            </w:tabs>
+            <w:rPr>
+              <w:rFonts w:eastAsiaTheme="minorEastAsia"/>
+              <w:noProof/>
+              <w:lang w:eastAsia="en-GB"/>
+            </w:rPr>
+          </w:pPr>
+          <w:hyperlink w:anchor="_Toc226399180" w:history="1">
+            <w:r>
+              <w:rPr>
+                <w:rStyle w:val="Hyperlink"/>
+                <w:rFonts w:ascii="Arial" w:hAnsi="Arial" w:cs="Arial"/>
+                <w:noProof/>
+              </w:rPr>
+              <w:t>Modelling and analysis</w:t>
+            </w:r>
+            <w:r>
+              <w:rPr>
+                <w:noProof/>
+                <w:webHidden/>
+              </w:rPr>
+              <w:tab/>
+            </w:r>
+            <w:r>
+              <w:rPr>
+                <w:noProof/>
+                <w:webHidden/>
+              </w:rPr>
+              <w:fldChar w:fldCharType="begin"/>
+            </w:r>
+            <w:r>
+              <w:rPr>
+                <w:noProof/>
+                <w:webHidden/>
+              </w:rPr>
+              <w:instrText xml:space="preserve"> PAGEREF _Toc226399180 \h </w:instrText>
+            </w:r>
+            <w:r>
+              <w:rPr>
+                <w:noProof/>
+                <w:webHidden/>
+              </w:rPr>
+            </w:r>
+            <w:r>
+              <w:rPr>
+                <w:noProof/>
+                <w:webHidden/>
+              </w:rPr>
+              <w:fldChar w:fldCharType="separate"/>
+            </w:r>
+            <w:r>
+              <w:rPr>
+                <w:noProof/>
+                <w:webHidden/>
+              </w:rPr>
+              <w:t>6</w:t>
+            </w:r>
+            <w:r>
+              <w:rPr>
                 <w:noProof/>
                 <w:webHidden/>
               </w:rPr>
@@ -1872,12 +1557,12 @@
               <w:tab w:val="right" w:leader="dot" w:pos="9016"/>
             </w:tabs>
             <w:rPr>
-              <w:rFonts w:ascii="Arial" w:eastAsiaTheme="minorEastAsia" w:hAnsi="Arial" w:cs="Arial"/>
+              <w:rFonts w:eastAsiaTheme="minorEastAsia"/>
               <w:noProof/>
               <w:lang w:eastAsia="en-GB"/>
             </w:rPr>
           </w:pPr>
-          <w:hyperlink w:anchor="_Toc226294893" w:history="1">
+          <w:hyperlink w:anchor="_Toc226399181" w:history="1">
             <w:r>
               <w:rPr>
                 <w:rStyle w:val="Hyperlink"/>
@@ -1888,7 +1573,6 @@
             </w:r>
             <w:r>
               <w:rPr>
-                <w:rFonts w:ascii="Arial" w:hAnsi="Arial" w:cs="Arial"/>
                 <w:noProof/>
                 <w:webHidden/>
               </w:rPr>
@@ -1896,7 +1580,6 @@
             </w:r>
             <w:r>
               <w:rPr>
-                <w:rFonts w:ascii="Arial" w:hAnsi="Arial" w:cs="Arial"/>
                 <w:noProof/>
                 <w:webHidden/>
               </w:rPr>
@@ -1904,22 +1587,19 @@
             </w:r>
             <w:r>
               <w:rPr>
-                <w:rFonts w:ascii="Arial" w:hAnsi="Arial" w:cs="Arial"/>
                 <w:noProof/>
                 <w:webHidden/>
               </w:rPr>
-              <w:instrText xml:space="preserve"> PAGEREF _Toc226294893 \h </w:instrText>
-            </w:r>
-            <w:r>
-              <w:rPr>
-                <w:rFonts w:ascii="Arial" w:hAnsi="Arial" w:cs="Arial"/>
+              <w:instrText xml:space="preserve"> PAGEREF _Toc226399181 \h </w:instrText>
+            </w:r>
+            <w:r>
+              <w:rPr>
                 <w:noProof/>
                 <w:webHidden/>
               </w:rPr>
             </w:r>
             <w:r>
               <w:rPr>
-                <w:rFonts w:ascii="Arial" w:hAnsi="Arial" w:cs="Arial"/>
                 <w:noProof/>
                 <w:webHidden/>
               </w:rPr>
@@ -1927,15 +1607,13 @@
             </w:r>
             <w:r>
               <w:rPr>
-                <w:rFonts w:ascii="Arial" w:hAnsi="Arial" w:cs="Arial"/>
                 <w:noProof/>
                 <w:webHidden/>
               </w:rPr>
-              <w:t>4</w:t>
-            </w:r>
-            <w:r>
-              <w:rPr>
-                <w:rFonts w:ascii="Arial" w:hAnsi="Arial" w:cs="Arial"/>
+              <w:t>6</w:t>
+            </w:r>
+            <w:r>
+              <w:rPr>
                 <w:noProof/>
                 <w:webHidden/>
               </w:rPr>
@@ -1950,12 +1628,12 @@
               <w:tab w:val="right" w:leader="dot" w:pos="9016"/>
             </w:tabs>
             <w:rPr>
-              <w:rFonts w:ascii="Arial" w:eastAsiaTheme="minorEastAsia" w:hAnsi="Arial" w:cs="Arial"/>
+              <w:rFonts w:eastAsiaTheme="minorEastAsia"/>
               <w:noProof/>
               <w:lang w:eastAsia="en-GB"/>
             </w:rPr>
           </w:pPr>
-          <w:hyperlink w:anchor="_Toc226294894" w:history="1">
+          <w:hyperlink w:anchor="_Toc226399182" w:history="1">
             <w:r>
               <w:rPr>
                 <w:rStyle w:val="Hyperlink"/>
@@ -1966,7 +1644,6 @@
             </w:r>
             <w:r>
               <w:rPr>
-                <w:rFonts w:ascii="Arial" w:hAnsi="Arial" w:cs="Arial"/>
                 <w:noProof/>
                 <w:webHidden/>
               </w:rPr>
@@ -1974,7 +1651,6 @@
             </w:r>
             <w:r>
               <w:rPr>
-                <w:rFonts w:ascii="Arial" w:hAnsi="Arial" w:cs="Arial"/>
                 <w:noProof/>
                 <w:webHidden/>
               </w:rPr>
@@ -1982,22 +1658,19 @@
             </w:r>
             <w:r>
               <w:rPr>
-                <w:rFonts w:ascii="Arial" w:hAnsi="Arial" w:cs="Arial"/>
                 <w:noProof/>
                 <w:webHidden/>
               </w:rPr>
-              <w:instrText xml:space="preserve"> PAGEREF _Toc226294894 \h </w:instrText>
-            </w:r>
-            <w:r>
-              <w:rPr>
-                <w:rFonts w:ascii="Arial" w:hAnsi="Arial" w:cs="Arial"/>
+              <w:instrText xml:space="preserve"> PAGEREF _Toc226399182 \h </w:instrText>
+            </w:r>
+            <w:r>
+              <w:rPr>
                 <w:noProof/>
                 <w:webHidden/>
               </w:rPr>
             </w:r>
             <w:r>
               <w:rPr>
-                <w:rFonts w:ascii="Arial" w:hAnsi="Arial" w:cs="Arial"/>
                 <w:noProof/>
                 <w:webHidden/>
               </w:rPr>
@@ -2005,15 +1678,13 @@
             </w:r>
             <w:r>
               <w:rPr>
-                <w:rFonts w:ascii="Arial" w:hAnsi="Arial" w:cs="Arial"/>
                 <w:noProof/>
                 <w:webHidden/>
               </w:rPr>
-              <w:t>5</w:t>
-            </w:r>
-            <w:r>
-              <w:rPr>
-                <w:rFonts w:ascii="Arial" w:hAnsi="Arial" w:cs="Arial"/>
+              <w:t>8</w:t>
+            </w:r>
+            <w:r>
+              <w:rPr>
                 <w:noProof/>
                 <w:webHidden/>
               </w:rPr>
@@ -2028,12 +1699,12 @@
               <w:tab w:val="right" w:leader="dot" w:pos="9016"/>
             </w:tabs>
             <w:rPr>
-              <w:rFonts w:ascii="Arial" w:eastAsiaTheme="minorEastAsia" w:hAnsi="Arial" w:cs="Arial"/>
+              <w:rFonts w:eastAsiaTheme="minorEastAsia"/>
               <w:noProof/>
               <w:lang w:eastAsia="en-GB"/>
             </w:rPr>
           </w:pPr>
-          <w:hyperlink w:anchor="_Toc226294895" w:history="1">
+          <w:hyperlink w:anchor="_Toc226399183" w:history="1">
             <w:r>
               <w:rPr>
                 <w:rStyle w:val="Hyperlink"/>
@@ -2044,7 +1715,6 @@
             </w:r>
             <w:r>
               <w:rPr>
-                <w:rFonts w:ascii="Arial" w:hAnsi="Arial" w:cs="Arial"/>
                 <w:noProof/>
                 <w:webHidden/>
               </w:rPr>
@@ -2052,7 +1722,6 @@
             </w:r>
             <w:r>
               <w:rPr>
-                <w:rFonts w:ascii="Arial" w:hAnsi="Arial" w:cs="Arial"/>
                 <w:noProof/>
                 <w:webHidden/>
               </w:rPr>
@@ -2060,22 +1729,19 @@
             </w:r>
             <w:r>
               <w:rPr>
-                <w:rFonts w:ascii="Arial" w:hAnsi="Arial" w:cs="Arial"/>
                 <w:noProof/>
                 <w:webHidden/>
               </w:rPr>
-              <w:instrText xml:space="preserve"> PAGEREF _Toc226294895 \h </w:instrText>
-            </w:r>
-            <w:r>
-              <w:rPr>
-                <w:rFonts w:ascii="Arial" w:hAnsi="Arial" w:cs="Arial"/>
+              <w:instrText xml:space="preserve"> PAGEREF _Toc226399183 \h </w:instrText>
+            </w:r>
+            <w:r>
+              <w:rPr>
                 <w:noProof/>
                 <w:webHidden/>
               </w:rPr>
             </w:r>
             <w:r>
               <w:rPr>
-                <w:rFonts w:ascii="Arial" w:hAnsi="Arial" w:cs="Arial"/>
                 <w:noProof/>
                 <w:webHidden/>
               </w:rPr>
@@ -2083,15 +1749,13 @@
             </w:r>
             <w:r>
               <w:rPr>
-                <w:rFonts w:ascii="Arial" w:hAnsi="Arial" w:cs="Arial"/>
                 <w:noProof/>
                 <w:webHidden/>
               </w:rPr>
-              <w:t>5</w:t>
-            </w:r>
-            <w:r>
-              <w:rPr>
-                <w:rFonts w:ascii="Arial" w:hAnsi="Arial" w:cs="Arial"/>
+              <w:t>9</w:t>
+            </w:r>
+            <w:r>
+              <w:rPr>
                 <w:noProof/>
                 <w:webHidden/>
               </w:rPr>
@@ -2129,7 +1793,7 @@
           <w:rFonts w:ascii="Arial" w:hAnsi="Arial" w:cs="Arial"/>
         </w:rPr>
       </w:pPr>
-      <w:bookmarkStart w:id="0" w:name="_Toc226294890"/>
+      <w:bookmarkStart w:id="0" w:name="_Toc226399175"/>
       <w:r>
         <w:rPr>
           <w:rFonts w:ascii="Arial" w:hAnsi="Arial" w:cs="Arial"/>
@@ -2160,8 +1824,209 @@
           <w:sz w:val="22"/>
           <w:szCs w:val="22"/>
         </w:rPr>
-        <w:t>abstract</w:t>
-      </w:r>
+        <w:t xml:space="preserve">Humans are the ultimate ecosystem engineers, with our activity unintentionally placing selection pressure on </w:t>
+      </w:r>
+      <w:r>
+        <w:rPr>
+          <w:rFonts w:ascii="Arial" w:hAnsi="Arial" w:cs="Arial"/>
+          <w:sz w:val="22"/>
+          <w:szCs w:val="22"/>
+        </w:rPr>
+        <w:t xml:space="preserve">many of the species we share the planet with. </w:t>
+      </w:r>
+      <w:r>
+        <w:rPr>
+          <w:rFonts w:ascii="Arial" w:hAnsi="Arial" w:cs="Arial"/>
+          <w:sz w:val="22"/>
+          <w:szCs w:val="22"/>
+        </w:rPr>
+        <w:t xml:space="preserve">Urbanisation is a major avenue by which this pressure manifests, with variable selection placed on synanthropic mammals. </w:t>
+      </w:r>
+      <w:r>
+        <w:rPr>
+          <w:rFonts w:ascii="Arial" w:hAnsi="Arial" w:cs="Arial"/>
+          <w:sz w:val="22"/>
+          <w:szCs w:val="22"/>
+        </w:rPr>
+        <w:t xml:space="preserve">One hypothesis states that </w:t>
+      </w:r>
+      <w:r>
+        <w:rPr>
+          <w:rFonts w:ascii="Arial" w:hAnsi="Arial" w:cs="Arial"/>
+          <w:sz w:val="22"/>
+          <w:szCs w:val="22"/>
+        </w:rPr>
+        <w:t>synanthropes represent an early step in self-domestication, which can be tested by measuring traits associated with domestication</w:t>
+      </w:r>
+      <w:r>
+        <w:rPr>
+          <w:rFonts w:ascii="Arial" w:hAnsi="Arial" w:cs="Arial"/>
+          <w:sz w:val="22"/>
+          <w:szCs w:val="22"/>
+        </w:rPr>
+        <w:t xml:space="preserve">. An alternative hypothesis is that novel threats and complexity </w:t>
+      </w:r>
+      <w:r>
+        <w:rPr>
+          <w:rFonts w:ascii="Arial" w:hAnsi="Arial" w:cs="Arial"/>
+          <w:sz w:val="22"/>
+          <w:szCs w:val="22"/>
+        </w:rPr>
+        <w:t xml:space="preserve">increase cognitive demand for urban animals. </w:t>
+      </w:r>
+      <w:r>
+        <w:rPr>
+          <w:rFonts w:ascii="Arial" w:hAnsi="Arial" w:cs="Arial"/>
+          <w:sz w:val="22"/>
+          <w:szCs w:val="22"/>
+        </w:rPr>
+        <w:t xml:space="preserve">By collating papers that investigate differences in relative cognitive capacity </w:t>
+      </w:r>
+      <w:r>
+        <w:rPr>
+          <w:rFonts w:ascii="Arial" w:hAnsi="Arial" w:cs="Arial"/>
+          <w:sz w:val="22"/>
+          <w:szCs w:val="22"/>
+        </w:rPr>
+        <w:t xml:space="preserve">(CC) </w:t>
+      </w:r>
+      <w:r>
+        <w:rPr>
+          <w:rFonts w:ascii="Arial" w:hAnsi="Arial" w:cs="Arial"/>
+          <w:sz w:val="22"/>
+          <w:szCs w:val="22"/>
+        </w:rPr>
+        <w:t xml:space="preserve">between urban and rural populations, I </w:t>
+      </w:r>
+      <w:r>
+        <w:rPr>
+          <w:rFonts w:ascii="Arial" w:hAnsi="Arial" w:cs="Arial"/>
+          <w:sz w:val="22"/>
+          <w:szCs w:val="22"/>
+        </w:rPr>
+        <w:t xml:space="preserve">tested the strength and direction of selection and </w:t>
+      </w:r>
+      <w:r>
+        <w:rPr>
+          <w:rFonts w:ascii="Arial" w:hAnsi="Arial" w:cs="Arial"/>
+          <w:sz w:val="22"/>
+          <w:szCs w:val="22"/>
+        </w:rPr>
+        <w:t>no</w:t>
+      </w:r>
+      <w:r>
+        <w:rPr>
+          <w:rFonts w:ascii="Arial" w:hAnsi="Arial" w:cs="Arial"/>
+          <w:sz w:val="22"/>
+          <w:szCs w:val="22"/>
+        </w:rPr>
+        <w:t xml:space="preserve"> significant differences in relative CC</w:t>
+      </w:r>
+      <w:r>
+        <w:rPr>
+          <w:rFonts w:ascii="Arial" w:hAnsi="Arial" w:cs="Arial"/>
+          <w:sz w:val="22"/>
+          <w:szCs w:val="22"/>
+        </w:rPr>
+        <w:t xml:space="preserve"> compared to rural counterparts</w:t>
+      </w:r>
+      <w:r>
+        <w:rPr>
+          <w:rFonts w:ascii="Arial" w:hAnsi="Arial" w:cs="Arial"/>
+          <w:sz w:val="22"/>
+          <w:szCs w:val="22"/>
+        </w:rPr>
+        <w:t>. However,</w:t>
+      </w:r>
+      <w:r>
+        <w:rPr>
+          <w:rFonts w:ascii="Arial" w:hAnsi="Arial" w:cs="Arial"/>
+          <w:sz w:val="22"/>
+          <w:szCs w:val="22"/>
+        </w:rPr>
+        <w:t xml:space="preserve"> 13 of 18 groups showed some negative trend. </w:t>
+      </w:r>
+      <w:r>
+        <w:rPr>
+          <w:rFonts w:ascii="Arial" w:hAnsi="Arial" w:cs="Arial"/>
+          <w:sz w:val="22"/>
+          <w:szCs w:val="22"/>
+        </w:rPr>
+        <w:t xml:space="preserve">This may imply that over the last ~150 years of urbanisation, selection </w:t>
+      </w:r>
+      <w:r>
+        <w:rPr>
+          <w:rFonts w:ascii="Arial" w:hAnsi="Arial" w:cs="Arial"/>
+          <w:sz w:val="22"/>
+          <w:szCs w:val="22"/>
+        </w:rPr>
+        <w:t>is acting</w:t>
+      </w:r>
+      <w:r>
+        <w:rPr>
+          <w:rFonts w:ascii="Arial" w:hAnsi="Arial" w:cs="Arial"/>
+          <w:sz w:val="22"/>
+          <w:szCs w:val="22"/>
+        </w:rPr>
+        <w:t xml:space="preserve"> </w:t>
+      </w:r>
+      <w:r>
+        <w:rPr>
+          <w:rFonts w:ascii="Arial" w:hAnsi="Arial" w:cs="Arial"/>
+          <w:sz w:val="22"/>
+          <w:szCs w:val="22"/>
+        </w:rPr>
+        <w:t>to self-domesticate</w:t>
+      </w:r>
+      <w:r>
+        <w:rPr>
+          <w:rFonts w:ascii="Arial" w:hAnsi="Arial" w:cs="Arial"/>
+          <w:sz w:val="22"/>
+          <w:szCs w:val="22"/>
+        </w:rPr>
+        <w:t xml:space="preserve"> synanthropic mammals as they </w:t>
+      </w:r>
+      <w:r>
+        <w:rPr>
+          <w:rFonts w:ascii="Arial" w:hAnsi="Arial" w:cs="Arial"/>
+          <w:sz w:val="22"/>
+          <w:szCs w:val="22"/>
+        </w:rPr>
+        <w:t xml:space="preserve">become tamer in their search for food. </w:t>
+      </w:r>
+    </w:p>
+    <w:p>
+      <w:pPr>
+        <w:spacing w:line="360" w:lineRule="auto"/>
+        <w:jc w:val="both"/>
+        <w:rPr>
+          <w:rFonts w:ascii="Arial" w:hAnsi="Arial" w:cs="Arial"/>
+          <w:sz w:val="22"/>
+          <w:szCs w:val="22"/>
+        </w:rPr>
+      </w:pPr>
+    </w:p>
+    <w:p>
+      <w:pPr>
+        <w:spacing w:line="360" w:lineRule="auto"/>
+        <w:jc w:val="both"/>
+        <w:rPr>
+          <w:rFonts w:ascii="Arial" w:hAnsi="Arial" w:cs="Arial"/>
+          <w:sz w:val="22"/>
+          <w:szCs w:val="22"/>
+        </w:rPr>
+      </w:pPr>
+    </w:p>
+    <w:p>
+      <w:pPr>
+        <w:spacing w:line="360" w:lineRule="auto"/>
+        <w:jc w:val="both"/>
+        <w:rPr>
+          <w:rFonts w:ascii="Arial" w:hAnsi="Arial" w:cs="Arial"/>
+          <w:sz w:val="22"/>
+          <w:szCs w:val="22"/>
+        </w:rPr>
+      </w:pPr>
     </w:p>
     <w:p>
       <w:pPr>
@@ -2172,11 +2037,12 @@
           <w:rFonts w:ascii="Arial" w:hAnsi="Arial" w:cs="Arial"/>
         </w:rPr>
       </w:pPr>
-      <w:bookmarkStart w:id="1" w:name="_Toc226294891"/>
-      <w:r>
-        <w:rPr>
-          <w:rFonts w:ascii="Arial" w:hAnsi="Arial" w:cs="Arial"/>
-        </w:rPr>
+      <w:bookmarkStart w:id="1" w:name="_Toc226399176"/>
+      <w:r>
+        <w:rPr>
+          <w:rFonts w:ascii="Arial" w:hAnsi="Arial" w:cs="Arial"/>
+        </w:rPr>
+        <w:lastRenderedPageBreak/>
         <w:t>Introduction</w:t>
       </w:r>
       <w:bookmarkEnd w:id="1"/>
@@ -2994,16 +2860,7 @@
           <w:sz w:val="22"/>
           <w:szCs w:val="22"/>
         </w:rPr>
-        <w:t xml:space="preserve">was proposed to have the combined impact of niche partitioning to allow for </w:t>
-      </w:r>
-      <w:r>
-        <w:rPr>
-          <w:rFonts w:ascii="Arial" w:hAnsi="Arial" w:cs="Arial"/>
-          <w:sz w:val="22"/>
-          <w:szCs w:val="22"/>
-        </w:rPr>
-        <w:lastRenderedPageBreak/>
-        <w:t xml:space="preserve">sympatric speciation and </w:t>
+        <w:t xml:space="preserve">was proposed to have the combined impact of niche partitioning to allow for sympatric speciation and </w:t>
       </w:r>
       <w:r>
         <w:rPr>
@@ -3472,6 +3329,7 @@
           <w:sz w:val="22"/>
           <w:szCs w:val="22"/>
         </w:rPr>
+        <w:lastRenderedPageBreak/>
         <w:t>Conversely,</w:t>
       </w:r>
       <w:r>
@@ -3989,6 +3847,17 @@
         </w:rPr>
         <w:t xml:space="preserve"> words)</w:t>
       </w:r>
+    </w:p>
+    <w:p>
+      <w:pPr>
+        <w:spacing w:line="360" w:lineRule="auto"/>
+        <w:jc w:val="both"/>
+        <w:rPr>
+          <w:rFonts w:ascii="Arial" w:hAnsi="Arial" w:cs="Arial"/>
+          <w:sz w:val="22"/>
+          <w:szCs w:val="22"/>
+        </w:rPr>
+      </w:pPr>
     </w:p>
     <w:p>
       <w:pPr>
@@ -3999,7 +3868,7 @@
           <w:rFonts w:ascii="Arial" w:hAnsi="Arial" w:cs="Arial"/>
         </w:rPr>
       </w:pPr>
-      <w:bookmarkStart w:id="2" w:name="_Toc226294892"/>
+      <w:bookmarkStart w:id="2" w:name="_Toc226399177"/>
       <w:r>
         <w:rPr>
           <w:rFonts w:ascii="Arial" w:hAnsi="Arial" w:cs="Arial"/>
@@ -4016,6 +3885,7 @@
           <w:rFonts w:ascii="Arial" w:hAnsi="Arial" w:cs="Arial"/>
         </w:rPr>
       </w:pPr>
+      <w:bookmarkStart w:id="3" w:name="_Toc226399178"/>
       <w:r>
         <w:rPr>
           <w:rFonts w:ascii="Arial" w:hAnsi="Arial" w:cs="Arial"/>
@@ -4028,6 +3898,7 @@
         </w:rPr>
         <w:t xml:space="preserve"> of studies for inclusion</w:t>
       </w:r>
+      <w:bookmarkEnd w:id="3"/>
     </w:p>
     <w:p>
       <w:pPr>
@@ -4039,23 +3910,13 @@
           <w:szCs w:val="22"/>
         </w:rPr>
       </w:pPr>
-      <w:proofErr w:type="gramStart"/>
-      <w:r>
-        <w:rPr>
-          <w:rFonts w:ascii="Arial" w:hAnsi="Arial" w:cs="Arial"/>
-          <w:sz w:val="22"/>
-          <w:szCs w:val="22"/>
-        </w:rPr>
-        <w:t>In order to</w:t>
-      </w:r>
-      <w:proofErr w:type="gramEnd"/>
-      <w:r>
-        <w:rPr>
-          <w:rFonts w:ascii="Arial" w:hAnsi="Arial" w:cs="Arial"/>
-          <w:sz w:val="22"/>
-          <w:szCs w:val="22"/>
-        </w:rPr>
-        <w:t xml:space="preserve"> </w:t>
+      <w:r>
+        <w:rPr>
+          <w:rFonts w:ascii="Arial" w:hAnsi="Arial" w:cs="Arial"/>
+          <w:sz w:val="22"/>
+          <w:szCs w:val="22"/>
+        </w:rPr>
+        <w:t xml:space="preserve">In order to </w:t>
       </w:r>
       <w:r>
         <w:rPr>
@@ -4241,16 +4102,7 @@
           <w:sz w:val="22"/>
           <w:szCs w:val="22"/>
         </w:rPr>
-        <w:t xml:space="preserve"> OR canine OR </w:t>
-      </w:r>
-      <w:r>
-        <w:rPr>
-          <w:rFonts w:ascii="Arial" w:hAnsi="Arial" w:cs="Arial"/>
-          <w:sz w:val="22"/>
-          <w:szCs w:val="22"/>
-        </w:rPr>
-        <w:lastRenderedPageBreak/>
-        <w:t>racoon OR coyote OR fox OR rat) AND (cranial morphology OR braincase OR brain volume OR cranial volume OR cranial capacity))</w:t>
+        <w:t xml:space="preserve"> OR canine OR racoon OR coyote OR fox OR rat) AND (cranial morphology OR braincase OR brain volume OR cranial volume OR cranial capacity))</w:t>
       </w:r>
     </w:p>
     <w:p>
@@ -4421,7 +4273,16 @@
           <w:sz w:val="22"/>
           <w:szCs w:val="22"/>
         </w:rPr>
-        <w:t xml:space="preserve">reviews and non-mammal studies with titles that did not reveal this were excluded, as well as those that did not measure </w:t>
+        <w:t xml:space="preserve">reviews and non-mammal studies with titles that did not reveal this were excluded, as </w:t>
+      </w:r>
+      <w:r>
+        <w:rPr>
+          <w:rFonts w:ascii="Arial" w:hAnsi="Arial" w:cs="Arial"/>
+          <w:sz w:val="22"/>
+          <w:szCs w:val="22"/>
+        </w:rPr>
+        <w:lastRenderedPageBreak/>
+        <w:t xml:space="preserve">well as those that did not measure </w:t>
       </w:r>
       <w:r>
         <w:rPr>
@@ -4461,25 +4322,7 @@
           <w:sz w:val="22"/>
           <w:szCs w:val="22"/>
         </w:rPr>
-        <w:t xml:space="preserve">of which 3 were found to meet </w:t>
-      </w:r>
-      <w:proofErr w:type="gramStart"/>
-      <w:r>
-        <w:rPr>
-          <w:rFonts w:ascii="Arial" w:hAnsi="Arial" w:cs="Arial"/>
-          <w:sz w:val="22"/>
-          <w:szCs w:val="22"/>
-        </w:rPr>
-        <w:t>all of</w:t>
-      </w:r>
-      <w:proofErr w:type="gramEnd"/>
-      <w:r>
-        <w:rPr>
-          <w:rFonts w:ascii="Arial" w:hAnsi="Arial" w:cs="Arial"/>
-          <w:sz w:val="22"/>
-          <w:szCs w:val="22"/>
-        </w:rPr>
-        <w:t xml:space="preserve"> the above criteria as well as containing extractable data. </w:t>
+        <w:t xml:space="preserve">of which 3 were found to meet all of the above criteria as well as containing extractable data. </w:t>
       </w:r>
       <w:r>
         <w:rPr>
@@ -4629,7 +4472,7 @@
                     <pic:cNvPicPr/>
                   </pic:nvPicPr>
                   <pic:blipFill rotWithShape="1">
-                    <a:blip r:embed="rId11"/>
+                    <a:blip r:embed="rId9"/>
                     <a:srcRect t="1699"/>
                     <a:stretch>
                       <a:fillRect/>
@@ -4816,17 +4659,76 @@
     </w:p>
     <w:p>
       <w:pPr>
+        <w:spacing w:line="360" w:lineRule="auto"/>
+        <w:jc w:val="both"/>
+        <w:rPr>
+          <w:rFonts w:ascii="Arial" w:hAnsi="Arial" w:cs="Arial"/>
+          <w:sz w:val="22"/>
+          <w:szCs w:val="22"/>
+        </w:rPr>
+      </w:pPr>
+      <w:r>
+        <w:rPr>
+          <w:rFonts w:ascii="Arial" w:hAnsi="Arial" w:cs="Arial"/>
+          <w:sz w:val="22"/>
+          <w:szCs w:val="22"/>
+        </w:rPr>
+        <w:t xml:space="preserve">Data recorded included </w:t>
+      </w:r>
+      <w:r>
+        <w:rPr>
+          <w:rFonts w:ascii="Arial" w:hAnsi="Arial" w:cs="Arial"/>
+          <w:sz w:val="22"/>
+          <w:szCs w:val="22"/>
+        </w:rPr>
+        <w:t xml:space="preserve">species, </w:t>
+      </w:r>
+      <w:r>
+        <w:rPr>
+          <w:rFonts w:ascii="Arial" w:hAnsi="Arial" w:cs="Arial"/>
+          <w:sz w:val="22"/>
+          <w:szCs w:val="22"/>
+        </w:rPr>
+        <w:t xml:space="preserve">cranial and body length measurements, </w:t>
+      </w:r>
+      <w:r>
+        <w:rPr>
+          <w:rFonts w:ascii="Arial" w:hAnsi="Arial" w:cs="Arial"/>
+          <w:sz w:val="22"/>
+          <w:szCs w:val="22"/>
+        </w:rPr>
+        <w:t>location and year of collection</w:t>
+      </w:r>
+      <w:r>
+        <w:rPr>
+          <w:rFonts w:ascii="Arial" w:hAnsi="Arial" w:cs="Arial"/>
+          <w:sz w:val="22"/>
+          <w:szCs w:val="22"/>
+        </w:rPr>
+        <w:t xml:space="preserve">, and </w:t>
+      </w:r>
+      <w:r>
+        <w:rPr>
+          <w:rFonts w:ascii="Arial" w:hAnsi="Arial" w:cs="Arial"/>
+          <w:sz w:val="22"/>
+          <w:szCs w:val="22"/>
+        </w:rPr>
+        <w:t xml:space="preserve">collection designation (urban/rural). </w:t>
+      </w:r>
+    </w:p>
+    <w:p>
+      <w:pPr>
         <w:pStyle w:val="Heading3"/>
         <w:spacing w:line="360" w:lineRule="auto"/>
         <w:rPr>
           <w:rFonts w:ascii="Arial" w:hAnsi="Arial" w:cs="Arial"/>
         </w:rPr>
       </w:pPr>
-      <w:r>
-        <w:rPr>
-          <w:rFonts w:ascii="Arial" w:hAnsi="Arial" w:cs="Arial"/>
-        </w:rPr>
-        <w:lastRenderedPageBreak/>
+      <w:bookmarkStart w:id="4" w:name="_Toc226399179"/>
+      <w:r>
+        <w:rPr>
+          <w:rFonts w:ascii="Arial" w:hAnsi="Arial" w:cs="Arial"/>
+        </w:rPr>
         <w:t>Data cleaning</w:t>
       </w:r>
       <w:r>
@@ -4835,6 +4737,7 @@
         </w:rPr>
         <w:t xml:space="preserve"> and calculations</w:t>
       </w:r>
+      <w:bookmarkEnd w:id="4"/>
     </w:p>
     <w:p>
       <w:pPr>
@@ -5137,6 +5040,22 @@
         </w:rPr>
         <w:t>.</w:t>
       </w:r>
+      <w:r>
+        <w:rPr>
+          <w:rFonts w:ascii="Arial" w:hAnsi="Arial" w:cs="Arial"/>
+          <w:sz w:val="22"/>
+          <w:szCs w:val="22"/>
+        </w:rPr>
+        <w:t xml:space="preserve"> NAs for any of the measurements required for the above resulted in the removal of the specimen from the data frame</w:t>
+      </w:r>
+      <w:r>
+        <w:rPr>
+          <w:rFonts w:ascii="Arial" w:hAnsi="Arial" w:cs="Arial"/>
+          <w:sz w:val="22"/>
+          <w:szCs w:val="22"/>
+        </w:rPr>
+        <w:t>.</w:t>
+      </w:r>
     </w:p>
     <w:p>
       <w:pPr>
@@ -5170,7 +5089,23 @@
           <w:sz w:val="22"/>
           <w:szCs w:val="22"/>
         </w:rPr>
-        <w:t xml:space="preserve">designated ecoregions to each state from which samples were collected. </w:t>
+        <w:t xml:space="preserve">designated ecoregions </w:t>
+      </w:r>
+      <w:r>
+        <w:rPr>
+          <w:rFonts w:ascii="Arial" w:hAnsi="Arial" w:cs="Arial"/>
+          <w:sz w:val="22"/>
+          <w:szCs w:val="22"/>
+        </w:rPr>
+        <w:t xml:space="preserve">(East, Pacific West, Plains and Desert) </w:t>
+      </w:r>
+      <w:r>
+        <w:rPr>
+          <w:rFonts w:ascii="Arial" w:hAnsi="Arial" w:cs="Arial"/>
+          <w:sz w:val="22"/>
+          <w:szCs w:val="22"/>
+        </w:rPr>
+        <w:t xml:space="preserve">to each state from which samples were collected. </w:t>
       </w:r>
       <w:r>
         <w:rPr>
@@ -5228,7 +5163,80 @@
           <w:sz w:val="22"/>
           <w:szCs w:val="22"/>
         </w:rPr>
-        <w:t xml:space="preserve">where Minnesota was Plains and Pennsylvania was East. </w:t>
+        <w:t>where Minnesota was Plains and Pennsylvania was East.</w:t>
+      </w:r>
+      <w:r>
+        <w:rPr>
+          <w:rFonts w:ascii="Arial" w:hAnsi="Arial" w:cs="Arial"/>
+          <w:sz w:val="22"/>
+          <w:szCs w:val="22"/>
+        </w:rPr>
+        <w:t xml:space="preserve"> </w:t>
+      </w:r>
+      <w:r>
+        <w:rPr>
+          <w:rFonts w:ascii="Arial" w:hAnsi="Arial" w:cs="Arial"/>
+          <w:sz w:val="22"/>
+          <w:szCs w:val="22"/>
+        </w:rPr>
+        <w:t xml:space="preserve">Where </w:t>
+      </w:r>
+      <w:r>
+        <w:rPr>
+          <w:rFonts w:ascii="Arial" w:hAnsi="Arial" w:cs="Arial"/>
+          <w:sz w:val="22"/>
+          <w:szCs w:val="22"/>
+        </w:rPr>
+        <w:lastRenderedPageBreak/>
+        <w:t xml:space="preserve">urban/rural was given as population percentage urban, I </w:t>
+      </w:r>
+      <w:r>
+        <w:rPr>
+          <w:rFonts w:ascii="Arial" w:hAnsi="Arial" w:cs="Arial"/>
+          <w:sz w:val="22"/>
+          <w:szCs w:val="22"/>
+        </w:rPr>
+        <w:t xml:space="preserve">arbitrarily </w:t>
+      </w:r>
+      <w:r>
+        <w:rPr>
+          <w:rFonts w:ascii="Arial" w:hAnsi="Arial" w:cs="Arial"/>
+          <w:sz w:val="22"/>
+          <w:szCs w:val="22"/>
+        </w:rPr>
+        <w:t>designated urban specimens as those 50%</w:t>
+      </w:r>
+      <w:r>
+        <w:rPr>
+          <w:rFonts w:ascii="Arial" w:hAnsi="Arial" w:cs="Arial"/>
+          <w:sz w:val="22"/>
+          <w:szCs w:val="22"/>
+        </w:rPr>
+        <w:t xml:space="preserve"> or above</w:t>
+      </w:r>
+      <w:r>
+        <w:rPr>
+          <w:rFonts w:ascii="Arial" w:hAnsi="Arial" w:cs="Arial"/>
+          <w:sz w:val="22"/>
+          <w:szCs w:val="22"/>
+        </w:rPr>
+        <w:t xml:space="preserve">. Where </w:t>
+      </w:r>
+      <w:r>
+        <w:rPr>
+          <w:rFonts w:ascii="Arial" w:hAnsi="Arial" w:cs="Arial"/>
+          <w:sz w:val="22"/>
+          <w:szCs w:val="22"/>
+        </w:rPr>
+        <w:t xml:space="preserve">agricultural, non-agricultural, rural and city were given, I designated only city as urban due to this study’s focus on </w:t>
+      </w:r>
+      <w:r>
+        <w:rPr>
+          <w:rFonts w:ascii="Arial" w:hAnsi="Arial" w:cs="Arial"/>
+          <w:sz w:val="22"/>
+          <w:szCs w:val="22"/>
+        </w:rPr>
+        <w:t xml:space="preserve">relationships with humans and city hazards. </w:t>
       </w:r>
     </w:p>
     <w:p>
@@ -5271,7 +5279,23 @@
           <w:sz w:val="22"/>
           <w:szCs w:val="22"/>
         </w:rPr>
-        <w:t xml:space="preserve">CC </w:t>
+        <w:t>CC</w:t>
+      </w:r>
+      <w:r>
+        <w:rPr>
+          <w:rFonts w:ascii="Arial" w:hAnsi="Arial" w:cs="Arial"/>
+          <w:sz w:val="22"/>
+          <w:szCs w:val="22"/>
+        </w:rPr>
+        <w:t>s</w:t>
+      </w:r>
+      <w:r>
+        <w:rPr>
+          <w:rFonts w:ascii="Arial" w:hAnsi="Arial" w:cs="Arial"/>
+          <w:sz w:val="22"/>
+          <w:szCs w:val="22"/>
+        </w:rPr>
+        <w:t xml:space="preserve"> </w:t>
       </w:r>
       <w:r>
         <w:rPr>
@@ -5295,6 +5319,14 @@
           <w:sz w:val="22"/>
           <w:szCs w:val="22"/>
         </w:rPr>
+        <w:t>s</w:t>
+      </w:r>
+      <w:r>
+        <w:rPr>
+          <w:rFonts w:ascii="Arial" w:hAnsi="Arial" w:cs="Arial"/>
+          <w:sz w:val="22"/>
+          <w:szCs w:val="22"/>
+        </w:rPr>
         <w:t xml:space="preserve"> </w:t>
       </w:r>
       <w:r>
@@ -5303,7 +5335,15 @@
           <w:sz w:val="22"/>
           <w:szCs w:val="22"/>
         </w:rPr>
-        <w:t xml:space="preserve">was then calculated for each species </w:t>
+        <w:t>were</w:t>
+      </w:r>
+      <w:r>
+        <w:rPr>
+          <w:rFonts w:ascii="Arial" w:hAnsi="Arial" w:cs="Arial"/>
+          <w:sz w:val="22"/>
+          <w:szCs w:val="22"/>
+        </w:rPr>
+        <w:t xml:space="preserve"> then calculated for each species </w:t>
       </w:r>
       <w:r>
         <w:rPr>
@@ -5400,23 +5440,7 @@
           <w:rFonts w:ascii="Arial" w:hAnsi="Arial" w:cs="Arial"/>
           <w:sz w:val="22"/>
         </w:rPr>
-        <w:t xml:space="preserve">(Hedges, 1981; </w:t>
-      </w:r>
-      <w:proofErr w:type="spellStart"/>
-      <w:r>
-        <w:rPr>
-          <w:rFonts w:ascii="Arial" w:hAnsi="Arial" w:cs="Arial"/>
-          <w:sz w:val="22"/>
-        </w:rPr>
-        <w:t>Torchiano</w:t>
-      </w:r>
-      <w:proofErr w:type="spellEnd"/>
-      <w:r>
-        <w:rPr>
-          <w:rFonts w:ascii="Arial" w:hAnsi="Arial" w:cs="Arial"/>
-          <w:sz w:val="22"/>
-        </w:rPr>
-        <w:t>, 2020)</w:t>
+        <w:t>(Hedges, 1981; Torchiano, 2020)</w:t>
       </w:r>
       <w:r>
         <w:rPr>
@@ -5433,6 +5457,57 @@
           <w:szCs w:val="22"/>
         </w:rPr>
         <w:t xml:space="preserve">. </w:t>
+      </w:r>
+      <w:r>
+        <w:rPr>
+          <w:rFonts w:ascii="Arial" w:hAnsi="Arial" w:cs="Arial"/>
+          <w:sz w:val="22"/>
+          <w:szCs w:val="22"/>
+        </w:rPr>
+        <w:t>Full code</w:t>
+      </w:r>
+      <w:r>
+        <w:rPr>
+          <w:rFonts w:ascii="Arial" w:hAnsi="Arial" w:cs="Arial"/>
+          <w:sz w:val="22"/>
+          <w:szCs w:val="22"/>
+        </w:rPr>
+        <w:t xml:space="preserve"> and cleaned data </w:t>
+      </w:r>
+      <w:r>
+        <w:rPr>
+          <w:rFonts w:ascii="Arial" w:hAnsi="Arial" w:cs="Arial"/>
+          <w:sz w:val="22"/>
+          <w:szCs w:val="22"/>
+        </w:rPr>
+        <w:t>are</w:t>
+      </w:r>
+      <w:r>
+        <w:rPr>
+          <w:rFonts w:ascii="Arial" w:hAnsi="Arial" w:cs="Arial"/>
+          <w:sz w:val="22"/>
+          <w:szCs w:val="22"/>
+        </w:rPr>
+        <w:t xml:space="preserve"> available at </w:t>
+      </w:r>
+      <w:hyperlink r:id="rId10" w:history="1">
+        <w:r>
+          <w:rPr>
+            <w:rStyle w:val="Hyperlink"/>
+            <w:rFonts w:ascii="Arial" w:hAnsi="Arial" w:cs="Arial"/>
+            <w:sz w:val="22"/>
+            <w:szCs w:val="22"/>
+          </w:rPr>
+          <w:t>https://github.com/estermayk/meta_analysis.git</w:t>
+        </w:r>
+      </w:hyperlink>
+      <w:r>
+        <w:rPr>
+          <w:rFonts w:ascii="Arial" w:hAnsi="Arial" w:cs="Arial"/>
+          <w:sz w:val="22"/>
+          <w:szCs w:val="22"/>
+        </w:rPr>
+        <w:t>.</w:t>
       </w:r>
     </w:p>
     <w:p>
@@ -5468,7 +5543,7 @@
                     <pic:cNvPicPr/>
                   </pic:nvPicPr>
                   <pic:blipFill>
-                    <a:blip r:embed="rId12">
+                    <a:blip r:embed="rId11">
                       <a:extLst>
                         <a:ext uri="{28A0092B-C50C-407E-A947-70E740481C1C}">
                           <a14:useLocalDpi xmlns:a14="http://schemas.microsoft.com/office/drawing/2010/main" val="0"/>
@@ -5528,7 +5603,7 @@
                     <pic:cNvPicPr/>
                   </pic:nvPicPr>
                   <pic:blipFill>
-                    <a:blip r:embed="rId13">
+                    <a:blip r:embed="rId12">
                       <a:extLst>
                         <a:ext uri="{28A0092B-C50C-407E-A947-70E740481C1C}">
                           <a14:useLocalDpi xmlns:a14="http://schemas.microsoft.com/office/drawing/2010/main" val="0"/>
@@ -5588,7 +5663,7 @@
                     <pic:cNvPicPr/>
                   </pic:nvPicPr>
                   <pic:blipFill>
-                    <a:blip r:embed="rId14">
+                    <a:blip r:embed="rId13">
                       <a:extLst>
                         <a:ext uri="{28A0092B-C50C-407E-A947-70E740481C1C}">
                           <a14:useLocalDpi xmlns:a14="http://schemas.microsoft.com/office/drawing/2010/main" val="0"/>
@@ -5623,12 +5698,14 @@
           <w:rFonts w:ascii="Arial" w:hAnsi="Arial" w:cs="Arial"/>
         </w:rPr>
       </w:pPr>
+      <w:bookmarkStart w:id="5" w:name="_Toc226399180"/>
       <w:r>
         <w:rPr>
           <w:rFonts w:ascii="Arial" w:hAnsi="Arial" w:cs="Arial"/>
         </w:rPr>
         <w:t>Modelling and analysis</w:t>
       </w:r>
+      <w:bookmarkEnd w:id="5"/>
     </w:p>
     <w:p>
       <w:pPr>
@@ -5645,8 +5722,203 @@
           <w:sz w:val="22"/>
           <w:szCs w:val="22"/>
         </w:rPr>
-        <w:t xml:space="preserve">Data were then </w:t>
-      </w:r>
+        <w:t xml:space="preserve">In order to test </w:t>
+      </w:r>
+      <w:r>
+        <w:rPr>
+          <w:rFonts w:ascii="Arial" w:hAnsi="Arial" w:cs="Arial"/>
+          <w:sz w:val="22"/>
+          <w:szCs w:val="22"/>
+        </w:rPr>
+        <w:t xml:space="preserve">if CC was significantly higher or lower in urban vs rural mammals, I ran </w:t>
+      </w:r>
+      <w:r>
+        <w:rPr>
+          <w:rFonts w:ascii="Arial" w:hAnsi="Arial" w:cs="Arial"/>
+          <w:sz w:val="22"/>
+          <w:szCs w:val="22"/>
+        </w:rPr>
+        <w:t xml:space="preserve">three models in the </w:t>
+      </w:r>
+      <w:proofErr w:type="spellStart"/>
+      <w:r>
+        <w:rPr>
+          <w:rFonts w:ascii="Arial" w:hAnsi="Arial" w:cs="Arial"/>
+          <w:sz w:val="22"/>
+          <w:szCs w:val="22"/>
+        </w:rPr>
+        <w:t>metafor</w:t>
+      </w:r>
+      <w:proofErr w:type="spellEnd"/>
+      <w:r>
+        <w:rPr>
+          <w:rFonts w:ascii="Arial" w:hAnsi="Arial" w:cs="Arial"/>
+          <w:sz w:val="22"/>
+          <w:szCs w:val="22"/>
+        </w:rPr>
+        <w:t xml:space="preserve"> package </w:t>
+      </w:r>
+      <w:r>
+        <w:rPr>
+          <w:rFonts w:ascii="Arial" w:hAnsi="Arial" w:cs="Arial"/>
+          <w:sz w:val="22"/>
+          <w:szCs w:val="22"/>
+        </w:rPr>
+        <w:fldChar w:fldCharType="begin"/>
+      </w:r>
+      <w:r>
+        <w:rPr>
+          <w:rFonts w:ascii="Arial" w:hAnsi="Arial" w:cs="Arial"/>
+          <w:sz w:val="22"/>
+          <w:szCs w:val="22"/>
+        </w:rPr>
+        <w:instrText xml:space="preserve"> ADDIN ZOTERO_ITEM CSL_CITATION {"citationID":"nMoHTCnB","properties":{"formattedCitation":"(Viechtbauer, 2010)","plainCitation":"(Viechtbauer, 2010)","noteIndex":0},"citationItems":[{"id":362,"uris":["http://zotero.org/users/local/lVrMvdUB/items/VKNLA37T"],"itemData":{"id":362,"type":"article-journal","abstract":"The metafor package provides functions for conducting meta-analyses in R. The package includes functions for fitting the meta-analytic fixed- and random-effects models and allows for the inclusion of moderators variables (study-level covariates) in these models. Meta-regression analyses with continuous and categorical moderators can be conducted in this way.  Functions for the Mantel-Haenszel and Peto's one-step method for meta-analyses of 2 x 2 table data are also available. Finally, the package provides various plot functions (for example, for forest, funnel, and radial plots) and functions for assessing the model fit, for obtaining case diagnostics, and for tests of publication bias.","container-title":"Journal of Statistical Software","DOI":"10.18637/jss.v036.i03","ISSN":"1548-7660","language":"en","license":"Copyright (c) 2009 Wolfgang Viechtbauer","page":"1-48","source":"www.jstatsoft.org","title":"Conducting Meta-Analyses in R with the metafor Package","volume":"36","author":[{"family":"Viechtbauer","given":"Wolfgang"}],"issued":{"date-parts":[["2010",8,5]]}}}],"schema":"https://github.com/citation-style-language/schema/raw/master/csl-citation.json"} </w:instrText>
+      </w:r>
+      <w:r>
+        <w:rPr>
+          <w:rFonts w:ascii="Arial" w:hAnsi="Arial" w:cs="Arial"/>
+          <w:sz w:val="22"/>
+          <w:szCs w:val="22"/>
+        </w:rPr>
+        <w:fldChar w:fldCharType="separate"/>
+      </w:r>
+      <w:r>
+        <w:rPr>
+          <w:rFonts w:ascii="Arial" w:hAnsi="Arial" w:cs="Arial"/>
+          <w:sz w:val="22"/>
+        </w:rPr>
+        <w:t>(</w:t>
+      </w:r>
+      <w:proofErr w:type="spellStart"/>
+      <w:r>
+        <w:rPr>
+          <w:rFonts w:ascii="Arial" w:hAnsi="Arial" w:cs="Arial"/>
+          <w:sz w:val="22"/>
+        </w:rPr>
+        <w:t>Viechtbauer</w:t>
+      </w:r>
+      <w:proofErr w:type="spellEnd"/>
+      <w:r>
+        <w:rPr>
+          <w:rFonts w:ascii="Arial" w:hAnsi="Arial" w:cs="Arial"/>
+          <w:sz w:val="22"/>
+        </w:rPr>
+        <w:t>, 2010)</w:t>
+      </w:r>
+      <w:r>
+        <w:rPr>
+          <w:rFonts w:ascii="Arial" w:hAnsi="Arial" w:cs="Arial"/>
+          <w:sz w:val="22"/>
+          <w:szCs w:val="22"/>
+        </w:rPr>
+        <w:fldChar w:fldCharType="end"/>
+      </w:r>
+      <w:r>
+        <w:rPr>
+          <w:rFonts w:ascii="Arial" w:hAnsi="Arial" w:cs="Arial"/>
+          <w:sz w:val="22"/>
+          <w:szCs w:val="22"/>
+        </w:rPr>
+        <w:t xml:space="preserve">. </w:t>
+      </w:r>
+      <w:r>
+        <w:rPr>
+          <w:rFonts w:ascii="Arial" w:hAnsi="Arial" w:cs="Arial"/>
+          <w:sz w:val="22"/>
+          <w:szCs w:val="22"/>
+        </w:rPr>
+        <w:t xml:space="preserve">First, </w:t>
+      </w:r>
+      <w:r>
+        <w:rPr>
+          <w:rFonts w:ascii="Arial" w:hAnsi="Arial" w:cs="Arial"/>
+          <w:sz w:val="22"/>
+          <w:szCs w:val="22"/>
+        </w:rPr>
+        <w:t>I fitted one with no random effects or moderators</w:t>
+      </w:r>
+      <w:r>
+        <w:rPr>
+          <w:rFonts w:ascii="Arial" w:hAnsi="Arial" w:cs="Arial"/>
+          <w:sz w:val="22"/>
+          <w:szCs w:val="22"/>
+        </w:rPr>
+        <w:t xml:space="preserve">. This allowed me to assess the residual heterogeneity and to apply Egger’s test </w:t>
+      </w:r>
+      <w:r>
+        <w:rPr>
+          <w:rFonts w:ascii="Arial" w:hAnsi="Arial" w:cs="Arial"/>
+          <w:sz w:val="22"/>
+          <w:szCs w:val="22"/>
+        </w:rPr>
+        <w:t>to evaluate the symmetry of the funnel plo</w:t>
+      </w:r>
+      <w:r>
+        <w:rPr>
+          <w:rFonts w:ascii="Arial" w:hAnsi="Arial" w:cs="Arial"/>
+          <w:sz w:val="22"/>
+          <w:szCs w:val="22"/>
+        </w:rPr>
+        <w:t>t</w:t>
+      </w:r>
+      <w:r>
+        <w:rPr>
+          <w:rFonts w:ascii="Arial" w:hAnsi="Arial" w:cs="Arial"/>
+          <w:sz w:val="22"/>
+          <w:szCs w:val="22"/>
+        </w:rPr>
+        <w:t xml:space="preserve"> and check for publication bias. </w:t>
+      </w:r>
+      <w:r>
+        <w:rPr>
+          <w:rFonts w:ascii="Arial" w:hAnsi="Arial" w:cs="Arial"/>
+          <w:sz w:val="22"/>
+          <w:szCs w:val="22"/>
+        </w:rPr>
+        <w:t xml:space="preserve">I then added paper as a random effect </w:t>
+      </w:r>
+      <w:r>
+        <w:rPr>
+          <w:rFonts w:ascii="Arial" w:hAnsi="Arial" w:cs="Arial"/>
+          <w:sz w:val="22"/>
+          <w:szCs w:val="22"/>
+        </w:rPr>
+        <w:t xml:space="preserve">to test the variance </w:t>
+      </w:r>
+      <w:r>
+        <w:rPr>
+          <w:rFonts w:ascii="Arial" w:hAnsi="Arial" w:cs="Arial"/>
+          <w:sz w:val="22"/>
+          <w:szCs w:val="22"/>
+        </w:rPr>
+        <w:t xml:space="preserve">between papers, and finally nested paper within species to test for variance between species between papers as well as adding </w:t>
+      </w:r>
+      <w:r>
+        <w:rPr>
+          <w:rFonts w:ascii="Arial" w:hAnsi="Arial" w:cs="Arial"/>
+          <w:sz w:val="22"/>
+          <w:szCs w:val="22"/>
+        </w:rPr>
+        <w:t xml:space="preserve">ecoregion, date of first collection, length of collection, and method of obtaining relative CC (by body length or skull length). </w:t>
+      </w:r>
+      <w:r>
+        <w:rPr>
+          <w:rFonts w:ascii="Arial" w:hAnsi="Arial" w:cs="Arial"/>
+          <w:sz w:val="22"/>
+          <w:szCs w:val="22"/>
+        </w:rPr>
+        <w:t>(707 words)</w:t>
+      </w:r>
+    </w:p>
+    <w:p>
+      <w:pPr>
+        <w:spacing w:line="360" w:lineRule="auto"/>
+        <w:rPr>
+          <w:rFonts w:ascii="Arial" w:hAnsi="Arial" w:cs="Arial"/>
+          <w:sz w:val="22"/>
+          <w:szCs w:val="22"/>
+        </w:rPr>
+      </w:pPr>
     </w:p>
     <w:p>
       <w:pPr>
@@ -5657,14 +5929,14 @@
           <w:rFonts w:ascii="Arial" w:hAnsi="Arial" w:cs="Arial"/>
         </w:rPr>
       </w:pPr>
-      <w:bookmarkStart w:id="3" w:name="_Toc226294893"/>
+      <w:bookmarkStart w:id="6" w:name="_Toc226399181"/>
       <w:r>
         <w:rPr>
           <w:rFonts w:ascii="Arial" w:hAnsi="Arial" w:cs="Arial"/>
         </w:rPr>
         <w:t>Results</w:t>
       </w:r>
-      <w:bookmarkEnd w:id="3"/>
+      <w:bookmarkEnd w:id="6"/>
     </w:p>
     <w:p>
       <w:pPr>
@@ -5682,15 +5954,133 @@
           <w:sz w:val="22"/>
           <w:szCs w:val="22"/>
         </w:rPr>
-        <w:t>R</w:t>
-      </w:r>
-      <w:r>
-        <w:rPr>
-          <w:rFonts w:ascii="Arial" w:hAnsi="Arial" w:cs="Arial"/>
-          <w:sz w:val="22"/>
-          <w:szCs w:val="22"/>
-        </w:rPr>
-        <w:t>esults</w:t>
+        <w:t>Screening resulted in the inclusion of three papers: Snell-Rood and Wick, 20</w:t>
+      </w:r>
+      <w:r>
+        <w:rPr>
+          <w:rFonts w:ascii="Arial" w:hAnsi="Arial" w:cs="Arial"/>
+          <w:sz w:val="22"/>
+          <w:szCs w:val="22"/>
+        </w:rPr>
+        <w:t>13; Sluka et al 2025</w:t>
+      </w:r>
+      <w:r>
+        <w:rPr>
+          <w:rFonts w:ascii="Arial" w:hAnsi="Arial" w:cs="Arial"/>
+          <w:sz w:val="22"/>
+          <w:szCs w:val="22"/>
+        </w:rPr>
+        <w:t>;</w:t>
+      </w:r>
+      <w:r>
+        <w:rPr>
+          <w:rFonts w:ascii="Arial" w:hAnsi="Arial" w:cs="Arial"/>
+          <w:sz w:val="22"/>
+          <w:szCs w:val="22"/>
+        </w:rPr>
+        <w:t xml:space="preserve"> and DePasquale et al, 2020</w:t>
+      </w:r>
+      <w:r>
+        <w:rPr>
+          <w:rFonts w:ascii="Arial" w:hAnsi="Arial" w:cs="Arial"/>
+          <w:sz w:val="22"/>
+          <w:szCs w:val="22"/>
+        </w:rPr>
+        <w:t xml:space="preserve">. Sluka et al focused solely on </w:t>
+      </w:r>
+      <w:r>
+        <w:rPr>
+          <w:rFonts w:ascii="Arial" w:hAnsi="Arial" w:cs="Arial"/>
+          <w:sz w:val="22"/>
+          <w:szCs w:val="22"/>
+        </w:rPr>
+        <w:t>racoons (</w:t>
+      </w:r>
+      <w:r>
+        <w:rPr>
+          <w:rFonts w:ascii="Arial" w:hAnsi="Arial" w:cs="Arial"/>
+          <w:i/>
+          <w:iCs/>
+          <w:sz w:val="22"/>
+          <w:szCs w:val="22"/>
+        </w:rPr>
+        <w:t xml:space="preserve">Procyon </w:t>
+      </w:r>
+      <w:proofErr w:type="spellStart"/>
+      <w:r>
+        <w:rPr>
+          <w:rFonts w:ascii="Arial" w:hAnsi="Arial" w:cs="Arial"/>
+          <w:i/>
+          <w:iCs/>
+          <w:sz w:val="22"/>
+          <w:szCs w:val="22"/>
+        </w:rPr>
+        <w:t>loctor</w:t>
+      </w:r>
+      <w:proofErr w:type="spellEnd"/>
+      <w:r>
+        <w:rPr>
+          <w:rFonts w:ascii="Arial" w:hAnsi="Arial" w:cs="Arial"/>
+          <w:sz w:val="22"/>
+          <w:szCs w:val="22"/>
+        </w:rPr>
+        <w:t xml:space="preserve">), while Snell-Rood included 10 species and </w:t>
+      </w:r>
+      <w:r>
+        <w:rPr>
+          <w:rFonts w:ascii="Arial" w:hAnsi="Arial" w:cs="Arial"/>
+          <w:sz w:val="22"/>
+          <w:szCs w:val="22"/>
+        </w:rPr>
+        <w:t xml:space="preserve">DePasquale </w:t>
+      </w:r>
+      <w:r>
+        <w:rPr>
+          <w:rFonts w:ascii="Arial" w:hAnsi="Arial" w:cs="Arial"/>
+          <w:sz w:val="22"/>
+          <w:szCs w:val="22"/>
+        </w:rPr>
+        <w:t>included</w:t>
+      </w:r>
+      <w:r>
+        <w:rPr>
+          <w:rFonts w:ascii="Arial" w:hAnsi="Arial" w:cs="Arial"/>
+          <w:sz w:val="22"/>
+          <w:szCs w:val="22"/>
+        </w:rPr>
+        <w:t xml:space="preserve"> four (of which all were also investigated by Snell-Rood</w:t>
+      </w:r>
+      <w:r>
+        <w:rPr>
+          <w:rFonts w:ascii="Arial" w:hAnsi="Arial" w:cs="Arial"/>
+          <w:sz w:val="22"/>
+          <w:szCs w:val="22"/>
+        </w:rPr>
+        <w:t>, but in different ecoregions</w:t>
+      </w:r>
+      <w:r>
+        <w:rPr>
+          <w:rFonts w:ascii="Arial" w:hAnsi="Arial" w:cs="Arial"/>
+          <w:sz w:val="22"/>
+          <w:szCs w:val="22"/>
+        </w:rPr>
+        <w:t xml:space="preserve">). </w:t>
+      </w:r>
+      <w:r>
+        <w:rPr>
+          <w:rFonts w:ascii="Arial" w:hAnsi="Arial" w:cs="Arial"/>
+          <w:sz w:val="22"/>
+          <w:szCs w:val="22"/>
+        </w:rPr>
+        <w:t xml:space="preserve">Sample sizes are reported by ecoregion in Table 1 </w:t>
+      </w:r>
+      <w:r>
+        <w:rPr>
+          <w:rFonts w:ascii="Arial" w:hAnsi="Arial" w:cs="Arial"/>
+          <w:sz w:val="22"/>
+          <w:szCs w:val="22"/>
+        </w:rPr>
+        <w:t xml:space="preserve">along with moderators and random effects. </w:t>
       </w:r>
     </w:p>
     <w:p>
@@ -5706,11 +6096,3908 @@
       <w:r>
         <w:rPr>
           <w:rFonts w:ascii="Arial" w:hAnsi="Arial" w:cs="Arial"/>
+          <w:b/>
+          <w:bCs/>
+          <w:sz w:val="16"/>
+          <w:szCs w:val="16"/>
+        </w:rPr>
+        <w:lastRenderedPageBreak/>
+        <w:t xml:space="preserve">Table 1. </w:t>
+      </w:r>
+      <w:r>
+        <w:rPr>
+          <w:rFonts w:ascii="Arial" w:hAnsi="Arial" w:cs="Arial"/>
+          <w:sz w:val="16"/>
+          <w:szCs w:val="16"/>
+        </w:rPr>
+        <w:t>Random effects and moderators included in the final model</w:t>
+      </w:r>
+      <w:r>
+        <w:rPr>
+          <w:rFonts w:ascii="Arial" w:hAnsi="Arial" w:cs="Arial"/>
+          <w:sz w:val="16"/>
+          <w:szCs w:val="16"/>
+        </w:rPr>
+        <w:t xml:space="preserve"> (collection period listed here as opposed to year of first collection </w:t>
+      </w:r>
+      <w:r>
+        <w:rPr>
+          <w:rFonts w:ascii="Arial" w:hAnsi="Arial" w:cs="Arial"/>
+          <w:sz w:val="16"/>
+          <w:szCs w:val="16"/>
+        </w:rPr>
+        <w:t>as it was deemed more informative to the reader)</w:t>
+      </w:r>
+      <w:r>
+        <w:rPr>
+          <w:rFonts w:ascii="Arial" w:hAnsi="Arial" w:cs="Arial"/>
+          <w:sz w:val="16"/>
+          <w:szCs w:val="16"/>
+        </w:rPr>
+        <w:t xml:space="preserve">. </w:t>
+      </w:r>
+    </w:p>
+    <w:tbl>
+      <w:tblPr>
+        <w:tblStyle w:val="TableGridLight1"/>
+        <w:tblW w:w="8975" w:type="dxa"/>
+        <w:tblInd w:w="0" w:type="dxa"/>
+        <w:tblLook w:val="04A0" w:firstRow="1" w:lastRow="0" w:firstColumn="1" w:lastColumn="0" w:noHBand="0" w:noVBand="1"/>
+      </w:tblPr>
+      <w:tblGrid>
+        <w:gridCol w:w="1259"/>
+        <w:gridCol w:w="1526"/>
+        <w:gridCol w:w="834"/>
+        <w:gridCol w:w="834"/>
+        <w:gridCol w:w="1079"/>
+        <w:gridCol w:w="1158"/>
+        <w:gridCol w:w="1095"/>
+        <w:gridCol w:w="1231"/>
+      </w:tblGrid>
+      <w:tr>
+        <w:trPr>
+          <w:trHeight w:val="288"/>
+        </w:trPr>
+        <w:tc>
+          <w:tcPr>
+            <w:tcW w:w="1276" w:type="dxa"/>
+            <w:noWrap/>
+            <w:hideMark/>
+          </w:tcPr>
+          <w:p>
+            <w:pPr>
+              <w:rPr>
+                <w:rFonts w:ascii="Arial" w:hAnsi="Arial" w:cs="Arial"/>
+                <w:color w:val="000000"/>
+              </w:rPr>
+            </w:pPr>
+            <w:r>
+              <w:rPr>
+                <w:rFonts w:ascii="Arial" w:hAnsi="Arial" w:cs="Arial"/>
+                <w:color w:val="000000"/>
+              </w:rPr>
+              <w:t>Paper</w:t>
+            </w:r>
+          </w:p>
+        </w:tc>
+        <w:tc>
+          <w:tcPr>
+            <w:tcW w:w="1462" w:type="dxa"/>
+            <w:noWrap/>
+            <w:hideMark/>
+          </w:tcPr>
+          <w:p>
+            <w:pPr>
+              <w:rPr>
+                <w:rFonts w:ascii="Arial" w:hAnsi="Arial" w:cs="Arial"/>
+                <w:color w:val="000000"/>
+              </w:rPr>
+            </w:pPr>
+            <w:r>
+              <w:rPr>
+                <w:rFonts w:ascii="Arial" w:hAnsi="Arial" w:cs="Arial"/>
+                <w:color w:val="000000"/>
+              </w:rPr>
+              <w:t>Species</w:t>
+            </w:r>
+          </w:p>
+        </w:tc>
+        <w:tc>
+          <w:tcPr>
+            <w:tcW w:w="808" w:type="dxa"/>
+            <w:noWrap/>
+            <w:hideMark/>
+          </w:tcPr>
+          <w:p>
+            <w:pPr>
+              <w:rPr>
+                <w:rFonts w:ascii="Arial" w:hAnsi="Arial" w:cs="Arial"/>
+                <w:color w:val="000000"/>
+              </w:rPr>
+            </w:pPr>
+            <w:r>
+              <w:rPr>
+                <w:rFonts w:ascii="Arial" w:hAnsi="Arial" w:cs="Arial"/>
+                <w:color w:val="000000"/>
+              </w:rPr>
+              <w:t>Rural sample size</w:t>
+            </w:r>
+          </w:p>
+        </w:tc>
+        <w:tc>
+          <w:tcPr>
+            <w:tcW w:w="808" w:type="dxa"/>
+            <w:noWrap/>
+            <w:hideMark/>
+          </w:tcPr>
+          <w:p>
+            <w:pPr>
+              <w:rPr>
+                <w:rFonts w:ascii="Arial" w:hAnsi="Arial" w:cs="Arial"/>
+                <w:color w:val="000000"/>
+              </w:rPr>
+            </w:pPr>
+            <w:r>
+              <w:rPr>
+                <w:rFonts w:ascii="Arial" w:hAnsi="Arial" w:cs="Arial"/>
+                <w:color w:val="000000"/>
+              </w:rPr>
+              <w:t>Urban sample size</w:t>
+            </w:r>
+          </w:p>
+        </w:tc>
+        <w:tc>
+          <w:tcPr>
+            <w:tcW w:w="1011" w:type="dxa"/>
+            <w:noWrap/>
+            <w:hideMark/>
+          </w:tcPr>
+          <w:p>
+            <w:pPr>
+              <w:rPr>
+                <w:rFonts w:ascii="Arial" w:hAnsi="Arial" w:cs="Arial"/>
+                <w:color w:val="000000"/>
+              </w:rPr>
+            </w:pPr>
+            <w:r>
+              <w:rPr>
+                <w:rFonts w:ascii="Arial" w:hAnsi="Arial" w:cs="Arial"/>
+                <w:color w:val="000000"/>
+              </w:rPr>
+              <w:t>Ecoregion</w:t>
+            </w:r>
+          </w:p>
+        </w:tc>
+        <w:tc>
+          <w:tcPr>
+            <w:tcW w:w="1200" w:type="dxa"/>
+            <w:noWrap/>
+            <w:hideMark/>
+          </w:tcPr>
+          <w:p>
+            <w:pPr>
+              <w:rPr>
+                <w:rFonts w:ascii="Arial" w:hAnsi="Arial" w:cs="Arial"/>
+                <w:color w:val="000000"/>
+              </w:rPr>
+            </w:pPr>
+            <w:r>
+              <w:rPr>
+                <w:rFonts w:ascii="Arial" w:hAnsi="Arial" w:cs="Arial"/>
+                <w:color w:val="000000"/>
+              </w:rPr>
+              <w:t>Collection period</w:t>
+            </w:r>
+          </w:p>
+        </w:tc>
+        <w:tc>
+          <w:tcPr>
+            <w:tcW w:w="1134" w:type="dxa"/>
+            <w:noWrap/>
+            <w:hideMark/>
+          </w:tcPr>
+          <w:p>
+            <w:pPr>
+              <w:rPr>
+                <w:rFonts w:ascii="Arial" w:hAnsi="Arial" w:cs="Arial"/>
+                <w:color w:val="000000"/>
+              </w:rPr>
+            </w:pPr>
+            <w:r>
+              <w:rPr>
+                <w:rFonts w:ascii="Arial" w:hAnsi="Arial" w:cs="Arial"/>
+                <w:color w:val="000000"/>
+              </w:rPr>
+              <w:t>Length of collection (years)</w:t>
+            </w:r>
+          </w:p>
+        </w:tc>
+        <w:tc>
+          <w:tcPr>
+            <w:tcW w:w="1276" w:type="dxa"/>
+            <w:noWrap/>
+            <w:hideMark/>
+          </w:tcPr>
+          <w:p>
+            <w:pPr>
+              <w:rPr>
+                <w:rFonts w:ascii="Arial" w:hAnsi="Arial" w:cs="Arial"/>
+                <w:color w:val="000000"/>
+              </w:rPr>
+            </w:pPr>
+            <w:r>
+              <w:rPr>
+                <w:rFonts w:ascii="Arial" w:hAnsi="Arial" w:cs="Arial"/>
+                <w:color w:val="000000"/>
+              </w:rPr>
+              <w:t>Relative by</w:t>
+            </w:r>
+          </w:p>
+        </w:tc>
+      </w:tr>
+      <w:tr>
+        <w:trPr>
+          <w:trHeight w:val="288"/>
+        </w:trPr>
+        <w:tc>
+          <w:tcPr>
+            <w:tcW w:w="1276" w:type="dxa"/>
+            <w:noWrap/>
+            <w:hideMark/>
+          </w:tcPr>
+          <w:p>
+            <w:pPr>
+              <w:rPr>
+                <w:rFonts w:ascii="Arial" w:hAnsi="Arial" w:cs="Arial"/>
+                <w:color w:val="000000"/>
+              </w:rPr>
+            </w:pPr>
+            <w:r>
+              <w:rPr>
+                <w:rFonts w:ascii="Arial" w:hAnsi="Arial" w:cs="Arial"/>
+                <w:color w:val="000000"/>
+              </w:rPr>
+              <w:t>DePasquale et al, 2020</w:t>
+            </w:r>
+          </w:p>
+        </w:tc>
+        <w:tc>
+          <w:tcPr>
+            <w:tcW w:w="1462" w:type="dxa"/>
+            <w:noWrap/>
+            <w:hideMark/>
+          </w:tcPr>
+          <w:p>
+            <w:pPr>
+              <w:rPr>
+                <w:rFonts w:ascii="Arial" w:hAnsi="Arial" w:cs="Arial"/>
+                <w:i/>
+                <w:iCs/>
+                <w:color w:val="000000"/>
+              </w:rPr>
+            </w:pPr>
+            <w:r>
+              <w:rPr>
+                <w:rFonts w:ascii="Arial" w:hAnsi="Arial" w:cs="Arial"/>
+                <w:i/>
+                <w:iCs/>
+                <w:color w:val="000000"/>
+              </w:rPr>
+              <w:t xml:space="preserve">Blarina </w:t>
+            </w:r>
+            <w:proofErr w:type="spellStart"/>
+            <w:r>
+              <w:rPr>
+                <w:rFonts w:ascii="Arial" w:hAnsi="Arial" w:cs="Arial"/>
+                <w:i/>
+                <w:iCs/>
+                <w:color w:val="000000"/>
+              </w:rPr>
+              <w:t>brevicuada</w:t>
+            </w:r>
+            <w:proofErr w:type="spellEnd"/>
+          </w:p>
+        </w:tc>
+        <w:tc>
+          <w:tcPr>
+            <w:tcW w:w="808" w:type="dxa"/>
+            <w:noWrap/>
+            <w:hideMark/>
+          </w:tcPr>
+          <w:p>
+            <w:pPr>
+              <w:jc w:val="right"/>
+              <w:rPr>
+                <w:rFonts w:ascii="Arial" w:hAnsi="Arial" w:cs="Arial"/>
+                <w:color w:val="000000"/>
+              </w:rPr>
+            </w:pPr>
+            <w:r>
+              <w:rPr>
+                <w:rFonts w:ascii="Arial" w:hAnsi="Arial" w:cs="Arial"/>
+                <w:color w:val="000000"/>
+              </w:rPr>
+              <w:t>9</w:t>
+            </w:r>
+          </w:p>
+        </w:tc>
+        <w:tc>
+          <w:tcPr>
+            <w:tcW w:w="808" w:type="dxa"/>
+            <w:noWrap/>
+            <w:hideMark/>
+          </w:tcPr>
+          <w:p>
+            <w:pPr>
+              <w:jc w:val="right"/>
+              <w:rPr>
+                <w:rFonts w:ascii="Arial" w:hAnsi="Arial" w:cs="Arial"/>
+                <w:color w:val="000000"/>
+              </w:rPr>
+            </w:pPr>
+            <w:r>
+              <w:rPr>
+                <w:rFonts w:ascii="Arial" w:hAnsi="Arial" w:cs="Arial"/>
+                <w:color w:val="000000"/>
+              </w:rPr>
+              <w:t>13</w:t>
+            </w:r>
+          </w:p>
+        </w:tc>
+        <w:tc>
+          <w:tcPr>
+            <w:tcW w:w="1011" w:type="dxa"/>
+            <w:noWrap/>
+            <w:hideMark/>
+          </w:tcPr>
+          <w:p>
+            <w:pPr>
+              <w:rPr>
+                <w:rFonts w:ascii="Arial" w:hAnsi="Arial" w:cs="Arial"/>
+                <w:color w:val="000000"/>
+              </w:rPr>
+            </w:pPr>
+            <w:r>
+              <w:rPr>
+                <w:rFonts w:ascii="Arial" w:hAnsi="Arial" w:cs="Arial"/>
+                <w:color w:val="000000"/>
+              </w:rPr>
+              <w:t>East</w:t>
+            </w:r>
+          </w:p>
+        </w:tc>
+        <w:tc>
+          <w:tcPr>
+            <w:tcW w:w="1200" w:type="dxa"/>
+            <w:noWrap/>
+            <w:hideMark/>
+          </w:tcPr>
+          <w:p>
+            <w:pPr>
+              <w:rPr>
+                <w:rFonts w:ascii="Arial" w:hAnsi="Arial" w:cs="Arial"/>
+                <w:color w:val="000000"/>
+              </w:rPr>
+            </w:pPr>
+            <w:r>
+              <w:rPr>
+                <w:rFonts w:ascii="Arial" w:hAnsi="Arial" w:cs="Arial"/>
+                <w:color w:val="000000"/>
+              </w:rPr>
+              <w:t>1939-1988</w:t>
+            </w:r>
+          </w:p>
+        </w:tc>
+        <w:tc>
+          <w:tcPr>
+            <w:tcW w:w="1134" w:type="dxa"/>
+            <w:noWrap/>
+            <w:hideMark/>
+          </w:tcPr>
+          <w:p>
+            <w:pPr>
+              <w:jc w:val="right"/>
+              <w:rPr>
+                <w:rFonts w:ascii="Arial" w:hAnsi="Arial" w:cs="Arial"/>
+                <w:color w:val="000000"/>
+              </w:rPr>
+            </w:pPr>
+            <w:r>
+              <w:rPr>
+                <w:rFonts w:ascii="Arial" w:hAnsi="Arial" w:cs="Arial"/>
+                <w:color w:val="000000"/>
+              </w:rPr>
+              <w:t>49</w:t>
+            </w:r>
+          </w:p>
+        </w:tc>
+        <w:tc>
+          <w:tcPr>
+            <w:tcW w:w="1276" w:type="dxa"/>
+            <w:noWrap/>
+            <w:hideMark/>
+          </w:tcPr>
+          <w:p>
+            <w:pPr>
+              <w:rPr>
+                <w:rFonts w:ascii="Arial" w:hAnsi="Arial" w:cs="Arial"/>
+                <w:color w:val="000000"/>
+              </w:rPr>
+            </w:pPr>
+            <w:r>
+              <w:rPr>
+                <w:rFonts w:ascii="Arial" w:hAnsi="Arial" w:cs="Arial"/>
+                <w:color w:val="000000"/>
+              </w:rPr>
+              <w:t>Skull length</w:t>
+            </w:r>
+          </w:p>
+        </w:tc>
+      </w:tr>
+      <w:tr>
+        <w:trPr>
+          <w:trHeight w:val="288"/>
+        </w:trPr>
+        <w:tc>
+          <w:tcPr>
+            <w:tcW w:w="1276" w:type="dxa"/>
+            <w:noWrap/>
+            <w:hideMark/>
+          </w:tcPr>
+          <w:p>
+            <w:pPr>
+              <w:rPr>
+                <w:rFonts w:ascii="Arial" w:hAnsi="Arial" w:cs="Arial"/>
+                <w:color w:val="000000"/>
+              </w:rPr>
+            </w:pPr>
+            <w:r>
+              <w:rPr>
+                <w:rFonts w:ascii="Arial" w:hAnsi="Arial" w:cs="Arial"/>
+                <w:color w:val="000000"/>
+              </w:rPr>
+              <w:t>DePasquale et al, 2020</w:t>
+            </w:r>
+          </w:p>
+        </w:tc>
+        <w:tc>
+          <w:tcPr>
+            <w:tcW w:w="1462" w:type="dxa"/>
+            <w:noWrap/>
+            <w:hideMark/>
+          </w:tcPr>
+          <w:p>
+            <w:pPr>
+              <w:rPr>
+                <w:rFonts w:ascii="Arial" w:hAnsi="Arial" w:cs="Arial"/>
+                <w:i/>
+                <w:iCs/>
+                <w:color w:val="000000"/>
+              </w:rPr>
+            </w:pPr>
+            <w:r>
+              <w:rPr>
+                <w:rFonts w:ascii="Arial" w:hAnsi="Arial" w:cs="Arial"/>
+                <w:i/>
+                <w:iCs/>
+                <w:color w:val="000000"/>
+              </w:rPr>
+              <w:t>Eptesicus fuscus</w:t>
+            </w:r>
+          </w:p>
+        </w:tc>
+        <w:tc>
+          <w:tcPr>
+            <w:tcW w:w="808" w:type="dxa"/>
+            <w:noWrap/>
+            <w:hideMark/>
+          </w:tcPr>
+          <w:p>
+            <w:pPr>
+              <w:jc w:val="right"/>
+              <w:rPr>
+                <w:rFonts w:ascii="Arial" w:hAnsi="Arial" w:cs="Arial"/>
+                <w:color w:val="000000"/>
+              </w:rPr>
+            </w:pPr>
+            <w:r>
+              <w:rPr>
+                <w:rFonts w:ascii="Arial" w:hAnsi="Arial" w:cs="Arial"/>
+                <w:color w:val="000000"/>
+              </w:rPr>
+              <w:t>10</w:t>
+            </w:r>
+          </w:p>
+        </w:tc>
+        <w:tc>
+          <w:tcPr>
+            <w:tcW w:w="808" w:type="dxa"/>
+            <w:noWrap/>
+            <w:hideMark/>
+          </w:tcPr>
+          <w:p>
+            <w:pPr>
+              <w:jc w:val="right"/>
+              <w:rPr>
+                <w:rFonts w:ascii="Arial" w:hAnsi="Arial" w:cs="Arial"/>
+                <w:color w:val="000000"/>
+              </w:rPr>
+            </w:pPr>
+            <w:r>
+              <w:rPr>
+                <w:rFonts w:ascii="Arial" w:hAnsi="Arial" w:cs="Arial"/>
+                <w:color w:val="000000"/>
+              </w:rPr>
+              <w:t>11</w:t>
+            </w:r>
+          </w:p>
+        </w:tc>
+        <w:tc>
+          <w:tcPr>
+            <w:tcW w:w="1011" w:type="dxa"/>
+            <w:noWrap/>
+            <w:hideMark/>
+          </w:tcPr>
+          <w:p>
+            <w:pPr>
+              <w:rPr>
+                <w:rFonts w:ascii="Arial" w:hAnsi="Arial" w:cs="Arial"/>
+                <w:color w:val="000000"/>
+              </w:rPr>
+            </w:pPr>
+            <w:r>
+              <w:rPr>
+                <w:rFonts w:ascii="Arial" w:hAnsi="Arial" w:cs="Arial"/>
+                <w:color w:val="000000"/>
+              </w:rPr>
+              <w:t>East</w:t>
+            </w:r>
+          </w:p>
+        </w:tc>
+        <w:tc>
+          <w:tcPr>
+            <w:tcW w:w="1200" w:type="dxa"/>
+            <w:noWrap/>
+            <w:hideMark/>
+          </w:tcPr>
+          <w:p>
+            <w:pPr>
+              <w:rPr>
+                <w:rFonts w:ascii="Arial" w:hAnsi="Arial" w:cs="Arial"/>
+                <w:color w:val="000000"/>
+              </w:rPr>
+            </w:pPr>
+            <w:r>
+              <w:rPr>
+                <w:rFonts w:ascii="Arial" w:hAnsi="Arial" w:cs="Arial"/>
+                <w:color w:val="000000"/>
+              </w:rPr>
+              <w:t>1935-2014</w:t>
+            </w:r>
+          </w:p>
+        </w:tc>
+        <w:tc>
+          <w:tcPr>
+            <w:tcW w:w="1134" w:type="dxa"/>
+            <w:noWrap/>
+            <w:hideMark/>
+          </w:tcPr>
+          <w:p>
+            <w:pPr>
+              <w:jc w:val="right"/>
+              <w:rPr>
+                <w:rFonts w:ascii="Arial" w:hAnsi="Arial" w:cs="Arial"/>
+                <w:color w:val="000000"/>
+              </w:rPr>
+            </w:pPr>
+            <w:r>
+              <w:rPr>
+                <w:rFonts w:ascii="Arial" w:hAnsi="Arial" w:cs="Arial"/>
+                <w:color w:val="000000"/>
+              </w:rPr>
+              <w:t>79</w:t>
+            </w:r>
+          </w:p>
+        </w:tc>
+        <w:tc>
+          <w:tcPr>
+            <w:tcW w:w="1276" w:type="dxa"/>
+            <w:noWrap/>
+            <w:hideMark/>
+          </w:tcPr>
+          <w:p>
+            <w:pPr>
+              <w:rPr>
+                <w:rFonts w:ascii="Arial" w:hAnsi="Arial" w:cs="Arial"/>
+                <w:color w:val="000000"/>
+              </w:rPr>
+            </w:pPr>
+            <w:r>
+              <w:rPr>
+                <w:rFonts w:ascii="Arial" w:hAnsi="Arial" w:cs="Arial"/>
+                <w:color w:val="000000"/>
+              </w:rPr>
+              <w:t>Skull length</w:t>
+            </w:r>
+          </w:p>
+        </w:tc>
+      </w:tr>
+      <w:tr>
+        <w:trPr>
+          <w:trHeight w:val="288"/>
+        </w:trPr>
+        <w:tc>
+          <w:tcPr>
+            <w:tcW w:w="1276" w:type="dxa"/>
+            <w:noWrap/>
+            <w:hideMark/>
+          </w:tcPr>
+          <w:p>
+            <w:pPr>
+              <w:rPr>
+                <w:rFonts w:ascii="Arial" w:hAnsi="Arial" w:cs="Arial"/>
+                <w:color w:val="000000"/>
+              </w:rPr>
+            </w:pPr>
+            <w:r>
+              <w:rPr>
+                <w:rFonts w:ascii="Arial" w:hAnsi="Arial" w:cs="Arial"/>
+                <w:color w:val="000000"/>
+              </w:rPr>
+              <w:t>DePasquale et al, 2020</w:t>
+            </w:r>
+          </w:p>
+        </w:tc>
+        <w:tc>
+          <w:tcPr>
+            <w:tcW w:w="1462" w:type="dxa"/>
+            <w:noWrap/>
+            <w:hideMark/>
+          </w:tcPr>
+          <w:p>
+            <w:pPr>
+              <w:rPr>
+                <w:rFonts w:ascii="Arial" w:hAnsi="Arial" w:cs="Arial"/>
+                <w:i/>
+                <w:iCs/>
+                <w:color w:val="000000"/>
+              </w:rPr>
+            </w:pPr>
+            <w:r>
+              <w:rPr>
+                <w:rFonts w:ascii="Arial" w:hAnsi="Arial" w:cs="Arial"/>
+                <w:i/>
+                <w:iCs/>
+                <w:color w:val="000000"/>
+              </w:rPr>
+              <w:t xml:space="preserve">Microtus </w:t>
+            </w:r>
+            <w:proofErr w:type="spellStart"/>
+            <w:r>
+              <w:rPr>
+                <w:rFonts w:ascii="Arial" w:hAnsi="Arial" w:cs="Arial"/>
+                <w:i/>
+                <w:iCs/>
+                <w:color w:val="000000"/>
+              </w:rPr>
+              <w:t>pennsylvanicus</w:t>
+            </w:r>
+            <w:proofErr w:type="spellEnd"/>
+          </w:p>
+        </w:tc>
+        <w:tc>
+          <w:tcPr>
+            <w:tcW w:w="808" w:type="dxa"/>
+            <w:noWrap/>
+            <w:hideMark/>
+          </w:tcPr>
+          <w:p>
+            <w:pPr>
+              <w:jc w:val="right"/>
+              <w:rPr>
+                <w:rFonts w:ascii="Arial" w:hAnsi="Arial" w:cs="Arial"/>
+                <w:color w:val="000000"/>
+              </w:rPr>
+            </w:pPr>
+            <w:r>
+              <w:rPr>
+                <w:rFonts w:ascii="Arial" w:hAnsi="Arial" w:cs="Arial"/>
+                <w:color w:val="000000"/>
+              </w:rPr>
+              <w:t>12</w:t>
+            </w:r>
+          </w:p>
+        </w:tc>
+        <w:tc>
+          <w:tcPr>
+            <w:tcW w:w="808" w:type="dxa"/>
+            <w:noWrap/>
+            <w:hideMark/>
+          </w:tcPr>
+          <w:p>
+            <w:pPr>
+              <w:jc w:val="right"/>
+              <w:rPr>
+                <w:rFonts w:ascii="Arial" w:hAnsi="Arial" w:cs="Arial"/>
+                <w:color w:val="000000"/>
+              </w:rPr>
+            </w:pPr>
+            <w:r>
+              <w:rPr>
+                <w:rFonts w:ascii="Arial" w:hAnsi="Arial" w:cs="Arial"/>
+                <w:color w:val="000000"/>
+              </w:rPr>
+              <w:t>15</w:t>
+            </w:r>
+          </w:p>
+        </w:tc>
+        <w:tc>
+          <w:tcPr>
+            <w:tcW w:w="1011" w:type="dxa"/>
+            <w:noWrap/>
+            <w:hideMark/>
+          </w:tcPr>
+          <w:p>
+            <w:pPr>
+              <w:rPr>
+                <w:rFonts w:ascii="Arial" w:hAnsi="Arial" w:cs="Arial"/>
+                <w:color w:val="000000"/>
+              </w:rPr>
+            </w:pPr>
+            <w:r>
+              <w:rPr>
+                <w:rFonts w:ascii="Arial" w:hAnsi="Arial" w:cs="Arial"/>
+                <w:color w:val="000000"/>
+              </w:rPr>
+              <w:t>East</w:t>
+            </w:r>
+          </w:p>
+        </w:tc>
+        <w:tc>
+          <w:tcPr>
+            <w:tcW w:w="1200" w:type="dxa"/>
+            <w:noWrap/>
+            <w:hideMark/>
+          </w:tcPr>
+          <w:p>
+            <w:pPr>
+              <w:rPr>
+                <w:rFonts w:ascii="Arial" w:hAnsi="Arial" w:cs="Arial"/>
+                <w:color w:val="000000"/>
+              </w:rPr>
+            </w:pPr>
+            <w:r>
+              <w:rPr>
+                <w:rFonts w:ascii="Arial" w:hAnsi="Arial" w:cs="Arial"/>
+                <w:color w:val="000000"/>
+              </w:rPr>
+              <w:t>1899-2013</w:t>
+            </w:r>
+          </w:p>
+        </w:tc>
+        <w:tc>
+          <w:tcPr>
+            <w:tcW w:w="1134" w:type="dxa"/>
+            <w:noWrap/>
+            <w:hideMark/>
+          </w:tcPr>
+          <w:p>
+            <w:pPr>
+              <w:jc w:val="right"/>
+              <w:rPr>
+                <w:rFonts w:ascii="Arial" w:hAnsi="Arial" w:cs="Arial"/>
+                <w:color w:val="000000"/>
+              </w:rPr>
+            </w:pPr>
+            <w:r>
+              <w:rPr>
+                <w:rFonts w:ascii="Arial" w:hAnsi="Arial" w:cs="Arial"/>
+                <w:color w:val="000000"/>
+              </w:rPr>
+              <w:t>114</w:t>
+            </w:r>
+          </w:p>
+        </w:tc>
+        <w:tc>
+          <w:tcPr>
+            <w:tcW w:w="1276" w:type="dxa"/>
+            <w:noWrap/>
+            <w:hideMark/>
+          </w:tcPr>
+          <w:p>
+            <w:pPr>
+              <w:rPr>
+                <w:rFonts w:ascii="Arial" w:hAnsi="Arial" w:cs="Arial"/>
+                <w:color w:val="000000"/>
+              </w:rPr>
+            </w:pPr>
+            <w:r>
+              <w:rPr>
+                <w:rFonts w:ascii="Arial" w:hAnsi="Arial" w:cs="Arial"/>
+                <w:color w:val="000000"/>
+              </w:rPr>
+              <w:t>Skull length</w:t>
+            </w:r>
+          </w:p>
+        </w:tc>
+      </w:tr>
+      <w:tr>
+        <w:trPr>
+          <w:trHeight w:val="288"/>
+        </w:trPr>
+        <w:tc>
+          <w:tcPr>
+            <w:tcW w:w="1276" w:type="dxa"/>
+            <w:noWrap/>
+            <w:hideMark/>
+          </w:tcPr>
+          <w:p>
+            <w:pPr>
+              <w:rPr>
+                <w:rFonts w:ascii="Arial" w:hAnsi="Arial" w:cs="Arial"/>
+                <w:color w:val="000000"/>
+              </w:rPr>
+            </w:pPr>
+            <w:r>
+              <w:rPr>
+                <w:rFonts w:ascii="Arial" w:hAnsi="Arial" w:cs="Arial"/>
+                <w:color w:val="000000"/>
+              </w:rPr>
+              <w:t>DePasquale et al, 2020</w:t>
+            </w:r>
+          </w:p>
+        </w:tc>
+        <w:tc>
+          <w:tcPr>
+            <w:tcW w:w="1462" w:type="dxa"/>
+            <w:noWrap/>
+            <w:hideMark/>
+          </w:tcPr>
+          <w:p>
+            <w:pPr>
+              <w:rPr>
+                <w:rFonts w:ascii="Arial" w:hAnsi="Arial" w:cs="Arial"/>
+                <w:i/>
+                <w:iCs/>
+                <w:color w:val="000000"/>
+              </w:rPr>
+            </w:pPr>
+            <w:r>
+              <w:rPr>
+                <w:rFonts w:ascii="Arial" w:hAnsi="Arial" w:cs="Arial"/>
+                <w:i/>
+                <w:iCs/>
+                <w:color w:val="000000"/>
+              </w:rPr>
+              <w:t xml:space="preserve">Peromyscus </w:t>
+            </w:r>
+            <w:proofErr w:type="spellStart"/>
+            <w:r>
+              <w:rPr>
+                <w:rFonts w:ascii="Arial" w:hAnsi="Arial" w:cs="Arial"/>
+                <w:i/>
+                <w:iCs/>
+                <w:color w:val="000000"/>
+              </w:rPr>
+              <w:t>leucopus</w:t>
+            </w:r>
+            <w:proofErr w:type="spellEnd"/>
+          </w:p>
+        </w:tc>
+        <w:tc>
+          <w:tcPr>
+            <w:tcW w:w="808" w:type="dxa"/>
+            <w:noWrap/>
+            <w:hideMark/>
+          </w:tcPr>
+          <w:p>
+            <w:pPr>
+              <w:jc w:val="right"/>
+              <w:rPr>
+                <w:rFonts w:ascii="Arial" w:hAnsi="Arial" w:cs="Arial"/>
+                <w:color w:val="000000"/>
+              </w:rPr>
+            </w:pPr>
+            <w:r>
+              <w:rPr>
+                <w:rFonts w:ascii="Arial" w:hAnsi="Arial" w:cs="Arial"/>
+                <w:color w:val="000000"/>
+              </w:rPr>
+              <w:t>12</w:t>
+            </w:r>
+          </w:p>
+        </w:tc>
+        <w:tc>
+          <w:tcPr>
+            <w:tcW w:w="808" w:type="dxa"/>
+            <w:noWrap/>
+            <w:hideMark/>
+          </w:tcPr>
+          <w:p>
+            <w:pPr>
+              <w:jc w:val="right"/>
+              <w:rPr>
+                <w:rFonts w:ascii="Arial" w:hAnsi="Arial" w:cs="Arial"/>
+                <w:color w:val="000000"/>
+              </w:rPr>
+            </w:pPr>
+            <w:r>
+              <w:rPr>
+                <w:rFonts w:ascii="Arial" w:hAnsi="Arial" w:cs="Arial"/>
+                <w:color w:val="000000"/>
+              </w:rPr>
+              <w:t>25</w:t>
+            </w:r>
+          </w:p>
+        </w:tc>
+        <w:tc>
+          <w:tcPr>
+            <w:tcW w:w="1011" w:type="dxa"/>
+            <w:noWrap/>
+            <w:hideMark/>
+          </w:tcPr>
+          <w:p>
+            <w:pPr>
+              <w:rPr>
+                <w:rFonts w:ascii="Arial" w:hAnsi="Arial" w:cs="Arial"/>
+                <w:color w:val="000000"/>
+              </w:rPr>
+            </w:pPr>
+            <w:r>
+              <w:rPr>
+                <w:rFonts w:ascii="Arial" w:hAnsi="Arial" w:cs="Arial"/>
+                <w:color w:val="000000"/>
+              </w:rPr>
+              <w:t>East</w:t>
+            </w:r>
+          </w:p>
+        </w:tc>
+        <w:tc>
+          <w:tcPr>
+            <w:tcW w:w="1200" w:type="dxa"/>
+            <w:noWrap/>
+            <w:hideMark/>
+          </w:tcPr>
+          <w:p>
+            <w:pPr>
+              <w:rPr>
+                <w:rFonts w:ascii="Arial" w:hAnsi="Arial" w:cs="Arial"/>
+                <w:color w:val="000000"/>
+              </w:rPr>
+            </w:pPr>
+            <w:r>
+              <w:rPr>
+                <w:rFonts w:ascii="Arial" w:hAnsi="Arial" w:cs="Arial"/>
+                <w:color w:val="000000"/>
+              </w:rPr>
+              <w:t>1899-1989</w:t>
+            </w:r>
+          </w:p>
+        </w:tc>
+        <w:tc>
+          <w:tcPr>
+            <w:tcW w:w="1134" w:type="dxa"/>
+            <w:noWrap/>
+            <w:hideMark/>
+          </w:tcPr>
+          <w:p>
+            <w:pPr>
+              <w:jc w:val="right"/>
+              <w:rPr>
+                <w:rFonts w:ascii="Arial" w:hAnsi="Arial" w:cs="Arial"/>
+                <w:color w:val="000000"/>
+              </w:rPr>
+            </w:pPr>
+            <w:r>
+              <w:rPr>
+                <w:rFonts w:ascii="Arial" w:hAnsi="Arial" w:cs="Arial"/>
+                <w:color w:val="000000"/>
+              </w:rPr>
+              <w:t>90</w:t>
+            </w:r>
+          </w:p>
+        </w:tc>
+        <w:tc>
+          <w:tcPr>
+            <w:tcW w:w="1276" w:type="dxa"/>
+            <w:noWrap/>
+            <w:hideMark/>
+          </w:tcPr>
+          <w:p>
+            <w:pPr>
+              <w:rPr>
+                <w:rFonts w:ascii="Arial" w:hAnsi="Arial" w:cs="Arial"/>
+                <w:color w:val="000000"/>
+              </w:rPr>
+            </w:pPr>
+            <w:r>
+              <w:rPr>
+                <w:rFonts w:ascii="Arial" w:hAnsi="Arial" w:cs="Arial"/>
+                <w:color w:val="000000"/>
+              </w:rPr>
+              <w:t>Skull length</w:t>
+            </w:r>
+          </w:p>
+        </w:tc>
+      </w:tr>
+      <w:tr>
+        <w:trPr>
+          <w:trHeight w:val="288"/>
+        </w:trPr>
+        <w:tc>
+          <w:tcPr>
+            <w:tcW w:w="1276" w:type="dxa"/>
+            <w:noWrap/>
+            <w:hideMark/>
+          </w:tcPr>
+          <w:p>
+            <w:pPr>
+              <w:rPr>
+                <w:rFonts w:ascii="Arial" w:hAnsi="Arial" w:cs="Arial"/>
+                <w:color w:val="000000"/>
+              </w:rPr>
+            </w:pPr>
+            <w:r>
+              <w:rPr>
+                <w:rFonts w:ascii="Arial" w:hAnsi="Arial" w:cs="Arial"/>
+                <w:color w:val="000000"/>
+              </w:rPr>
+              <w:t>Snell-Rood &amp; Wick, 2013</w:t>
+            </w:r>
+          </w:p>
+        </w:tc>
+        <w:tc>
+          <w:tcPr>
+            <w:tcW w:w="1462" w:type="dxa"/>
+            <w:noWrap/>
+            <w:hideMark/>
+          </w:tcPr>
+          <w:p>
+            <w:pPr>
+              <w:rPr>
+                <w:rFonts w:ascii="Arial" w:hAnsi="Arial" w:cs="Arial"/>
+                <w:i/>
+                <w:iCs/>
+                <w:color w:val="000000"/>
+              </w:rPr>
+            </w:pPr>
+            <w:r>
+              <w:rPr>
+                <w:rFonts w:ascii="Arial" w:hAnsi="Arial" w:cs="Arial"/>
+                <w:i/>
+                <w:iCs/>
+                <w:color w:val="000000"/>
+              </w:rPr>
+              <w:t xml:space="preserve">Blarina </w:t>
+            </w:r>
+            <w:proofErr w:type="spellStart"/>
+            <w:r>
+              <w:rPr>
+                <w:rFonts w:ascii="Arial" w:hAnsi="Arial" w:cs="Arial"/>
+                <w:i/>
+                <w:iCs/>
+                <w:color w:val="000000"/>
+              </w:rPr>
+              <w:t>brevicuada</w:t>
+            </w:r>
+            <w:proofErr w:type="spellEnd"/>
+          </w:p>
+        </w:tc>
+        <w:tc>
+          <w:tcPr>
+            <w:tcW w:w="808" w:type="dxa"/>
+            <w:noWrap/>
+            <w:hideMark/>
+          </w:tcPr>
+          <w:p>
+            <w:pPr>
+              <w:jc w:val="right"/>
+              <w:rPr>
+                <w:rFonts w:ascii="Arial" w:hAnsi="Arial" w:cs="Arial"/>
+                <w:color w:val="000000"/>
+              </w:rPr>
+            </w:pPr>
+            <w:r>
+              <w:rPr>
+                <w:rFonts w:ascii="Arial" w:hAnsi="Arial" w:cs="Arial"/>
+                <w:color w:val="000000"/>
+              </w:rPr>
+              <w:t>20</w:t>
+            </w:r>
+          </w:p>
+        </w:tc>
+        <w:tc>
+          <w:tcPr>
+            <w:tcW w:w="808" w:type="dxa"/>
+            <w:noWrap/>
+            <w:hideMark/>
+          </w:tcPr>
+          <w:p>
+            <w:pPr>
+              <w:jc w:val="right"/>
+              <w:rPr>
+                <w:rFonts w:ascii="Arial" w:hAnsi="Arial" w:cs="Arial"/>
+                <w:color w:val="000000"/>
+              </w:rPr>
+            </w:pPr>
+            <w:r>
+              <w:rPr>
+                <w:rFonts w:ascii="Arial" w:hAnsi="Arial" w:cs="Arial"/>
+                <w:color w:val="000000"/>
+              </w:rPr>
+              <w:t>17</w:t>
+            </w:r>
+          </w:p>
+        </w:tc>
+        <w:tc>
+          <w:tcPr>
+            <w:tcW w:w="1011" w:type="dxa"/>
+            <w:noWrap/>
+            <w:hideMark/>
+          </w:tcPr>
+          <w:p>
+            <w:pPr>
+              <w:rPr>
+                <w:rFonts w:ascii="Arial" w:hAnsi="Arial" w:cs="Arial"/>
+                <w:color w:val="000000"/>
+              </w:rPr>
+            </w:pPr>
+            <w:r>
+              <w:rPr>
+                <w:rFonts w:ascii="Arial" w:hAnsi="Arial" w:cs="Arial"/>
+                <w:color w:val="000000"/>
+              </w:rPr>
+              <w:t>Plains</w:t>
+            </w:r>
+          </w:p>
+        </w:tc>
+        <w:tc>
+          <w:tcPr>
+            <w:tcW w:w="1200" w:type="dxa"/>
+            <w:noWrap/>
+            <w:hideMark/>
+          </w:tcPr>
+          <w:p>
+            <w:pPr>
+              <w:rPr>
+                <w:rFonts w:ascii="Arial" w:hAnsi="Arial" w:cs="Arial"/>
+                <w:color w:val="000000"/>
+              </w:rPr>
+            </w:pPr>
+            <w:r>
+              <w:rPr>
+                <w:rFonts w:ascii="Arial" w:hAnsi="Arial" w:cs="Arial"/>
+                <w:color w:val="000000"/>
+              </w:rPr>
+              <w:t>1912-2005</w:t>
+            </w:r>
+          </w:p>
+        </w:tc>
+        <w:tc>
+          <w:tcPr>
+            <w:tcW w:w="1134" w:type="dxa"/>
+            <w:noWrap/>
+            <w:hideMark/>
+          </w:tcPr>
+          <w:p>
+            <w:pPr>
+              <w:jc w:val="right"/>
+              <w:rPr>
+                <w:rFonts w:ascii="Arial" w:hAnsi="Arial" w:cs="Arial"/>
+                <w:color w:val="000000"/>
+              </w:rPr>
+            </w:pPr>
+            <w:r>
+              <w:rPr>
+                <w:rFonts w:ascii="Arial" w:hAnsi="Arial" w:cs="Arial"/>
+                <w:color w:val="000000"/>
+              </w:rPr>
+              <w:t>93</w:t>
+            </w:r>
+          </w:p>
+        </w:tc>
+        <w:tc>
+          <w:tcPr>
+            <w:tcW w:w="1276" w:type="dxa"/>
+            <w:noWrap/>
+            <w:hideMark/>
+          </w:tcPr>
+          <w:p>
+            <w:pPr>
+              <w:rPr>
+                <w:rFonts w:ascii="Arial" w:hAnsi="Arial" w:cs="Arial"/>
+                <w:color w:val="000000"/>
+              </w:rPr>
+            </w:pPr>
+            <w:r>
+              <w:rPr>
+                <w:rFonts w:ascii="Arial" w:hAnsi="Arial" w:cs="Arial"/>
+                <w:color w:val="000000"/>
+              </w:rPr>
+              <w:t>Body length</w:t>
+            </w:r>
+          </w:p>
+        </w:tc>
+      </w:tr>
+      <w:tr>
+        <w:trPr>
+          <w:trHeight w:val="288"/>
+        </w:trPr>
+        <w:tc>
+          <w:tcPr>
+            <w:tcW w:w="1276" w:type="dxa"/>
+            <w:noWrap/>
+            <w:hideMark/>
+          </w:tcPr>
+          <w:p>
+            <w:pPr>
+              <w:rPr>
+                <w:rFonts w:ascii="Arial" w:hAnsi="Arial" w:cs="Arial"/>
+                <w:color w:val="000000"/>
+              </w:rPr>
+            </w:pPr>
+            <w:r>
+              <w:rPr>
+                <w:rFonts w:ascii="Arial" w:hAnsi="Arial" w:cs="Arial"/>
+                <w:color w:val="000000"/>
+              </w:rPr>
+              <w:t>Snell-Rood &amp; Wick, 2013</w:t>
+            </w:r>
+          </w:p>
+        </w:tc>
+        <w:tc>
+          <w:tcPr>
+            <w:tcW w:w="1462" w:type="dxa"/>
+            <w:noWrap/>
+            <w:hideMark/>
+          </w:tcPr>
+          <w:p>
+            <w:pPr>
+              <w:rPr>
+                <w:rFonts w:ascii="Arial" w:hAnsi="Arial" w:cs="Arial"/>
+                <w:i/>
+                <w:iCs/>
+                <w:color w:val="000000"/>
+              </w:rPr>
+            </w:pPr>
+            <w:proofErr w:type="spellStart"/>
+            <w:r>
+              <w:rPr>
+                <w:rFonts w:ascii="Arial" w:hAnsi="Arial" w:cs="Arial"/>
+                <w:i/>
+                <w:iCs/>
+                <w:color w:val="000000"/>
+              </w:rPr>
+              <w:t>Clethrionomys</w:t>
+            </w:r>
+            <w:proofErr w:type="spellEnd"/>
+            <w:r>
+              <w:rPr>
+                <w:rFonts w:ascii="Arial" w:hAnsi="Arial" w:cs="Arial"/>
+                <w:i/>
+                <w:iCs/>
+                <w:color w:val="000000"/>
+              </w:rPr>
+              <w:t xml:space="preserve"> </w:t>
+            </w:r>
+            <w:proofErr w:type="spellStart"/>
+            <w:r>
+              <w:rPr>
+                <w:rFonts w:ascii="Arial" w:hAnsi="Arial" w:cs="Arial"/>
+                <w:i/>
+                <w:iCs/>
+                <w:color w:val="000000"/>
+              </w:rPr>
+              <w:t>gapperi</w:t>
+            </w:r>
+            <w:proofErr w:type="spellEnd"/>
+          </w:p>
+        </w:tc>
+        <w:tc>
+          <w:tcPr>
+            <w:tcW w:w="808" w:type="dxa"/>
+            <w:noWrap/>
+            <w:hideMark/>
+          </w:tcPr>
+          <w:p>
+            <w:pPr>
+              <w:jc w:val="right"/>
+              <w:rPr>
+                <w:rFonts w:ascii="Arial" w:hAnsi="Arial" w:cs="Arial"/>
+                <w:color w:val="000000"/>
+              </w:rPr>
+            </w:pPr>
+            <w:r>
+              <w:rPr>
+                <w:rFonts w:ascii="Arial" w:hAnsi="Arial" w:cs="Arial"/>
+                <w:color w:val="000000"/>
+              </w:rPr>
+              <w:t>22</w:t>
+            </w:r>
+          </w:p>
+        </w:tc>
+        <w:tc>
+          <w:tcPr>
+            <w:tcW w:w="808" w:type="dxa"/>
+            <w:noWrap/>
+            <w:hideMark/>
+          </w:tcPr>
+          <w:p>
+            <w:pPr>
+              <w:jc w:val="right"/>
+              <w:rPr>
+                <w:rFonts w:ascii="Arial" w:hAnsi="Arial" w:cs="Arial"/>
+                <w:color w:val="000000"/>
+              </w:rPr>
+            </w:pPr>
+            <w:r>
+              <w:rPr>
+                <w:rFonts w:ascii="Arial" w:hAnsi="Arial" w:cs="Arial"/>
+                <w:color w:val="000000"/>
+              </w:rPr>
+              <w:t>17</w:t>
+            </w:r>
+          </w:p>
+        </w:tc>
+        <w:tc>
+          <w:tcPr>
+            <w:tcW w:w="1011" w:type="dxa"/>
+            <w:noWrap/>
+            <w:hideMark/>
+          </w:tcPr>
+          <w:p>
+            <w:pPr>
+              <w:rPr>
+                <w:rFonts w:ascii="Arial" w:hAnsi="Arial" w:cs="Arial"/>
+                <w:color w:val="000000"/>
+              </w:rPr>
+            </w:pPr>
+            <w:r>
+              <w:rPr>
+                <w:rFonts w:ascii="Arial" w:hAnsi="Arial" w:cs="Arial"/>
+                <w:color w:val="000000"/>
+              </w:rPr>
+              <w:t>Plains</w:t>
+            </w:r>
+          </w:p>
+        </w:tc>
+        <w:tc>
+          <w:tcPr>
+            <w:tcW w:w="1200" w:type="dxa"/>
+            <w:noWrap/>
+            <w:hideMark/>
+          </w:tcPr>
+          <w:p>
+            <w:pPr>
+              <w:rPr>
+                <w:rFonts w:ascii="Arial" w:hAnsi="Arial" w:cs="Arial"/>
+                <w:color w:val="000000"/>
+              </w:rPr>
+            </w:pPr>
+            <w:r>
+              <w:rPr>
+                <w:rFonts w:ascii="Arial" w:hAnsi="Arial" w:cs="Arial"/>
+                <w:color w:val="000000"/>
+              </w:rPr>
+              <w:t>1929-2005</w:t>
+            </w:r>
+          </w:p>
+        </w:tc>
+        <w:tc>
+          <w:tcPr>
+            <w:tcW w:w="1134" w:type="dxa"/>
+            <w:noWrap/>
+            <w:hideMark/>
+          </w:tcPr>
+          <w:p>
+            <w:pPr>
+              <w:jc w:val="right"/>
+              <w:rPr>
+                <w:rFonts w:ascii="Arial" w:hAnsi="Arial" w:cs="Arial"/>
+                <w:color w:val="000000"/>
+              </w:rPr>
+            </w:pPr>
+            <w:r>
+              <w:rPr>
+                <w:rFonts w:ascii="Arial" w:hAnsi="Arial" w:cs="Arial"/>
+                <w:color w:val="000000"/>
+              </w:rPr>
+              <w:t>76</w:t>
+            </w:r>
+          </w:p>
+        </w:tc>
+        <w:tc>
+          <w:tcPr>
+            <w:tcW w:w="1276" w:type="dxa"/>
+            <w:noWrap/>
+            <w:hideMark/>
+          </w:tcPr>
+          <w:p>
+            <w:pPr>
+              <w:rPr>
+                <w:rFonts w:ascii="Arial" w:hAnsi="Arial" w:cs="Arial"/>
+                <w:color w:val="000000"/>
+              </w:rPr>
+            </w:pPr>
+            <w:r>
+              <w:rPr>
+                <w:rFonts w:ascii="Arial" w:hAnsi="Arial" w:cs="Arial"/>
+                <w:color w:val="000000"/>
+              </w:rPr>
+              <w:t>Body length</w:t>
+            </w:r>
+          </w:p>
+        </w:tc>
+      </w:tr>
+      <w:tr>
+        <w:trPr>
+          <w:trHeight w:val="288"/>
+        </w:trPr>
+        <w:tc>
+          <w:tcPr>
+            <w:tcW w:w="1276" w:type="dxa"/>
+            <w:noWrap/>
+            <w:hideMark/>
+          </w:tcPr>
+          <w:p>
+            <w:pPr>
+              <w:rPr>
+                <w:rFonts w:ascii="Arial" w:hAnsi="Arial" w:cs="Arial"/>
+                <w:color w:val="000000"/>
+              </w:rPr>
+            </w:pPr>
+            <w:r>
+              <w:rPr>
+                <w:rFonts w:ascii="Arial" w:hAnsi="Arial" w:cs="Arial"/>
+                <w:color w:val="000000"/>
+              </w:rPr>
+              <w:t>Snell-Rood &amp; Wick, 2013</w:t>
+            </w:r>
+          </w:p>
+        </w:tc>
+        <w:tc>
+          <w:tcPr>
+            <w:tcW w:w="1462" w:type="dxa"/>
+            <w:noWrap/>
+            <w:hideMark/>
+          </w:tcPr>
+          <w:p>
+            <w:pPr>
+              <w:rPr>
+                <w:rFonts w:ascii="Arial" w:hAnsi="Arial" w:cs="Arial"/>
+                <w:i/>
+                <w:iCs/>
+                <w:color w:val="000000"/>
+              </w:rPr>
+            </w:pPr>
+            <w:r>
+              <w:rPr>
+                <w:rFonts w:ascii="Arial" w:hAnsi="Arial" w:cs="Arial"/>
+                <w:i/>
+                <w:iCs/>
+                <w:color w:val="000000"/>
+              </w:rPr>
+              <w:t>Eptesicus fuscus</w:t>
+            </w:r>
+          </w:p>
+        </w:tc>
+        <w:tc>
+          <w:tcPr>
+            <w:tcW w:w="808" w:type="dxa"/>
+            <w:noWrap/>
+            <w:hideMark/>
+          </w:tcPr>
+          <w:p>
+            <w:pPr>
+              <w:jc w:val="right"/>
+              <w:rPr>
+                <w:rFonts w:ascii="Arial" w:hAnsi="Arial" w:cs="Arial"/>
+                <w:color w:val="000000"/>
+              </w:rPr>
+            </w:pPr>
+            <w:r>
+              <w:rPr>
+                <w:rFonts w:ascii="Arial" w:hAnsi="Arial" w:cs="Arial"/>
+                <w:color w:val="000000"/>
+              </w:rPr>
+              <w:t>11</w:t>
+            </w:r>
+          </w:p>
+        </w:tc>
+        <w:tc>
+          <w:tcPr>
+            <w:tcW w:w="808" w:type="dxa"/>
+            <w:noWrap/>
+            <w:hideMark/>
+          </w:tcPr>
+          <w:p>
+            <w:pPr>
+              <w:jc w:val="right"/>
+              <w:rPr>
+                <w:rFonts w:ascii="Arial" w:hAnsi="Arial" w:cs="Arial"/>
+                <w:color w:val="000000"/>
+              </w:rPr>
+            </w:pPr>
+            <w:r>
+              <w:rPr>
+                <w:rFonts w:ascii="Arial" w:hAnsi="Arial" w:cs="Arial"/>
+                <w:color w:val="000000"/>
+              </w:rPr>
+              <w:t>14</w:t>
+            </w:r>
+          </w:p>
+        </w:tc>
+        <w:tc>
+          <w:tcPr>
+            <w:tcW w:w="1011" w:type="dxa"/>
+            <w:noWrap/>
+            <w:hideMark/>
+          </w:tcPr>
+          <w:p>
+            <w:pPr>
+              <w:rPr>
+                <w:rFonts w:ascii="Arial" w:hAnsi="Arial" w:cs="Arial"/>
+                <w:color w:val="000000"/>
+              </w:rPr>
+            </w:pPr>
+            <w:r>
+              <w:rPr>
+                <w:rFonts w:ascii="Arial" w:hAnsi="Arial" w:cs="Arial"/>
+                <w:color w:val="000000"/>
+              </w:rPr>
+              <w:t>Plains</w:t>
+            </w:r>
+          </w:p>
+        </w:tc>
+        <w:tc>
+          <w:tcPr>
+            <w:tcW w:w="1200" w:type="dxa"/>
+            <w:noWrap/>
+            <w:hideMark/>
+          </w:tcPr>
+          <w:p>
+            <w:pPr>
+              <w:rPr>
+                <w:rFonts w:ascii="Arial" w:hAnsi="Arial" w:cs="Arial"/>
+                <w:color w:val="000000"/>
+              </w:rPr>
+            </w:pPr>
+            <w:r>
+              <w:rPr>
+                <w:rFonts w:ascii="Arial" w:hAnsi="Arial" w:cs="Arial"/>
+                <w:color w:val="000000"/>
+              </w:rPr>
+              <w:t>1937-1995</w:t>
+            </w:r>
+          </w:p>
+        </w:tc>
+        <w:tc>
+          <w:tcPr>
+            <w:tcW w:w="1134" w:type="dxa"/>
+            <w:noWrap/>
+            <w:hideMark/>
+          </w:tcPr>
+          <w:p>
+            <w:pPr>
+              <w:jc w:val="right"/>
+              <w:rPr>
+                <w:rFonts w:ascii="Arial" w:hAnsi="Arial" w:cs="Arial"/>
+                <w:color w:val="000000"/>
+              </w:rPr>
+            </w:pPr>
+            <w:r>
+              <w:rPr>
+                <w:rFonts w:ascii="Arial" w:hAnsi="Arial" w:cs="Arial"/>
+                <w:color w:val="000000"/>
+              </w:rPr>
+              <w:t>58</w:t>
+            </w:r>
+          </w:p>
+        </w:tc>
+        <w:tc>
+          <w:tcPr>
+            <w:tcW w:w="1276" w:type="dxa"/>
+            <w:noWrap/>
+            <w:hideMark/>
+          </w:tcPr>
+          <w:p>
+            <w:pPr>
+              <w:rPr>
+                <w:rFonts w:ascii="Arial" w:hAnsi="Arial" w:cs="Arial"/>
+                <w:color w:val="000000"/>
+              </w:rPr>
+            </w:pPr>
+            <w:r>
+              <w:rPr>
+                <w:rFonts w:ascii="Arial" w:hAnsi="Arial" w:cs="Arial"/>
+                <w:color w:val="000000"/>
+              </w:rPr>
+              <w:t>Body length</w:t>
+            </w:r>
+          </w:p>
+        </w:tc>
+      </w:tr>
+      <w:tr>
+        <w:trPr>
+          <w:trHeight w:val="288"/>
+        </w:trPr>
+        <w:tc>
+          <w:tcPr>
+            <w:tcW w:w="1276" w:type="dxa"/>
+            <w:noWrap/>
+            <w:hideMark/>
+          </w:tcPr>
+          <w:p>
+            <w:pPr>
+              <w:rPr>
+                <w:rFonts w:ascii="Arial" w:hAnsi="Arial" w:cs="Arial"/>
+                <w:color w:val="000000"/>
+              </w:rPr>
+            </w:pPr>
+            <w:r>
+              <w:rPr>
+                <w:rFonts w:ascii="Arial" w:hAnsi="Arial" w:cs="Arial"/>
+                <w:color w:val="000000"/>
+              </w:rPr>
+              <w:t>Snell-Rood &amp; Wick, 2013</w:t>
+            </w:r>
+          </w:p>
+        </w:tc>
+        <w:tc>
+          <w:tcPr>
+            <w:tcW w:w="1462" w:type="dxa"/>
+            <w:noWrap/>
+            <w:hideMark/>
+          </w:tcPr>
+          <w:p>
+            <w:pPr>
+              <w:rPr>
+                <w:rFonts w:ascii="Arial" w:hAnsi="Arial" w:cs="Arial"/>
+                <w:i/>
+                <w:iCs/>
+                <w:color w:val="000000"/>
+              </w:rPr>
+            </w:pPr>
+            <w:proofErr w:type="spellStart"/>
+            <w:r>
+              <w:rPr>
+                <w:rFonts w:ascii="Arial" w:hAnsi="Arial" w:cs="Arial"/>
+                <w:i/>
+                <w:iCs/>
+                <w:color w:val="000000"/>
+              </w:rPr>
+              <w:t>Geomys</w:t>
+            </w:r>
+            <w:proofErr w:type="spellEnd"/>
+            <w:r>
+              <w:rPr>
+                <w:rFonts w:ascii="Arial" w:hAnsi="Arial" w:cs="Arial"/>
+                <w:i/>
+                <w:iCs/>
+                <w:color w:val="000000"/>
+              </w:rPr>
+              <w:t xml:space="preserve"> </w:t>
+            </w:r>
+            <w:proofErr w:type="spellStart"/>
+            <w:r>
+              <w:rPr>
+                <w:rFonts w:ascii="Arial" w:hAnsi="Arial" w:cs="Arial"/>
+                <w:i/>
+                <w:iCs/>
+                <w:color w:val="000000"/>
+              </w:rPr>
+              <w:t>bursarius</w:t>
+            </w:r>
+            <w:proofErr w:type="spellEnd"/>
+          </w:p>
+        </w:tc>
+        <w:tc>
+          <w:tcPr>
+            <w:tcW w:w="808" w:type="dxa"/>
+            <w:noWrap/>
+            <w:hideMark/>
+          </w:tcPr>
+          <w:p>
+            <w:pPr>
+              <w:jc w:val="right"/>
+              <w:rPr>
+                <w:rFonts w:ascii="Arial" w:hAnsi="Arial" w:cs="Arial"/>
+                <w:color w:val="000000"/>
+              </w:rPr>
+            </w:pPr>
+            <w:r>
+              <w:rPr>
+                <w:rFonts w:ascii="Arial" w:hAnsi="Arial" w:cs="Arial"/>
+                <w:color w:val="000000"/>
+              </w:rPr>
+              <w:t>16</w:t>
+            </w:r>
+          </w:p>
+        </w:tc>
+        <w:tc>
+          <w:tcPr>
+            <w:tcW w:w="808" w:type="dxa"/>
+            <w:noWrap/>
+            <w:hideMark/>
+          </w:tcPr>
+          <w:p>
+            <w:pPr>
+              <w:jc w:val="right"/>
+              <w:rPr>
+                <w:rFonts w:ascii="Arial" w:hAnsi="Arial" w:cs="Arial"/>
+                <w:color w:val="000000"/>
+              </w:rPr>
+            </w:pPr>
+            <w:r>
+              <w:rPr>
+                <w:rFonts w:ascii="Arial" w:hAnsi="Arial" w:cs="Arial"/>
+                <w:color w:val="000000"/>
+              </w:rPr>
+              <w:t>16</w:t>
+            </w:r>
+          </w:p>
+        </w:tc>
+        <w:tc>
+          <w:tcPr>
+            <w:tcW w:w="1011" w:type="dxa"/>
+            <w:noWrap/>
+            <w:hideMark/>
+          </w:tcPr>
+          <w:p>
+            <w:pPr>
+              <w:rPr>
+                <w:rFonts w:ascii="Arial" w:hAnsi="Arial" w:cs="Arial"/>
+                <w:color w:val="000000"/>
+              </w:rPr>
+            </w:pPr>
+            <w:r>
+              <w:rPr>
+                <w:rFonts w:ascii="Arial" w:hAnsi="Arial" w:cs="Arial"/>
+                <w:color w:val="000000"/>
+              </w:rPr>
+              <w:t>Plains</w:t>
+            </w:r>
+          </w:p>
+        </w:tc>
+        <w:tc>
+          <w:tcPr>
+            <w:tcW w:w="1200" w:type="dxa"/>
+            <w:noWrap/>
+            <w:hideMark/>
+          </w:tcPr>
+          <w:p>
+            <w:pPr>
+              <w:rPr>
+                <w:rFonts w:ascii="Arial" w:hAnsi="Arial" w:cs="Arial"/>
+                <w:color w:val="000000"/>
+              </w:rPr>
+            </w:pPr>
+            <w:r>
+              <w:rPr>
+                <w:rFonts w:ascii="Arial" w:hAnsi="Arial" w:cs="Arial"/>
+                <w:color w:val="000000"/>
+              </w:rPr>
+              <w:t>1916-2001</w:t>
+            </w:r>
+          </w:p>
+        </w:tc>
+        <w:tc>
+          <w:tcPr>
+            <w:tcW w:w="1134" w:type="dxa"/>
+            <w:noWrap/>
+            <w:hideMark/>
+          </w:tcPr>
+          <w:p>
+            <w:pPr>
+              <w:jc w:val="right"/>
+              <w:rPr>
+                <w:rFonts w:ascii="Arial" w:hAnsi="Arial" w:cs="Arial"/>
+                <w:color w:val="000000"/>
+              </w:rPr>
+            </w:pPr>
+            <w:r>
+              <w:rPr>
+                <w:rFonts w:ascii="Arial" w:hAnsi="Arial" w:cs="Arial"/>
+                <w:color w:val="000000"/>
+              </w:rPr>
+              <w:t>85</w:t>
+            </w:r>
+          </w:p>
+        </w:tc>
+        <w:tc>
+          <w:tcPr>
+            <w:tcW w:w="1276" w:type="dxa"/>
+            <w:noWrap/>
+            <w:hideMark/>
+          </w:tcPr>
+          <w:p>
+            <w:pPr>
+              <w:rPr>
+                <w:rFonts w:ascii="Arial" w:hAnsi="Arial" w:cs="Arial"/>
+                <w:color w:val="000000"/>
+              </w:rPr>
+            </w:pPr>
+            <w:r>
+              <w:rPr>
+                <w:rFonts w:ascii="Arial" w:hAnsi="Arial" w:cs="Arial"/>
+                <w:color w:val="000000"/>
+              </w:rPr>
+              <w:t>Body length</w:t>
+            </w:r>
+          </w:p>
+        </w:tc>
+      </w:tr>
+      <w:tr>
+        <w:trPr>
+          <w:trHeight w:val="288"/>
+        </w:trPr>
+        <w:tc>
+          <w:tcPr>
+            <w:tcW w:w="1276" w:type="dxa"/>
+            <w:noWrap/>
+            <w:hideMark/>
+          </w:tcPr>
+          <w:p>
+            <w:pPr>
+              <w:rPr>
+                <w:rFonts w:ascii="Arial" w:hAnsi="Arial" w:cs="Arial"/>
+                <w:color w:val="000000"/>
+              </w:rPr>
+            </w:pPr>
+            <w:r>
+              <w:rPr>
+                <w:rFonts w:ascii="Arial" w:hAnsi="Arial" w:cs="Arial"/>
+                <w:color w:val="000000"/>
+              </w:rPr>
+              <w:t>Snell-Rood &amp; Wick, 2013</w:t>
+            </w:r>
+          </w:p>
+        </w:tc>
+        <w:tc>
+          <w:tcPr>
+            <w:tcW w:w="1462" w:type="dxa"/>
+            <w:noWrap/>
+            <w:hideMark/>
+          </w:tcPr>
+          <w:p>
+            <w:pPr>
+              <w:rPr>
+                <w:rFonts w:ascii="Arial" w:hAnsi="Arial" w:cs="Arial"/>
+                <w:i/>
+                <w:iCs/>
+                <w:color w:val="000000"/>
+              </w:rPr>
+            </w:pPr>
+            <w:r>
+              <w:rPr>
+                <w:rFonts w:ascii="Arial" w:hAnsi="Arial" w:cs="Arial"/>
+                <w:i/>
+                <w:iCs/>
+                <w:color w:val="000000"/>
+              </w:rPr>
+              <w:t xml:space="preserve">Myotis </w:t>
+            </w:r>
+            <w:proofErr w:type="spellStart"/>
+            <w:r>
+              <w:rPr>
+                <w:rFonts w:ascii="Arial" w:hAnsi="Arial" w:cs="Arial"/>
+                <w:i/>
+                <w:iCs/>
+                <w:color w:val="000000"/>
+              </w:rPr>
+              <w:t>lucifugus</w:t>
+            </w:r>
+            <w:proofErr w:type="spellEnd"/>
+          </w:p>
+        </w:tc>
+        <w:tc>
+          <w:tcPr>
+            <w:tcW w:w="808" w:type="dxa"/>
+            <w:noWrap/>
+            <w:hideMark/>
+          </w:tcPr>
+          <w:p>
+            <w:pPr>
+              <w:jc w:val="right"/>
+              <w:rPr>
+                <w:rFonts w:ascii="Arial" w:hAnsi="Arial" w:cs="Arial"/>
+                <w:color w:val="000000"/>
+              </w:rPr>
+            </w:pPr>
+            <w:r>
+              <w:rPr>
+                <w:rFonts w:ascii="Arial" w:hAnsi="Arial" w:cs="Arial"/>
+                <w:color w:val="000000"/>
+              </w:rPr>
+              <w:t>15</w:t>
+            </w:r>
+          </w:p>
+        </w:tc>
+        <w:tc>
+          <w:tcPr>
+            <w:tcW w:w="808" w:type="dxa"/>
+            <w:noWrap/>
+            <w:hideMark/>
+          </w:tcPr>
+          <w:p>
+            <w:pPr>
+              <w:jc w:val="right"/>
+              <w:rPr>
+                <w:rFonts w:ascii="Arial" w:hAnsi="Arial" w:cs="Arial"/>
+                <w:color w:val="000000"/>
+              </w:rPr>
+            </w:pPr>
+            <w:r>
+              <w:rPr>
+                <w:rFonts w:ascii="Arial" w:hAnsi="Arial" w:cs="Arial"/>
+                <w:color w:val="000000"/>
+              </w:rPr>
+              <w:t>13</w:t>
+            </w:r>
+          </w:p>
+        </w:tc>
+        <w:tc>
+          <w:tcPr>
+            <w:tcW w:w="1011" w:type="dxa"/>
+            <w:noWrap/>
+            <w:hideMark/>
+          </w:tcPr>
+          <w:p>
+            <w:pPr>
+              <w:rPr>
+                <w:rFonts w:ascii="Arial" w:hAnsi="Arial" w:cs="Arial"/>
+                <w:color w:val="000000"/>
+              </w:rPr>
+            </w:pPr>
+            <w:r>
+              <w:rPr>
+                <w:rFonts w:ascii="Arial" w:hAnsi="Arial" w:cs="Arial"/>
+                <w:color w:val="000000"/>
+              </w:rPr>
+              <w:t>Plains</w:t>
+            </w:r>
+          </w:p>
+        </w:tc>
+        <w:tc>
+          <w:tcPr>
+            <w:tcW w:w="1200" w:type="dxa"/>
+            <w:noWrap/>
+            <w:hideMark/>
+          </w:tcPr>
+          <w:p>
+            <w:pPr>
+              <w:rPr>
+                <w:rFonts w:ascii="Arial" w:hAnsi="Arial" w:cs="Arial"/>
+                <w:color w:val="000000"/>
+              </w:rPr>
+            </w:pPr>
+            <w:r>
+              <w:rPr>
+                <w:rFonts w:ascii="Arial" w:hAnsi="Arial" w:cs="Arial"/>
+                <w:color w:val="000000"/>
+              </w:rPr>
+              <w:t>1916-2004</w:t>
+            </w:r>
+          </w:p>
+        </w:tc>
+        <w:tc>
+          <w:tcPr>
+            <w:tcW w:w="1134" w:type="dxa"/>
+            <w:noWrap/>
+            <w:hideMark/>
+          </w:tcPr>
+          <w:p>
+            <w:pPr>
+              <w:jc w:val="right"/>
+              <w:rPr>
+                <w:rFonts w:ascii="Arial" w:hAnsi="Arial" w:cs="Arial"/>
+                <w:color w:val="000000"/>
+              </w:rPr>
+            </w:pPr>
+            <w:r>
+              <w:rPr>
+                <w:rFonts w:ascii="Arial" w:hAnsi="Arial" w:cs="Arial"/>
+                <w:color w:val="000000"/>
+              </w:rPr>
+              <w:t>88</w:t>
+            </w:r>
+          </w:p>
+        </w:tc>
+        <w:tc>
+          <w:tcPr>
+            <w:tcW w:w="1276" w:type="dxa"/>
+            <w:noWrap/>
+            <w:hideMark/>
+          </w:tcPr>
+          <w:p>
+            <w:pPr>
+              <w:rPr>
+                <w:rFonts w:ascii="Arial" w:hAnsi="Arial" w:cs="Arial"/>
+                <w:color w:val="000000"/>
+              </w:rPr>
+            </w:pPr>
+            <w:r>
+              <w:rPr>
+                <w:rFonts w:ascii="Arial" w:hAnsi="Arial" w:cs="Arial"/>
+                <w:color w:val="000000"/>
+              </w:rPr>
+              <w:t>Body length</w:t>
+            </w:r>
+          </w:p>
+        </w:tc>
+      </w:tr>
+      <w:tr>
+        <w:trPr>
+          <w:trHeight w:val="288"/>
+        </w:trPr>
+        <w:tc>
+          <w:tcPr>
+            <w:tcW w:w="1276" w:type="dxa"/>
+            <w:noWrap/>
+            <w:hideMark/>
+          </w:tcPr>
+          <w:p>
+            <w:pPr>
+              <w:rPr>
+                <w:rFonts w:ascii="Arial" w:hAnsi="Arial" w:cs="Arial"/>
+                <w:color w:val="000000"/>
+              </w:rPr>
+            </w:pPr>
+            <w:r>
+              <w:rPr>
+                <w:rFonts w:ascii="Arial" w:hAnsi="Arial" w:cs="Arial"/>
+                <w:color w:val="000000"/>
+              </w:rPr>
+              <w:t>Snell-Rood &amp; Wick, 2013</w:t>
+            </w:r>
+          </w:p>
+        </w:tc>
+        <w:tc>
+          <w:tcPr>
+            <w:tcW w:w="1462" w:type="dxa"/>
+            <w:noWrap/>
+            <w:hideMark/>
+          </w:tcPr>
+          <w:p>
+            <w:pPr>
+              <w:rPr>
+                <w:rFonts w:ascii="Arial" w:hAnsi="Arial" w:cs="Arial"/>
+                <w:i/>
+                <w:iCs/>
+                <w:color w:val="000000"/>
+              </w:rPr>
+            </w:pPr>
+            <w:r>
+              <w:rPr>
+                <w:rFonts w:ascii="Arial" w:hAnsi="Arial" w:cs="Arial"/>
+                <w:i/>
+                <w:iCs/>
+                <w:color w:val="000000"/>
+              </w:rPr>
+              <w:t xml:space="preserve">Microtus </w:t>
+            </w:r>
+            <w:proofErr w:type="spellStart"/>
+            <w:r>
+              <w:rPr>
+                <w:rFonts w:ascii="Arial" w:hAnsi="Arial" w:cs="Arial"/>
+                <w:i/>
+                <w:iCs/>
+                <w:color w:val="000000"/>
+              </w:rPr>
+              <w:t>pennsylvanicus</w:t>
+            </w:r>
+            <w:proofErr w:type="spellEnd"/>
+          </w:p>
+        </w:tc>
+        <w:tc>
+          <w:tcPr>
+            <w:tcW w:w="808" w:type="dxa"/>
+            <w:noWrap/>
+            <w:hideMark/>
+          </w:tcPr>
+          <w:p>
+            <w:pPr>
+              <w:jc w:val="right"/>
+              <w:rPr>
+                <w:rFonts w:ascii="Arial" w:hAnsi="Arial" w:cs="Arial"/>
+                <w:color w:val="000000"/>
+              </w:rPr>
+            </w:pPr>
+            <w:r>
+              <w:rPr>
+                <w:rFonts w:ascii="Arial" w:hAnsi="Arial" w:cs="Arial"/>
+                <w:color w:val="000000"/>
+              </w:rPr>
+              <w:t>18</w:t>
+            </w:r>
+          </w:p>
+        </w:tc>
+        <w:tc>
+          <w:tcPr>
+            <w:tcW w:w="808" w:type="dxa"/>
+            <w:noWrap/>
+            <w:hideMark/>
+          </w:tcPr>
+          <w:p>
+            <w:pPr>
+              <w:jc w:val="right"/>
+              <w:rPr>
+                <w:rFonts w:ascii="Arial" w:hAnsi="Arial" w:cs="Arial"/>
+                <w:color w:val="000000"/>
+              </w:rPr>
+            </w:pPr>
+            <w:r>
+              <w:rPr>
+                <w:rFonts w:ascii="Arial" w:hAnsi="Arial" w:cs="Arial"/>
+                <w:color w:val="000000"/>
+              </w:rPr>
+              <w:t>18</w:t>
+            </w:r>
+          </w:p>
+        </w:tc>
+        <w:tc>
+          <w:tcPr>
+            <w:tcW w:w="1011" w:type="dxa"/>
+            <w:noWrap/>
+            <w:hideMark/>
+          </w:tcPr>
+          <w:p>
+            <w:pPr>
+              <w:rPr>
+                <w:rFonts w:ascii="Arial" w:hAnsi="Arial" w:cs="Arial"/>
+                <w:color w:val="000000"/>
+              </w:rPr>
+            </w:pPr>
+            <w:r>
+              <w:rPr>
+                <w:rFonts w:ascii="Arial" w:hAnsi="Arial" w:cs="Arial"/>
+                <w:color w:val="000000"/>
+              </w:rPr>
+              <w:t>Plains</w:t>
+            </w:r>
+          </w:p>
+        </w:tc>
+        <w:tc>
+          <w:tcPr>
+            <w:tcW w:w="1200" w:type="dxa"/>
+            <w:noWrap/>
+            <w:hideMark/>
+          </w:tcPr>
+          <w:p>
+            <w:pPr>
+              <w:rPr>
+                <w:rFonts w:ascii="Arial" w:hAnsi="Arial" w:cs="Arial"/>
+                <w:color w:val="000000"/>
+              </w:rPr>
+            </w:pPr>
+            <w:r>
+              <w:rPr>
+                <w:rFonts w:ascii="Arial" w:hAnsi="Arial" w:cs="Arial"/>
+                <w:color w:val="000000"/>
+              </w:rPr>
+              <w:t>1911-2005</w:t>
+            </w:r>
+          </w:p>
+        </w:tc>
+        <w:tc>
+          <w:tcPr>
+            <w:tcW w:w="1134" w:type="dxa"/>
+            <w:noWrap/>
+            <w:hideMark/>
+          </w:tcPr>
+          <w:p>
+            <w:pPr>
+              <w:jc w:val="right"/>
+              <w:rPr>
+                <w:rFonts w:ascii="Arial" w:hAnsi="Arial" w:cs="Arial"/>
+                <w:color w:val="000000"/>
+              </w:rPr>
+            </w:pPr>
+            <w:r>
+              <w:rPr>
+                <w:rFonts w:ascii="Arial" w:hAnsi="Arial" w:cs="Arial"/>
+                <w:color w:val="000000"/>
+              </w:rPr>
+              <w:t>94</w:t>
+            </w:r>
+          </w:p>
+        </w:tc>
+        <w:tc>
+          <w:tcPr>
+            <w:tcW w:w="1276" w:type="dxa"/>
+            <w:noWrap/>
+            <w:hideMark/>
+          </w:tcPr>
+          <w:p>
+            <w:pPr>
+              <w:rPr>
+                <w:rFonts w:ascii="Arial" w:hAnsi="Arial" w:cs="Arial"/>
+                <w:color w:val="000000"/>
+              </w:rPr>
+            </w:pPr>
+            <w:r>
+              <w:rPr>
+                <w:rFonts w:ascii="Arial" w:hAnsi="Arial" w:cs="Arial"/>
+                <w:color w:val="000000"/>
+              </w:rPr>
+              <w:t>Body length</w:t>
+            </w:r>
+          </w:p>
+        </w:tc>
+      </w:tr>
+      <w:tr>
+        <w:trPr>
+          <w:trHeight w:val="288"/>
+        </w:trPr>
+        <w:tc>
+          <w:tcPr>
+            <w:tcW w:w="1276" w:type="dxa"/>
+            <w:noWrap/>
+            <w:hideMark/>
+          </w:tcPr>
+          <w:p>
+            <w:pPr>
+              <w:rPr>
+                <w:rFonts w:ascii="Arial" w:hAnsi="Arial" w:cs="Arial"/>
+                <w:color w:val="000000"/>
+              </w:rPr>
+            </w:pPr>
+            <w:r>
+              <w:rPr>
+                <w:rFonts w:ascii="Arial" w:hAnsi="Arial" w:cs="Arial"/>
+                <w:color w:val="000000"/>
+              </w:rPr>
+              <w:t>Snell-Rood &amp; Wick, 2013</w:t>
+            </w:r>
+          </w:p>
+        </w:tc>
+        <w:tc>
+          <w:tcPr>
+            <w:tcW w:w="1462" w:type="dxa"/>
+            <w:noWrap/>
+            <w:hideMark/>
+          </w:tcPr>
+          <w:p>
+            <w:pPr>
+              <w:rPr>
+                <w:rFonts w:ascii="Arial" w:hAnsi="Arial" w:cs="Arial"/>
+                <w:i/>
+                <w:iCs/>
+                <w:color w:val="000000"/>
+              </w:rPr>
+            </w:pPr>
+            <w:r>
+              <w:rPr>
+                <w:rFonts w:ascii="Arial" w:hAnsi="Arial" w:cs="Arial"/>
+                <w:i/>
+                <w:iCs/>
+                <w:color w:val="000000"/>
+              </w:rPr>
+              <w:t xml:space="preserve">Peromyscus </w:t>
+            </w:r>
+            <w:proofErr w:type="spellStart"/>
+            <w:r>
+              <w:rPr>
+                <w:rFonts w:ascii="Arial" w:hAnsi="Arial" w:cs="Arial"/>
+                <w:i/>
+                <w:iCs/>
+                <w:color w:val="000000"/>
+              </w:rPr>
+              <w:t>leucopus</w:t>
+            </w:r>
+            <w:proofErr w:type="spellEnd"/>
+          </w:p>
+        </w:tc>
+        <w:tc>
+          <w:tcPr>
+            <w:tcW w:w="808" w:type="dxa"/>
+            <w:noWrap/>
+            <w:hideMark/>
+          </w:tcPr>
+          <w:p>
+            <w:pPr>
+              <w:jc w:val="right"/>
+              <w:rPr>
+                <w:rFonts w:ascii="Arial" w:hAnsi="Arial" w:cs="Arial"/>
+                <w:color w:val="000000"/>
+              </w:rPr>
+            </w:pPr>
+            <w:r>
+              <w:rPr>
+                <w:rFonts w:ascii="Arial" w:hAnsi="Arial" w:cs="Arial"/>
+                <w:color w:val="000000"/>
+              </w:rPr>
+              <w:t>24</w:t>
+            </w:r>
+          </w:p>
+        </w:tc>
+        <w:tc>
+          <w:tcPr>
+            <w:tcW w:w="808" w:type="dxa"/>
+            <w:noWrap/>
+            <w:hideMark/>
+          </w:tcPr>
+          <w:p>
+            <w:pPr>
+              <w:jc w:val="right"/>
+              <w:rPr>
+                <w:rFonts w:ascii="Arial" w:hAnsi="Arial" w:cs="Arial"/>
+                <w:color w:val="000000"/>
+              </w:rPr>
+            </w:pPr>
+            <w:r>
+              <w:rPr>
+                <w:rFonts w:ascii="Arial" w:hAnsi="Arial" w:cs="Arial"/>
+                <w:color w:val="000000"/>
+              </w:rPr>
+              <w:t>25</w:t>
+            </w:r>
+          </w:p>
+        </w:tc>
+        <w:tc>
+          <w:tcPr>
+            <w:tcW w:w="1011" w:type="dxa"/>
+            <w:noWrap/>
+            <w:hideMark/>
+          </w:tcPr>
+          <w:p>
+            <w:pPr>
+              <w:rPr>
+                <w:rFonts w:ascii="Arial" w:hAnsi="Arial" w:cs="Arial"/>
+                <w:color w:val="000000"/>
+              </w:rPr>
+            </w:pPr>
+            <w:r>
+              <w:rPr>
+                <w:rFonts w:ascii="Arial" w:hAnsi="Arial" w:cs="Arial"/>
+                <w:color w:val="000000"/>
+              </w:rPr>
+              <w:t>Plains</w:t>
+            </w:r>
+          </w:p>
+        </w:tc>
+        <w:tc>
+          <w:tcPr>
+            <w:tcW w:w="1200" w:type="dxa"/>
+            <w:noWrap/>
+            <w:hideMark/>
+          </w:tcPr>
+          <w:p>
+            <w:pPr>
+              <w:rPr>
+                <w:rFonts w:ascii="Arial" w:hAnsi="Arial" w:cs="Arial"/>
+                <w:color w:val="000000"/>
+              </w:rPr>
+            </w:pPr>
+            <w:r>
+              <w:rPr>
+                <w:rFonts w:ascii="Arial" w:hAnsi="Arial" w:cs="Arial"/>
+                <w:color w:val="000000"/>
+              </w:rPr>
+              <w:t>1914-2005</w:t>
+            </w:r>
+          </w:p>
+        </w:tc>
+        <w:tc>
+          <w:tcPr>
+            <w:tcW w:w="1134" w:type="dxa"/>
+            <w:noWrap/>
+            <w:hideMark/>
+          </w:tcPr>
+          <w:p>
+            <w:pPr>
+              <w:jc w:val="right"/>
+              <w:rPr>
+                <w:rFonts w:ascii="Arial" w:hAnsi="Arial" w:cs="Arial"/>
+                <w:color w:val="000000"/>
+              </w:rPr>
+            </w:pPr>
+            <w:r>
+              <w:rPr>
+                <w:rFonts w:ascii="Arial" w:hAnsi="Arial" w:cs="Arial"/>
+                <w:color w:val="000000"/>
+              </w:rPr>
+              <w:t>91</w:t>
+            </w:r>
+          </w:p>
+        </w:tc>
+        <w:tc>
+          <w:tcPr>
+            <w:tcW w:w="1276" w:type="dxa"/>
+            <w:noWrap/>
+            <w:hideMark/>
+          </w:tcPr>
+          <w:p>
+            <w:pPr>
+              <w:rPr>
+                <w:rFonts w:ascii="Arial" w:hAnsi="Arial" w:cs="Arial"/>
+                <w:color w:val="000000"/>
+              </w:rPr>
+            </w:pPr>
+            <w:r>
+              <w:rPr>
+                <w:rFonts w:ascii="Arial" w:hAnsi="Arial" w:cs="Arial"/>
+                <w:color w:val="000000"/>
+              </w:rPr>
+              <w:t>Body length</w:t>
+            </w:r>
+          </w:p>
+        </w:tc>
+      </w:tr>
+      <w:tr>
+        <w:trPr>
+          <w:trHeight w:val="288"/>
+        </w:trPr>
+        <w:tc>
+          <w:tcPr>
+            <w:tcW w:w="1276" w:type="dxa"/>
+            <w:noWrap/>
+            <w:hideMark/>
+          </w:tcPr>
+          <w:p>
+            <w:pPr>
+              <w:rPr>
+                <w:rFonts w:ascii="Arial" w:hAnsi="Arial" w:cs="Arial"/>
+                <w:color w:val="000000"/>
+              </w:rPr>
+            </w:pPr>
+            <w:r>
+              <w:rPr>
+                <w:rFonts w:ascii="Arial" w:hAnsi="Arial" w:cs="Arial"/>
+                <w:color w:val="000000"/>
+              </w:rPr>
+              <w:t>Snell-Rood &amp; Wick, 2013</w:t>
+            </w:r>
+          </w:p>
+        </w:tc>
+        <w:tc>
+          <w:tcPr>
+            <w:tcW w:w="1462" w:type="dxa"/>
+            <w:noWrap/>
+            <w:hideMark/>
+          </w:tcPr>
+          <w:p>
+            <w:pPr>
+              <w:rPr>
+                <w:rFonts w:ascii="Arial" w:hAnsi="Arial" w:cs="Arial"/>
+                <w:i/>
+                <w:iCs/>
+                <w:color w:val="000000"/>
+              </w:rPr>
+            </w:pPr>
+            <w:proofErr w:type="spellStart"/>
+            <w:r>
+              <w:rPr>
+                <w:rFonts w:ascii="Arial" w:hAnsi="Arial" w:cs="Arial"/>
+                <w:i/>
+                <w:iCs/>
+                <w:color w:val="000000"/>
+              </w:rPr>
+              <w:t>Scuirus</w:t>
+            </w:r>
+            <w:proofErr w:type="spellEnd"/>
+            <w:r>
+              <w:rPr>
+                <w:rFonts w:ascii="Arial" w:hAnsi="Arial" w:cs="Arial"/>
+                <w:i/>
+                <w:iCs/>
+                <w:color w:val="000000"/>
+              </w:rPr>
+              <w:t xml:space="preserve"> carolinensis</w:t>
+            </w:r>
+          </w:p>
+        </w:tc>
+        <w:tc>
+          <w:tcPr>
+            <w:tcW w:w="808" w:type="dxa"/>
+            <w:noWrap/>
+            <w:hideMark/>
+          </w:tcPr>
+          <w:p>
+            <w:pPr>
+              <w:jc w:val="right"/>
+              <w:rPr>
+                <w:rFonts w:ascii="Arial" w:hAnsi="Arial" w:cs="Arial"/>
+                <w:color w:val="000000"/>
+              </w:rPr>
+            </w:pPr>
+            <w:r>
+              <w:rPr>
+                <w:rFonts w:ascii="Arial" w:hAnsi="Arial" w:cs="Arial"/>
+                <w:color w:val="000000"/>
+              </w:rPr>
+              <w:t>11</w:t>
+            </w:r>
+          </w:p>
+        </w:tc>
+        <w:tc>
+          <w:tcPr>
+            <w:tcW w:w="808" w:type="dxa"/>
+            <w:noWrap/>
+            <w:hideMark/>
+          </w:tcPr>
+          <w:p>
+            <w:pPr>
+              <w:jc w:val="right"/>
+              <w:rPr>
+                <w:rFonts w:ascii="Arial" w:hAnsi="Arial" w:cs="Arial"/>
+                <w:color w:val="000000"/>
+              </w:rPr>
+            </w:pPr>
+            <w:r>
+              <w:rPr>
+                <w:rFonts w:ascii="Arial" w:hAnsi="Arial" w:cs="Arial"/>
+                <w:color w:val="000000"/>
+              </w:rPr>
+              <w:t>14</w:t>
+            </w:r>
+          </w:p>
+        </w:tc>
+        <w:tc>
+          <w:tcPr>
+            <w:tcW w:w="1011" w:type="dxa"/>
+            <w:noWrap/>
+            <w:hideMark/>
+          </w:tcPr>
+          <w:p>
+            <w:pPr>
+              <w:rPr>
+                <w:rFonts w:ascii="Arial" w:hAnsi="Arial" w:cs="Arial"/>
+                <w:color w:val="000000"/>
+              </w:rPr>
+            </w:pPr>
+            <w:r>
+              <w:rPr>
+                <w:rFonts w:ascii="Arial" w:hAnsi="Arial" w:cs="Arial"/>
+                <w:color w:val="000000"/>
+              </w:rPr>
+              <w:t>Plains</w:t>
+            </w:r>
+          </w:p>
+        </w:tc>
+        <w:tc>
+          <w:tcPr>
+            <w:tcW w:w="1200" w:type="dxa"/>
+            <w:noWrap/>
+            <w:hideMark/>
+          </w:tcPr>
+          <w:p>
+            <w:pPr>
+              <w:rPr>
+                <w:rFonts w:ascii="Arial" w:hAnsi="Arial" w:cs="Arial"/>
+                <w:color w:val="000000"/>
+              </w:rPr>
+            </w:pPr>
+            <w:r>
+              <w:rPr>
+                <w:rFonts w:ascii="Arial" w:hAnsi="Arial" w:cs="Arial"/>
+                <w:color w:val="000000"/>
+              </w:rPr>
+              <w:t>1911-2004</w:t>
+            </w:r>
+          </w:p>
+        </w:tc>
+        <w:tc>
+          <w:tcPr>
+            <w:tcW w:w="1134" w:type="dxa"/>
+            <w:noWrap/>
+            <w:hideMark/>
+          </w:tcPr>
+          <w:p>
+            <w:pPr>
+              <w:jc w:val="right"/>
+              <w:rPr>
+                <w:rFonts w:ascii="Arial" w:hAnsi="Arial" w:cs="Arial"/>
+                <w:color w:val="000000"/>
+              </w:rPr>
+            </w:pPr>
+            <w:r>
+              <w:rPr>
+                <w:rFonts w:ascii="Arial" w:hAnsi="Arial" w:cs="Arial"/>
+                <w:color w:val="000000"/>
+              </w:rPr>
+              <w:t>93</w:t>
+            </w:r>
+          </w:p>
+        </w:tc>
+        <w:tc>
+          <w:tcPr>
+            <w:tcW w:w="1276" w:type="dxa"/>
+            <w:noWrap/>
+            <w:hideMark/>
+          </w:tcPr>
+          <w:p>
+            <w:pPr>
+              <w:rPr>
+                <w:rFonts w:ascii="Arial" w:hAnsi="Arial" w:cs="Arial"/>
+                <w:color w:val="000000"/>
+              </w:rPr>
+            </w:pPr>
+            <w:r>
+              <w:rPr>
+                <w:rFonts w:ascii="Arial" w:hAnsi="Arial" w:cs="Arial"/>
+                <w:color w:val="000000"/>
+              </w:rPr>
+              <w:t>Body length</w:t>
+            </w:r>
+          </w:p>
+        </w:tc>
+      </w:tr>
+      <w:tr>
+        <w:trPr>
+          <w:trHeight w:val="288"/>
+        </w:trPr>
+        <w:tc>
+          <w:tcPr>
+            <w:tcW w:w="1276" w:type="dxa"/>
+            <w:noWrap/>
+            <w:hideMark/>
+          </w:tcPr>
+          <w:p>
+            <w:pPr>
+              <w:rPr>
+                <w:rFonts w:ascii="Arial" w:hAnsi="Arial" w:cs="Arial"/>
+                <w:color w:val="000000"/>
+              </w:rPr>
+            </w:pPr>
+            <w:r>
+              <w:rPr>
+                <w:rFonts w:ascii="Arial" w:hAnsi="Arial" w:cs="Arial"/>
+                <w:color w:val="000000"/>
+              </w:rPr>
+              <w:t>Snell-Rood &amp; Wick, 2013</w:t>
+            </w:r>
+          </w:p>
+        </w:tc>
+        <w:tc>
+          <w:tcPr>
+            <w:tcW w:w="1462" w:type="dxa"/>
+            <w:noWrap/>
+            <w:hideMark/>
+          </w:tcPr>
+          <w:p>
+            <w:pPr>
+              <w:rPr>
+                <w:rFonts w:ascii="Arial" w:hAnsi="Arial" w:cs="Arial"/>
+                <w:i/>
+                <w:iCs/>
+                <w:color w:val="000000"/>
+              </w:rPr>
+            </w:pPr>
+            <w:r>
+              <w:rPr>
+                <w:rFonts w:ascii="Arial" w:hAnsi="Arial" w:cs="Arial"/>
+                <w:i/>
+                <w:iCs/>
+                <w:color w:val="000000"/>
+              </w:rPr>
+              <w:t>Sorex cinereus</w:t>
+            </w:r>
+          </w:p>
+        </w:tc>
+        <w:tc>
+          <w:tcPr>
+            <w:tcW w:w="808" w:type="dxa"/>
+            <w:noWrap/>
+            <w:hideMark/>
+          </w:tcPr>
+          <w:p>
+            <w:pPr>
+              <w:jc w:val="right"/>
+              <w:rPr>
+                <w:rFonts w:ascii="Arial" w:hAnsi="Arial" w:cs="Arial"/>
+                <w:color w:val="000000"/>
+              </w:rPr>
+            </w:pPr>
+            <w:r>
+              <w:rPr>
+                <w:rFonts w:ascii="Arial" w:hAnsi="Arial" w:cs="Arial"/>
+                <w:color w:val="000000"/>
+              </w:rPr>
+              <w:t>19</w:t>
+            </w:r>
+          </w:p>
+        </w:tc>
+        <w:tc>
+          <w:tcPr>
+            <w:tcW w:w="808" w:type="dxa"/>
+            <w:noWrap/>
+            <w:hideMark/>
+          </w:tcPr>
+          <w:p>
+            <w:pPr>
+              <w:jc w:val="right"/>
+              <w:rPr>
+                <w:rFonts w:ascii="Arial" w:hAnsi="Arial" w:cs="Arial"/>
+                <w:color w:val="000000"/>
+              </w:rPr>
+            </w:pPr>
+            <w:r>
+              <w:rPr>
+                <w:rFonts w:ascii="Arial" w:hAnsi="Arial" w:cs="Arial"/>
+                <w:color w:val="000000"/>
+              </w:rPr>
+              <w:t>14</w:t>
+            </w:r>
+          </w:p>
+        </w:tc>
+        <w:tc>
+          <w:tcPr>
+            <w:tcW w:w="1011" w:type="dxa"/>
+            <w:noWrap/>
+            <w:hideMark/>
+          </w:tcPr>
+          <w:p>
+            <w:pPr>
+              <w:rPr>
+                <w:rFonts w:ascii="Arial" w:hAnsi="Arial" w:cs="Arial"/>
+                <w:color w:val="000000"/>
+              </w:rPr>
+            </w:pPr>
+            <w:r>
+              <w:rPr>
+                <w:rFonts w:ascii="Arial" w:hAnsi="Arial" w:cs="Arial"/>
+                <w:color w:val="000000"/>
+              </w:rPr>
+              <w:t>Plains</w:t>
+            </w:r>
+          </w:p>
+        </w:tc>
+        <w:tc>
+          <w:tcPr>
+            <w:tcW w:w="1200" w:type="dxa"/>
+            <w:noWrap/>
+            <w:hideMark/>
+          </w:tcPr>
+          <w:p>
+            <w:pPr>
+              <w:rPr>
+                <w:rFonts w:ascii="Arial" w:hAnsi="Arial" w:cs="Arial"/>
+                <w:color w:val="000000"/>
+              </w:rPr>
+            </w:pPr>
+            <w:r>
+              <w:rPr>
+                <w:rFonts w:ascii="Arial" w:hAnsi="Arial" w:cs="Arial"/>
+                <w:color w:val="000000"/>
+              </w:rPr>
+              <w:t>1947-2005</w:t>
+            </w:r>
+          </w:p>
+        </w:tc>
+        <w:tc>
+          <w:tcPr>
+            <w:tcW w:w="1134" w:type="dxa"/>
+            <w:noWrap/>
+            <w:hideMark/>
+          </w:tcPr>
+          <w:p>
+            <w:pPr>
+              <w:jc w:val="right"/>
+              <w:rPr>
+                <w:rFonts w:ascii="Arial" w:hAnsi="Arial" w:cs="Arial"/>
+                <w:color w:val="000000"/>
+              </w:rPr>
+            </w:pPr>
+            <w:r>
+              <w:rPr>
+                <w:rFonts w:ascii="Arial" w:hAnsi="Arial" w:cs="Arial"/>
+                <w:color w:val="000000"/>
+              </w:rPr>
+              <w:t>58</w:t>
+            </w:r>
+          </w:p>
+        </w:tc>
+        <w:tc>
+          <w:tcPr>
+            <w:tcW w:w="1276" w:type="dxa"/>
+            <w:noWrap/>
+            <w:hideMark/>
+          </w:tcPr>
+          <w:p>
+            <w:pPr>
+              <w:rPr>
+                <w:rFonts w:ascii="Arial" w:hAnsi="Arial" w:cs="Arial"/>
+                <w:color w:val="000000"/>
+              </w:rPr>
+            </w:pPr>
+            <w:r>
+              <w:rPr>
+                <w:rFonts w:ascii="Arial" w:hAnsi="Arial" w:cs="Arial"/>
+                <w:color w:val="000000"/>
+              </w:rPr>
+              <w:t>Body length</w:t>
+            </w:r>
+          </w:p>
+        </w:tc>
+      </w:tr>
+      <w:tr>
+        <w:trPr>
+          <w:trHeight w:val="288"/>
+        </w:trPr>
+        <w:tc>
+          <w:tcPr>
+            <w:tcW w:w="1276" w:type="dxa"/>
+            <w:noWrap/>
+            <w:hideMark/>
+          </w:tcPr>
+          <w:p>
+            <w:pPr>
+              <w:rPr>
+                <w:rFonts w:ascii="Arial" w:hAnsi="Arial" w:cs="Arial"/>
+                <w:color w:val="000000"/>
+              </w:rPr>
+            </w:pPr>
+            <w:r>
+              <w:rPr>
+                <w:rFonts w:ascii="Arial" w:hAnsi="Arial" w:cs="Arial"/>
+                <w:color w:val="000000"/>
+              </w:rPr>
+              <w:t>Snell-Rood &amp; Wick, 2013</w:t>
+            </w:r>
+          </w:p>
+        </w:tc>
+        <w:tc>
+          <w:tcPr>
+            <w:tcW w:w="1462" w:type="dxa"/>
+            <w:noWrap/>
+            <w:hideMark/>
+          </w:tcPr>
+          <w:p>
+            <w:pPr>
+              <w:rPr>
+                <w:rFonts w:ascii="Arial" w:hAnsi="Arial" w:cs="Arial"/>
+                <w:i/>
+                <w:iCs/>
+                <w:color w:val="000000"/>
+              </w:rPr>
+            </w:pPr>
+            <w:proofErr w:type="spellStart"/>
+            <w:r>
+              <w:rPr>
+                <w:rFonts w:ascii="Arial" w:hAnsi="Arial" w:cs="Arial"/>
+                <w:i/>
+                <w:iCs/>
+                <w:color w:val="000000"/>
+              </w:rPr>
+              <w:t>Tamiasciurus</w:t>
+            </w:r>
+            <w:proofErr w:type="spellEnd"/>
+            <w:r>
+              <w:rPr>
+                <w:rFonts w:ascii="Arial" w:hAnsi="Arial" w:cs="Arial"/>
+                <w:i/>
+                <w:iCs/>
+                <w:color w:val="000000"/>
+              </w:rPr>
+              <w:t xml:space="preserve"> </w:t>
+            </w:r>
+            <w:proofErr w:type="spellStart"/>
+            <w:r>
+              <w:rPr>
+                <w:rFonts w:ascii="Arial" w:hAnsi="Arial" w:cs="Arial"/>
+                <w:i/>
+                <w:iCs/>
+                <w:color w:val="000000"/>
+              </w:rPr>
+              <w:t>hudsonicus</w:t>
+            </w:r>
+            <w:proofErr w:type="spellEnd"/>
+          </w:p>
+        </w:tc>
+        <w:tc>
+          <w:tcPr>
+            <w:tcW w:w="808" w:type="dxa"/>
+            <w:noWrap/>
+            <w:hideMark/>
+          </w:tcPr>
+          <w:p>
+            <w:pPr>
+              <w:jc w:val="right"/>
+              <w:rPr>
+                <w:rFonts w:ascii="Arial" w:hAnsi="Arial" w:cs="Arial"/>
+                <w:color w:val="000000"/>
+              </w:rPr>
+            </w:pPr>
+            <w:r>
+              <w:rPr>
+                <w:rFonts w:ascii="Arial" w:hAnsi="Arial" w:cs="Arial"/>
+                <w:color w:val="000000"/>
+              </w:rPr>
+              <w:t>22</w:t>
+            </w:r>
+          </w:p>
+        </w:tc>
+        <w:tc>
+          <w:tcPr>
+            <w:tcW w:w="808" w:type="dxa"/>
+            <w:noWrap/>
+            <w:hideMark/>
+          </w:tcPr>
+          <w:p>
+            <w:pPr>
+              <w:jc w:val="right"/>
+              <w:rPr>
+                <w:rFonts w:ascii="Arial" w:hAnsi="Arial" w:cs="Arial"/>
+                <w:color w:val="000000"/>
+              </w:rPr>
+            </w:pPr>
+            <w:r>
+              <w:rPr>
+                <w:rFonts w:ascii="Arial" w:hAnsi="Arial" w:cs="Arial"/>
+                <w:color w:val="000000"/>
+              </w:rPr>
+              <w:t>15</w:t>
+            </w:r>
+          </w:p>
+        </w:tc>
+        <w:tc>
+          <w:tcPr>
+            <w:tcW w:w="1011" w:type="dxa"/>
+            <w:noWrap/>
+            <w:hideMark/>
+          </w:tcPr>
+          <w:p>
+            <w:pPr>
+              <w:rPr>
+                <w:rFonts w:ascii="Arial" w:hAnsi="Arial" w:cs="Arial"/>
+                <w:color w:val="000000"/>
+              </w:rPr>
+            </w:pPr>
+            <w:r>
+              <w:rPr>
+                <w:rFonts w:ascii="Arial" w:hAnsi="Arial" w:cs="Arial"/>
+                <w:color w:val="000000"/>
+              </w:rPr>
+              <w:t>Plains</w:t>
+            </w:r>
+          </w:p>
+        </w:tc>
+        <w:tc>
+          <w:tcPr>
+            <w:tcW w:w="1200" w:type="dxa"/>
+            <w:noWrap/>
+            <w:hideMark/>
+          </w:tcPr>
+          <w:p>
+            <w:pPr>
+              <w:rPr>
+                <w:rFonts w:ascii="Arial" w:hAnsi="Arial" w:cs="Arial"/>
+                <w:color w:val="000000"/>
+              </w:rPr>
+            </w:pPr>
+            <w:r>
+              <w:rPr>
+                <w:rFonts w:ascii="Arial" w:hAnsi="Arial" w:cs="Arial"/>
+                <w:color w:val="000000"/>
+              </w:rPr>
+              <w:t>1912-2005</w:t>
+            </w:r>
+          </w:p>
+        </w:tc>
+        <w:tc>
+          <w:tcPr>
+            <w:tcW w:w="1134" w:type="dxa"/>
+            <w:noWrap/>
+            <w:hideMark/>
+          </w:tcPr>
+          <w:p>
+            <w:pPr>
+              <w:jc w:val="right"/>
+              <w:rPr>
+                <w:rFonts w:ascii="Arial" w:hAnsi="Arial" w:cs="Arial"/>
+                <w:color w:val="000000"/>
+              </w:rPr>
+            </w:pPr>
+            <w:r>
+              <w:rPr>
+                <w:rFonts w:ascii="Arial" w:hAnsi="Arial" w:cs="Arial"/>
+                <w:color w:val="000000"/>
+              </w:rPr>
+              <w:t>93</w:t>
+            </w:r>
+          </w:p>
+        </w:tc>
+        <w:tc>
+          <w:tcPr>
+            <w:tcW w:w="1276" w:type="dxa"/>
+            <w:noWrap/>
+            <w:hideMark/>
+          </w:tcPr>
+          <w:p>
+            <w:pPr>
+              <w:rPr>
+                <w:rFonts w:ascii="Arial" w:hAnsi="Arial" w:cs="Arial"/>
+                <w:color w:val="000000"/>
+              </w:rPr>
+            </w:pPr>
+            <w:r>
+              <w:rPr>
+                <w:rFonts w:ascii="Arial" w:hAnsi="Arial" w:cs="Arial"/>
+                <w:color w:val="000000"/>
+              </w:rPr>
+              <w:t>Body length</w:t>
+            </w:r>
+          </w:p>
+        </w:tc>
+      </w:tr>
+      <w:tr>
+        <w:trPr>
+          <w:trHeight w:val="288"/>
+        </w:trPr>
+        <w:tc>
+          <w:tcPr>
+            <w:tcW w:w="1276" w:type="dxa"/>
+            <w:noWrap/>
+            <w:hideMark/>
+          </w:tcPr>
+          <w:p>
+            <w:pPr>
+              <w:rPr>
+                <w:rFonts w:ascii="Arial" w:hAnsi="Arial" w:cs="Arial"/>
+                <w:color w:val="000000"/>
+              </w:rPr>
+            </w:pPr>
+            <w:r>
+              <w:rPr>
+                <w:rFonts w:ascii="Arial" w:hAnsi="Arial" w:cs="Arial"/>
+                <w:color w:val="000000"/>
+              </w:rPr>
+              <w:t>Sluka et al, 2025</w:t>
+            </w:r>
+          </w:p>
+        </w:tc>
+        <w:tc>
+          <w:tcPr>
+            <w:tcW w:w="1462" w:type="dxa"/>
+            <w:noWrap/>
+            <w:hideMark/>
+          </w:tcPr>
+          <w:p>
+            <w:pPr>
+              <w:rPr>
+                <w:rFonts w:ascii="Arial" w:hAnsi="Arial" w:cs="Arial"/>
+                <w:i/>
+                <w:iCs/>
+                <w:color w:val="000000"/>
+              </w:rPr>
+            </w:pPr>
+            <w:r>
+              <w:rPr>
+                <w:rFonts w:ascii="Arial" w:hAnsi="Arial" w:cs="Arial"/>
+                <w:i/>
+                <w:iCs/>
+                <w:color w:val="000000"/>
+              </w:rPr>
+              <w:t xml:space="preserve">Procyon </w:t>
+            </w:r>
+            <w:proofErr w:type="spellStart"/>
+            <w:r>
+              <w:rPr>
+                <w:rFonts w:ascii="Arial" w:hAnsi="Arial" w:cs="Arial"/>
+                <w:i/>
+                <w:iCs/>
+                <w:color w:val="000000"/>
+              </w:rPr>
+              <w:t>loctor</w:t>
+            </w:r>
+            <w:proofErr w:type="spellEnd"/>
+          </w:p>
+        </w:tc>
+        <w:tc>
+          <w:tcPr>
+            <w:tcW w:w="808" w:type="dxa"/>
+            <w:noWrap/>
+            <w:hideMark/>
+          </w:tcPr>
+          <w:p>
+            <w:pPr>
+              <w:jc w:val="right"/>
+              <w:rPr>
+                <w:rFonts w:ascii="Arial" w:hAnsi="Arial" w:cs="Arial"/>
+                <w:color w:val="000000"/>
+              </w:rPr>
+            </w:pPr>
+            <w:r>
+              <w:rPr>
+                <w:rFonts w:ascii="Arial" w:hAnsi="Arial" w:cs="Arial"/>
+                <w:color w:val="000000"/>
+              </w:rPr>
+              <w:t>10</w:t>
+            </w:r>
+          </w:p>
+        </w:tc>
+        <w:tc>
+          <w:tcPr>
+            <w:tcW w:w="808" w:type="dxa"/>
+            <w:noWrap/>
+            <w:hideMark/>
+          </w:tcPr>
+          <w:p>
+            <w:pPr>
+              <w:jc w:val="right"/>
+              <w:rPr>
+                <w:rFonts w:ascii="Arial" w:hAnsi="Arial" w:cs="Arial"/>
+                <w:color w:val="000000"/>
+              </w:rPr>
+            </w:pPr>
+            <w:r>
+              <w:rPr>
+                <w:rFonts w:ascii="Arial" w:hAnsi="Arial" w:cs="Arial"/>
+                <w:color w:val="000000"/>
+              </w:rPr>
+              <w:t>7</w:t>
+            </w:r>
+          </w:p>
+        </w:tc>
+        <w:tc>
+          <w:tcPr>
+            <w:tcW w:w="1011" w:type="dxa"/>
+            <w:noWrap/>
+            <w:hideMark/>
+          </w:tcPr>
+          <w:p>
+            <w:pPr>
+              <w:rPr>
+                <w:rFonts w:ascii="Arial" w:hAnsi="Arial" w:cs="Arial"/>
+                <w:color w:val="000000"/>
+              </w:rPr>
+            </w:pPr>
+            <w:r>
+              <w:rPr>
+                <w:rFonts w:ascii="Arial" w:hAnsi="Arial" w:cs="Arial"/>
+                <w:color w:val="000000"/>
+              </w:rPr>
+              <w:t>East</w:t>
+            </w:r>
+          </w:p>
+        </w:tc>
+        <w:tc>
+          <w:tcPr>
+            <w:tcW w:w="1200" w:type="dxa"/>
+            <w:noWrap/>
+            <w:hideMark/>
+          </w:tcPr>
+          <w:p>
+            <w:pPr>
+              <w:rPr>
+                <w:rFonts w:ascii="Arial" w:hAnsi="Arial" w:cs="Arial"/>
+                <w:color w:val="000000"/>
+              </w:rPr>
+            </w:pPr>
+            <w:r>
+              <w:rPr>
+                <w:rFonts w:ascii="Arial" w:hAnsi="Arial" w:cs="Arial"/>
+                <w:color w:val="000000"/>
+              </w:rPr>
+              <w:t>1885-2003</w:t>
+            </w:r>
+          </w:p>
+        </w:tc>
+        <w:tc>
+          <w:tcPr>
+            <w:tcW w:w="1134" w:type="dxa"/>
+            <w:noWrap/>
+            <w:hideMark/>
+          </w:tcPr>
+          <w:p>
+            <w:pPr>
+              <w:jc w:val="right"/>
+              <w:rPr>
+                <w:rFonts w:ascii="Arial" w:hAnsi="Arial" w:cs="Arial"/>
+                <w:color w:val="000000"/>
+              </w:rPr>
+            </w:pPr>
+            <w:r>
+              <w:rPr>
+                <w:rFonts w:ascii="Arial" w:hAnsi="Arial" w:cs="Arial"/>
+                <w:color w:val="000000"/>
+              </w:rPr>
+              <w:t>118</w:t>
+            </w:r>
+          </w:p>
+        </w:tc>
+        <w:tc>
+          <w:tcPr>
+            <w:tcW w:w="1276" w:type="dxa"/>
+            <w:noWrap/>
+            <w:hideMark/>
+          </w:tcPr>
+          <w:p>
+            <w:pPr>
+              <w:rPr>
+                <w:rFonts w:ascii="Arial" w:hAnsi="Arial" w:cs="Arial"/>
+                <w:color w:val="000000"/>
+              </w:rPr>
+            </w:pPr>
+            <w:r>
+              <w:rPr>
+                <w:rFonts w:ascii="Arial" w:hAnsi="Arial" w:cs="Arial"/>
+                <w:color w:val="000000"/>
+              </w:rPr>
+              <w:t>Skull length</w:t>
+            </w:r>
+          </w:p>
+        </w:tc>
+      </w:tr>
+      <w:tr>
+        <w:trPr>
+          <w:trHeight w:val="288"/>
+        </w:trPr>
+        <w:tc>
+          <w:tcPr>
+            <w:tcW w:w="1276" w:type="dxa"/>
+            <w:noWrap/>
+            <w:hideMark/>
+          </w:tcPr>
+          <w:p>
+            <w:pPr>
+              <w:rPr>
+                <w:rFonts w:ascii="Arial" w:hAnsi="Arial" w:cs="Arial"/>
+                <w:color w:val="000000"/>
+              </w:rPr>
+            </w:pPr>
+            <w:r>
+              <w:rPr>
+                <w:rFonts w:ascii="Arial" w:hAnsi="Arial" w:cs="Arial"/>
+                <w:color w:val="000000"/>
+              </w:rPr>
+              <w:t>Sluka et al, 2025</w:t>
+            </w:r>
+          </w:p>
+        </w:tc>
+        <w:tc>
+          <w:tcPr>
+            <w:tcW w:w="1462" w:type="dxa"/>
+            <w:noWrap/>
+            <w:hideMark/>
+          </w:tcPr>
+          <w:p>
+            <w:pPr>
+              <w:rPr>
+                <w:rFonts w:ascii="Arial" w:hAnsi="Arial" w:cs="Arial"/>
+                <w:i/>
+                <w:iCs/>
+                <w:color w:val="000000"/>
+              </w:rPr>
+            </w:pPr>
+            <w:r>
+              <w:rPr>
+                <w:rFonts w:ascii="Arial" w:hAnsi="Arial" w:cs="Arial"/>
+                <w:i/>
+                <w:iCs/>
+                <w:color w:val="000000"/>
+              </w:rPr>
+              <w:t xml:space="preserve">Procyon </w:t>
+            </w:r>
+            <w:proofErr w:type="spellStart"/>
+            <w:r>
+              <w:rPr>
+                <w:rFonts w:ascii="Arial" w:hAnsi="Arial" w:cs="Arial"/>
+                <w:i/>
+                <w:iCs/>
+                <w:color w:val="000000"/>
+              </w:rPr>
+              <w:t>loctor</w:t>
+            </w:r>
+            <w:proofErr w:type="spellEnd"/>
+          </w:p>
+        </w:tc>
+        <w:tc>
+          <w:tcPr>
+            <w:tcW w:w="808" w:type="dxa"/>
+            <w:noWrap/>
+            <w:hideMark/>
+          </w:tcPr>
+          <w:p>
+            <w:pPr>
+              <w:jc w:val="right"/>
+              <w:rPr>
+                <w:rFonts w:ascii="Arial" w:hAnsi="Arial" w:cs="Arial"/>
+                <w:color w:val="000000"/>
+              </w:rPr>
+            </w:pPr>
+            <w:r>
+              <w:rPr>
+                <w:rFonts w:ascii="Arial" w:hAnsi="Arial" w:cs="Arial"/>
+                <w:color w:val="000000"/>
+              </w:rPr>
+              <w:t>13</w:t>
+            </w:r>
+          </w:p>
+        </w:tc>
+        <w:tc>
+          <w:tcPr>
+            <w:tcW w:w="808" w:type="dxa"/>
+            <w:noWrap/>
+            <w:hideMark/>
+          </w:tcPr>
+          <w:p>
+            <w:pPr>
+              <w:jc w:val="right"/>
+              <w:rPr>
+                <w:rFonts w:ascii="Arial" w:hAnsi="Arial" w:cs="Arial"/>
+                <w:color w:val="000000"/>
+              </w:rPr>
+            </w:pPr>
+            <w:r>
+              <w:rPr>
+                <w:rFonts w:ascii="Arial" w:hAnsi="Arial" w:cs="Arial"/>
+                <w:color w:val="000000"/>
+              </w:rPr>
+              <w:t>2</w:t>
+            </w:r>
+          </w:p>
+        </w:tc>
+        <w:tc>
+          <w:tcPr>
+            <w:tcW w:w="1011" w:type="dxa"/>
+            <w:noWrap/>
+            <w:hideMark/>
+          </w:tcPr>
+          <w:p>
+            <w:pPr>
+              <w:rPr>
+                <w:rFonts w:ascii="Arial" w:hAnsi="Arial" w:cs="Arial"/>
+                <w:color w:val="000000"/>
+              </w:rPr>
+            </w:pPr>
+            <w:r>
+              <w:rPr>
+                <w:rFonts w:ascii="Arial" w:hAnsi="Arial" w:cs="Arial"/>
+                <w:color w:val="000000"/>
+              </w:rPr>
+              <w:t>West</w:t>
+            </w:r>
+          </w:p>
+        </w:tc>
+        <w:tc>
+          <w:tcPr>
+            <w:tcW w:w="1200" w:type="dxa"/>
+            <w:noWrap/>
+            <w:hideMark/>
+          </w:tcPr>
+          <w:p>
+            <w:pPr>
+              <w:rPr>
+                <w:rFonts w:ascii="Arial" w:hAnsi="Arial" w:cs="Arial"/>
+                <w:color w:val="000000"/>
+              </w:rPr>
+            </w:pPr>
+            <w:r>
+              <w:rPr>
+                <w:rFonts w:ascii="Arial" w:hAnsi="Arial" w:cs="Arial"/>
+                <w:color w:val="000000"/>
+              </w:rPr>
+              <w:t>1891-1979</w:t>
+            </w:r>
+          </w:p>
+        </w:tc>
+        <w:tc>
+          <w:tcPr>
+            <w:tcW w:w="1134" w:type="dxa"/>
+            <w:noWrap/>
+            <w:hideMark/>
+          </w:tcPr>
+          <w:p>
+            <w:pPr>
+              <w:jc w:val="right"/>
+              <w:rPr>
+                <w:rFonts w:ascii="Arial" w:hAnsi="Arial" w:cs="Arial"/>
+                <w:color w:val="000000"/>
+              </w:rPr>
+            </w:pPr>
+            <w:r>
+              <w:rPr>
+                <w:rFonts w:ascii="Arial" w:hAnsi="Arial" w:cs="Arial"/>
+                <w:color w:val="000000"/>
+              </w:rPr>
+              <w:t>88</w:t>
+            </w:r>
+          </w:p>
+        </w:tc>
+        <w:tc>
+          <w:tcPr>
+            <w:tcW w:w="1276" w:type="dxa"/>
+            <w:noWrap/>
+            <w:hideMark/>
+          </w:tcPr>
+          <w:p>
+            <w:pPr>
+              <w:rPr>
+                <w:rFonts w:ascii="Arial" w:hAnsi="Arial" w:cs="Arial"/>
+                <w:color w:val="000000"/>
+              </w:rPr>
+            </w:pPr>
+            <w:r>
+              <w:rPr>
+                <w:rFonts w:ascii="Arial" w:hAnsi="Arial" w:cs="Arial"/>
+                <w:color w:val="000000"/>
+              </w:rPr>
+              <w:t>Skull length</w:t>
+            </w:r>
+          </w:p>
+        </w:tc>
+      </w:tr>
+      <w:tr>
+        <w:trPr>
+          <w:trHeight w:val="288"/>
+        </w:trPr>
+        <w:tc>
+          <w:tcPr>
+            <w:tcW w:w="1276" w:type="dxa"/>
+            <w:noWrap/>
+            <w:hideMark/>
+          </w:tcPr>
+          <w:p>
+            <w:pPr>
+              <w:rPr>
+                <w:rFonts w:ascii="Arial" w:hAnsi="Arial" w:cs="Arial"/>
+                <w:color w:val="000000"/>
+              </w:rPr>
+            </w:pPr>
+            <w:r>
+              <w:rPr>
+                <w:rFonts w:ascii="Arial" w:hAnsi="Arial" w:cs="Arial"/>
+                <w:color w:val="000000"/>
+              </w:rPr>
+              <w:t>Sluka et al, 2025</w:t>
+            </w:r>
+          </w:p>
+        </w:tc>
+        <w:tc>
+          <w:tcPr>
+            <w:tcW w:w="1462" w:type="dxa"/>
+            <w:noWrap/>
+            <w:hideMark/>
+          </w:tcPr>
+          <w:p>
+            <w:pPr>
+              <w:rPr>
+                <w:rFonts w:ascii="Arial" w:hAnsi="Arial" w:cs="Arial"/>
+                <w:i/>
+                <w:iCs/>
+                <w:color w:val="000000"/>
+              </w:rPr>
+            </w:pPr>
+            <w:r>
+              <w:rPr>
+                <w:rFonts w:ascii="Arial" w:hAnsi="Arial" w:cs="Arial"/>
+                <w:i/>
+                <w:iCs/>
+                <w:color w:val="000000"/>
+              </w:rPr>
+              <w:t xml:space="preserve">Procyon </w:t>
+            </w:r>
+            <w:proofErr w:type="spellStart"/>
+            <w:r>
+              <w:rPr>
+                <w:rFonts w:ascii="Arial" w:hAnsi="Arial" w:cs="Arial"/>
+                <w:i/>
+                <w:iCs/>
+                <w:color w:val="000000"/>
+              </w:rPr>
+              <w:t>loctor</w:t>
+            </w:r>
+            <w:proofErr w:type="spellEnd"/>
+          </w:p>
+        </w:tc>
+        <w:tc>
+          <w:tcPr>
+            <w:tcW w:w="808" w:type="dxa"/>
+            <w:noWrap/>
+            <w:hideMark/>
+          </w:tcPr>
+          <w:p>
+            <w:pPr>
+              <w:jc w:val="right"/>
+              <w:rPr>
+                <w:rFonts w:ascii="Arial" w:hAnsi="Arial" w:cs="Arial"/>
+                <w:color w:val="000000"/>
+              </w:rPr>
+            </w:pPr>
+            <w:r>
+              <w:rPr>
+                <w:rFonts w:ascii="Arial" w:hAnsi="Arial" w:cs="Arial"/>
+                <w:color w:val="000000"/>
+              </w:rPr>
+              <w:t>13</w:t>
+            </w:r>
+          </w:p>
+        </w:tc>
+        <w:tc>
+          <w:tcPr>
+            <w:tcW w:w="808" w:type="dxa"/>
+            <w:noWrap/>
+            <w:hideMark/>
+          </w:tcPr>
+          <w:p>
+            <w:pPr>
+              <w:jc w:val="right"/>
+              <w:rPr>
+                <w:rFonts w:ascii="Arial" w:hAnsi="Arial" w:cs="Arial"/>
+                <w:color w:val="000000"/>
+              </w:rPr>
+            </w:pPr>
+            <w:r>
+              <w:rPr>
+                <w:rFonts w:ascii="Arial" w:hAnsi="Arial" w:cs="Arial"/>
+                <w:color w:val="000000"/>
+              </w:rPr>
+              <w:t>19</w:t>
+            </w:r>
+          </w:p>
+        </w:tc>
+        <w:tc>
+          <w:tcPr>
+            <w:tcW w:w="1011" w:type="dxa"/>
+            <w:noWrap/>
+            <w:hideMark/>
+          </w:tcPr>
+          <w:p>
+            <w:pPr>
+              <w:rPr>
+                <w:rFonts w:ascii="Arial" w:hAnsi="Arial" w:cs="Arial"/>
+                <w:color w:val="000000"/>
+              </w:rPr>
+            </w:pPr>
+            <w:r>
+              <w:rPr>
+                <w:rFonts w:ascii="Arial" w:hAnsi="Arial" w:cs="Arial"/>
+                <w:color w:val="000000"/>
+              </w:rPr>
+              <w:t>Plains</w:t>
+            </w:r>
+          </w:p>
+        </w:tc>
+        <w:tc>
+          <w:tcPr>
+            <w:tcW w:w="1200" w:type="dxa"/>
+            <w:noWrap/>
+            <w:hideMark/>
+          </w:tcPr>
+          <w:p>
+            <w:pPr>
+              <w:rPr>
+                <w:rFonts w:ascii="Arial" w:hAnsi="Arial" w:cs="Arial"/>
+                <w:color w:val="000000"/>
+              </w:rPr>
+            </w:pPr>
+            <w:r>
+              <w:rPr>
+                <w:rFonts w:ascii="Arial" w:hAnsi="Arial" w:cs="Arial"/>
+                <w:color w:val="000000"/>
+              </w:rPr>
+              <w:t>1891-2005</w:t>
+            </w:r>
+          </w:p>
+        </w:tc>
+        <w:tc>
+          <w:tcPr>
+            <w:tcW w:w="1134" w:type="dxa"/>
+            <w:noWrap/>
+            <w:hideMark/>
+          </w:tcPr>
+          <w:p>
+            <w:pPr>
+              <w:jc w:val="right"/>
+              <w:rPr>
+                <w:rFonts w:ascii="Arial" w:hAnsi="Arial" w:cs="Arial"/>
+                <w:color w:val="000000"/>
+              </w:rPr>
+            </w:pPr>
+            <w:r>
+              <w:rPr>
+                <w:rFonts w:ascii="Arial" w:hAnsi="Arial" w:cs="Arial"/>
+                <w:color w:val="000000"/>
+              </w:rPr>
+              <w:t>114</w:t>
+            </w:r>
+          </w:p>
+        </w:tc>
+        <w:tc>
+          <w:tcPr>
+            <w:tcW w:w="1276" w:type="dxa"/>
+            <w:noWrap/>
+            <w:hideMark/>
+          </w:tcPr>
+          <w:p>
+            <w:pPr>
+              <w:rPr>
+                <w:rFonts w:ascii="Arial" w:hAnsi="Arial" w:cs="Arial"/>
+                <w:color w:val="000000"/>
+              </w:rPr>
+            </w:pPr>
+            <w:r>
+              <w:rPr>
+                <w:rFonts w:ascii="Arial" w:hAnsi="Arial" w:cs="Arial"/>
+                <w:color w:val="000000"/>
+              </w:rPr>
+              <w:t>Skull length</w:t>
+            </w:r>
+          </w:p>
+        </w:tc>
+      </w:tr>
+      <w:tr>
+        <w:trPr>
+          <w:trHeight w:val="288"/>
+        </w:trPr>
+        <w:tc>
+          <w:tcPr>
+            <w:tcW w:w="1276" w:type="dxa"/>
+            <w:noWrap/>
+            <w:hideMark/>
+          </w:tcPr>
+          <w:p>
+            <w:pPr>
+              <w:rPr>
+                <w:rFonts w:ascii="Arial" w:hAnsi="Arial" w:cs="Arial"/>
+                <w:color w:val="000000"/>
+              </w:rPr>
+            </w:pPr>
+            <w:r>
+              <w:rPr>
+                <w:rFonts w:ascii="Arial" w:hAnsi="Arial" w:cs="Arial"/>
+                <w:color w:val="000000"/>
+              </w:rPr>
+              <w:t>Sluka et al, 2025</w:t>
+            </w:r>
+          </w:p>
+        </w:tc>
+        <w:tc>
+          <w:tcPr>
+            <w:tcW w:w="1462" w:type="dxa"/>
+            <w:noWrap/>
+            <w:hideMark/>
+          </w:tcPr>
+          <w:p>
+            <w:pPr>
+              <w:rPr>
+                <w:rFonts w:ascii="Arial" w:hAnsi="Arial" w:cs="Arial"/>
+                <w:i/>
+                <w:iCs/>
+                <w:color w:val="000000"/>
+              </w:rPr>
+            </w:pPr>
+            <w:r>
+              <w:rPr>
+                <w:rFonts w:ascii="Arial" w:hAnsi="Arial" w:cs="Arial"/>
+                <w:i/>
+                <w:iCs/>
+                <w:color w:val="000000"/>
+              </w:rPr>
+              <w:t xml:space="preserve">Procyon </w:t>
+            </w:r>
+            <w:proofErr w:type="spellStart"/>
+            <w:r>
+              <w:rPr>
+                <w:rFonts w:ascii="Arial" w:hAnsi="Arial" w:cs="Arial"/>
+                <w:i/>
+                <w:iCs/>
+                <w:color w:val="000000"/>
+              </w:rPr>
+              <w:t>loctor</w:t>
+            </w:r>
+            <w:proofErr w:type="spellEnd"/>
+          </w:p>
+        </w:tc>
+        <w:tc>
+          <w:tcPr>
+            <w:tcW w:w="808" w:type="dxa"/>
+            <w:noWrap/>
+            <w:hideMark/>
+          </w:tcPr>
+          <w:p>
+            <w:pPr>
+              <w:jc w:val="right"/>
+              <w:rPr>
+                <w:rFonts w:ascii="Arial" w:hAnsi="Arial" w:cs="Arial"/>
+                <w:color w:val="000000"/>
+              </w:rPr>
+            </w:pPr>
+            <w:r>
+              <w:rPr>
+                <w:rFonts w:ascii="Arial" w:hAnsi="Arial" w:cs="Arial"/>
+                <w:color w:val="000000"/>
+              </w:rPr>
+              <w:t>8</w:t>
+            </w:r>
+          </w:p>
+        </w:tc>
+        <w:tc>
+          <w:tcPr>
+            <w:tcW w:w="808" w:type="dxa"/>
+            <w:noWrap/>
+            <w:hideMark/>
+          </w:tcPr>
+          <w:p>
+            <w:pPr>
+              <w:jc w:val="right"/>
+              <w:rPr>
+                <w:rFonts w:ascii="Arial" w:hAnsi="Arial" w:cs="Arial"/>
+                <w:color w:val="000000"/>
+              </w:rPr>
+            </w:pPr>
+            <w:r>
+              <w:rPr>
+                <w:rFonts w:ascii="Arial" w:hAnsi="Arial" w:cs="Arial"/>
+                <w:color w:val="000000"/>
+              </w:rPr>
+              <w:t>7</w:t>
+            </w:r>
+          </w:p>
+        </w:tc>
+        <w:tc>
+          <w:tcPr>
+            <w:tcW w:w="1011" w:type="dxa"/>
+            <w:noWrap/>
+            <w:hideMark/>
+          </w:tcPr>
+          <w:p>
+            <w:pPr>
+              <w:rPr>
+                <w:rFonts w:ascii="Arial" w:hAnsi="Arial" w:cs="Arial"/>
+                <w:color w:val="000000"/>
+              </w:rPr>
+            </w:pPr>
+            <w:r>
+              <w:rPr>
+                <w:rFonts w:ascii="Arial" w:hAnsi="Arial" w:cs="Arial"/>
+                <w:color w:val="000000"/>
+              </w:rPr>
+              <w:t>Desert</w:t>
+            </w:r>
+          </w:p>
+        </w:tc>
+        <w:tc>
+          <w:tcPr>
+            <w:tcW w:w="1200" w:type="dxa"/>
+            <w:noWrap/>
+            <w:hideMark/>
+          </w:tcPr>
+          <w:p>
+            <w:pPr>
+              <w:rPr>
+                <w:rFonts w:ascii="Arial" w:hAnsi="Arial" w:cs="Arial"/>
+                <w:color w:val="000000"/>
+              </w:rPr>
+            </w:pPr>
+            <w:r>
+              <w:rPr>
+                <w:rFonts w:ascii="Arial" w:hAnsi="Arial" w:cs="Arial"/>
+                <w:color w:val="000000"/>
+              </w:rPr>
+              <w:t>1893-1999</w:t>
+            </w:r>
+          </w:p>
+        </w:tc>
+        <w:tc>
+          <w:tcPr>
+            <w:tcW w:w="1134" w:type="dxa"/>
+            <w:noWrap/>
+            <w:hideMark/>
+          </w:tcPr>
+          <w:p>
+            <w:pPr>
+              <w:jc w:val="right"/>
+              <w:rPr>
+                <w:rFonts w:ascii="Arial" w:hAnsi="Arial" w:cs="Arial"/>
+                <w:color w:val="000000"/>
+              </w:rPr>
+            </w:pPr>
+            <w:r>
+              <w:rPr>
+                <w:rFonts w:ascii="Arial" w:hAnsi="Arial" w:cs="Arial"/>
+                <w:color w:val="000000"/>
+              </w:rPr>
+              <w:t>106</w:t>
+            </w:r>
+          </w:p>
+        </w:tc>
+        <w:tc>
+          <w:tcPr>
+            <w:tcW w:w="1276" w:type="dxa"/>
+            <w:noWrap/>
+            <w:hideMark/>
+          </w:tcPr>
+          <w:p>
+            <w:pPr>
+              <w:rPr>
+                <w:rFonts w:ascii="Arial" w:hAnsi="Arial" w:cs="Arial"/>
+                <w:color w:val="000000"/>
+              </w:rPr>
+            </w:pPr>
+            <w:r>
+              <w:rPr>
+                <w:rFonts w:ascii="Arial" w:hAnsi="Arial" w:cs="Arial"/>
+                <w:color w:val="000000"/>
+              </w:rPr>
+              <w:t>Skull length</w:t>
+            </w:r>
+          </w:p>
+        </w:tc>
+      </w:tr>
+    </w:tbl>
+    <w:p>
+      <w:pPr>
+        <w:spacing w:line="360" w:lineRule="auto"/>
+        <w:jc w:val="both"/>
+        <w:rPr>
+          <w:rFonts w:ascii="Arial" w:hAnsi="Arial" w:cs="Arial"/>
+          <w:sz w:val="22"/>
+          <w:szCs w:val="22"/>
+        </w:rPr>
+      </w:pPr>
+    </w:p>
+    <w:p>
+      <w:pPr>
+        <w:spacing w:line="360" w:lineRule="auto"/>
+        <w:jc w:val="both"/>
+        <w:rPr>
+          <w:rFonts w:ascii="Arial" w:hAnsi="Arial" w:cs="Arial"/>
+          <w:sz w:val="22"/>
+          <w:szCs w:val="22"/>
+        </w:rPr>
+      </w:pPr>
+      <w:r>
+        <w:rPr>
+          <w:rFonts w:ascii="Arial" w:hAnsi="Arial" w:cs="Arial"/>
+          <w:sz w:val="22"/>
+          <w:szCs w:val="22"/>
+        </w:rPr>
+        <w:lastRenderedPageBreak/>
+        <w:t xml:space="preserve">As Snell-Rood and Depasquale collected specimens only from Minnesota and Pennsylvania, sampling efforts were biased towards these states, and therefore towards the Plains and East ecoregions (Figure 2). </w:t>
+      </w:r>
+      <w:r>
+        <w:rPr>
+          <w:rFonts w:ascii="Arial" w:hAnsi="Arial" w:cs="Arial"/>
+          <w:sz w:val="22"/>
+          <w:szCs w:val="22"/>
+        </w:rPr>
+        <w:t xml:space="preserve">24 of the </w:t>
+      </w:r>
+      <w:r>
+        <w:rPr>
+          <w:rFonts w:ascii="Arial" w:hAnsi="Arial" w:cs="Arial"/>
+          <w:sz w:val="22"/>
+          <w:szCs w:val="22"/>
+        </w:rPr>
+        <w:t xml:space="preserve">lower </w:t>
+      </w:r>
+      <w:r>
+        <w:rPr>
+          <w:rFonts w:ascii="Arial" w:hAnsi="Arial" w:cs="Arial"/>
+          <w:sz w:val="22"/>
+          <w:szCs w:val="22"/>
+        </w:rPr>
+        <w:t xml:space="preserve">48 </w:t>
+      </w:r>
+      <w:r>
+        <w:rPr>
+          <w:rFonts w:ascii="Arial" w:hAnsi="Arial" w:cs="Arial"/>
+          <w:sz w:val="22"/>
+          <w:szCs w:val="22"/>
+        </w:rPr>
+        <w:t xml:space="preserve">(mainland, connected) states were represented, with sample size ranging from one to 342 specimens. </w:t>
+      </w:r>
+    </w:p>
+    <w:p>
+      <w:pPr>
+        <w:spacing w:line="240" w:lineRule="auto"/>
+        <w:jc w:val="both"/>
+        <w:rPr>
+          <w:rFonts w:ascii="Arial" w:hAnsi="Arial" w:cs="Arial"/>
+          <w:sz w:val="16"/>
+          <w:szCs w:val="16"/>
+        </w:rPr>
+      </w:pPr>
+      <w:r>
+        <w:rPr>
+          <w:rFonts w:ascii="Arial" w:hAnsi="Arial" w:cs="Arial"/>
           <w:noProof/>
           <w:sz w:val="22"/>
           <w:szCs w:val="22"/>
         </w:rPr>
-        <w:lastRenderedPageBreak/>
         <w:drawing>
           <wp:inline distT="0" distB="0" distL="0" distR="0" wp14:anchorId="59800FFE" wp14:editId="20F270AC">
             <wp:extent cx="5730961" cy="3004457"/>
@@ -5727,7 +10014,7 @@
                     <pic:cNvPicPr/>
                   </pic:nvPicPr>
                   <pic:blipFill rotWithShape="1">
-                    <a:blip r:embed="rId15" cstate="print">
+                    <a:blip r:embed="rId14" cstate="print">
                       <a:extLst>
                         <a:ext uri="{28A0092B-C50C-407E-A947-70E740481C1C}">
                           <a14:useLocalDpi xmlns:a14="http://schemas.microsoft.com/office/drawing/2010/main" val="0"/>
@@ -5781,7 +10068,27 @@
           <w:sz w:val="16"/>
           <w:szCs w:val="16"/>
         </w:rPr>
-        <w:t xml:space="preserve">Figure X. </w:t>
+        <w:t xml:space="preserve">Figure </w:t>
+      </w:r>
+      <w:r>
+        <w:rPr>
+          <w:rFonts w:ascii="Arial" w:hAnsi="Arial" w:cs="Arial"/>
+          <w:b/>
+          <w:bCs/>
+          <w:sz w:val="16"/>
+          <w:szCs w:val="16"/>
+        </w:rPr>
+        <w:t>2</w:t>
+      </w:r>
+      <w:r>
+        <w:rPr>
+          <w:rFonts w:ascii="Arial" w:hAnsi="Arial" w:cs="Arial"/>
+          <w:b/>
+          <w:bCs/>
+          <w:sz w:val="16"/>
+          <w:szCs w:val="16"/>
+        </w:rPr>
+        <w:t xml:space="preserve">. </w:t>
       </w:r>
       <w:r>
         <w:rPr>
@@ -5868,6 +10175,175 @@
           <w:szCs w:val="22"/>
         </w:rPr>
       </w:pPr>
+      <w:r>
+        <w:rPr>
+          <w:rFonts w:ascii="Arial" w:hAnsi="Arial" w:cs="Arial"/>
+          <w:sz w:val="22"/>
+          <w:szCs w:val="22"/>
+        </w:rPr>
+        <w:t xml:space="preserve">The Egger’s test on the first model with no random effects or moderators </w:t>
+      </w:r>
+      <w:r>
+        <w:rPr>
+          <w:rFonts w:ascii="Arial" w:hAnsi="Arial" w:cs="Arial"/>
+          <w:sz w:val="22"/>
+          <w:szCs w:val="22"/>
+        </w:rPr>
+        <w:t xml:space="preserve">showed </w:t>
+      </w:r>
+      <w:r>
+        <w:rPr>
+          <w:rFonts w:ascii="Arial" w:hAnsi="Arial" w:cs="Arial"/>
+          <w:sz w:val="22"/>
+          <w:szCs w:val="22"/>
+        </w:rPr>
+        <w:t>negligible asymmetry in the publication precision and effect size funnel (</w:t>
+      </w:r>
+      <w:r>
+        <w:rPr>
+          <w:rFonts w:ascii="Arial" w:hAnsi="Arial" w:cs="Arial"/>
+          <w:sz w:val="22"/>
+          <w:szCs w:val="22"/>
+        </w:rPr>
+        <w:t>p = 0.9796</w:t>
+      </w:r>
+      <w:r>
+        <w:rPr>
+          <w:rFonts w:ascii="Arial" w:hAnsi="Arial" w:cs="Arial"/>
+          <w:sz w:val="22"/>
+          <w:szCs w:val="22"/>
+        </w:rPr>
+        <w:t>).</w:t>
+      </w:r>
+    </w:p>
+    <w:p>
+      <w:pPr>
+        <w:spacing w:line="360" w:lineRule="auto"/>
+        <w:jc w:val="both"/>
+        <w:rPr>
+          <w:rFonts w:ascii="Arial" w:hAnsi="Arial" w:cs="Arial"/>
+          <w:sz w:val="22"/>
+          <w:szCs w:val="22"/>
+        </w:rPr>
+      </w:pPr>
+      <w:r>
+        <w:rPr>
+          <w:rFonts w:ascii="Arial" w:hAnsi="Arial" w:cs="Arial"/>
+          <w:sz w:val="22"/>
+          <w:szCs w:val="22"/>
+        </w:rPr>
+        <w:t xml:space="preserve">The mixed effect model </w:t>
+      </w:r>
+      <w:r>
+        <w:rPr>
+          <w:rFonts w:ascii="Arial" w:hAnsi="Arial" w:cs="Arial"/>
+          <w:sz w:val="22"/>
+          <w:szCs w:val="22"/>
+        </w:rPr>
+        <w:t xml:space="preserve">returned no significant effect of urban locality on relative CC </w:t>
+      </w:r>
+      <w:r>
+        <w:rPr>
+          <w:rFonts w:ascii="Arial" w:hAnsi="Arial" w:cs="Arial"/>
+          <w:sz w:val="22"/>
+          <w:szCs w:val="22"/>
+        </w:rPr>
+        <w:t>at large, and only one effect size did not cross zero (</w:t>
+      </w:r>
+      <w:r>
+        <w:rPr>
+          <w:rFonts w:ascii="Arial" w:hAnsi="Arial" w:cs="Arial"/>
+          <w:i/>
+          <w:iCs/>
+          <w:sz w:val="22"/>
+          <w:szCs w:val="22"/>
+        </w:rPr>
+        <w:t xml:space="preserve">Procyon </w:t>
+      </w:r>
+      <w:proofErr w:type="spellStart"/>
+      <w:r>
+        <w:rPr>
+          <w:rFonts w:ascii="Arial" w:hAnsi="Arial" w:cs="Arial"/>
+          <w:i/>
+          <w:iCs/>
+          <w:sz w:val="22"/>
+          <w:szCs w:val="22"/>
+        </w:rPr>
+        <w:t>loctor</w:t>
+      </w:r>
+      <w:proofErr w:type="spellEnd"/>
+      <w:r>
+        <w:rPr>
+          <w:rFonts w:ascii="Arial" w:hAnsi="Arial" w:cs="Arial"/>
+          <w:sz w:val="22"/>
+          <w:szCs w:val="22"/>
+        </w:rPr>
+        <w:t>, desert</w:t>
+      </w:r>
+      <w:r>
+        <w:rPr>
+          <w:rFonts w:ascii="Arial" w:hAnsi="Arial" w:cs="Arial"/>
+          <w:sz w:val="22"/>
+          <w:szCs w:val="22"/>
+        </w:rPr>
+        <w:t>, Hedge’s g = -1.79</w:t>
+      </w:r>
+      <w:r>
+        <w:rPr>
+          <w:rFonts w:ascii="Arial" w:hAnsi="Arial" w:cs="Arial"/>
+          <w:sz w:val="22"/>
+          <w:szCs w:val="22"/>
+        </w:rPr>
+        <w:t xml:space="preserve">). </w:t>
+      </w:r>
+      <w:r>
+        <w:rPr>
+          <w:rFonts w:ascii="Arial" w:hAnsi="Arial" w:cs="Arial"/>
+          <w:sz w:val="22"/>
+          <w:szCs w:val="22"/>
+        </w:rPr>
+        <w:t>13 of the 18 effect sizes were negative</w:t>
+      </w:r>
+      <w:r>
+        <w:rPr>
+          <w:rFonts w:ascii="Arial" w:hAnsi="Arial" w:cs="Arial"/>
+          <w:sz w:val="22"/>
+          <w:szCs w:val="22"/>
+        </w:rPr>
+        <w:t>.</w:t>
+      </w:r>
+      <w:r>
+        <w:rPr>
+          <w:rFonts w:ascii="Arial" w:hAnsi="Arial" w:cs="Arial"/>
+          <w:sz w:val="22"/>
+          <w:szCs w:val="22"/>
+        </w:rPr>
+        <w:t>. However, as before, confidence intervals crossed zero for all but one of these</w:t>
+      </w:r>
+      <w:r>
+        <w:rPr>
+          <w:rFonts w:ascii="Arial" w:hAnsi="Arial" w:cs="Arial"/>
+          <w:sz w:val="22"/>
+          <w:szCs w:val="22"/>
+        </w:rPr>
+        <w:t xml:space="preserve"> (</w:t>
+      </w:r>
+      <w:r>
+        <w:rPr>
+          <w:rFonts w:ascii="Arial" w:hAnsi="Arial" w:cs="Arial"/>
+          <w:sz w:val="22"/>
+          <w:szCs w:val="22"/>
+        </w:rPr>
+        <w:t>Figure 3)</w:t>
+      </w:r>
+      <w:r>
+        <w:rPr>
+          <w:rFonts w:ascii="Arial" w:hAnsi="Arial" w:cs="Arial"/>
+          <w:sz w:val="22"/>
+          <w:szCs w:val="22"/>
+        </w:rPr>
+        <w:t xml:space="preserve">. </w:t>
+      </w:r>
     </w:p>
     <w:p>
       <w:pPr>
@@ -5902,7 +10378,7 @@
                     <pic:cNvPicPr/>
                   </pic:nvPicPr>
                   <pic:blipFill>
-                    <a:blip r:embed="rId16"/>
+                    <a:blip r:embed="rId15"/>
                     <a:stretch>
                       <a:fillRect/>
                     </a:stretch>
@@ -5941,7 +10417,27 @@
           <w:sz w:val="16"/>
           <w:szCs w:val="16"/>
         </w:rPr>
-        <w:t xml:space="preserve">Figure X. </w:t>
+        <w:t xml:space="preserve">Figure </w:t>
+      </w:r>
+      <w:r>
+        <w:rPr>
+          <w:rFonts w:ascii="Arial" w:hAnsi="Arial" w:cs="Arial"/>
+          <w:b/>
+          <w:bCs/>
+          <w:sz w:val="16"/>
+          <w:szCs w:val="16"/>
+        </w:rPr>
+        <w:t>3</w:t>
+      </w:r>
+      <w:r>
+        <w:rPr>
+          <w:rFonts w:ascii="Arial" w:hAnsi="Arial" w:cs="Arial"/>
+          <w:b/>
+          <w:bCs/>
+          <w:sz w:val="16"/>
+          <w:szCs w:val="16"/>
+        </w:rPr>
+        <w:t xml:space="preserve">. </w:t>
       </w:r>
       <w:r>
         <w:rPr>
@@ -5977,14 +10473,15 @@
           <w:rFonts w:ascii="Arial" w:hAnsi="Arial" w:cs="Arial"/>
         </w:rPr>
       </w:pPr>
-      <w:bookmarkStart w:id="4" w:name="_Toc226294894"/>
-      <w:r>
-        <w:rPr>
-          <w:rFonts w:ascii="Arial" w:hAnsi="Arial" w:cs="Arial"/>
-        </w:rPr>
+      <w:bookmarkStart w:id="7" w:name="_Toc226399182"/>
+      <w:r>
+        <w:rPr>
+          <w:rFonts w:ascii="Arial" w:hAnsi="Arial" w:cs="Arial"/>
+        </w:rPr>
+        <w:lastRenderedPageBreak/>
         <w:t>Discussion</w:t>
       </w:r>
-      <w:bookmarkEnd w:id="4"/>
+      <w:bookmarkEnd w:id="7"/>
     </w:p>
     <w:p>
       <w:pPr>
@@ -6059,15 +10556,14 @@
           <w:rFonts w:ascii="Arial" w:hAnsi="Arial" w:cs="Arial"/>
         </w:rPr>
       </w:pPr>
-      <w:bookmarkStart w:id="5" w:name="_Toc226294895"/>
-      <w:r>
-        <w:rPr>
-          <w:rFonts w:ascii="Arial" w:hAnsi="Arial" w:cs="Arial"/>
-        </w:rPr>
-        <w:lastRenderedPageBreak/>
+      <w:bookmarkStart w:id="8" w:name="_Toc226399183"/>
+      <w:r>
+        <w:rPr>
+          <w:rFonts w:ascii="Arial" w:hAnsi="Arial" w:cs="Arial"/>
+        </w:rPr>
         <w:t>References</w:t>
       </w:r>
-      <w:bookmarkEnd w:id="5"/>
+      <w:bookmarkEnd w:id="8"/>
     </w:p>
     <w:p>
       <w:pPr>
@@ -6554,6 +11050,7 @@
           <w:rFonts w:ascii="Arial" w:hAnsi="Arial" w:cs="Arial"/>
           <w:sz w:val="22"/>
         </w:rPr>
+        <w:lastRenderedPageBreak/>
         <w:t xml:space="preserve">Lee, V.E. and Thornton, A. (2021) ‘Animal Cognition in an Urbanised World’, </w:t>
       </w:r>
       <w:r>
@@ -6684,7 +11181,6 @@
           <w:rFonts w:ascii="Arial" w:hAnsi="Arial" w:cs="Arial"/>
           <w:sz w:val="22"/>
         </w:rPr>
-        <w:lastRenderedPageBreak/>
         <w:t xml:space="preserve">Maune, A.L., Caspers, B.A. and Damas-Moreira, I. (2026) ‘The impact of urbanisation on social behaviour: a comprehensive review’, </w:t>
       </w:r>
       <w:r>
@@ -6861,23 +11357,7 @@
           <w:rFonts w:ascii="Arial" w:hAnsi="Arial" w:cs="Arial"/>
           <w:sz w:val="22"/>
         </w:rPr>
-        <w:t xml:space="preserve">-Trillo, J. (2021) ‘Morphological Stability of Rural Populations Confirms Their Use </w:t>
-      </w:r>
-      <w:proofErr w:type="gramStart"/>
-      <w:r>
-        <w:rPr>
-          <w:rFonts w:ascii="Arial" w:hAnsi="Arial" w:cs="Arial"/>
-          <w:sz w:val="22"/>
-        </w:rPr>
-        <w:t>As</w:t>
-      </w:r>
-      <w:proofErr w:type="gramEnd"/>
-      <w:r>
-        <w:rPr>
-          <w:rFonts w:ascii="Arial" w:hAnsi="Arial" w:cs="Arial"/>
-          <w:sz w:val="22"/>
-        </w:rPr>
-        <w:t xml:space="preserve"> Controls in Urban Ecology Studies’. Research Square. Available at: https://doi.org/10.21203/rs.3.rs-795506/v1.</w:t>
+        <w:t>-Trillo, J. (2021) ‘Morphological Stability of Rural Populations Confirms Their Use As Controls in Urban Ecology Studies’. Research Square. Available at: https://doi.org/10.21203/rs.3.rs-795506/v1.</w:t>
       </w:r>
     </w:p>
     <w:p>
@@ -7047,6 +11527,63 @@
           <w:sz w:val="22"/>
         </w:rPr>
         <w:t>: Efficient Effect Size Computation’. Available at: https://cran.r-project.org/web/packages/effsize/index.html (Accessed: 6 April 2026).</w:t>
+      </w:r>
+    </w:p>
+    <w:p>
+      <w:pPr>
+        <w:pStyle w:val="Bibliography"/>
+        <w:rPr>
+          <w:rFonts w:ascii="Arial" w:hAnsi="Arial" w:cs="Arial"/>
+          <w:sz w:val="22"/>
+        </w:rPr>
+      </w:pPr>
+      <w:proofErr w:type="spellStart"/>
+      <w:r>
+        <w:rPr>
+          <w:rFonts w:ascii="Arial" w:hAnsi="Arial" w:cs="Arial"/>
+          <w:sz w:val="22"/>
+        </w:rPr>
+        <w:t>Viechtbauer</w:t>
+      </w:r>
+      <w:proofErr w:type="spellEnd"/>
+      <w:r>
+        <w:rPr>
+          <w:rFonts w:ascii="Arial" w:hAnsi="Arial" w:cs="Arial"/>
+          <w:sz w:val="22"/>
+        </w:rPr>
+        <w:t xml:space="preserve">, W. (2010) ‘Conducting Meta-Analyses in R with the </w:t>
+      </w:r>
+      <w:proofErr w:type="spellStart"/>
+      <w:r>
+        <w:rPr>
+          <w:rFonts w:ascii="Arial" w:hAnsi="Arial" w:cs="Arial"/>
+          <w:sz w:val="22"/>
+        </w:rPr>
+        <w:t>metafor</w:t>
+      </w:r>
+      <w:proofErr w:type="spellEnd"/>
+      <w:r>
+        <w:rPr>
+          <w:rFonts w:ascii="Arial" w:hAnsi="Arial" w:cs="Arial"/>
+          <w:sz w:val="22"/>
+        </w:rPr>
+        <w:t xml:space="preserve"> Package’, </w:t>
+      </w:r>
+      <w:r>
+        <w:rPr>
+          <w:rFonts w:ascii="Arial" w:hAnsi="Arial" w:cs="Arial"/>
+          <w:i/>
+          <w:iCs/>
+          <w:sz w:val="22"/>
+        </w:rPr>
+        <w:t>Journal of Statistical Software</w:t>
+      </w:r>
+      <w:r>
+        <w:rPr>
+          <w:rFonts w:ascii="Arial" w:hAnsi="Arial" w:cs="Arial"/>
+          <w:sz w:val="22"/>
+        </w:rPr>
+        <w:t>, 36, pp. 1–48. Available at: https://doi.org/10.18637/jss.v036.i03.</w:t>
       </w:r>
     </w:p>
     <w:p>
@@ -7117,7 +11654,7 @@
       </w:r>
     </w:p>
     <w:sectPr>
-      <w:footerReference w:type="default" r:id="rId17"/>
+      <w:footerReference w:type="default" r:id="rId16"/>
       <w:pgSz w:w="11906" w:h="16838"/>
       <w:pgMar w:top="1440" w:right="1440" w:bottom="1440" w:left="1440" w:header="708" w:footer="708" w:gutter="0"/>
       <w:cols w:space="708"/>
@@ -8449,6 +12986,49 @@
       <w:shd w:val="clear" w:color="auto" w:fill="E1DFDD"/>
     </w:rPr>
   </w:style>
+  <w:style w:type="paragraph" w:styleId="TOC3">
+    <w:name w:val="toc 3"/>
+    <w:basedOn w:val="Normal"/>
+    <w:next w:val="Normal"/>
+    <w:autoRedefine/>
+    <w:uiPriority w:val="39"/>
+    <w:unhideWhenUsed/>
+    <w:rsid w:val="00332ED5"/>
+    <w:pPr>
+      <w:spacing w:after="100"/>
+      <w:ind w:left="480"/>
+    </w:pPr>
+  </w:style>
+  <w:style w:type="paragraph" w:styleId="HTMLPreformatted">
+    <w:name w:val="HTML Preformatted"/>
+    <w:basedOn w:val="Normal"/>
+    <w:link w:val="HTMLPreformattedChar"/>
+    <w:uiPriority w:val="99"/>
+    <w:semiHidden/>
+    <w:unhideWhenUsed/>
+    <w:rsid w:val="00DE15A5"/>
+    <w:pPr>
+      <w:spacing w:after="0" w:line="240" w:lineRule="auto"/>
+    </w:pPr>
+    <w:rPr>
+      <w:rFonts w:ascii="Consolas" w:hAnsi="Consolas"/>
+      <w:sz w:val="20"/>
+      <w:szCs w:val="20"/>
+    </w:rPr>
+  </w:style>
+  <w:style w:type="character" w:customStyle="1" w:styleId="HTMLPreformattedChar">
+    <w:name w:val="HTML Preformatted Char"/>
+    <w:basedOn w:val="DefaultParagraphFont"/>
+    <w:link w:val="HTMLPreformatted"/>
+    <w:uiPriority w:val="99"/>
+    <w:semiHidden/>
+    <w:rsid w:val="00DE15A5"/>
+    <w:rPr>
+      <w:rFonts w:ascii="Consolas" w:hAnsi="Consolas"/>
+      <w:sz w:val="20"/>
+      <w:szCs w:val="20"/>
+    </w:rPr>
+  </w:style>
 </w:styles>
 </file>
 
@@ -8653,6 +13233,13 @@
     <w:pitch w:val="variable"/>
     <w:sig w:usb0="20000287" w:usb1="00000003" w:usb2="00000000" w:usb3="00000000" w:csb0="0000019F" w:csb1="00000000"/>
   </w:font>
+  <w:font w:name="Consolas">
+    <w:panose1 w:val="020B0609020204030204"/>
+    <w:charset w:val="00"/>
+    <w:family w:val="modern"/>
+    <w:pitch w:val="fixed"/>
+    <w:sig w:usb0="E00006FF" w:usb1="0000FCFF" w:usb2="00000001" w:usb3="00000000" w:csb0="0000019F" w:csb1="00000000"/>
+  </w:font>
   <w:font w:name="Arial Black">
     <w:panose1 w:val="020B0A04020102020204"/>
     <w:charset w:val="00"/>
@@ -8681,10 +13268,12 @@
     <w:rsidRoot w:val="00623173"/>
     <w:rsid w:val="00034021"/>
     <w:rsid w:val="00297D1B"/>
+    <w:rsid w:val="00456B82"/>
     <w:rsid w:val="0061002B"/>
     <w:rsid w:val="00623173"/>
     <w:rsid w:val="00876357"/>
     <w:rsid w:val="00886560"/>
+    <w:rsid w:val="008B51A8"/>
     <w:rsid w:val="009A5A43"/>
     <w:rsid w:val="00BC5197"/>
     <w:rsid w:val="00C72DE4"/>

--- a/write_up/Trends in Cranial Capacity of urban-rural mammals.docx
+++ b/write_up/Trends in Cranial Capacity of urban-rural mammals.docx
@@ -237,7 +237,6 @@
                     <w:rFonts w:ascii="Arial" w:hAnsi="Arial"/>
                   </w:rPr>
                 </w:pPr>
-                <w:proofErr w:type="spellStart"/>
                 <w:r>
                   <w:rPr>
                     <w:rFonts w:ascii="Arial" w:hAnsi="Arial"/>
@@ -248,14 +247,7 @@
                   <w:rPr>
                     <w:rFonts w:ascii="Arial" w:hAnsi="Arial"/>
                   </w:rPr>
-                  <w:t>Evolutionary</w:t>
-                </w:r>
-                <w:proofErr w:type="spellEnd"/>
-                <w:r>
-                  <w:rPr>
-                    <w:rFonts w:ascii="Arial" w:hAnsi="Arial"/>
-                  </w:rPr>
-                  <w:t xml:space="preserve"> Responses to Anthropogenic Change</w:t>
+                  <w:t>Evolutionary Responses to Anthropogenic Change</w:t>
                 </w:r>
               </w:p>
             </w:tc>
@@ -2160,53 +2152,23 @@
           <w:sz w:val="22"/>
           <w:szCs w:val="22"/>
         </w:rPr>
-        <w:t xml:space="preserve">Canis </w:t>
-      </w:r>
-      <w:proofErr w:type="spellStart"/>
-      <w:r>
-        <w:rPr>
-          <w:rFonts w:ascii="Arial" w:hAnsi="Arial" w:cs="Arial"/>
-          <w:i/>
-          <w:iCs/>
-          <w:sz w:val="22"/>
-          <w:szCs w:val="22"/>
-        </w:rPr>
-        <w:t>familiaris</w:t>
-      </w:r>
-      <w:proofErr w:type="spellEnd"/>
-      <w:r>
-        <w:rPr>
-          <w:rFonts w:ascii="Arial" w:hAnsi="Arial" w:cs="Arial"/>
-          <w:sz w:val="22"/>
-          <w:szCs w:val="22"/>
-        </w:rPr>
-        <w:t xml:space="preserve">, while </w:t>
-      </w:r>
-      <w:proofErr w:type="spellStart"/>
-      <w:r>
-        <w:rPr>
-          <w:rFonts w:ascii="Arial" w:hAnsi="Arial" w:cs="Arial"/>
-          <w:sz w:val="22"/>
-          <w:szCs w:val="22"/>
-        </w:rPr>
-        <w:t>v</w:t>
-      </w:r>
-      <w:r>
-        <w:rPr>
-          <w:rFonts w:ascii="Arial" w:hAnsi="Arial" w:cs="Arial"/>
-          <w:sz w:val="22"/>
-          <w:szCs w:val="22"/>
-        </w:rPr>
-        <w:t>avilovian</w:t>
-      </w:r>
-      <w:proofErr w:type="spellEnd"/>
-      <w:r>
-        <w:rPr>
-          <w:rFonts w:ascii="Arial" w:hAnsi="Arial" w:cs="Arial"/>
-          <w:sz w:val="22"/>
-          <w:szCs w:val="22"/>
-        </w:rPr>
-        <w:t xml:space="preserve"> mimicry </w:t>
+        <w:t>Canis familiaris</w:t>
+      </w:r>
+      <w:r>
+        <w:rPr>
+          <w:rFonts w:ascii="Arial" w:hAnsi="Arial" w:cs="Arial"/>
+          <w:sz w:val="22"/>
+          <w:szCs w:val="22"/>
+        </w:rPr>
+        <w:t>, while v</w:t>
+      </w:r>
+      <w:r>
+        <w:rPr>
+          <w:rFonts w:ascii="Arial" w:hAnsi="Arial" w:cs="Arial"/>
+          <w:sz w:val="22"/>
+          <w:szCs w:val="22"/>
+        </w:rPr>
+        <w:t xml:space="preserve">avilovian mimicry </w:t>
       </w:r>
       <w:r>
         <w:rPr>
@@ -3601,25 +3563,7 @@
           <w:sz w:val="22"/>
           <w:szCs w:val="22"/>
         </w:rPr>
-        <w:t xml:space="preserve"> has largely focused on </w:t>
-      </w:r>
-      <w:proofErr w:type="spellStart"/>
-      <w:r>
-        <w:rPr>
-          <w:rFonts w:ascii="Arial" w:hAnsi="Arial" w:cs="Arial"/>
-          <w:sz w:val="22"/>
-          <w:szCs w:val="22"/>
-        </w:rPr>
-        <w:t>aves</w:t>
-      </w:r>
-      <w:proofErr w:type="spellEnd"/>
-      <w:r>
-        <w:rPr>
-          <w:rFonts w:ascii="Arial" w:hAnsi="Arial" w:cs="Arial"/>
-          <w:sz w:val="22"/>
-          <w:szCs w:val="22"/>
-        </w:rPr>
-        <w:t xml:space="preserve"> to date</w:t>
+        <w:t xml:space="preserve"> has largely focused on aves to date</w:t>
       </w:r>
       <w:r>
         <w:rPr>
@@ -3940,25 +3884,7 @@
           <w:sz w:val="22"/>
           <w:szCs w:val="22"/>
         </w:rPr>
-        <w:t xml:space="preserve"> a paper was required to </w:t>
-      </w:r>
-      <w:proofErr w:type="spellStart"/>
-      <w:r>
-        <w:rPr>
-          <w:rFonts w:ascii="Arial" w:hAnsi="Arial" w:cs="Arial"/>
-          <w:sz w:val="22"/>
-          <w:szCs w:val="22"/>
-        </w:rPr>
-        <w:t>i</w:t>
-      </w:r>
-      <w:proofErr w:type="spellEnd"/>
-      <w:r>
-        <w:rPr>
-          <w:rFonts w:ascii="Arial" w:hAnsi="Arial" w:cs="Arial"/>
-          <w:sz w:val="22"/>
-          <w:szCs w:val="22"/>
-        </w:rPr>
-        <w:t xml:space="preserve">) focus on mammals, ii) offer a measure of relative </w:t>
+        <w:t xml:space="preserve"> a paper was required to i) focus on mammals, ii) offer a measure of relative </w:t>
       </w:r>
       <w:r>
         <w:rPr>
@@ -4066,43 +3992,7 @@
           <w:sz w:val="22"/>
           <w:szCs w:val="22"/>
         </w:rPr>
-        <w:t xml:space="preserve">((urban-rural comparison OR urbanisation gradient OR urbanization gradient) AND (mammal OR mammalian OR primate OR monkey OR feline OR </w:t>
-      </w:r>
-      <w:proofErr w:type="spellStart"/>
-      <w:r>
-        <w:rPr>
-          <w:rFonts w:ascii="Arial" w:hAnsi="Arial" w:cs="Arial"/>
-          <w:sz w:val="22"/>
-          <w:szCs w:val="22"/>
-        </w:rPr>
-        <w:t>felinae</w:t>
-      </w:r>
-      <w:proofErr w:type="spellEnd"/>
-      <w:r>
-        <w:rPr>
-          <w:rFonts w:ascii="Arial" w:hAnsi="Arial" w:cs="Arial"/>
-          <w:sz w:val="22"/>
-          <w:szCs w:val="22"/>
-        </w:rPr>
-        <w:t xml:space="preserve"> OR </w:t>
-      </w:r>
-      <w:proofErr w:type="spellStart"/>
-      <w:r>
-        <w:rPr>
-          <w:rFonts w:ascii="Arial" w:hAnsi="Arial" w:cs="Arial"/>
-          <w:sz w:val="22"/>
-          <w:szCs w:val="22"/>
-        </w:rPr>
-        <w:t>felidae</w:t>
-      </w:r>
-      <w:proofErr w:type="spellEnd"/>
-      <w:r>
-        <w:rPr>
-          <w:rFonts w:ascii="Arial" w:hAnsi="Arial" w:cs="Arial"/>
-          <w:sz w:val="22"/>
-          <w:szCs w:val="22"/>
-        </w:rPr>
-        <w:t xml:space="preserve"> OR canine OR racoon OR coyote OR fox OR rat) AND (cranial morphology OR braincase OR brain volume OR cranial volume OR cranial capacity))</w:t>
+        <w:t>((urban-rural comparison OR urbanisation gradient OR urbanization gradient) AND (mammal OR mammalian OR primate OR monkey OR feline OR felinae OR felidae OR canine OR racoon OR coyote OR fox OR rat) AND (cranial morphology OR braincase OR brain volume OR cranial volume OR cranial capacity))</w:t>
       </w:r>
     </w:p>
     <w:p>
@@ -5121,25 +5011,7 @@
           <w:sz w:val="22"/>
           <w:szCs w:val="22"/>
         </w:rPr>
-        <w:t xml:space="preserve">specimens from </w:t>
-      </w:r>
-      <w:proofErr w:type="spellStart"/>
-      <w:r>
-        <w:rPr>
-          <w:rFonts w:ascii="Arial" w:hAnsi="Arial" w:cs="Arial"/>
-          <w:sz w:val="22"/>
-          <w:szCs w:val="22"/>
-        </w:rPr>
-        <w:t>DePascal</w:t>
-      </w:r>
-      <w:proofErr w:type="spellEnd"/>
-      <w:r>
-        <w:rPr>
-          <w:rFonts w:ascii="Arial" w:hAnsi="Arial" w:cs="Arial"/>
-          <w:sz w:val="22"/>
-          <w:szCs w:val="22"/>
-        </w:rPr>
-        <w:t xml:space="preserve"> and Snell-Rood</w:t>
+        <w:t>specimens from DePascal and Snell-Rood</w:t>
       </w:r>
       <w:r>
         <w:rPr>
@@ -5367,25 +5239,7 @@
           <w:sz w:val="22"/>
           <w:szCs w:val="22"/>
         </w:rPr>
-        <w:t xml:space="preserve">used the </w:t>
-      </w:r>
-      <w:proofErr w:type="spellStart"/>
-      <w:r>
-        <w:rPr>
-          <w:rFonts w:ascii="Arial" w:hAnsi="Arial" w:cs="Arial"/>
-          <w:sz w:val="22"/>
-          <w:szCs w:val="22"/>
-        </w:rPr>
-        <w:t>effsize</w:t>
-      </w:r>
-      <w:proofErr w:type="spellEnd"/>
-      <w:r>
-        <w:rPr>
-          <w:rFonts w:ascii="Arial" w:hAnsi="Arial" w:cs="Arial"/>
-          <w:sz w:val="22"/>
-          <w:szCs w:val="22"/>
-        </w:rPr>
-        <w:t xml:space="preserve"> package to compute</w:t>
+        <w:t>used the effsize package to compute</w:t>
       </w:r>
       <w:r>
         <w:rPr>
@@ -5738,25 +5592,7 @@
           <w:sz w:val="22"/>
           <w:szCs w:val="22"/>
         </w:rPr>
-        <w:t xml:space="preserve">three models in the </w:t>
-      </w:r>
-      <w:proofErr w:type="spellStart"/>
-      <w:r>
-        <w:rPr>
-          <w:rFonts w:ascii="Arial" w:hAnsi="Arial" w:cs="Arial"/>
-          <w:sz w:val="22"/>
-          <w:szCs w:val="22"/>
-        </w:rPr>
-        <w:t>metafor</w:t>
-      </w:r>
-      <w:proofErr w:type="spellEnd"/>
-      <w:r>
-        <w:rPr>
-          <w:rFonts w:ascii="Arial" w:hAnsi="Arial" w:cs="Arial"/>
-          <w:sz w:val="22"/>
-          <w:szCs w:val="22"/>
-        </w:rPr>
-        <w:t xml:space="preserve"> package </w:t>
+        <w:t xml:space="preserve">three models in the metafor package </w:t>
       </w:r>
       <w:r>
         <w:rPr>
@@ -5787,23 +5623,7 @@
           <w:rFonts w:ascii="Arial" w:hAnsi="Arial" w:cs="Arial"/>
           <w:sz w:val="22"/>
         </w:rPr>
-        <w:t>(</w:t>
-      </w:r>
-      <w:proofErr w:type="spellStart"/>
-      <w:r>
-        <w:rPr>
-          <w:rFonts w:ascii="Arial" w:hAnsi="Arial" w:cs="Arial"/>
-          <w:sz w:val="22"/>
-        </w:rPr>
-        <w:t>Viechtbauer</w:t>
-      </w:r>
-      <w:proofErr w:type="spellEnd"/>
-      <w:r>
-        <w:rPr>
-          <w:rFonts w:ascii="Arial" w:hAnsi="Arial" w:cs="Arial"/>
-          <w:sz w:val="22"/>
-        </w:rPr>
-        <w:t>, 2010)</w:t>
+        <w:t>(Viechtbauer, 2010)</w:t>
       </w:r>
       <w:r>
         <w:rPr>
@@ -6004,20 +5824,8 @@
           <w:sz w:val="22"/>
           <w:szCs w:val="22"/>
         </w:rPr>
-        <w:t xml:space="preserve">Procyon </w:t>
-      </w:r>
-      <w:proofErr w:type="spellStart"/>
-      <w:r>
-        <w:rPr>
-          <w:rFonts w:ascii="Arial" w:hAnsi="Arial" w:cs="Arial"/>
-          <w:i/>
-          <w:iCs/>
-          <w:sz w:val="22"/>
-          <w:szCs w:val="22"/>
-        </w:rPr>
-        <w:t>loctor</w:t>
-      </w:r>
-      <w:proofErr w:type="spellEnd"/>
+        <w:t>Procyon loctor</w:t>
+      </w:r>
       <w:r>
         <w:rPr>
           <w:rFonts w:ascii="Arial" w:hAnsi="Arial" w:cs="Arial"/>
@@ -6383,19 +6191,8 @@
                 <w:iCs/>
                 <w:color w:val="000000"/>
               </w:rPr>
-              <w:t xml:space="preserve">Blarina </w:t>
-            </w:r>
-            <w:proofErr w:type="spellStart"/>
-            <w:r>
-              <w:rPr>
-                <w:rFonts w:ascii="Arial" w:hAnsi="Arial" w:cs="Arial"/>
-                <w:i/>
-                <w:iCs/>
-                <w:color w:val="000000"/>
-              </w:rPr>
-              <w:t>brevicuada</w:t>
-            </w:r>
-            <w:proofErr w:type="spellEnd"/>
+              <w:t>Blarina brevicuada</w:t>
+            </w:r>
           </w:p>
         </w:tc>
         <w:tc>
@@ -6770,19 +6567,8 @@
                 <w:iCs/>
                 <w:color w:val="000000"/>
               </w:rPr>
-              <w:t xml:space="preserve">Microtus </w:t>
-            </w:r>
-            <w:proofErr w:type="spellStart"/>
-            <w:r>
-              <w:rPr>
-                <w:rFonts w:ascii="Arial" w:hAnsi="Arial" w:cs="Arial"/>
-                <w:i/>
-                <w:iCs/>
-                <w:color w:val="000000"/>
-              </w:rPr>
-              <w:t>pennsylvanicus</w:t>
-            </w:r>
-            <w:proofErr w:type="spellEnd"/>
+              <w:t>Microtus pennsylvanicus</w:t>
+            </w:r>
           </w:p>
         </w:tc>
         <w:tc>
@@ -6969,19 +6755,8 @@
                 <w:iCs/>
                 <w:color w:val="000000"/>
               </w:rPr>
-              <w:t xml:space="preserve">Peromyscus </w:t>
-            </w:r>
-            <w:proofErr w:type="spellStart"/>
-            <w:r>
-              <w:rPr>
-                <w:rFonts w:ascii="Arial" w:hAnsi="Arial" w:cs="Arial"/>
-                <w:i/>
-                <w:iCs/>
-                <w:color w:val="000000"/>
-              </w:rPr>
-              <w:t>leucopus</w:t>
-            </w:r>
-            <w:proofErr w:type="spellEnd"/>
+              <w:t>Peromyscus leucopus</w:t>
+            </w:r>
           </w:p>
         </w:tc>
         <w:tc>
@@ -7168,19 +6943,8 @@
                 <w:iCs/>
                 <w:color w:val="000000"/>
               </w:rPr>
-              <w:t xml:space="preserve">Blarina </w:t>
-            </w:r>
-            <w:proofErr w:type="spellStart"/>
-            <w:r>
-              <w:rPr>
-                <w:rFonts w:ascii="Arial" w:hAnsi="Arial" w:cs="Arial"/>
-                <w:i/>
-                <w:iCs/>
-                <w:color w:val="000000"/>
-              </w:rPr>
-              <w:t>brevicuada</w:t>
-            </w:r>
-            <w:proofErr w:type="spellEnd"/>
+              <w:t>Blarina brevicuada</w:t>
+            </w:r>
           </w:p>
         </w:tc>
         <w:tc>
@@ -7360,7 +7124,6 @@
                 <w:color w:val="000000"/>
               </w:rPr>
             </w:pPr>
-            <w:proofErr w:type="spellStart"/>
             <w:r>
               <w:rPr>
                 <w:rFonts w:ascii="Arial" w:hAnsi="Arial" w:cs="Arial"/>
@@ -7368,29 +7131,8 @@
                 <w:iCs/>
                 <w:color w:val="000000"/>
               </w:rPr>
-              <w:t>Clethrionomys</w:t>
-            </w:r>
-            <w:proofErr w:type="spellEnd"/>
-            <w:r>
-              <w:rPr>
-                <w:rFonts w:ascii="Arial" w:hAnsi="Arial" w:cs="Arial"/>
-                <w:i/>
-                <w:iCs/>
-                <w:color w:val="000000"/>
-              </w:rPr>
-              <w:t xml:space="preserve"> </w:t>
-            </w:r>
-            <w:proofErr w:type="spellStart"/>
-            <w:r>
-              <w:rPr>
-                <w:rFonts w:ascii="Arial" w:hAnsi="Arial" w:cs="Arial"/>
-                <w:i/>
-                <w:iCs/>
-                <w:color w:val="000000"/>
-              </w:rPr>
-              <w:t>gapperi</w:t>
-            </w:r>
-            <w:proofErr w:type="spellEnd"/>
+              <w:t>Clethrionomys gapperi</w:t>
+            </w:r>
           </w:p>
         </w:tc>
         <w:tc>
@@ -7758,7 +7500,6 @@
                 <w:color w:val="000000"/>
               </w:rPr>
             </w:pPr>
-            <w:proofErr w:type="spellStart"/>
             <w:r>
               <w:rPr>
                 <w:rFonts w:ascii="Arial" w:hAnsi="Arial" w:cs="Arial"/>
@@ -7766,29 +7507,8 @@
                 <w:iCs/>
                 <w:color w:val="000000"/>
               </w:rPr>
-              <w:t>Geomys</w:t>
-            </w:r>
-            <w:proofErr w:type="spellEnd"/>
-            <w:r>
-              <w:rPr>
-                <w:rFonts w:ascii="Arial" w:hAnsi="Arial" w:cs="Arial"/>
-                <w:i/>
-                <w:iCs/>
-                <w:color w:val="000000"/>
-              </w:rPr>
-              <w:t xml:space="preserve"> </w:t>
-            </w:r>
-            <w:proofErr w:type="spellStart"/>
-            <w:r>
-              <w:rPr>
-                <w:rFonts w:ascii="Arial" w:hAnsi="Arial" w:cs="Arial"/>
-                <w:i/>
-                <w:iCs/>
-                <w:color w:val="000000"/>
-              </w:rPr>
-              <w:t>bursarius</w:t>
-            </w:r>
-            <w:proofErr w:type="spellEnd"/>
+              <w:t>Geomys bursarius</w:t>
+            </w:r>
           </w:p>
         </w:tc>
         <w:tc>
@@ -7975,19 +7695,8 @@
                 <w:iCs/>
                 <w:color w:val="000000"/>
               </w:rPr>
-              <w:t xml:space="preserve">Myotis </w:t>
-            </w:r>
-            <w:proofErr w:type="spellStart"/>
-            <w:r>
-              <w:rPr>
-                <w:rFonts w:ascii="Arial" w:hAnsi="Arial" w:cs="Arial"/>
-                <w:i/>
-                <w:iCs/>
-                <w:color w:val="000000"/>
-              </w:rPr>
-              <w:t>lucifugus</w:t>
-            </w:r>
-            <w:proofErr w:type="spellEnd"/>
+              <w:t>Myotis lucifugus</w:t>
+            </w:r>
           </w:p>
         </w:tc>
         <w:tc>
@@ -8174,19 +7883,8 @@
                 <w:iCs/>
                 <w:color w:val="000000"/>
               </w:rPr>
-              <w:t xml:space="preserve">Microtus </w:t>
-            </w:r>
-            <w:proofErr w:type="spellStart"/>
-            <w:r>
-              <w:rPr>
-                <w:rFonts w:ascii="Arial" w:hAnsi="Arial" w:cs="Arial"/>
-                <w:i/>
-                <w:iCs/>
-                <w:color w:val="000000"/>
-              </w:rPr>
-              <w:t>pennsylvanicus</w:t>
-            </w:r>
-            <w:proofErr w:type="spellEnd"/>
+              <w:t>Microtus pennsylvanicus</w:t>
+            </w:r>
           </w:p>
         </w:tc>
         <w:tc>
@@ -8373,19 +8071,8 @@
                 <w:iCs/>
                 <w:color w:val="000000"/>
               </w:rPr>
-              <w:t xml:space="preserve">Peromyscus </w:t>
-            </w:r>
-            <w:proofErr w:type="spellStart"/>
-            <w:r>
-              <w:rPr>
-                <w:rFonts w:ascii="Arial" w:hAnsi="Arial" w:cs="Arial"/>
-                <w:i/>
-                <w:iCs/>
-                <w:color w:val="000000"/>
-              </w:rPr>
-              <w:t>leucopus</w:t>
-            </w:r>
-            <w:proofErr w:type="spellEnd"/>
+              <w:t>Peromyscus leucopus</w:t>
+            </w:r>
           </w:p>
         </w:tc>
         <w:tc>
@@ -8565,7 +8252,6 @@
                 <w:color w:val="000000"/>
               </w:rPr>
             </w:pPr>
-            <w:proofErr w:type="spellStart"/>
             <w:r>
               <w:rPr>
                 <w:rFonts w:ascii="Arial" w:hAnsi="Arial" w:cs="Arial"/>
@@ -8573,17 +8259,7 @@
                 <w:iCs/>
                 <w:color w:val="000000"/>
               </w:rPr>
-              <w:t>Scuirus</w:t>
-            </w:r>
-            <w:proofErr w:type="spellEnd"/>
-            <w:r>
-              <w:rPr>
-                <w:rFonts w:ascii="Arial" w:hAnsi="Arial" w:cs="Arial"/>
-                <w:i/>
-                <w:iCs/>
-                <w:color w:val="000000"/>
-              </w:rPr>
-              <w:t xml:space="preserve"> carolinensis</w:t>
+              <w:t>Scuirus carolinensis</w:t>
             </w:r>
           </w:p>
         </w:tc>
@@ -8952,7 +8628,6 @@
                 <w:color w:val="000000"/>
               </w:rPr>
             </w:pPr>
-            <w:proofErr w:type="spellStart"/>
             <w:r>
               <w:rPr>
                 <w:rFonts w:ascii="Arial" w:hAnsi="Arial" w:cs="Arial"/>
@@ -8960,29 +8635,8 @@
                 <w:iCs/>
                 <w:color w:val="000000"/>
               </w:rPr>
-              <w:t>Tamiasciurus</w:t>
-            </w:r>
-            <w:proofErr w:type="spellEnd"/>
-            <w:r>
-              <w:rPr>
-                <w:rFonts w:ascii="Arial" w:hAnsi="Arial" w:cs="Arial"/>
-                <w:i/>
-                <w:iCs/>
-                <w:color w:val="000000"/>
-              </w:rPr>
-              <w:t xml:space="preserve"> </w:t>
-            </w:r>
-            <w:proofErr w:type="spellStart"/>
-            <w:r>
-              <w:rPr>
-                <w:rFonts w:ascii="Arial" w:hAnsi="Arial" w:cs="Arial"/>
-                <w:i/>
-                <w:iCs/>
-                <w:color w:val="000000"/>
-              </w:rPr>
-              <w:t>hudsonicus</w:t>
-            </w:r>
-            <w:proofErr w:type="spellEnd"/>
+              <w:t>Tamiasciurus hudsonicus</w:t>
+            </w:r>
           </w:p>
         </w:tc>
         <w:tc>
@@ -9169,19 +8823,8 @@
                 <w:iCs/>
                 <w:color w:val="000000"/>
               </w:rPr>
-              <w:t xml:space="preserve">Procyon </w:t>
-            </w:r>
-            <w:proofErr w:type="spellStart"/>
-            <w:r>
-              <w:rPr>
-                <w:rFonts w:ascii="Arial" w:hAnsi="Arial" w:cs="Arial"/>
-                <w:i/>
-                <w:iCs/>
-                <w:color w:val="000000"/>
-              </w:rPr>
-              <w:t>loctor</w:t>
-            </w:r>
-            <w:proofErr w:type="spellEnd"/>
+              <w:t>Procyon loctor</w:t>
+            </w:r>
           </w:p>
         </w:tc>
         <w:tc>
@@ -9368,19 +9011,8 @@
                 <w:iCs/>
                 <w:color w:val="000000"/>
               </w:rPr>
-              <w:t xml:space="preserve">Procyon </w:t>
-            </w:r>
-            <w:proofErr w:type="spellStart"/>
-            <w:r>
-              <w:rPr>
-                <w:rFonts w:ascii="Arial" w:hAnsi="Arial" w:cs="Arial"/>
-                <w:i/>
-                <w:iCs/>
-                <w:color w:val="000000"/>
-              </w:rPr>
-              <w:t>loctor</w:t>
-            </w:r>
-            <w:proofErr w:type="spellEnd"/>
+              <w:t>Procyon loctor</w:t>
+            </w:r>
           </w:p>
         </w:tc>
         <w:tc>
@@ -9567,19 +9199,8 @@
                 <w:iCs/>
                 <w:color w:val="000000"/>
               </w:rPr>
-              <w:t xml:space="preserve">Procyon </w:t>
-            </w:r>
-            <w:proofErr w:type="spellStart"/>
-            <w:r>
-              <w:rPr>
-                <w:rFonts w:ascii="Arial" w:hAnsi="Arial" w:cs="Arial"/>
-                <w:i/>
-                <w:iCs/>
-                <w:color w:val="000000"/>
-              </w:rPr>
-              <w:t>loctor</w:t>
-            </w:r>
-            <w:proofErr w:type="spellEnd"/>
+              <w:t>Procyon loctor</w:t>
+            </w:r>
           </w:p>
         </w:tc>
         <w:tc>
@@ -9766,19 +9387,8 @@
                 <w:iCs/>
                 <w:color w:val="000000"/>
               </w:rPr>
-              <w:t xml:space="preserve">Procyon </w:t>
-            </w:r>
-            <w:proofErr w:type="spellStart"/>
-            <w:r>
-              <w:rPr>
-                <w:rFonts w:ascii="Arial" w:hAnsi="Arial" w:cs="Arial"/>
-                <w:i/>
-                <w:iCs/>
-                <w:color w:val="000000"/>
-              </w:rPr>
-              <w:t>loctor</w:t>
-            </w:r>
-            <w:proofErr w:type="spellEnd"/>
+              <w:t>Procyon loctor</w:t>
+            </w:r>
           </w:p>
         </w:tc>
         <w:tc>
@@ -10258,20 +9868,8 @@
           <w:sz w:val="22"/>
           <w:szCs w:val="22"/>
         </w:rPr>
-        <w:t xml:space="preserve">Procyon </w:t>
-      </w:r>
-      <w:proofErr w:type="spellStart"/>
-      <w:r>
-        <w:rPr>
-          <w:rFonts w:ascii="Arial" w:hAnsi="Arial" w:cs="Arial"/>
-          <w:i/>
-          <w:iCs/>
-          <w:sz w:val="22"/>
-          <w:szCs w:val="22"/>
-        </w:rPr>
-        <w:t>loctor</w:t>
-      </w:r>
-      <w:proofErr w:type="spellEnd"/>
+        <w:t>Procyon loctor</w:t>
+      </w:r>
       <w:r>
         <w:rPr>
           <w:rFonts w:ascii="Arial" w:hAnsi="Arial" w:cs="Arial"/>
@@ -10318,7 +9916,7 @@
           <w:sz w:val="22"/>
           <w:szCs w:val="22"/>
         </w:rPr>
-        <w:t>. However, as before, confidence intervals crossed zero for all but one of these</w:t>
+        <w:t xml:space="preserve"> However, as before, confidence intervals crossed zero for all but one of these</w:t>
       </w:r>
       <w:r>
         <w:rPr>
@@ -10730,23 +10328,7 @@
           <w:rFonts w:ascii="Arial" w:hAnsi="Arial" w:cs="Arial"/>
           <w:sz w:val="22"/>
         </w:rPr>
-        <w:t xml:space="preserve"> (2021) ‘Ivory poaching and the rapid evolution of </w:t>
-      </w:r>
-      <w:proofErr w:type="spellStart"/>
-      <w:r>
-        <w:rPr>
-          <w:rFonts w:ascii="Arial" w:hAnsi="Arial" w:cs="Arial"/>
-          <w:sz w:val="22"/>
-        </w:rPr>
-        <w:t>tusklessness</w:t>
-      </w:r>
-      <w:proofErr w:type="spellEnd"/>
-      <w:r>
-        <w:rPr>
-          <w:rFonts w:ascii="Arial" w:hAnsi="Arial" w:cs="Arial"/>
-          <w:sz w:val="22"/>
-        </w:rPr>
-        <w:t xml:space="preserve"> in African elephants’, </w:t>
+        <w:t xml:space="preserve"> (2021) ‘Ivory poaching and the rapid evolution of tusklessness in African elephants’, </w:t>
       </w:r>
       <w:r>
         <w:rPr>
@@ -10906,23 +10488,7 @@
           <w:rFonts w:ascii="Arial" w:hAnsi="Arial" w:cs="Arial"/>
           <w:sz w:val="22"/>
         </w:rPr>
-        <w:t xml:space="preserve">Freedman, A.H., </w:t>
-      </w:r>
-      <w:proofErr w:type="spellStart"/>
-      <w:r>
-        <w:rPr>
-          <w:rFonts w:ascii="Arial" w:hAnsi="Arial" w:cs="Arial"/>
-          <w:sz w:val="22"/>
-        </w:rPr>
-        <w:t>Lohmueller</w:t>
-      </w:r>
-      <w:proofErr w:type="spellEnd"/>
-      <w:r>
-        <w:rPr>
-          <w:rFonts w:ascii="Arial" w:hAnsi="Arial" w:cs="Arial"/>
-          <w:sz w:val="22"/>
-        </w:rPr>
-        <w:t xml:space="preserve">, K.E. and Wayne, R.K. (2016) ‘Evolutionary History, Selective Sweeps, and Deleterious Variation in the Dog’, </w:t>
+        <w:t xml:space="preserve">Freedman, A.H., Lohmueller, K.E. and Wayne, R.K. (2016) ‘Evolutionary History, Selective Sweeps, and Deleterious Variation in the Dog’, </w:t>
       </w:r>
       <w:r>
         <w:rPr>
@@ -11101,7 +10667,6 @@
         </w:rPr>
         <w:t xml:space="preserve">, </w:t>
       </w:r>
-      <w:proofErr w:type="spellStart"/>
       <w:r>
         <w:rPr>
           <w:rFonts w:ascii="Arial" w:hAnsi="Arial" w:cs="Arial"/>
@@ -11111,7 +10676,6 @@
         </w:rPr>
         <w:t>BioRender</w:t>
       </w:r>
-      <w:proofErr w:type="spellEnd"/>
       <w:r>
         <w:rPr>
           <w:rFonts w:ascii="Arial" w:hAnsi="Arial" w:cs="Arial"/>
@@ -11341,23 +10905,7 @@
           <w:rFonts w:ascii="Arial" w:hAnsi="Arial" w:cs="Arial"/>
           <w:sz w:val="22"/>
         </w:rPr>
-        <w:t xml:space="preserve">Regacho, T. and </w:t>
-      </w:r>
-      <w:proofErr w:type="spellStart"/>
-      <w:r>
-        <w:rPr>
-          <w:rFonts w:ascii="Arial" w:hAnsi="Arial" w:cs="Arial"/>
-          <w:sz w:val="22"/>
-        </w:rPr>
-        <w:t>delBarco</w:t>
-      </w:r>
-      <w:proofErr w:type="spellEnd"/>
-      <w:r>
-        <w:rPr>
-          <w:rFonts w:ascii="Arial" w:hAnsi="Arial" w:cs="Arial"/>
-          <w:sz w:val="22"/>
-        </w:rPr>
-        <w:t>-Trillo, J. (2021) ‘Morphological Stability of Rural Populations Confirms Their Use As Controls in Urban Ecology Studies’. Research Square. Available at: https://doi.org/10.21203/rs.3.rs-795506/v1.</w:t>
+        <w:t>Regacho, T. and delBarco-Trillo, J. (2021) ‘Morphological Stability of Rural Populations Confirms Their Use As Controls in Urban Ecology Studies’. Research Square. Available at: https://doi.org/10.21203/rs.3.rs-795506/v1.</w:t>
       </w:r>
     </w:p>
     <w:p>
@@ -11496,37 +11044,12 @@
           <w:sz w:val="22"/>
         </w:rPr>
       </w:pPr>
-      <w:proofErr w:type="spellStart"/>
-      <w:r>
-        <w:rPr>
-          <w:rFonts w:ascii="Arial" w:hAnsi="Arial" w:cs="Arial"/>
-          <w:sz w:val="22"/>
-        </w:rPr>
-        <w:t>Torchiano</w:t>
-      </w:r>
-      <w:proofErr w:type="spellEnd"/>
-      <w:r>
-        <w:rPr>
-          <w:rFonts w:ascii="Arial" w:hAnsi="Arial" w:cs="Arial"/>
-          <w:sz w:val="22"/>
-        </w:rPr>
-        <w:t>, M. (2020) ‘</w:t>
-      </w:r>
-      <w:proofErr w:type="spellStart"/>
-      <w:r>
-        <w:rPr>
-          <w:rFonts w:ascii="Arial" w:hAnsi="Arial" w:cs="Arial"/>
-          <w:sz w:val="22"/>
-        </w:rPr>
-        <w:t>effsize</w:t>
-      </w:r>
-      <w:proofErr w:type="spellEnd"/>
-      <w:r>
-        <w:rPr>
-          <w:rFonts w:ascii="Arial" w:hAnsi="Arial" w:cs="Arial"/>
-          <w:sz w:val="22"/>
-        </w:rPr>
-        <w:t>: Efficient Effect Size Computation’. Available at: https://cran.r-project.org/web/packages/effsize/index.html (Accessed: 6 April 2026).</w:t>
+      <w:r>
+        <w:rPr>
+          <w:rFonts w:ascii="Arial" w:hAnsi="Arial" w:cs="Arial"/>
+          <w:sz w:val="22"/>
+        </w:rPr>
+        <w:t>Torchiano, M. (2020) ‘effsize: Efficient Effect Size Computation’. Available at: https://cran.r-project.org/web/packages/effsize/index.html (Accessed: 6 April 2026).</w:t>
       </w:r>
     </w:p>
     <w:p>
@@ -11537,37 +11060,12 @@
           <w:sz w:val="22"/>
         </w:rPr>
       </w:pPr>
-      <w:proofErr w:type="spellStart"/>
-      <w:r>
-        <w:rPr>
-          <w:rFonts w:ascii="Arial" w:hAnsi="Arial" w:cs="Arial"/>
-          <w:sz w:val="22"/>
-        </w:rPr>
-        <w:t>Viechtbauer</w:t>
-      </w:r>
-      <w:proofErr w:type="spellEnd"/>
-      <w:r>
-        <w:rPr>
-          <w:rFonts w:ascii="Arial" w:hAnsi="Arial" w:cs="Arial"/>
-          <w:sz w:val="22"/>
-        </w:rPr>
-        <w:t xml:space="preserve">, W. (2010) ‘Conducting Meta-Analyses in R with the </w:t>
-      </w:r>
-      <w:proofErr w:type="spellStart"/>
-      <w:r>
-        <w:rPr>
-          <w:rFonts w:ascii="Arial" w:hAnsi="Arial" w:cs="Arial"/>
-          <w:sz w:val="22"/>
-        </w:rPr>
-        <w:t>metafor</w:t>
-      </w:r>
-      <w:proofErr w:type="spellEnd"/>
-      <w:r>
-        <w:rPr>
-          <w:rFonts w:ascii="Arial" w:hAnsi="Arial" w:cs="Arial"/>
-          <w:sz w:val="22"/>
-        </w:rPr>
-        <w:t xml:space="preserve"> Package’, </w:t>
+      <w:r>
+        <w:rPr>
+          <w:rFonts w:ascii="Arial" w:hAnsi="Arial" w:cs="Arial"/>
+          <w:sz w:val="22"/>
+        </w:rPr>
+        <w:t xml:space="preserve">Viechtbauer, W. (2010) ‘Conducting Meta-Analyses in R with the metafor Package’, </w:t>
       </w:r>
       <w:r>
         <w:rPr>
@@ -11599,23 +11097,7 @@
           <w:rFonts w:ascii="Arial" w:hAnsi="Arial" w:cs="Arial"/>
           <w:sz w:val="22"/>
         </w:rPr>
-        <w:t xml:space="preserve">Wilkins, A.S., Wrangham, R.W. and Fitch, W.T. (2014) ‘The “Domestication Syndrome” in Mammals: A Unified Explanation Based on Neural Crest Cell </w:t>
-      </w:r>
-      <w:proofErr w:type="spellStart"/>
-      <w:r>
-        <w:rPr>
-          <w:rFonts w:ascii="Arial" w:hAnsi="Arial" w:cs="Arial"/>
-          <w:sz w:val="22"/>
-        </w:rPr>
-        <w:t>Behavior</w:t>
-      </w:r>
-      <w:proofErr w:type="spellEnd"/>
-      <w:r>
-        <w:rPr>
-          <w:rFonts w:ascii="Arial" w:hAnsi="Arial" w:cs="Arial"/>
-          <w:sz w:val="22"/>
-        </w:rPr>
-        <w:t xml:space="preserve"> and Genetics’, </w:t>
+        <w:t xml:space="preserve">Wilkins, A.S., Wrangham, R.W. and Fitch, W.T. (2014) ‘The “Domestication Syndrome” in Mammals: A Unified Explanation Based on Neural Crest Cell Behavior and Genetics’, </w:t>
       </w:r>
       <w:r>
         <w:rPr>
@@ -12489,6 +11971,7 @@
   <w:style w:type="character" w:default="1" w:styleId="DefaultParagraphFont">
     <w:name w:val="Default Paragraph Font"/>
     <w:uiPriority w:val="1"/>
+    <w:semiHidden/>
     <w:unhideWhenUsed/>
   </w:style>
   <w:style w:type="table" w:default="1" w:styleId="TableNormal">
@@ -13275,6 +12758,8 @@
     <w:rsid w:val="00886560"/>
     <w:rsid w:val="008B51A8"/>
     <w:rsid w:val="009A5A43"/>
+    <w:rsid w:val="00AE1665"/>
+    <w:rsid w:val="00B841C2"/>
     <w:rsid w:val="00BC5197"/>
     <w:rsid w:val="00C72DE4"/>
     <w:rsid w:val="00DA7A95"/>

--- a/write_up/Trends in Cranial Capacity of urban-rural mammals.docx
+++ b/write_up/Trends in Cranial Capacity of urban-rural mammals.docx
@@ -237,6 +237,7 @@
                     <w:rFonts w:ascii="Arial" w:hAnsi="Arial"/>
                   </w:rPr>
                 </w:pPr>
+                <w:proofErr w:type="spellStart"/>
                 <w:r>
                   <w:rPr>
                     <w:rFonts w:ascii="Arial" w:hAnsi="Arial"/>
@@ -247,7 +248,14 @@
                   <w:rPr>
                     <w:rFonts w:ascii="Arial" w:hAnsi="Arial"/>
                   </w:rPr>
-                  <w:t>Evolutionary Responses to Anthropogenic Change</w:t>
+                  <w:t>Evolutionary</w:t>
+                </w:r>
+                <w:proofErr w:type="spellEnd"/>
+                <w:r>
+                  <w:rPr>
+                    <w:rFonts w:ascii="Arial" w:hAnsi="Arial"/>
+                  </w:rPr>
+                  <w:t xml:space="preserve"> Responses to Anthropogenic Change</w:t>
                 </w:r>
               </w:p>
             </w:tc>
@@ -1904,6 +1912,14 @@
           <w:sz w:val="22"/>
           <w:szCs w:val="22"/>
         </w:rPr>
+        <w:t xml:space="preserve">found </w:t>
+      </w:r>
+      <w:r>
+        <w:rPr>
+          <w:rFonts w:ascii="Arial" w:hAnsi="Arial" w:cs="Arial"/>
+          <w:sz w:val="22"/>
+          <w:szCs w:val="22"/>
+        </w:rPr>
         <w:t>no</w:t>
       </w:r>
       <w:r>
@@ -2152,23 +2168,53 @@
           <w:sz w:val="22"/>
           <w:szCs w:val="22"/>
         </w:rPr>
-        <w:t>Canis familiaris</w:t>
-      </w:r>
-      <w:r>
-        <w:rPr>
-          <w:rFonts w:ascii="Arial" w:hAnsi="Arial" w:cs="Arial"/>
-          <w:sz w:val="22"/>
-          <w:szCs w:val="22"/>
-        </w:rPr>
-        <w:t>, while v</w:t>
-      </w:r>
-      <w:r>
-        <w:rPr>
-          <w:rFonts w:ascii="Arial" w:hAnsi="Arial" w:cs="Arial"/>
-          <w:sz w:val="22"/>
-          <w:szCs w:val="22"/>
-        </w:rPr>
-        <w:t xml:space="preserve">avilovian mimicry </w:t>
+        <w:t xml:space="preserve">Canis </w:t>
+      </w:r>
+      <w:proofErr w:type="spellStart"/>
+      <w:r>
+        <w:rPr>
+          <w:rFonts w:ascii="Arial" w:hAnsi="Arial" w:cs="Arial"/>
+          <w:i/>
+          <w:iCs/>
+          <w:sz w:val="22"/>
+          <w:szCs w:val="22"/>
+        </w:rPr>
+        <w:t>familiaris</w:t>
+      </w:r>
+      <w:proofErr w:type="spellEnd"/>
+      <w:r>
+        <w:rPr>
+          <w:rFonts w:ascii="Arial" w:hAnsi="Arial" w:cs="Arial"/>
+          <w:sz w:val="22"/>
+          <w:szCs w:val="22"/>
+        </w:rPr>
+        <w:t xml:space="preserve">, while </w:t>
+      </w:r>
+      <w:proofErr w:type="spellStart"/>
+      <w:r>
+        <w:rPr>
+          <w:rFonts w:ascii="Arial" w:hAnsi="Arial" w:cs="Arial"/>
+          <w:sz w:val="22"/>
+          <w:szCs w:val="22"/>
+        </w:rPr>
+        <w:t>v</w:t>
+      </w:r>
+      <w:r>
+        <w:rPr>
+          <w:rFonts w:ascii="Arial" w:hAnsi="Arial" w:cs="Arial"/>
+          <w:sz w:val="22"/>
+          <w:szCs w:val="22"/>
+        </w:rPr>
+        <w:t>avilovian</w:t>
+      </w:r>
+      <w:proofErr w:type="spellEnd"/>
+      <w:r>
+        <w:rPr>
+          <w:rFonts w:ascii="Arial" w:hAnsi="Arial" w:cs="Arial"/>
+          <w:sz w:val="22"/>
+          <w:szCs w:val="22"/>
+        </w:rPr>
+        <w:t xml:space="preserve"> mimicry </w:t>
       </w:r>
       <w:r>
         <w:rPr>
@@ -3563,7 +3609,25 @@
           <w:sz w:val="22"/>
           <w:szCs w:val="22"/>
         </w:rPr>
-        <w:t xml:space="preserve"> has largely focused on aves to date</w:t>
+        <w:t xml:space="preserve"> has largely focused on </w:t>
+      </w:r>
+      <w:proofErr w:type="spellStart"/>
+      <w:r>
+        <w:rPr>
+          <w:rFonts w:ascii="Arial" w:hAnsi="Arial" w:cs="Arial"/>
+          <w:sz w:val="22"/>
+          <w:szCs w:val="22"/>
+        </w:rPr>
+        <w:t>aves</w:t>
+      </w:r>
+      <w:proofErr w:type="spellEnd"/>
+      <w:r>
+        <w:rPr>
+          <w:rFonts w:ascii="Arial" w:hAnsi="Arial" w:cs="Arial"/>
+          <w:sz w:val="22"/>
+          <w:szCs w:val="22"/>
+        </w:rPr>
+        <w:t xml:space="preserve"> to date</w:t>
       </w:r>
       <w:r>
         <w:rPr>
@@ -3884,7 +3948,25 @@
           <w:sz w:val="22"/>
           <w:szCs w:val="22"/>
         </w:rPr>
-        <w:t xml:space="preserve"> a paper was required to i) focus on mammals, ii) offer a measure of relative </w:t>
+        <w:t xml:space="preserve"> a paper was required to </w:t>
+      </w:r>
+      <w:proofErr w:type="spellStart"/>
+      <w:r>
+        <w:rPr>
+          <w:rFonts w:ascii="Arial" w:hAnsi="Arial" w:cs="Arial"/>
+          <w:sz w:val="22"/>
+          <w:szCs w:val="22"/>
+        </w:rPr>
+        <w:t>i</w:t>
+      </w:r>
+      <w:proofErr w:type="spellEnd"/>
+      <w:r>
+        <w:rPr>
+          <w:rFonts w:ascii="Arial" w:hAnsi="Arial" w:cs="Arial"/>
+          <w:sz w:val="22"/>
+          <w:szCs w:val="22"/>
+        </w:rPr>
+        <w:t xml:space="preserve">) focus on mammals, ii) offer a measure of relative </w:t>
       </w:r>
       <w:r>
         <w:rPr>
@@ -3992,7 +4074,43 @@
           <w:sz w:val="22"/>
           <w:szCs w:val="22"/>
         </w:rPr>
-        <w:t>((urban-rural comparison OR urbanisation gradient OR urbanization gradient) AND (mammal OR mammalian OR primate OR monkey OR feline OR felinae OR felidae OR canine OR racoon OR coyote OR fox OR rat) AND (cranial morphology OR braincase OR brain volume OR cranial volume OR cranial capacity))</w:t>
+        <w:t xml:space="preserve">((urban-rural comparison OR urbanisation gradient OR urbanization gradient) AND (mammal OR mammalian OR primate OR monkey OR feline OR </w:t>
+      </w:r>
+      <w:proofErr w:type="spellStart"/>
+      <w:r>
+        <w:rPr>
+          <w:rFonts w:ascii="Arial" w:hAnsi="Arial" w:cs="Arial"/>
+          <w:sz w:val="22"/>
+          <w:szCs w:val="22"/>
+        </w:rPr>
+        <w:t>felinae</w:t>
+      </w:r>
+      <w:proofErr w:type="spellEnd"/>
+      <w:r>
+        <w:rPr>
+          <w:rFonts w:ascii="Arial" w:hAnsi="Arial" w:cs="Arial"/>
+          <w:sz w:val="22"/>
+          <w:szCs w:val="22"/>
+        </w:rPr>
+        <w:t xml:space="preserve"> OR </w:t>
+      </w:r>
+      <w:proofErr w:type="spellStart"/>
+      <w:r>
+        <w:rPr>
+          <w:rFonts w:ascii="Arial" w:hAnsi="Arial" w:cs="Arial"/>
+          <w:sz w:val="22"/>
+          <w:szCs w:val="22"/>
+        </w:rPr>
+        <w:t>felidae</w:t>
+      </w:r>
+      <w:proofErr w:type="spellEnd"/>
+      <w:r>
+        <w:rPr>
+          <w:rFonts w:ascii="Arial" w:hAnsi="Arial" w:cs="Arial"/>
+          <w:sz w:val="22"/>
+          <w:szCs w:val="22"/>
+        </w:rPr>
+        <w:t xml:space="preserve"> OR canine OR racoon OR coyote OR fox OR rat) AND (cranial morphology OR braincase OR brain volume OR cranial volume OR cranial capacity))</w:t>
       </w:r>
     </w:p>
     <w:p>
@@ -5011,7 +5129,25 @@
           <w:sz w:val="22"/>
           <w:szCs w:val="22"/>
         </w:rPr>
-        <w:t>specimens from DePascal and Snell-Rood</w:t>
+        <w:t xml:space="preserve">specimens from </w:t>
+      </w:r>
+      <w:proofErr w:type="spellStart"/>
+      <w:r>
+        <w:rPr>
+          <w:rFonts w:ascii="Arial" w:hAnsi="Arial" w:cs="Arial"/>
+          <w:sz w:val="22"/>
+          <w:szCs w:val="22"/>
+        </w:rPr>
+        <w:t>DePascal</w:t>
+      </w:r>
+      <w:proofErr w:type="spellEnd"/>
+      <w:r>
+        <w:rPr>
+          <w:rFonts w:ascii="Arial" w:hAnsi="Arial" w:cs="Arial"/>
+          <w:sz w:val="22"/>
+          <w:szCs w:val="22"/>
+        </w:rPr>
+        <w:t xml:space="preserve"> and Snell-Rood</w:t>
       </w:r>
       <w:r>
         <w:rPr>
@@ -5239,7 +5375,25 @@
           <w:sz w:val="22"/>
           <w:szCs w:val="22"/>
         </w:rPr>
-        <w:t>used the effsize package to compute</w:t>
+        <w:t xml:space="preserve">used the </w:t>
+      </w:r>
+      <w:proofErr w:type="spellStart"/>
+      <w:r>
+        <w:rPr>
+          <w:rFonts w:ascii="Arial" w:hAnsi="Arial" w:cs="Arial"/>
+          <w:sz w:val="22"/>
+          <w:szCs w:val="22"/>
+        </w:rPr>
+        <w:t>effsize</w:t>
+      </w:r>
+      <w:proofErr w:type="spellEnd"/>
+      <w:r>
+        <w:rPr>
+          <w:rFonts w:ascii="Arial" w:hAnsi="Arial" w:cs="Arial"/>
+          <w:sz w:val="22"/>
+          <w:szCs w:val="22"/>
+        </w:rPr>
+        <w:t xml:space="preserve"> package to compute</w:t>
       </w:r>
       <w:r>
         <w:rPr>
@@ -5592,7 +5746,25 @@
           <w:sz w:val="22"/>
           <w:szCs w:val="22"/>
         </w:rPr>
-        <w:t xml:space="preserve">three models in the metafor package </w:t>
+        <w:t xml:space="preserve">three models in the </w:t>
+      </w:r>
+      <w:proofErr w:type="spellStart"/>
+      <w:r>
+        <w:rPr>
+          <w:rFonts w:ascii="Arial" w:hAnsi="Arial" w:cs="Arial"/>
+          <w:sz w:val="22"/>
+          <w:szCs w:val="22"/>
+        </w:rPr>
+        <w:t>metafor</w:t>
+      </w:r>
+      <w:proofErr w:type="spellEnd"/>
+      <w:r>
+        <w:rPr>
+          <w:rFonts w:ascii="Arial" w:hAnsi="Arial" w:cs="Arial"/>
+          <w:sz w:val="22"/>
+          <w:szCs w:val="22"/>
+        </w:rPr>
+        <w:t xml:space="preserve"> package </w:t>
       </w:r>
       <w:r>
         <w:rPr>
@@ -5623,7 +5795,23 @@
           <w:rFonts w:ascii="Arial" w:hAnsi="Arial" w:cs="Arial"/>
           <w:sz w:val="22"/>
         </w:rPr>
-        <w:t>(Viechtbauer, 2010)</w:t>
+        <w:t>(</w:t>
+      </w:r>
+      <w:proofErr w:type="spellStart"/>
+      <w:r>
+        <w:rPr>
+          <w:rFonts w:ascii="Arial" w:hAnsi="Arial" w:cs="Arial"/>
+          <w:sz w:val="22"/>
+        </w:rPr>
+        <w:t>Viechtbauer</w:t>
+      </w:r>
+      <w:proofErr w:type="spellEnd"/>
+      <w:r>
+        <w:rPr>
+          <w:rFonts w:ascii="Arial" w:hAnsi="Arial" w:cs="Arial"/>
+          <w:sz w:val="22"/>
+        </w:rPr>
+        <w:t>, 2010)</w:t>
       </w:r>
       <w:r>
         <w:rPr>
@@ -5719,15 +5907,71 @@
           <w:sz w:val="22"/>
           <w:szCs w:val="22"/>
         </w:rPr>
-        <w:t xml:space="preserve">ecoregion, date of first collection, length of collection, and method of obtaining relative CC (by body length or skull length). </w:t>
-      </w:r>
-      <w:r>
-        <w:rPr>
-          <w:rFonts w:ascii="Arial" w:hAnsi="Arial" w:cs="Arial"/>
-          <w:sz w:val="22"/>
-          <w:szCs w:val="22"/>
-        </w:rPr>
-        <w:t>(707 words)</w:t>
+        <w:t xml:space="preserve">ecoregion, </w:t>
+      </w:r>
+      <w:r>
+        <w:rPr>
+          <w:rFonts w:ascii="Arial" w:hAnsi="Arial" w:cs="Arial"/>
+          <w:sz w:val="22"/>
+          <w:szCs w:val="22"/>
+        </w:rPr>
+        <w:t>year</w:t>
+      </w:r>
+      <w:r>
+        <w:rPr>
+          <w:rFonts w:ascii="Arial" w:hAnsi="Arial" w:cs="Arial"/>
+          <w:sz w:val="22"/>
+          <w:szCs w:val="22"/>
+        </w:rPr>
+        <w:t xml:space="preserve"> of first collection, length of collection, and method of obtaining relative CC (by body length or skull length). </w:t>
+      </w:r>
+      <w:r>
+        <w:rPr>
+          <w:rFonts w:ascii="Arial" w:hAnsi="Arial" w:cs="Arial"/>
+          <w:sz w:val="22"/>
+          <w:szCs w:val="22"/>
+        </w:rPr>
+        <w:t>Both length and year of first collection were centred</w:t>
+      </w:r>
+      <w:r>
+        <w:rPr>
+          <w:rFonts w:ascii="Arial" w:hAnsi="Arial" w:cs="Arial"/>
+          <w:sz w:val="22"/>
+          <w:szCs w:val="22"/>
+        </w:rPr>
+        <w:t xml:space="preserve"> to allow the model to assess as difference from the average (earlier/later/longer/shorter) as opposed to as numeric values.</w:t>
+      </w:r>
+      <w:r>
+        <w:rPr>
+          <w:rFonts w:ascii="Arial" w:hAnsi="Arial" w:cs="Arial"/>
+          <w:sz w:val="22"/>
+          <w:szCs w:val="22"/>
+        </w:rPr>
+        <w:t xml:space="preserve"> </w:t>
+      </w:r>
+      <w:r>
+        <w:rPr>
+          <w:rFonts w:ascii="Arial" w:hAnsi="Arial" w:cs="Arial"/>
+          <w:sz w:val="22"/>
+          <w:szCs w:val="22"/>
+        </w:rPr>
+        <w:t>(7</w:t>
+      </w:r>
+      <w:r>
+        <w:rPr>
+          <w:rFonts w:ascii="Arial" w:hAnsi="Arial" w:cs="Arial"/>
+          <w:sz w:val="22"/>
+          <w:szCs w:val="22"/>
+        </w:rPr>
+        <w:t>35</w:t>
+      </w:r>
+      <w:r>
+        <w:rPr>
+          <w:rFonts w:ascii="Arial" w:hAnsi="Arial" w:cs="Arial"/>
+          <w:sz w:val="22"/>
+          <w:szCs w:val="22"/>
+        </w:rPr>
+        <w:t xml:space="preserve"> words)</w:t>
       </w:r>
     </w:p>
     <w:p>
@@ -5824,8 +6068,20 @@
           <w:sz w:val="22"/>
           <w:szCs w:val="22"/>
         </w:rPr>
-        <w:t>Procyon loctor</w:t>
-      </w:r>
+        <w:t xml:space="preserve">Procyon </w:t>
+      </w:r>
+      <w:proofErr w:type="spellStart"/>
+      <w:r>
+        <w:rPr>
+          <w:rFonts w:ascii="Arial" w:hAnsi="Arial" w:cs="Arial"/>
+          <w:i/>
+          <w:iCs/>
+          <w:sz w:val="22"/>
+          <w:szCs w:val="22"/>
+        </w:rPr>
+        <w:t>loctor</w:t>
+      </w:r>
+      <w:proofErr w:type="spellEnd"/>
       <w:r>
         <w:rPr>
           <w:rFonts w:ascii="Arial" w:hAnsi="Arial" w:cs="Arial"/>
@@ -5880,7 +6136,16 @@
           <w:sz w:val="22"/>
           <w:szCs w:val="22"/>
         </w:rPr>
-        <w:t xml:space="preserve">Sample sizes are reported by ecoregion in Table 1 </w:t>
+        <w:t xml:space="preserve">Sample sizes are reported by </w:t>
+      </w:r>
+      <w:r>
+        <w:rPr>
+          <w:rFonts w:ascii="Arial" w:hAnsi="Arial" w:cs="Arial"/>
+          <w:sz w:val="22"/>
+          <w:szCs w:val="22"/>
+        </w:rPr>
+        <w:lastRenderedPageBreak/>
+        <w:t xml:space="preserve">ecoregion in Table 1 </w:t>
       </w:r>
       <w:r>
         <w:rPr>
@@ -5889,6 +6154,30 @@
           <w:szCs w:val="22"/>
         </w:rPr>
         <w:t xml:space="preserve">along with moderators and random effects. </w:t>
+      </w:r>
+      <w:r>
+        <w:rPr>
+          <w:rFonts w:ascii="Arial" w:hAnsi="Arial" w:cs="Arial"/>
+          <w:sz w:val="22"/>
+          <w:szCs w:val="22"/>
+        </w:rPr>
+        <w:t>All three papers were based on museum specimens, and the metadata on collection period and duration can be found also in Table 1. Some specimens are as recent as 201</w:t>
+      </w:r>
+      <w:r>
+        <w:rPr>
+          <w:rFonts w:ascii="Arial" w:hAnsi="Arial" w:cs="Arial"/>
+          <w:sz w:val="22"/>
+          <w:szCs w:val="22"/>
+        </w:rPr>
+        <w:t>4</w:t>
+      </w:r>
+      <w:r>
+        <w:rPr>
+          <w:rFonts w:ascii="Arial" w:hAnsi="Arial" w:cs="Arial"/>
+          <w:sz w:val="22"/>
+          <w:szCs w:val="22"/>
+        </w:rPr>
+        <w:t xml:space="preserve"> while others are as old as 1885. </w:t>
       </w:r>
     </w:p>
     <w:p>
@@ -5909,7 +6198,6 @@
           <w:sz w:val="16"/>
           <w:szCs w:val="16"/>
         </w:rPr>
-        <w:lastRenderedPageBreak/>
         <w:t xml:space="preserve">Table 1. </w:t>
       </w:r>
       <w:r>
@@ -5948,19 +6236,19 @@
     <w:tbl>
       <w:tblPr>
         <w:tblStyle w:val="TableGridLight1"/>
-        <w:tblW w:w="8975" w:type="dxa"/>
+        <w:tblW w:w="9016" w:type="dxa"/>
         <w:tblInd w:w="0" w:type="dxa"/>
         <w:tblLook w:val="04A0" w:firstRow="1" w:lastRow="0" w:firstColumn="1" w:lastColumn="0" w:noHBand="0" w:noVBand="1"/>
       </w:tblPr>
       <w:tblGrid>
-        <w:gridCol w:w="1259"/>
-        <w:gridCol w:w="1526"/>
-        <w:gridCol w:w="834"/>
-        <w:gridCol w:w="834"/>
-        <w:gridCol w:w="1079"/>
-        <w:gridCol w:w="1158"/>
-        <w:gridCol w:w="1095"/>
-        <w:gridCol w:w="1231"/>
+        <w:gridCol w:w="1288"/>
+        <w:gridCol w:w="1668"/>
+        <w:gridCol w:w="867"/>
+        <w:gridCol w:w="831"/>
+        <w:gridCol w:w="1102"/>
+        <w:gridCol w:w="1169"/>
+        <w:gridCol w:w="1049"/>
+        <w:gridCol w:w="1042"/>
       </w:tblGrid>
       <w:tr>
         <w:trPr>
@@ -5968,7 +6256,7 @@
         </w:trPr>
         <w:tc>
           <w:tcPr>
-            <w:tcW w:w="1276" w:type="dxa"/>
+            <w:tcW w:w="1288" w:type="dxa"/>
             <w:noWrap/>
             <w:hideMark/>
           </w:tcPr>
@@ -5977,12 +6265,16 @@
               <w:rPr>
                 <w:rFonts w:ascii="Arial" w:hAnsi="Arial" w:cs="Arial"/>
                 <w:color w:val="000000"/>
-              </w:rPr>
-            </w:pPr>
-            <w:r>
-              <w:rPr>
-                <w:rFonts w:ascii="Arial" w:hAnsi="Arial" w:cs="Arial"/>
-                <w:color w:val="000000"/>
+                <w:sz w:val="18"/>
+                <w:szCs w:val="18"/>
+              </w:rPr>
+            </w:pPr>
+            <w:r>
+              <w:rPr>
+                <w:rFonts w:ascii="Arial" w:hAnsi="Arial" w:cs="Arial"/>
+                <w:color w:val="000000"/>
+                <w:sz w:val="18"/>
+                <w:szCs w:val="18"/>
               </w:rPr>
               <w:t>Paper</w:t>
             </w:r>
@@ -5990,7 +6282,7 @@
         </w:tc>
         <w:tc>
           <w:tcPr>
-            <w:tcW w:w="1462" w:type="dxa"/>
+            <w:tcW w:w="1668" w:type="dxa"/>
             <w:noWrap/>
             <w:hideMark/>
           </w:tcPr>
@@ -5999,12 +6291,16 @@
               <w:rPr>
                 <w:rFonts w:ascii="Arial" w:hAnsi="Arial" w:cs="Arial"/>
                 <w:color w:val="000000"/>
-              </w:rPr>
-            </w:pPr>
-            <w:r>
-              <w:rPr>
-                <w:rFonts w:ascii="Arial" w:hAnsi="Arial" w:cs="Arial"/>
-                <w:color w:val="000000"/>
+                <w:sz w:val="18"/>
+                <w:szCs w:val="18"/>
+              </w:rPr>
+            </w:pPr>
+            <w:r>
+              <w:rPr>
+                <w:rFonts w:ascii="Arial" w:hAnsi="Arial" w:cs="Arial"/>
+                <w:color w:val="000000"/>
+                <w:sz w:val="18"/>
+                <w:szCs w:val="18"/>
               </w:rPr>
               <w:t>Species</w:t>
             </w:r>
@@ -6012,7 +6308,7 @@
         </w:tc>
         <w:tc>
           <w:tcPr>
-            <w:tcW w:w="808" w:type="dxa"/>
+            <w:tcW w:w="867" w:type="dxa"/>
             <w:noWrap/>
             <w:hideMark/>
           </w:tcPr>
@@ -6021,12 +6317,16 @@
               <w:rPr>
                 <w:rFonts w:ascii="Arial" w:hAnsi="Arial" w:cs="Arial"/>
                 <w:color w:val="000000"/>
-              </w:rPr>
-            </w:pPr>
-            <w:r>
-              <w:rPr>
-                <w:rFonts w:ascii="Arial" w:hAnsi="Arial" w:cs="Arial"/>
-                <w:color w:val="000000"/>
+                <w:sz w:val="18"/>
+                <w:szCs w:val="18"/>
+              </w:rPr>
+            </w:pPr>
+            <w:r>
+              <w:rPr>
+                <w:rFonts w:ascii="Arial" w:hAnsi="Arial" w:cs="Arial"/>
+                <w:color w:val="000000"/>
+                <w:sz w:val="18"/>
+                <w:szCs w:val="18"/>
               </w:rPr>
               <w:t>Rural sample size</w:t>
             </w:r>
@@ -6034,7 +6334,7 @@
         </w:tc>
         <w:tc>
           <w:tcPr>
-            <w:tcW w:w="808" w:type="dxa"/>
+            <w:tcW w:w="831" w:type="dxa"/>
             <w:noWrap/>
             <w:hideMark/>
           </w:tcPr>
@@ -6043,12 +6343,16 @@
               <w:rPr>
                 <w:rFonts w:ascii="Arial" w:hAnsi="Arial" w:cs="Arial"/>
                 <w:color w:val="000000"/>
-              </w:rPr>
-            </w:pPr>
-            <w:r>
-              <w:rPr>
-                <w:rFonts w:ascii="Arial" w:hAnsi="Arial" w:cs="Arial"/>
-                <w:color w:val="000000"/>
+                <w:sz w:val="18"/>
+                <w:szCs w:val="18"/>
+              </w:rPr>
+            </w:pPr>
+            <w:r>
+              <w:rPr>
+                <w:rFonts w:ascii="Arial" w:hAnsi="Arial" w:cs="Arial"/>
+                <w:color w:val="000000"/>
+                <w:sz w:val="18"/>
+                <w:szCs w:val="18"/>
               </w:rPr>
               <w:t>Urban sample size</w:t>
             </w:r>
@@ -6056,7 +6360,7 @@
         </w:tc>
         <w:tc>
           <w:tcPr>
-            <w:tcW w:w="1011" w:type="dxa"/>
+            <w:tcW w:w="1102" w:type="dxa"/>
             <w:noWrap/>
             <w:hideMark/>
           </w:tcPr>
@@ -6065,12 +6369,16 @@
               <w:rPr>
                 <w:rFonts w:ascii="Arial" w:hAnsi="Arial" w:cs="Arial"/>
                 <w:color w:val="000000"/>
-              </w:rPr>
-            </w:pPr>
-            <w:r>
-              <w:rPr>
-                <w:rFonts w:ascii="Arial" w:hAnsi="Arial" w:cs="Arial"/>
-                <w:color w:val="000000"/>
+                <w:sz w:val="18"/>
+                <w:szCs w:val="18"/>
+              </w:rPr>
+            </w:pPr>
+            <w:r>
+              <w:rPr>
+                <w:rFonts w:ascii="Arial" w:hAnsi="Arial" w:cs="Arial"/>
+                <w:color w:val="000000"/>
+                <w:sz w:val="18"/>
+                <w:szCs w:val="18"/>
               </w:rPr>
               <w:t>Ecoregion</w:t>
             </w:r>
@@ -6078,7 +6386,7 @@
         </w:tc>
         <w:tc>
           <w:tcPr>
-            <w:tcW w:w="1200" w:type="dxa"/>
+            <w:tcW w:w="1169" w:type="dxa"/>
             <w:noWrap/>
             <w:hideMark/>
           </w:tcPr>
@@ -6087,12 +6395,16 @@
               <w:rPr>
                 <w:rFonts w:ascii="Arial" w:hAnsi="Arial" w:cs="Arial"/>
                 <w:color w:val="000000"/>
-              </w:rPr>
-            </w:pPr>
-            <w:r>
-              <w:rPr>
-                <w:rFonts w:ascii="Arial" w:hAnsi="Arial" w:cs="Arial"/>
-                <w:color w:val="000000"/>
+                <w:sz w:val="18"/>
+                <w:szCs w:val="18"/>
+              </w:rPr>
+            </w:pPr>
+            <w:r>
+              <w:rPr>
+                <w:rFonts w:ascii="Arial" w:hAnsi="Arial" w:cs="Arial"/>
+                <w:color w:val="000000"/>
+                <w:sz w:val="18"/>
+                <w:szCs w:val="18"/>
               </w:rPr>
               <w:t>Collection period</w:t>
             </w:r>
@@ -6100,7 +6412,7 @@
         </w:tc>
         <w:tc>
           <w:tcPr>
-            <w:tcW w:w="1134" w:type="dxa"/>
+            <w:tcW w:w="1049" w:type="dxa"/>
             <w:noWrap/>
             <w:hideMark/>
           </w:tcPr>
@@ -6109,12 +6421,16 @@
               <w:rPr>
                 <w:rFonts w:ascii="Arial" w:hAnsi="Arial" w:cs="Arial"/>
                 <w:color w:val="000000"/>
-              </w:rPr>
-            </w:pPr>
-            <w:r>
-              <w:rPr>
-                <w:rFonts w:ascii="Arial" w:hAnsi="Arial" w:cs="Arial"/>
-                <w:color w:val="000000"/>
+                <w:sz w:val="18"/>
+                <w:szCs w:val="18"/>
+              </w:rPr>
+            </w:pPr>
+            <w:r>
+              <w:rPr>
+                <w:rFonts w:ascii="Arial" w:hAnsi="Arial" w:cs="Arial"/>
+                <w:color w:val="000000"/>
+                <w:sz w:val="18"/>
+                <w:szCs w:val="18"/>
               </w:rPr>
               <w:t>Length of collection (years)</w:t>
             </w:r>
@@ -6122,7 +6438,7 @@
         </w:tc>
         <w:tc>
           <w:tcPr>
-            <w:tcW w:w="1276" w:type="dxa"/>
+            <w:tcW w:w="1042" w:type="dxa"/>
             <w:noWrap/>
             <w:hideMark/>
           </w:tcPr>
@@ -6131,12 +6447,16 @@
               <w:rPr>
                 <w:rFonts w:ascii="Arial" w:hAnsi="Arial" w:cs="Arial"/>
                 <w:color w:val="000000"/>
-              </w:rPr>
-            </w:pPr>
-            <w:r>
-              <w:rPr>
-                <w:rFonts w:ascii="Arial" w:hAnsi="Arial" w:cs="Arial"/>
-                <w:color w:val="000000"/>
+                <w:sz w:val="18"/>
+                <w:szCs w:val="18"/>
+              </w:rPr>
+            </w:pPr>
+            <w:r>
+              <w:rPr>
+                <w:rFonts w:ascii="Arial" w:hAnsi="Arial" w:cs="Arial"/>
+                <w:color w:val="000000"/>
+                <w:sz w:val="18"/>
+                <w:szCs w:val="18"/>
               </w:rPr>
               <w:t>Relative by</w:t>
             </w:r>
@@ -6149,7 +6469,7 @@
         </w:trPr>
         <w:tc>
           <w:tcPr>
-            <w:tcW w:w="1276" w:type="dxa"/>
+            <w:tcW w:w="1288" w:type="dxa"/>
             <w:noWrap/>
             <w:hideMark/>
           </w:tcPr>
@@ -6158,12 +6478,16 @@
               <w:rPr>
                 <w:rFonts w:ascii="Arial" w:hAnsi="Arial" w:cs="Arial"/>
                 <w:color w:val="000000"/>
-              </w:rPr>
-            </w:pPr>
-            <w:r>
-              <w:rPr>
-                <w:rFonts w:ascii="Arial" w:hAnsi="Arial" w:cs="Arial"/>
-                <w:color w:val="000000"/>
+                <w:sz w:val="18"/>
+                <w:szCs w:val="18"/>
+              </w:rPr>
+            </w:pPr>
+            <w:r>
+              <w:rPr>
+                <w:rFonts w:ascii="Arial" w:hAnsi="Arial" w:cs="Arial"/>
+                <w:color w:val="000000"/>
+                <w:sz w:val="18"/>
+                <w:szCs w:val="18"/>
               </w:rPr>
               <w:t>DePasquale et al, 2020</w:t>
             </w:r>
@@ -6171,7 +6495,7 @@
         </w:tc>
         <w:tc>
           <w:tcPr>
-            <w:tcW w:w="1462" w:type="dxa"/>
+            <w:tcW w:w="1668" w:type="dxa"/>
             <w:noWrap/>
             <w:hideMark/>
           </w:tcPr>
@@ -6182,6 +6506,8 @@
                 <w:i/>
                 <w:iCs/>
                 <w:color w:val="000000"/>
+                <w:sz w:val="18"/>
+                <w:szCs w:val="18"/>
               </w:rPr>
             </w:pPr>
             <w:r>
@@ -6190,14 +6516,29 @@
                 <w:i/>
                 <w:iCs/>
                 <w:color w:val="000000"/>
-              </w:rPr>
-              <w:t>Blarina brevicuada</w:t>
-            </w:r>
-          </w:p>
-        </w:tc>
-        <w:tc>
-          <w:tcPr>
-            <w:tcW w:w="808" w:type="dxa"/>
+                <w:sz w:val="18"/>
+                <w:szCs w:val="18"/>
+              </w:rPr>
+              <w:t xml:space="preserve">Blarina </w:t>
+            </w:r>
+            <w:proofErr w:type="spellStart"/>
+            <w:r>
+              <w:rPr>
+                <w:rFonts w:ascii="Arial" w:hAnsi="Arial" w:cs="Arial"/>
+                <w:i/>
+                <w:iCs/>
+                <w:color w:val="000000"/>
+                <w:sz w:val="18"/>
+                <w:szCs w:val="18"/>
+              </w:rPr>
+              <w:t>brevicuada</w:t>
+            </w:r>
+            <w:proofErr w:type="spellEnd"/>
+          </w:p>
+        </w:tc>
+        <w:tc>
+          <w:tcPr>
+            <w:tcW w:w="867" w:type="dxa"/>
             <w:noWrap/>
             <w:hideMark/>
           </w:tcPr>
@@ -6207,12 +6548,16 @@
               <w:rPr>
                 <w:rFonts w:ascii="Arial" w:hAnsi="Arial" w:cs="Arial"/>
                 <w:color w:val="000000"/>
-              </w:rPr>
-            </w:pPr>
-            <w:r>
-              <w:rPr>
-                <w:rFonts w:ascii="Arial" w:hAnsi="Arial" w:cs="Arial"/>
-                <w:color w:val="000000"/>
+                <w:sz w:val="18"/>
+                <w:szCs w:val="18"/>
+              </w:rPr>
+            </w:pPr>
+            <w:r>
+              <w:rPr>
+                <w:rFonts w:ascii="Arial" w:hAnsi="Arial" w:cs="Arial"/>
+                <w:color w:val="000000"/>
+                <w:sz w:val="18"/>
+                <w:szCs w:val="18"/>
               </w:rPr>
               <w:t>9</w:t>
             </w:r>
@@ -6220,7 +6565,7 @@
         </w:tc>
         <w:tc>
           <w:tcPr>
-            <w:tcW w:w="808" w:type="dxa"/>
+            <w:tcW w:w="831" w:type="dxa"/>
             <w:noWrap/>
             <w:hideMark/>
           </w:tcPr>
@@ -6230,12 +6575,16 @@
               <w:rPr>
                 <w:rFonts w:ascii="Arial" w:hAnsi="Arial" w:cs="Arial"/>
                 <w:color w:val="000000"/>
-              </w:rPr>
-            </w:pPr>
-            <w:r>
-              <w:rPr>
-                <w:rFonts w:ascii="Arial" w:hAnsi="Arial" w:cs="Arial"/>
-                <w:color w:val="000000"/>
+                <w:sz w:val="18"/>
+                <w:szCs w:val="18"/>
+              </w:rPr>
+            </w:pPr>
+            <w:r>
+              <w:rPr>
+                <w:rFonts w:ascii="Arial" w:hAnsi="Arial" w:cs="Arial"/>
+                <w:color w:val="000000"/>
+                <w:sz w:val="18"/>
+                <w:szCs w:val="18"/>
               </w:rPr>
               <w:t>13</w:t>
             </w:r>
@@ -6243,7 +6592,7 @@
         </w:tc>
         <w:tc>
           <w:tcPr>
-            <w:tcW w:w="1011" w:type="dxa"/>
+            <w:tcW w:w="1102" w:type="dxa"/>
             <w:noWrap/>
             <w:hideMark/>
           </w:tcPr>
@@ -6252,12 +6601,16 @@
               <w:rPr>
                 <w:rFonts w:ascii="Arial" w:hAnsi="Arial" w:cs="Arial"/>
                 <w:color w:val="000000"/>
-              </w:rPr>
-            </w:pPr>
-            <w:r>
-              <w:rPr>
-                <w:rFonts w:ascii="Arial" w:hAnsi="Arial" w:cs="Arial"/>
-                <w:color w:val="000000"/>
+                <w:sz w:val="18"/>
+                <w:szCs w:val="18"/>
+              </w:rPr>
+            </w:pPr>
+            <w:r>
+              <w:rPr>
+                <w:rFonts w:ascii="Arial" w:hAnsi="Arial" w:cs="Arial"/>
+                <w:color w:val="000000"/>
+                <w:sz w:val="18"/>
+                <w:szCs w:val="18"/>
               </w:rPr>
               <w:t>East</w:t>
             </w:r>
@@ -6265,7 +6618,7 @@
         </w:tc>
         <w:tc>
           <w:tcPr>
-            <w:tcW w:w="1200" w:type="dxa"/>
+            <w:tcW w:w="1169" w:type="dxa"/>
             <w:noWrap/>
             <w:hideMark/>
           </w:tcPr>
@@ -6274,12 +6627,16 @@
               <w:rPr>
                 <w:rFonts w:ascii="Arial" w:hAnsi="Arial" w:cs="Arial"/>
                 <w:color w:val="000000"/>
-              </w:rPr>
-            </w:pPr>
-            <w:r>
-              <w:rPr>
-                <w:rFonts w:ascii="Arial" w:hAnsi="Arial" w:cs="Arial"/>
-                <w:color w:val="000000"/>
+                <w:sz w:val="18"/>
+                <w:szCs w:val="18"/>
+              </w:rPr>
+            </w:pPr>
+            <w:r>
+              <w:rPr>
+                <w:rFonts w:ascii="Arial" w:hAnsi="Arial" w:cs="Arial"/>
+                <w:color w:val="000000"/>
+                <w:sz w:val="18"/>
+                <w:szCs w:val="18"/>
               </w:rPr>
               <w:t>1939-1988</w:t>
             </w:r>
@@ -6287,7 +6644,7 @@
         </w:tc>
         <w:tc>
           <w:tcPr>
-            <w:tcW w:w="1134" w:type="dxa"/>
+            <w:tcW w:w="1049" w:type="dxa"/>
             <w:noWrap/>
             <w:hideMark/>
           </w:tcPr>
@@ -6297,12 +6654,16 @@
               <w:rPr>
                 <w:rFonts w:ascii="Arial" w:hAnsi="Arial" w:cs="Arial"/>
                 <w:color w:val="000000"/>
-              </w:rPr>
-            </w:pPr>
-            <w:r>
-              <w:rPr>
-                <w:rFonts w:ascii="Arial" w:hAnsi="Arial" w:cs="Arial"/>
-                <w:color w:val="000000"/>
+                <w:sz w:val="18"/>
+                <w:szCs w:val="18"/>
+              </w:rPr>
+            </w:pPr>
+            <w:r>
+              <w:rPr>
+                <w:rFonts w:ascii="Arial" w:hAnsi="Arial" w:cs="Arial"/>
+                <w:color w:val="000000"/>
+                <w:sz w:val="18"/>
+                <w:szCs w:val="18"/>
               </w:rPr>
               <w:t>49</w:t>
             </w:r>
@@ -6310,7 +6671,7 @@
         </w:tc>
         <w:tc>
           <w:tcPr>
-            <w:tcW w:w="1276" w:type="dxa"/>
+            <w:tcW w:w="1042" w:type="dxa"/>
             <w:noWrap/>
             <w:hideMark/>
           </w:tcPr>
@@ -6319,12 +6680,16 @@
               <w:rPr>
                 <w:rFonts w:ascii="Arial" w:hAnsi="Arial" w:cs="Arial"/>
                 <w:color w:val="000000"/>
-              </w:rPr>
-            </w:pPr>
-            <w:r>
-              <w:rPr>
-                <w:rFonts w:ascii="Arial" w:hAnsi="Arial" w:cs="Arial"/>
-                <w:color w:val="000000"/>
+                <w:sz w:val="18"/>
+                <w:szCs w:val="18"/>
+              </w:rPr>
+            </w:pPr>
+            <w:r>
+              <w:rPr>
+                <w:rFonts w:ascii="Arial" w:hAnsi="Arial" w:cs="Arial"/>
+                <w:color w:val="000000"/>
+                <w:sz w:val="18"/>
+                <w:szCs w:val="18"/>
               </w:rPr>
               <w:t>Skull length</w:t>
             </w:r>
@@ -6337,7 +6702,7 @@
         </w:trPr>
         <w:tc>
           <w:tcPr>
-            <w:tcW w:w="1276" w:type="dxa"/>
+            <w:tcW w:w="1288" w:type="dxa"/>
             <w:noWrap/>
             <w:hideMark/>
           </w:tcPr>
@@ -6346,12 +6711,16 @@
               <w:rPr>
                 <w:rFonts w:ascii="Arial" w:hAnsi="Arial" w:cs="Arial"/>
                 <w:color w:val="000000"/>
-              </w:rPr>
-            </w:pPr>
-            <w:r>
-              <w:rPr>
-                <w:rFonts w:ascii="Arial" w:hAnsi="Arial" w:cs="Arial"/>
-                <w:color w:val="000000"/>
+                <w:sz w:val="18"/>
+                <w:szCs w:val="18"/>
+              </w:rPr>
+            </w:pPr>
+            <w:r>
+              <w:rPr>
+                <w:rFonts w:ascii="Arial" w:hAnsi="Arial" w:cs="Arial"/>
+                <w:color w:val="000000"/>
+                <w:sz w:val="18"/>
+                <w:szCs w:val="18"/>
               </w:rPr>
               <w:t>DePasquale et al, 2020</w:t>
             </w:r>
@@ -6359,7 +6728,7 @@
         </w:tc>
         <w:tc>
           <w:tcPr>
-            <w:tcW w:w="1462" w:type="dxa"/>
+            <w:tcW w:w="1668" w:type="dxa"/>
             <w:noWrap/>
             <w:hideMark/>
           </w:tcPr>
@@ -6370,6 +6739,8 @@
                 <w:i/>
                 <w:iCs/>
                 <w:color w:val="000000"/>
+                <w:sz w:val="18"/>
+                <w:szCs w:val="18"/>
               </w:rPr>
             </w:pPr>
             <w:r>
@@ -6378,6 +6749,8 @@
                 <w:i/>
                 <w:iCs/>
                 <w:color w:val="000000"/>
+                <w:sz w:val="18"/>
+                <w:szCs w:val="18"/>
               </w:rPr>
               <w:t>Eptesicus fuscus</w:t>
             </w:r>
@@ -6385,7 +6758,7 @@
         </w:tc>
         <w:tc>
           <w:tcPr>
-            <w:tcW w:w="808" w:type="dxa"/>
+            <w:tcW w:w="867" w:type="dxa"/>
             <w:noWrap/>
             <w:hideMark/>
           </w:tcPr>
@@ -6395,12 +6768,16 @@
               <w:rPr>
                 <w:rFonts w:ascii="Arial" w:hAnsi="Arial" w:cs="Arial"/>
                 <w:color w:val="000000"/>
-              </w:rPr>
-            </w:pPr>
-            <w:r>
-              <w:rPr>
-                <w:rFonts w:ascii="Arial" w:hAnsi="Arial" w:cs="Arial"/>
-                <w:color w:val="000000"/>
+                <w:sz w:val="18"/>
+                <w:szCs w:val="18"/>
+              </w:rPr>
+            </w:pPr>
+            <w:r>
+              <w:rPr>
+                <w:rFonts w:ascii="Arial" w:hAnsi="Arial" w:cs="Arial"/>
+                <w:color w:val="000000"/>
+                <w:sz w:val="18"/>
+                <w:szCs w:val="18"/>
               </w:rPr>
               <w:t>10</w:t>
             </w:r>
@@ -6408,7 +6785,7 @@
         </w:tc>
         <w:tc>
           <w:tcPr>
-            <w:tcW w:w="808" w:type="dxa"/>
+            <w:tcW w:w="831" w:type="dxa"/>
             <w:noWrap/>
             <w:hideMark/>
           </w:tcPr>
@@ -6418,12 +6795,16 @@
               <w:rPr>
                 <w:rFonts w:ascii="Arial" w:hAnsi="Arial" w:cs="Arial"/>
                 <w:color w:val="000000"/>
-              </w:rPr>
-            </w:pPr>
-            <w:r>
-              <w:rPr>
-                <w:rFonts w:ascii="Arial" w:hAnsi="Arial" w:cs="Arial"/>
-                <w:color w:val="000000"/>
+                <w:sz w:val="18"/>
+                <w:szCs w:val="18"/>
+              </w:rPr>
+            </w:pPr>
+            <w:r>
+              <w:rPr>
+                <w:rFonts w:ascii="Arial" w:hAnsi="Arial" w:cs="Arial"/>
+                <w:color w:val="000000"/>
+                <w:sz w:val="18"/>
+                <w:szCs w:val="18"/>
               </w:rPr>
               <w:t>11</w:t>
             </w:r>
@@ -6431,7 +6812,7 @@
         </w:tc>
         <w:tc>
           <w:tcPr>
-            <w:tcW w:w="1011" w:type="dxa"/>
+            <w:tcW w:w="1102" w:type="dxa"/>
             <w:noWrap/>
             <w:hideMark/>
           </w:tcPr>
@@ -6440,12 +6821,16 @@
               <w:rPr>
                 <w:rFonts w:ascii="Arial" w:hAnsi="Arial" w:cs="Arial"/>
                 <w:color w:val="000000"/>
-              </w:rPr>
-            </w:pPr>
-            <w:r>
-              <w:rPr>
-                <w:rFonts w:ascii="Arial" w:hAnsi="Arial" w:cs="Arial"/>
-                <w:color w:val="000000"/>
+                <w:sz w:val="18"/>
+                <w:szCs w:val="18"/>
+              </w:rPr>
+            </w:pPr>
+            <w:r>
+              <w:rPr>
+                <w:rFonts w:ascii="Arial" w:hAnsi="Arial" w:cs="Arial"/>
+                <w:color w:val="000000"/>
+                <w:sz w:val="18"/>
+                <w:szCs w:val="18"/>
               </w:rPr>
               <w:t>East</w:t>
             </w:r>
@@ -6453,7 +6838,7 @@
         </w:tc>
         <w:tc>
           <w:tcPr>
-            <w:tcW w:w="1200" w:type="dxa"/>
+            <w:tcW w:w="1169" w:type="dxa"/>
             <w:noWrap/>
             <w:hideMark/>
           </w:tcPr>
@@ -6462,12 +6847,16 @@
               <w:rPr>
                 <w:rFonts w:ascii="Arial" w:hAnsi="Arial" w:cs="Arial"/>
                 <w:color w:val="000000"/>
-              </w:rPr>
-            </w:pPr>
-            <w:r>
-              <w:rPr>
-                <w:rFonts w:ascii="Arial" w:hAnsi="Arial" w:cs="Arial"/>
-                <w:color w:val="000000"/>
+                <w:sz w:val="18"/>
+                <w:szCs w:val="18"/>
+              </w:rPr>
+            </w:pPr>
+            <w:r>
+              <w:rPr>
+                <w:rFonts w:ascii="Arial" w:hAnsi="Arial" w:cs="Arial"/>
+                <w:color w:val="000000"/>
+                <w:sz w:val="18"/>
+                <w:szCs w:val="18"/>
               </w:rPr>
               <w:t>1935-2014</w:t>
             </w:r>
@@ -6475,7 +6864,7 @@
         </w:tc>
         <w:tc>
           <w:tcPr>
-            <w:tcW w:w="1134" w:type="dxa"/>
+            <w:tcW w:w="1049" w:type="dxa"/>
             <w:noWrap/>
             <w:hideMark/>
           </w:tcPr>
@@ -6485,12 +6874,16 @@
               <w:rPr>
                 <w:rFonts w:ascii="Arial" w:hAnsi="Arial" w:cs="Arial"/>
                 <w:color w:val="000000"/>
-              </w:rPr>
-            </w:pPr>
-            <w:r>
-              <w:rPr>
-                <w:rFonts w:ascii="Arial" w:hAnsi="Arial" w:cs="Arial"/>
-                <w:color w:val="000000"/>
+                <w:sz w:val="18"/>
+                <w:szCs w:val="18"/>
+              </w:rPr>
+            </w:pPr>
+            <w:r>
+              <w:rPr>
+                <w:rFonts w:ascii="Arial" w:hAnsi="Arial" w:cs="Arial"/>
+                <w:color w:val="000000"/>
+                <w:sz w:val="18"/>
+                <w:szCs w:val="18"/>
               </w:rPr>
               <w:t>79</w:t>
             </w:r>
@@ -6498,7 +6891,7 @@
         </w:tc>
         <w:tc>
           <w:tcPr>
-            <w:tcW w:w="1276" w:type="dxa"/>
+            <w:tcW w:w="1042" w:type="dxa"/>
             <w:noWrap/>
             <w:hideMark/>
           </w:tcPr>
@@ -6507,12 +6900,16 @@
               <w:rPr>
                 <w:rFonts w:ascii="Arial" w:hAnsi="Arial" w:cs="Arial"/>
                 <w:color w:val="000000"/>
-              </w:rPr>
-            </w:pPr>
-            <w:r>
-              <w:rPr>
-                <w:rFonts w:ascii="Arial" w:hAnsi="Arial" w:cs="Arial"/>
-                <w:color w:val="000000"/>
+                <w:sz w:val="18"/>
+                <w:szCs w:val="18"/>
+              </w:rPr>
+            </w:pPr>
+            <w:r>
+              <w:rPr>
+                <w:rFonts w:ascii="Arial" w:hAnsi="Arial" w:cs="Arial"/>
+                <w:color w:val="000000"/>
+                <w:sz w:val="18"/>
+                <w:szCs w:val="18"/>
               </w:rPr>
               <w:t>Skull length</w:t>
             </w:r>
@@ -6525,7 +6922,7 @@
         </w:trPr>
         <w:tc>
           <w:tcPr>
-            <w:tcW w:w="1276" w:type="dxa"/>
+            <w:tcW w:w="1288" w:type="dxa"/>
             <w:noWrap/>
             <w:hideMark/>
           </w:tcPr>
@@ -6534,12 +6931,16 @@
               <w:rPr>
                 <w:rFonts w:ascii="Arial" w:hAnsi="Arial" w:cs="Arial"/>
                 <w:color w:val="000000"/>
-              </w:rPr>
-            </w:pPr>
-            <w:r>
-              <w:rPr>
-                <w:rFonts w:ascii="Arial" w:hAnsi="Arial" w:cs="Arial"/>
-                <w:color w:val="000000"/>
+                <w:sz w:val="18"/>
+                <w:szCs w:val="18"/>
+              </w:rPr>
+            </w:pPr>
+            <w:r>
+              <w:rPr>
+                <w:rFonts w:ascii="Arial" w:hAnsi="Arial" w:cs="Arial"/>
+                <w:color w:val="000000"/>
+                <w:sz w:val="18"/>
+                <w:szCs w:val="18"/>
               </w:rPr>
               <w:t>DePasquale et al, 2020</w:t>
             </w:r>
@@ -6547,7 +6948,7 @@
         </w:tc>
         <w:tc>
           <w:tcPr>
-            <w:tcW w:w="1462" w:type="dxa"/>
+            <w:tcW w:w="1668" w:type="dxa"/>
             <w:noWrap/>
             <w:hideMark/>
           </w:tcPr>
@@ -6558,6 +6959,8 @@
                 <w:i/>
                 <w:iCs/>
                 <w:color w:val="000000"/>
+                <w:sz w:val="18"/>
+                <w:szCs w:val="18"/>
               </w:rPr>
             </w:pPr>
             <w:r>
@@ -6566,14 +6969,29 @@
                 <w:i/>
                 <w:iCs/>
                 <w:color w:val="000000"/>
-              </w:rPr>
-              <w:t>Microtus pennsylvanicus</w:t>
-            </w:r>
-          </w:p>
-        </w:tc>
-        <w:tc>
-          <w:tcPr>
-            <w:tcW w:w="808" w:type="dxa"/>
+                <w:sz w:val="18"/>
+                <w:szCs w:val="18"/>
+              </w:rPr>
+              <w:t xml:space="preserve">Microtus </w:t>
+            </w:r>
+            <w:proofErr w:type="spellStart"/>
+            <w:r>
+              <w:rPr>
+                <w:rFonts w:ascii="Arial" w:hAnsi="Arial" w:cs="Arial"/>
+                <w:i/>
+                <w:iCs/>
+                <w:color w:val="000000"/>
+                <w:sz w:val="18"/>
+                <w:szCs w:val="18"/>
+              </w:rPr>
+              <w:t>pennsylvanicus</w:t>
+            </w:r>
+            <w:proofErr w:type="spellEnd"/>
+          </w:p>
+        </w:tc>
+        <w:tc>
+          <w:tcPr>
+            <w:tcW w:w="867" w:type="dxa"/>
             <w:noWrap/>
             <w:hideMark/>
           </w:tcPr>
@@ -6583,12 +7001,16 @@
               <w:rPr>
                 <w:rFonts w:ascii="Arial" w:hAnsi="Arial" w:cs="Arial"/>
                 <w:color w:val="000000"/>
-              </w:rPr>
-            </w:pPr>
-            <w:r>
-              <w:rPr>
-                <w:rFonts w:ascii="Arial" w:hAnsi="Arial" w:cs="Arial"/>
-                <w:color w:val="000000"/>
+                <w:sz w:val="18"/>
+                <w:szCs w:val="18"/>
+              </w:rPr>
+            </w:pPr>
+            <w:r>
+              <w:rPr>
+                <w:rFonts w:ascii="Arial" w:hAnsi="Arial" w:cs="Arial"/>
+                <w:color w:val="000000"/>
+                <w:sz w:val="18"/>
+                <w:szCs w:val="18"/>
               </w:rPr>
               <w:t>12</w:t>
             </w:r>
@@ -6596,7 +7018,7 @@
         </w:tc>
         <w:tc>
           <w:tcPr>
-            <w:tcW w:w="808" w:type="dxa"/>
+            <w:tcW w:w="831" w:type="dxa"/>
             <w:noWrap/>
             <w:hideMark/>
           </w:tcPr>
@@ -6606,12 +7028,16 @@
               <w:rPr>
                 <w:rFonts w:ascii="Arial" w:hAnsi="Arial" w:cs="Arial"/>
                 <w:color w:val="000000"/>
-              </w:rPr>
-            </w:pPr>
-            <w:r>
-              <w:rPr>
-                <w:rFonts w:ascii="Arial" w:hAnsi="Arial" w:cs="Arial"/>
-                <w:color w:val="000000"/>
+                <w:sz w:val="18"/>
+                <w:szCs w:val="18"/>
+              </w:rPr>
+            </w:pPr>
+            <w:r>
+              <w:rPr>
+                <w:rFonts w:ascii="Arial" w:hAnsi="Arial" w:cs="Arial"/>
+                <w:color w:val="000000"/>
+                <w:sz w:val="18"/>
+                <w:szCs w:val="18"/>
               </w:rPr>
               <w:t>15</w:t>
             </w:r>
@@ -6619,7 +7045,7 @@
         </w:tc>
         <w:tc>
           <w:tcPr>
-            <w:tcW w:w="1011" w:type="dxa"/>
+            <w:tcW w:w="1102" w:type="dxa"/>
             <w:noWrap/>
             <w:hideMark/>
           </w:tcPr>
@@ -6628,12 +7054,16 @@
               <w:rPr>
                 <w:rFonts w:ascii="Arial" w:hAnsi="Arial" w:cs="Arial"/>
                 <w:color w:val="000000"/>
-              </w:rPr>
-            </w:pPr>
-            <w:r>
-              <w:rPr>
-                <w:rFonts w:ascii="Arial" w:hAnsi="Arial" w:cs="Arial"/>
-                <w:color w:val="000000"/>
+                <w:sz w:val="18"/>
+                <w:szCs w:val="18"/>
+              </w:rPr>
+            </w:pPr>
+            <w:r>
+              <w:rPr>
+                <w:rFonts w:ascii="Arial" w:hAnsi="Arial" w:cs="Arial"/>
+                <w:color w:val="000000"/>
+                <w:sz w:val="18"/>
+                <w:szCs w:val="18"/>
               </w:rPr>
               <w:t>East</w:t>
             </w:r>
@@ -6641,7 +7071,7 @@
         </w:tc>
         <w:tc>
           <w:tcPr>
-            <w:tcW w:w="1200" w:type="dxa"/>
+            <w:tcW w:w="1169" w:type="dxa"/>
             <w:noWrap/>
             <w:hideMark/>
           </w:tcPr>
@@ -6650,12 +7080,16 @@
               <w:rPr>
                 <w:rFonts w:ascii="Arial" w:hAnsi="Arial" w:cs="Arial"/>
                 <w:color w:val="000000"/>
-              </w:rPr>
-            </w:pPr>
-            <w:r>
-              <w:rPr>
-                <w:rFonts w:ascii="Arial" w:hAnsi="Arial" w:cs="Arial"/>
-                <w:color w:val="000000"/>
+                <w:sz w:val="18"/>
+                <w:szCs w:val="18"/>
+              </w:rPr>
+            </w:pPr>
+            <w:r>
+              <w:rPr>
+                <w:rFonts w:ascii="Arial" w:hAnsi="Arial" w:cs="Arial"/>
+                <w:color w:val="000000"/>
+                <w:sz w:val="18"/>
+                <w:szCs w:val="18"/>
               </w:rPr>
               <w:t>1899-2013</w:t>
             </w:r>
@@ -6663,7 +7097,7 @@
         </w:tc>
         <w:tc>
           <w:tcPr>
-            <w:tcW w:w="1134" w:type="dxa"/>
+            <w:tcW w:w="1049" w:type="dxa"/>
             <w:noWrap/>
             <w:hideMark/>
           </w:tcPr>
@@ -6673,12 +7107,16 @@
               <w:rPr>
                 <w:rFonts w:ascii="Arial" w:hAnsi="Arial" w:cs="Arial"/>
                 <w:color w:val="000000"/>
-              </w:rPr>
-            </w:pPr>
-            <w:r>
-              <w:rPr>
-                <w:rFonts w:ascii="Arial" w:hAnsi="Arial" w:cs="Arial"/>
-                <w:color w:val="000000"/>
+                <w:sz w:val="18"/>
+                <w:szCs w:val="18"/>
+              </w:rPr>
+            </w:pPr>
+            <w:r>
+              <w:rPr>
+                <w:rFonts w:ascii="Arial" w:hAnsi="Arial" w:cs="Arial"/>
+                <w:color w:val="000000"/>
+                <w:sz w:val="18"/>
+                <w:szCs w:val="18"/>
               </w:rPr>
               <w:t>114</w:t>
             </w:r>
@@ -6686,7 +7124,7 @@
         </w:tc>
         <w:tc>
           <w:tcPr>
-            <w:tcW w:w="1276" w:type="dxa"/>
+            <w:tcW w:w="1042" w:type="dxa"/>
             <w:noWrap/>
             <w:hideMark/>
           </w:tcPr>
@@ -6695,12 +7133,16 @@
               <w:rPr>
                 <w:rFonts w:ascii="Arial" w:hAnsi="Arial" w:cs="Arial"/>
                 <w:color w:val="000000"/>
-              </w:rPr>
-            </w:pPr>
-            <w:r>
-              <w:rPr>
-                <w:rFonts w:ascii="Arial" w:hAnsi="Arial" w:cs="Arial"/>
-                <w:color w:val="000000"/>
+                <w:sz w:val="18"/>
+                <w:szCs w:val="18"/>
+              </w:rPr>
+            </w:pPr>
+            <w:r>
+              <w:rPr>
+                <w:rFonts w:ascii="Arial" w:hAnsi="Arial" w:cs="Arial"/>
+                <w:color w:val="000000"/>
+                <w:sz w:val="18"/>
+                <w:szCs w:val="18"/>
               </w:rPr>
               <w:t>Skull length</w:t>
             </w:r>
@@ -6713,7 +7155,7 @@
         </w:trPr>
         <w:tc>
           <w:tcPr>
-            <w:tcW w:w="1276" w:type="dxa"/>
+            <w:tcW w:w="1288" w:type="dxa"/>
             <w:noWrap/>
             <w:hideMark/>
           </w:tcPr>
@@ -6722,12 +7164,16 @@
               <w:rPr>
                 <w:rFonts w:ascii="Arial" w:hAnsi="Arial" w:cs="Arial"/>
                 <w:color w:val="000000"/>
-              </w:rPr>
-            </w:pPr>
-            <w:r>
-              <w:rPr>
-                <w:rFonts w:ascii="Arial" w:hAnsi="Arial" w:cs="Arial"/>
-                <w:color w:val="000000"/>
+                <w:sz w:val="18"/>
+                <w:szCs w:val="18"/>
+              </w:rPr>
+            </w:pPr>
+            <w:r>
+              <w:rPr>
+                <w:rFonts w:ascii="Arial" w:hAnsi="Arial" w:cs="Arial"/>
+                <w:color w:val="000000"/>
+                <w:sz w:val="18"/>
+                <w:szCs w:val="18"/>
               </w:rPr>
               <w:t>DePasquale et al, 2020</w:t>
             </w:r>
@@ -6735,7 +7181,7 @@
         </w:tc>
         <w:tc>
           <w:tcPr>
-            <w:tcW w:w="1462" w:type="dxa"/>
+            <w:tcW w:w="1668" w:type="dxa"/>
             <w:noWrap/>
             <w:hideMark/>
           </w:tcPr>
@@ -6746,6 +7192,8 @@
                 <w:i/>
                 <w:iCs/>
                 <w:color w:val="000000"/>
+                <w:sz w:val="18"/>
+                <w:szCs w:val="18"/>
               </w:rPr>
             </w:pPr>
             <w:r>
@@ -6754,14 +7202,29 @@
                 <w:i/>
                 <w:iCs/>
                 <w:color w:val="000000"/>
-              </w:rPr>
-              <w:t>Peromyscus leucopus</w:t>
-            </w:r>
-          </w:p>
-        </w:tc>
-        <w:tc>
-          <w:tcPr>
-            <w:tcW w:w="808" w:type="dxa"/>
+                <w:sz w:val="18"/>
+                <w:szCs w:val="18"/>
+              </w:rPr>
+              <w:t xml:space="preserve">Peromyscus </w:t>
+            </w:r>
+            <w:proofErr w:type="spellStart"/>
+            <w:r>
+              <w:rPr>
+                <w:rFonts w:ascii="Arial" w:hAnsi="Arial" w:cs="Arial"/>
+                <w:i/>
+                <w:iCs/>
+                <w:color w:val="000000"/>
+                <w:sz w:val="18"/>
+                <w:szCs w:val="18"/>
+              </w:rPr>
+              <w:t>leucopus</w:t>
+            </w:r>
+            <w:proofErr w:type="spellEnd"/>
+          </w:p>
+        </w:tc>
+        <w:tc>
+          <w:tcPr>
+            <w:tcW w:w="867" w:type="dxa"/>
             <w:noWrap/>
             <w:hideMark/>
           </w:tcPr>
@@ -6771,12 +7234,16 @@
               <w:rPr>
                 <w:rFonts w:ascii="Arial" w:hAnsi="Arial" w:cs="Arial"/>
                 <w:color w:val="000000"/>
-              </w:rPr>
-            </w:pPr>
-            <w:r>
-              <w:rPr>
-                <w:rFonts w:ascii="Arial" w:hAnsi="Arial" w:cs="Arial"/>
-                <w:color w:val="000000"/>
+                <w:sz w:val="18"/>
+                <w:szCs w:val="18"/>
+              </w:rPr>
+            </w:pPr>
+            <w:r>
+              <w:rPr>
+                <w:rFonts w:ascii="Arial" w:hAnsi="Arial" w:cs="Arial"/>
+                <w:color w:val="000000"/>
+                <w:sz w:val="18"/>
+                <w:szCs w:val="18"/>
               </w:rPr>
               <w:t>12</w:t>
             </w:r>
@@ -6784,7 +7251,7 @@
         </w:tc>
         <w:tc>
           <w:tcPr>
-            <w:tcW w:w="808" w:type="dxa"/>
+            <w:tcW w:w="831" w:type="dxa"/>
             <w:noWrap/>
             <w:hideMark/>
           </w:tcPr>
@@ -6794,12 +7261,16 @@
               <w:rPr>
                 <w:rFonts w:ascii="Arial" w:hAnsi="Arial" w:cs="Arial"/>
                 <w:color w:val="000000"/>
-              </w:rPr>
-            </w:pPr>
-            <w:r>
-              <w:rPr>
-                <w:rFonts w:ascii="Arial" w:hAnsi="Arial" w:cs="Arial"/>
-                <w:color w:val="000000"/>
+                <w:sz w:val="18"/>
+                <w:szCs w:val="18"/>
+              </w:rPr>
+            </w:pPr>
+            <w:r>
+              <w:rPr>
+                <w:rFonts w:ascii="Arial" w:hAnsi="Arial" w:cs="Arial"/>
+                <w:color w:val="000000"/>
+                <w:sz w:val="18"/>
+                <w:szCs w:val="18"/>
               </w:rPr>
               <w:t>25</w:t>
             </w:r>
@@ -6807,7 +7278,7 @@
         </w:tc>
         <w:tc>
           <w:tcPr>
-            <w:tcW w:w="1011" w:type="dxa"/>
+            <w:tcW w:w="1102" w:type="dxa"/>
             <w:noWrap/>
             <w:hideMark/>
           </w:tcPr>
@@ -6816,12 +7287,16 @@
               <w:rPr>
                 <w:rFonts w:ascii="Arial" w:hAnsi="Arial" w:cs="Arial"/>
                 <w:color w:val="000000"/>
-              </w:rPr>
-            </w:pPr>
-            <w:r>
-              <w:rPr>
-                <w:rFonts w:ascii="Arial" w:hAnsi="Arial" w:cs="Arial"/>
-                <w:color w:val="000000"/>
+                <w:sz w:val="18"/>
+                <w:szCs w:val="18"/>
+              </w:rPr>
+            </w:pPr>
+            <w:r>
+              <w:rPr>
+                <w:rFonts w:ascii="Arial" w:hAnsi="Arial" w:cs="Arial"/>
+                <w:color w:val="000000"/>
+                <w:sz w:val="18"/>
+                <w:szCs w:val="18"/>
               </w:rPr>
               <w:t>East</w:t>
             </w:r>
@@ -6829,7 +7304,7 @@
         </w:tc>
         <w:tc>
           <w:tcPr>
-            <w:tcW w:w="1200" w:type="dxa"/>
+            <w:tcW w:w="1169" w:type="dxa"/>
             <w:noWrap/>
             <w:hideMark/>
           </w:tcPr>
@@ -6838,12 +7313,16 @@
               <w:rPr>
                 <w:rFonts w:ascii="Arial" w:hAnsi="Arial" w:cs="Arial"/>
                 <w:color w:val="000000"/>
-              </w:rPr>
-            </w:pPr>
-            <w:r>
-              <w:rPr>
-                <w:rFonts w:ascii="Arial" w:hAnsi="Arial" w:cs="Arial"/>
-                <w:color w:val="000000"/>
+                <w:sz w:val="18"/>
+                <w:szCs w:val="18"/>
+              </w:rPr>
+            </w:pPr>
+            <w:r>
+              <w:rPr>
+                <w:rFonts w:ascii="Arial" w:hAnsi="Arial" w:cs="Arial"/>
+                <w:color w:val="000000"/>
+                <w:sz w:val="18"/>
+                <w:szCs w:val="18"/>
               </w:rPr>
               <w:t>1899-1989</w:t>
             </w:r>
@@ -6851,7 +7330,7 @@
         </w:tc>
         <w:tc>
           <w:tcPr>
-            <w:tcW w:w="1134" w:type="dxa"/>
+            <w:tcW w:w="1049" w:type="dxa"/>
             <w:noWrap/>
             <w:hideMark/>
           </w:tcPr>
@@ -6861,12 +7340,16 @@
               <w:rPr>
                 <w:rFonts w:ascii="Arial" w:hAnsi="Arial" w:cs="Arial"/>
                 <w:color w:val="000000"/>
-              </w:rPr>
-            </w:pPr>
-            <w:r>
-              <w:rPr>
-                <w:rFonts w:ascii="Arial" w:hAnsi="Arial" w:cs="Arial"/>
-                <w:color w:val="000000"/>
+                <w:sz w:val="18"/>
+                <w:szCs w:val="18"/>
+              </w:rPr>
+            </w:pPr>
+            <w:r>
+              <w:rPr>
+                <w:rFonts w:ascii="Arial" w:hAnsi="Arial" w:cs="Arial"/>
+                <w:color w:val="000000"/>
+                <w:sz w:val="18"/>
+                <w:szCs w:val="18"/>
               </w:rPr>
               <w:t>90</w:t>
             </w:r>
@@ -6874,7 +7357,7 @@
         </w:tc>
         <w:tc>
           <w:tcPr>
-            <w:tcW w:w="1276" w:type="dxa"/>
+            <w:tcW w:w="1042" w:type="dxa"/>
             <w:noWrap/>
             <w:hideMark/>
           </w:tcPr>
@@ -6883,12 +7366,16 @@
               <w:rPr>
                 <w:rFonts w:ascii="Arial" w:hAnsi="Arial" w:cs="Arial"/>
                 <w:color w:val="000000"/>
-              </w:rPr>
-            </w:pPr>
-            <w:r>
-              <w:rPr>
-                <w:rFonts w:ascii="Arial" w:hAnsi="Arial" w:cs="Arial"/>
-                <w:color w:val="000000"/>
+                <w:sz w:val="18"/>
+                <w:szCs w:val="18"/>
+              </w:rPr>
+            </w:pPr>
+            <w:r>
+              <w:rPr>
+                <w:rFonts w:ascii="Arial" w:hAnsi="Arial" w:cs="Arial"/>
+                <w:color w:val="000000"/>
+                <w:sz w:val="18"/>
+                <w:szCs w:val="18"/>
               </w:rPr>
               <w:t>Skull length</w:t>
             </w:r>
@@ -6901,7 +7388,7 @@
         </w:trPr>
         <w:tc>
           <w:tcPr>
-            <w:tcW w:w="1276" w:type="dxa"/>
+            <w:tcW w:w="1288" w:type="dxa"/>
             <w:noWrap/>
             <w:hideMark/>
           </w:tcPr>
@@ -6910,12 +7397,16 @@
               <w:rPr>
                 <w:rFonts w:ascii="Arial" w:hAnsi="Arial" w:cs="Arial"/>
                 <w:color w:val="000000"/>
-              </w:rPr>
-            </w:pPr>
-            <w:r>
-              <w:rPr>
-                <w:rFonts w:ascii="Arial" w:hAnsi="Arial" w:cs="Arial"/>
-                <w:color w:val="000000"/>
+                <w:sz w:val="18"/>
+                <w:szCs w:val="18"/>
+              </w:rPr>
+            </w:pPr>
+            <w:r>
+              <w:rPr>
+                <w:rFonts w:ascii="Arial" w:hAnsi="Arial" w:cs="Arial"/>
+                <w:color w:val="000000"/>
+                <w:sz w:val="18"/>
+                <w:szCs w:val="18"/>
               </w:rPr>
               <w:t>Snell-Rood &amp; Wick, 2013</w:t>
             </w:r>
@@ -6923,7 +7414,7 @@
         </w:tc>
         <w:tc>
           <w:tcPr>
-            <w:tcW w:w="1462" w:type="dxa"/>
+            <w:tcW w:w="1668" w:type="dxa"/>
             <w:noWrap/>
             <w:hideMark/>
           </w:tcPr>
@@ -6934,6 +7425,8 @@
                 <w:i/>
                 <w:iCs/>
                 <w:color w:val="000000"/>
+                <w:sz w:val="18"/>
+                <w:szCs w:val="18"/>
               </w:rPr>
             </w:pPr>
             <w:r>
@@ -6942,14 +7435,29 @@
                 <w:i/>
                 <w:iCs/>
                 <w:color w:val="000000"/>
-              </w:rPr>
-              <w:t>Blarina brevicuada</w:t>
-            </w:r>
-          </w:p>
-        </w:tc>
-        <w:tc>
-          <w:tcPr>
-            <w:tcW w:w="808" w:type="dxa"/>
+                <w:sz w:val="18"/>
+                <w:szCs w:val="18"/>
+              </w:rPr>
+              <w:t xml:space="preserve">Blarina </w:t>
+            </w:r>
+            <w:proofErr w:type="spellStart"/>
+            <w:r>
+              <w:rPr>
+                <w:rFonts w:ascii="Arial" w:hAnsi="Arial" w:cs="Arial"/>
+                <w:i/>
+                <w:iCs/>
+                <w:color w:val="000000"/>
+                <w:sz w:val="18"/>
+                <w:szCs w:val="18"/>
+              </w:rPr>
+              <w:t>brevicuada</w:t>
+            </w:r>
+            <w:proofErr w:type="spellEnd"/>
+          </w:p>
+        </w:tc>
+        <w:tc>
+          <w:tcPr>
+            <w:tcW w:w="867" w:type="dxa"/>
             <w:noWrap/>
             <w:hideMark/>
           </w:tcPr>
@@ -6959,12 +7467,16 @@
               <w:rPr>
                 <w:rFonts w:ascii="Arial" w:hAnsi="Arial" w:cs="Arial"/>
                 <w:color w:val="000000"/>
-              </w:rPr>
-            </w:pPr>
-            <w:r>
-              <w:rPr>
-                <w:rFonts w:ascii="Arial" w:hAnsi="Arial" w:cs="Arial"/>
-                <w:color w:val="000000"/>
+                <w:sz w:val="18"/>
+                <w:szCs w:val="18"/>
+              </w:rPr>
+            </w:pPr>
+            <w:r>
+              <w:rPr>
+                <w:rFonts w:ascii="Arial" w:hAnsi="Arial" w:cs="Arial"/>
+                <w:color w:val="000000"/>
+                <w:sz w:val="18"/>
+                <w:szCs w:val="18"/>
               </w:rPr>
               <w:t>20</w:t>
             </w:r>
@@ -6972,7 +7484,7 @@
         </w:tc>
         <w:tc>
           <w:tcPr>
-            <w:tcW w:w="808" w:type="dxa"/>
+            <w:tcW w:w="831" w:type="dxa"/>
             <w:noWrap/>
             <w:hideMark/>
           </w:tcPr>
@@ -6982,12 +7494,16 @@
               <w:rPr>
                 <w:rFonts w:ascii="Arial" w:hAnsi="Arial" w:cs="Arial"/>
                 <w:color w:val="000000"/>
-              </w:rPr>
-            </w:pPr>
-            <w:r>
-              <w:rPr>
-                <w:rFonts w:ascii="Arial" w:hAnsi="Arial" w:cs="Arial"/>
-                <w:color w:val="000000"/>
+                <w:sz w:val="18"/>
+                <w:szCs w:val="18"/>
+              </w:rPr>
+            </w:pPr>
+            <w:r>
+              <w:rPr>
+                <w:rFonts w:ascii="Arial" w:hAnsi="Arial" w:cs="Arial"/>
+                <w:color w:val="000000"/>
+                <w:sz w:val="18"/>
+                <w:szCs w:val="18"/>
               </w:rPr>
               <w:t>17</w:t>
             </w:r>
@@ -6995,7 +7511,7 @@
         </w:tc>
         <w:tc>
           <w:tcPr>
-            <w:tcW w:w="1011" w:type="dxa"/>
+            <w:tcW w:w="1102" w:type="dxa"/>
             <w:noWrap/>
             <w:hideMark/>
           </w:tcPr>
@@ -7004,12 +7520,16 @@
               <w:rPr>
                 <w:rFonts w:ascii="Arial" w:hAnsi="Arial" w:cs="Arial"/>
                 <w:color w:val="000000"/>
-              </w:rPr>
-            </w:pPr>
-            <w:r>
-              <w:rPr>
-                <w:rFonts w:ascii="Arial" w:hAnsi="Arial" w:cs="Arial"/>
-                <w:color w:val="000000"/>
+                <w:sz w:val="18"/>
+                <w:szCs w:val="18"/>
+              </w:rPr>
+            </w:pPr>
+            <w:r>
+              <w:rPr>
+                <w:rFonts w:ascii="Arial" w:hAnsi="Arial" w:cs="Arial"/>
+                <w:color w:val="000000"/>
+                <w:sz w:val="18"/>
+                <w:szCs w:val="18"/>
               </w:rPr>
               <w:t>Plains</w:t>
             </w:r>
@@ -7017,7 +7537,7 @@
         </w:tc>
         <w:tc>
           <w:tcPr>
-            <w:tcW w:w="1200" w:type="dxa"/>
+            <w:tcW w:w="1169" w:type="dxa"/>
             <w:noWrap/>
             <w:hideMark/>
           </w:tcPr>
@@ -7026,12 +7546,16 @@
               <w:rPr>
                 <w:rFonts w:ascii="Arial" w:hAnsi="Arial" w:cs="Arial"/>
                 <w:color w:val="000000"/>
-              </w:rPr>
-            </w:pPr>
-            <w:r>
-              <w:rPr>
-                <w:rFonts w:ascii="Arial" w:hAnsi="Arial" w:cs="Arial"/>
-                <w:color w:val="000000"/>
+                <w:sz w:val="18"/>
+                <w:szCs w:val="18"/>
+              </w:rPr>
+            </w:pPr>
+            <w:r>
+              <w:rPr>
+                <w:rFonts w:ascii="Arial" w:hAnsi="Arial" w:cs="Arial"/>
+                <w:color w:val="000000"/>
+                <w:sz w:val="18"/>
+                <w:szCs w:val="18"/>
               </w:rPr>
               <w:t>1912-2005</w:t>
             </w:r>
@@ -7039,7 +7563,7 @@
         </w:tc>
         <w:tc>
           <w:tcPr>
-            <w:tcW w:w="1134" w:type="dxa"/>
+            <w:tcW w:w="1049" w:type="dxa"/>
             <w:noWrap/>
             <w:hideMark/>
           </w:tcPr>
@@ -7049,12 +7573,16 @@
               <w:rPr>
                 <w:rFonts w:ascii="Arial" w:hAnsi="Arial" w:cs="Arial"/>
                 <w:color w:val="000000"/>
-              </w:rPr>
-            </w:pPr>
-            <w:r>
-              <w:rPr>
-                <w:rFonts w:ascii="Arial" w:hAnsi="Arial" w:cs="Arial"/>
-                <w:color w:val="000000"/>
+                <w:sz w:val="18"/>
+                <w:szCs w:val="18"/>
+              </w:rPr>
+            </w:pPr>
+            <w:r>
+              <w:rPr>
+                <w:rFonts w:ascii="Arial" w:hAnsi="Arial" w:cs="Arial"/>
+                <w:color w:val="000000"/>
+                <w:sz w:val="18"/>
+                <w:szCs w:val="18"/>
               </w:rPr>
               <w:t>93</w:t>
             </w:r>
@@ -7062,7 +7590,7 @@
         </w:tc>
         <w:tc>
           <w:tcPr>
-            <w:tcW w:w="1276" w:type="dxa"/>
+            <w:tcW w:w="1042" w:type="dxa"/>
             <w:noWrap/>
             <w:hideMark/>
           </w:tcPr>
@@ -7071,12 +7599,16 @@
               <w:rPr>
                 <w:rFonts w:ascii="Arial" w:hAnsi="Arial" w:cs="Arial"/>
                 <w:color w:val="000000"/>
-              </w:rPr>
-            </w:pPr>
-            <w:r>
-              <w:rPr>
-                <w:rFonts w:ascii="Arial" w:hAnsi="Arial" w:cs="Arial"/>
-                <w:color w:val="000000"/>
+                <w:sz w:val="18"/>
+                <w:szCs w:val="18"/>
+              </w:rPr>
+            </w:pPr>
+            <w:r>
+              <w:rPr>
+                <w:rFonts w:ascii="Arial" w:hAnsi="Arial" w:cs="Arial"/>
+                <w:color w:val="000000"/>
+                <w:sz w:val="18"/>
+                <w:szCs w:val="18"/>
               </w:rPr>
               <w:t>Body length</w:t>
             </w:r>
@@ -7089,7 +7621,7 @@
         </w:trPr>
         <w:tc>
           <w:tcPr>
-            <w:tcW w:w="1276" w:type="dxa"/>
+            <w:tcW w:w="1288" w:type="dxa"/>
             <w:noWrap/>
             <w:hideMark/>
           </w:tcPr>
@@ -7098,12 +7630,16 @@
               <w:rPr>
                 <w:rFonts w:ascii="Arial" w:hAnsi="Arial" w:cs="Arial"/>
                 <w:color w:val="000000"/>
-              </w:rPr>
-            </w:pPr>
-            <w:r>
-              <w:rPr>
-                <w:rFonts w:ascii="Arial" w:hAnsi="Arial" w:cs="Arial"/>
-                <w:color w:val="000000"/>
+                <w:sz w:val="18"/>
+                <w:szCs w:val="18"/>
+              </w:rPr>
+            </w:pPr>
+            <w:r>
+              <w:rPr>
+                <w:rFonts w:ascii="Arial" w:hAnsi="Arial" w:cs="Arial"/>
+                <w:color w:val="000000"/>
+                <w:sz w:val="18"/>
+                <w:szCs w:val="18"/>
               </w:rPr>
               <w:t>Snell-Rood &amp; Wick, 2013</w:t>
             </w:r>
@@ -7111,7 +7647,7 @@
         </w:tc>
         <w:tc>
           <w:tcPr>
-            <w:tcW w:w="1462" w:type="dxa"/>
+            <w:tcW w:w="1668" w:type="dxa"/>
             <w:noWrap/>
             <w:hideMark/>
           </w:tcPr>
@@ -7122,22 +7658,52 @@
                 <w:i/>
                 <w:iCs/>
                 <w:color w:val="000000"/>
-              </w:rPr>
-            </w:pPr>
+                <w:sz w:val="18"/>
+                <w:szCs w:val="18"/>
+              </w:rPr>
+            </w:pPr>
+            <w:proofErr w:type="spellStart"/>
             <w:r>
               <w:rPr>
                 <w:rFonts w:ascii="Arial" w:hAnsi="Arial" w:cs="Arial"/>
                 <w:i/>
                 <w:iCs/>
                 <w:color w:val="000000"/>
-              </w:rPr>
-              <w:t>Clethrionomys gapperi</w:t>
-            </w:r>
-          </w:p>
-        </w:tc>
-        <w:tc>
-          <w:tcPr>
-            <w:tcW w:w="808" w:type="dxa"/>
+                <w:sz w:val="18"/>
+                <w:szCs w:val="18"/>
+              </w:rPr>
+              <w:t>Clethrionomys</w:t>
+            </w:r>
+            <w:proofErr w:type="spellEnd"/>
+            <w:r>
+              <w:rPr>
+                <w:rFonts w:ascii="Arial" w:hAnsi="Arial" w:cs="Arial"/>
+                <w:i/>
+                <w:iCs/>
+                <w:color w:val="000000"/>
+                <w:sz w:val="18"/>
+                <w:szCs w:val="18"/>
+              </w:rPr>
+              <w:t xml:space="preserve"> </w:t>
+            </w:r>
+            <w:proofErr w:type="spellStart"/>
+            <w:r>
+              <w:rPr>
+                <w:rFonts w:ascii="Arial" w:hAnsi="Arial" w:cs="Arial"/>
+                <w:i/>
+                <w:iCs/>
+                <w:color w:val="000000"/>
+                <w:sz w:val="18"/>
+                <w:szCs w:val="18"/>
+              </w:rPr>
+              <w:t>gapperi</w:t>
+            </w:r>
+            <w:proofErr w:type="spellEnd"/>
+          </w:p>
+        </w:tc>
+        <w:tc>
+          <w:tcPr>
+            <w:tcW w:w="867" w:type="dxa"/>
             <w:noWrap/>
             <w:hideMark/>
           </w:tcPr>
@@ -7147,12 +7713,16 @@
               <w:rPr>
                 <w:rFonts w:ascii="Arial" w:hAnsi="Arial" w:cs="Arial"/>
                 <w:color w:val="000000"/>
-              </w:rPr>
-            </w:pPr>
-            <w:r>
-              <w:rPr>
-                <w:rFonts w:ascii="Arial" w:hAnsi="Arial" w:cs="Arial"/>
-                <w:color w:val="000000"/>
+                <w:sz w:val="18"/>
+                <w:szCs w:val="18"/>
+              </w:rPr>
+            </w:pPr>
+            <w:r>
+              <w:rPr>
+                <w:rFonts w:ascii="Arial" w:hAnsi="Arial" w:cs="Arial"/>
+                <w:color w:val="000000"/>
+                <w:sz w:val="18"/>
+                <w:szCs w:val="18"/>
               </w:rPr>
               <w:t>22</w:t>
             </w:r>
@@ -7160,7 +7730,7 @@
         </w:tc>
         <w:tc>
           <w:tcPr>
-            <w:tcW w:w="808" w:type="dxa"/>
+            <w:tcW w:w="831" w:type="dxa"/>
             <w:noWrap/>
             <w:hideMark/>
           </w:tcPr>
@@ -7170,12 +7740,16 @@
               <w:rPr>
                 <w:rFonts w:ascii="Arial" w:hAnsi="Arial" w:cs="Arial"/>
                 <w:color w:val="000000"/>
-              </w:rPr>
-            </w:pPr>
-            <w:r>
-              <w:rPr>
-                <w:rFonts w:ascii="Arial" w:hAnsi="Arial" w:cs="Arial"/>
-                <w:color w:val="000000"/>
+                <w:sz w:val="18"/>
+                <w:szCs w:val="18"/>
+              </w:rPr>
+            </w:pPr>
+            <w:r>
+              <w:rPr>
+                <w:rFonts w:ascii="Arial" w:hAnsi="Arial" w:cs="Arial"/>
+                <w:color w:val="000000"/>
+                <w:sz w:val="18"/>
+                <w:szCs w:val="18"/>
               </w:rPr>
               <w:t>17</w:t>
             </w:r>
@@ -7183,7 +7757,7 @@
         </w:tc>
         <w:tc>
           <w:tcPr>
-            <w:tcW w:w="1011" w:type="dxa"/>
+            <w:tcW w:w="1102" w:type="dxa"/>
             <w:noWrap/>
             <w:hideMark/>
           </w:tcPr>
@@ -7192,12 +7766,16 @@
               <w:rPr>
                 <w:rFonts w:ascii="Arial" w:hAnsi="Arial" w:cs="Arial"/>
                 <w:color w:val="000000"/>
-              </w:rPr>
-            </w:pPr>
-            <w:r>
-              <w:rPr>
-                <w:rFonts w:ascii="Arial" w:hAnsi="Arial" w:cs="Arial"/>
-                <w:color w:val="000000"/>
+                <w:sz w:val="18"/>
+                <w:szCs w:val="18"/>
+              </w:rPr>
+            </w:pPr>
+            <w:r>
+              <w:rPr>
+                <w:rFonts w:ascii="Arial" w:hAnsi="Arial" w:cs="Arial"/>
+                <w:color w:val="000000"/>
+                <w:sz w:val="18"/>
+                <w:szCs w:val="18"/>
               </w:rPr>
               <w:t>Plains</w:t>
             </w:r>
@@ -7205,7 +7783,7 @@
         </w:tc>
         <w:tc>
           <w:tcPr>
-            <w:tcW w:w="1200" w:type="dxa"/>
+            <w:tcW w:w="1169" w:type="dxa"/>
             <w:noWrap/>
             <w:hideMark/>
           </w:tcPr>
@@ -7214,12 +7792,16 @@
               <w:rPr>
                 <w:rFonts w:ascii="Arial" w:hAnsi="Arial" w:cs="Arial"/>
                 <w:color w:val="000000"/>
-              </w:rPr>
-            </w:pPr>
-            <w:r>
-              <w:rPr>
-                <w:rFonts w:ascii="Arial" w:hAnsi="Arial" w:cs="Arial"/>
-                <w:color w:val="000000"/>
+                <w:sz w:val="18"/>
+                <w:szCs w:val="18"/>
+              </w:rPr>
+            </w:pPr>
+            <w:r>
+              <w:rPr>
+                <w:rFonts w:ascii="Arial" w:hAnsi="Arial" w:cs="Arial"/>
+                <w:color w:val="000000"/>
+                <w:sz w:val="18"/>
+                <w:szCs w:val="18"/>
               </w:rPr>
               <w:t>1929-2005</w:t>
             </w:r>
@@ -7227,7 +7809,7 @@
         </w:tc>
         <w:tc>
           <w:tcPr>
-            <w:tcW w:w="1134" w:type="dxa"/>
+            <w:tcW w:w="1049" w:type="dxa"/>
             <w:noWrap/>
             <w:hideMark/>
           </w:tcPr>
@@ -7237,12 +7819,16 @@
               <w:rPr>
                 <w:rFonts w:ascii="Arial" w:hAnsi="Arial" w:cs="Arial"/>
                 <w:color w:val="000000"/>
-              </w:rPr>
-            </w:pPr>
-            <w:r>
-              <w:rPr>
-                <w:rFonts w:ascii="Arial" w:hAnsi="Arial" w:cs="Arial"/>
-                <w:color w:val="000000"/>
+                <w:sz w:val="18"/>
+                <w:szCs w:val="18"/>
+              </w:rPr>
+            </w:pPr>
+            <w:r>
+              <w:rPr>
+                <w:rFonts w:ascii="Arial" w:hAnsi="Arial" w:cs="Arial"/>
+                <w:color w:val="000000"/>
+                <w:sz w:val="18"/>
+                <w:szCs w:val="18"/>
               </w:rPr>
               <w:t>76</w:t>
             </w:r>
@@ -7250,7 +7836,7 @@
         </w:tc>
         <w:tc>
           <w:tcPr>
-            <w:tcW w:w="1276" w:type="dxa"/>
+            <w:tcW w:w="1042" w:type="dxa"/>
             <w:noWrap/>
             <w:hideMark/>
           </w:tcPr>
@@ -7259,12 +7845,16 @@
               <w:rPr>
                 <w:rFonts w:ascii="Arial" w:hAnsi="Arial" w:cs="Arial"/>
                 <w:color w:val="000000"/>
-              </w:rPr>
-            </w:pPr>
-            <w:r>
-              <w:rPr>
-                <w:rFonts w:ascii="Arial" w:hAnsi="Arial" w:cs="Arial"/>
-                <w:color w:val="000000"/>
+                <w:sz w:val="18"/>
+                <w:szCs w:val="18"/>
+              </w:rPr>
+            </w:pPr>
+            <w:r>
+              <w:rPr>
+                <w:rFonts w:ascii="Arial" w:hAnsi="Arial" w:cs="Arial"/>
+                <w:color w:val="000000"/>
+                <w:sz w:val="18"/>
+                <w:szCs w:val="18"/>
               </w:rPr>
               <w:t>Body length</w:t>
             </w:r>
@@ -7277,7 +7867,7 @@
         </w:trPr>
         <w:tc>
           <w:tcPr>
-            <w:tcW w:w="1276" w:type="dxa"/>
+            <w:tcW w:w="1288" w:type="dxa"/>
             <w:noWrap/>
             <w:hideMark/>
           </w:tcPr>
@@ -7286,12 +7876,16 @@
               <w:rPr>
                 <w:rFonts w:ascii="Arial" w:hAnsi="Arial" w:cs="Arial"/>
                 <w:color w:val="000000"/>
-              </w:rPr>
-            </w:pPr>
-            <w:r>
-              <w:rPr>
-                <w:rFonts w:ascii="Arial" w:hAnsi="Arial" w:cs="Arial"/>
-                <w:color w:val="000000"/>
+                <w:sz w:val="18"/>
+                <w:szCs w:val="18"/>
+              </w:rPr>
+            </w:pPr>
+            <w:r>
+              <w:rPr>
+                <w:rFonts w:ascii="Arial" w:hAnsi="Arial" w:cs="Arial"/>
+                <w:color w:val="000000"/>
+                <w:sz w:val="18"/>
+                <w:szCs w:val="18"/>
               </w:rPr>
               <w:t>Snell-Rood &amp; Wick, 2013</w:t>
             </w:r>
@@ -7299,7 +7893,7 @@
         </w:tc>
         <w:tc>
           <w:tcPr>
-            <w:tcW w:w="1462" w:type="dxa"/>
+            <w:tcW w:w="1668" w:type="dxa"/>
             <w:noWrap/>
             <w:hideMark/>
           </w:tcPr>
@@ -7310,6 +7904,8 @@
                 <w:i/>
                 <w:iCs/>
                 <w:color w:val="000000"/>
+                <w:sz w:val="18"/>
+                <w:szCs w:val="18"/>
               </w:rPr>
             </w:pPr>
             <w:r>
@@ -7318,6 +7914,8 @@
                 <w:i/>
                 <w:iCs/>
                 <w:color w:val="000000"/>
+                <w:sz w:val="18"/>
+                <w:szCs w:val="18"/>
               </w:rPr>
               <w:t>Eptesicus fuscus</w:t>
             </w:r>
@@ -7325,7 +7923,7 @@
         </w:tc>
         <w:tc>
           <w:tcPr>
-            <w:tcW w:w="808" w:type="dxa"/>
+            <w:tcW w:w="867" w:type="dxa"/>
             <w:noWrap/>
             <w:hideMark/>
           </w:tcPr>
@@ -7335,12 +7933,16 @@
               <w:rPr>
                 <w:rFonts w:ascii="Arial" w:hAnsi="Arial" w:cs="Arial"/>
                 <w:color w:val="000000"/>
-              </w:rPr>
-            </w:pPr>
-            <w:r>
-              <w:rPr>
-                <w:rFonts w:ascii="Arial" w:hAnsi="Arial" w:cs="Arial"/>
-                <w:color w:val="000000"/>
+                <w:sz w:val="18"/>
+                <w:szCs w:val="18"/>
+              </w:rPr>
+            </w:pPr>
+            <w:r>
+              <w:rPr>
+                <w:rFonts w:ascii="Arial" w:hAnsi="Arial" w:cs="Arial"/>
+                <w:color w:val="000000"/>
+                <w:sz w:val="18"/>
+                <w:szCs w:val="18"/>
               </w:rPr>
               <w:t>11</w:t>
             </w:r>
@@ -7348,7 +7950,7 @@
         </w:tc>
         <w:tc>
           <w:tcPr>
-            <w:tcW w:w="808" w:type="dxa"/>
+            <w:tcW w:w="831" w:type="dxa"/>
             <w:noWrap/>
             <w:hideMark/>
           </w:tcPr>
@@ -7358,12 +7960,16 @@
               <w:rPr>
                 <w:rFonts w:ascii="Arial" w:hAnsi="Arial" w:cs="Arial"/>
                 <w:color w:val="000000"/>
-              </w:rPr>
-            </w:pPr>
-            <w:r>
-              <w:rPr>
-                <w:rFonts w:ascii="Arial" w:hAnsi="Arial" w:cs="Arial"/>
-                <w:color w:val="000000"/>
+                <w:sz w:val="18"/>
+                <w:szCs w:val="18"/>
+              </w:rPr>
+            </w:pPr>
+            <w:r>
+              <w:rPr>
+                <w:rFonts w:ascii="Arial" w:hAnsi="Arial" w:cs="Arial"/>
+                <w:color w:val="000000"/>
+                <w:sz w:val="18"/>
+                <w:szCs w:val="18"/>
               </w:rPr>
               <w:t>14</w:t>
             </w:r>
@@ -7371,7 +7977,7 @@
         </w:tc>
         <w:tc>
           <w:tcPr>
-            <w:tcW w:w="1011" w:type="dxa"/>
+            <w:tcW w:w="1102" w:type="dxa"/>
             <w:noWrap/>
             <w:hideMark/>
           </w:tcPr>
@@ -7380,12 +7986,16 @@
               <w:rPr>
                 <w:rFonts w:ascii="Arial" w:hAnsi="Arial" w:cs="Arial"/>
                 <w:color w:val="000000"/>
-              </w:rPr>
-            </w:pPr>
-            <w:r>
-              <w:rPr>
-                <w:rFonts w:ascii="Arial" w:hAnsi="Arial" w:cs="Arial"/>
-                <w:color w:val="000000"/>
+                <w:sz w:val="18"/>
+                <w:szCs w:val="18"/>
+              </w:rPr>
+            </w:pPr>
+            <w:r>
+              <w:rPr>
+                <w:rFonts w:ascii="Arial" w:hAnsi="Arial" w:cs="Arial"/>
+                <w:color w:val="000000"/>
+                <w:sz w:val="18"/>
+                <w:szCs w:val="18"/>
               </w:rPr>
               <w:t>Plains</w:t>
             </w:r>
@@ -7393,7 +8003,7 @@
         </w:tc>
         <w:tc>
           <w:tcPr>
-            <w:tcW w:w="1200" w:type="dxa"/>
+            <w:tcW w:w="1169" w:type="dxa"/>
             <w:noWrap/>
             <w:hideMark/>
           </w:tcPr>
@@ -7402,12 +8012,16 @@
               <w:rPr>
                 <w:rFonts w:ascii="Arial" w:hAnsi="Arial" w:cs="Arial"/>
                 <w:color w:val="000000"/>
-              </w:rPr>
-            </w:pPr>
-            <w:r>
-              <w:rPr>
-                <w:rFonts w:ascii="Arial" w:hAnsi="Arial" w:cs="Arial"/>
-                <w:color w:val="000000"/>
+                <w:sz w:val="18"/>
+                <w:szCs w:val="18"/>
+              </w:rPr>
+            </w:pPr>
+            <w:r>
+              <w:rPr>
+                <w:rFonts w:ascii="Arial" w:hAnsi="Arial" w:cs="Arial"/>
+                <w:color w:val="000000"/>
+                <w:sz w:val="18"/>
+                <w:szCs w:val="18"/>
               </w:rPr>
               <w:t>1937-1995</w:t>
             </w:r>
@@ -7415,7 +8029,7 @@
         </w:tc>
         <w:tc>
           <w:tcPr>
-            <w:tcW w:w="1134" w:type="dxa"/>
+            <w:tcW w:w="1049" w:type="dxa"/>
             <w:noWrap/>
             <w:hideMark/>
           </w:tcPr>
@@ -7425,12 +8039,16 @@
               <w:rPr>
                 <w:rFonts w:ascii="Arial" w:hAnsi="Arial" w:cs="Arial"/>
                 <w:color w:val="000000"/>
-              </w:rPr>
-            </w:pPr>
-            <w:r>
-              <w:rPr>
-                <w:rFonts w:ascii="Arial" w:hAnsi="Arial" w:cs="Arial"/>
-                <w:color w:val="000000"/>
+                <w:sz w:val="18"/>
+                <w:szCs w:val="18"/>
+              </w:rPr>
+            </w:pPr>
+            <w:r>
+              <w:rPr>
+                <w:rFonts w:ascii="Arial" w:hAnsi="Arial" w:cs="Arial"/>
+                <w:color w:val="000000"/>
+                <w:sz w:val="18"/>
+                <w:szCs w:val="18"/>
               </w:rPr>
               <w:t>58</w:t>
             </w:r>
@@ -7438,7 +8056,7 @@
         </w:tc>
         <w:tc>
           <w:tcPr>
-            <w:tcW w:w="1276" w:type="dxa"/>
+            <w:tcW w:w="1042" w:type="dxa"/>
             <w:noWrap/>
             <w:hideMark/>
           </w:tcPr>
@@ -7447,12 +8065,16 @@
               <w:rPr>
                 <w:rFonts w:ascii="Arial" w:hAnsi="Arial" w:cs="Arial"/>
                 <w:color w:val="000000"/>
-              </w:rPr>
-            </w:pPr>
-            <w:r>
-              <w:rPr>
-                <w:rFonts w:ascii="Arial" w:hAnsi="Arial" w:cs="Arial"/>
-                <w:color w:val="000000"/>
+                <w:sz w:val="18"/>
+                <w:szCs w:val="18"/>
+              </w:rPr>
+            </w:pPr>
+            <w:r>
+              <w:rPr>
+                <w:rFonts w:ascii="Arial" w:hAnsi="Arial" w:cs="Arial"/>
+                <w:color w:val="000000"/>
+                <w:sz w:val="18"/>
+                <w:szCs w:val="18"/>
               </w:rPr>
               <w:t>Body length</w:t>
             </w:r>
@@ -7465,7 +8087,7 @@
         </w:trPr>
         <w:tc>
           <w:tcPr>
-            <w:tcW w:w="1276" w:type="dxa"/>
+            <w:tcW w:w="1288" w:type="dxa"/>
             <w:noWrap/>
             <w:hideMark/>
           </w:tcPr>
@@ -7474,12 +8096,16 @@
               <w:rPr>
                 <w:rFonts w:ascii="Arial" w:hAnsi="Arial" w:cs="Arial"/>
                 <w:color w:val="000000"/>
-              </w:rPr>
-            </w:pPr>
-            <w:r>
-              <w:rPr>
-                <w:rFonts w:ascii="Arial" w:hAnsi="Arial" w:cs="Arial"/>
-                <w:color w:val="000000"/>
+                <w:sz w:val="18"/>
+                <w:szCs w:val="18"/>
+              </w:rPr>
+            </w:pPr>
+            <w:r>
+              <w:rPr>
+                <w:rFonts w:ascii="Arial" w:hAnsi="Arial" w:cs="Arial"/>
+                <w:color w:val="000000"/>
+                <w:sz w:val="18"/>
+                <w:szCs w:val="18"/>
               </w:rPr>
               <w:t>Snell-Rood &amp; Wick, 2013</w:t>
             </w:r>
@@ -7487,7 +8113,7 @@
         </w:tc>
         <w:tc>
           <w:tcPr>
-            <w:tcW w:w="1462" w:type="dxa"/>
+            <w:tcW w:w="1668" w:type="dxa"/>
             <w:noWrap/>
             <w:hideMark/>
           </w:tcPr>
@@ -7498,22 +8124,52 @@
                 <w:i/>
                 <w:iCs/>
                 <w:color w:val="000000"/>
-              </w:rPr>
-            </w:pPr>
+                <w:sz w:val="18"/>
+                <w:szCs w:val="18"/>
+              </w:rPr>
+            </w:pPr>
+            <w:proofErr w:type="spellStart"/>
             <w:r>
               <w:rPr>
                 <w:rFonts w:ascii="Arial" w:hAnsi="Arial" w:cs="Arial"/>
                 <w:i/>
                 <w:iCs/>
                 <w:color w:val="000000"/>
-              </w:rPr>
-              <w:t>Geomys bursarius</w:t>
-            </w:r>
-          </w:p>
-        </w:tc>
-        <w:tc>
-          <w:tcPr>
-            <w:tcW w:w="808" w:type="dxa"/>
+                <w:sz w:val="18"/>
+                <w:szCs w:val="18"/>
+              </w:rPr>
+              <w:t>Geomys</w:t>
+            </w:r>
+            <w:proofErr w:type="spellEnd"/>
+            <w:r>
+              <w:rPr>
+                <w:rFonts w:ascii="Arial" w:hAnsi="Arial" w:cs="Arial"/>
+                <w:i/>
+                <w:iCs/>
+                <w:color w:val="000000"/>
+                <w:sz w:val="18"/>
+                <w:szCs w:val="18"/>
+              </w:rPr>
+              <w:t xml:space="preserve"> </w:t>
+            </w:r>
+            <w:proofErr w:type="spellStart"/>
+            <w:r>
+              <w:rPr>
+                <w:rFonts w:ascii="Arial" w:hAnsi="Arial" w:cs="Arial"/>
+                <w:i/>
+                <w:iCs/>
+                <w:color w:val="000000"/>
+                <w:sz w:val="18"/>
+                <w:szCs w:val="18"/>
+              </w:rPr>
+              <w:t>bursarius</w:t>
+            </w:r>
+            <w:proofErr w:type="spellEnd"/>
+          </w:p>
+        </w:tc>
+        <w:tc>
+          <w:tcPr>
+            <w:tcW w:w="867" w:type="dxa"/>
             <w:noWrap/>
             <w:hideMark/>
           </w:tcPr>
@@ -7523,12 +8179,16 @@
               <w:rPr>
                 <w:rFonts w:ascii="Arial" w:hAnsi="Arial" w:cs="Arial"/>
                 <w:color w:val="000000"/>
-              </w:rPr>
-            </w:pPr>
-            <w:r>
-              <w:rPr>
-                <w:rFonts w:ascii="Arial" w:hAnsi="Arial" w:cs="Arial"/>
-                <w:color w:val="000000"/>
+                <w:sz w:val="18"/>
+                <w:szCs w:val="18"/>
+              </w:rPr>
+            </w:pPr>
+            <w:r>
+              <w:rPr>
+                <w:rFonts w:ascii="Arial" w:hAnsi="Arial" w:cs="Arial"/>
+                <w:color w:val="000000"/>
+                <w:sz w:val="18"/>
+                <w:szCs w:val="18"/>
               </w:rPr>
               <w:t>16</w:t>
             </w:r>
@@ -7536,7 +8196,7 @@
         </w:tc>
         <w:tc>
           <w:tcPr>
-            <w:tcW w:w="808" w:type="dxa"/>
+            <w:tcW w:w="831" w:type="dxa"/>
             <w:noWrap/>
             <w:hideMark/>
           </w:tcPr>
@@ -7546,12 +8206,16 @@
               <w:rPr>
                 <w:rFonts w:ascii="Arial" w:hAnsi="Arial" w:cs="Arial"/>
                 <w:color w:val="000000"/>
-              </w:rPr>
-            </w:pPr>
-            <w:r>
-              <w:rPr>
-                <w:rFonts w:ascii="Arial" w:hAnsi="Arial" w:cs="Arial"/>
-                <w:color w:val="000000"/>
+                <w:sz w:val="18"/>
+                <w:szCs w:val="18"/>
+              </w:rPr>
+            </w:pPr>
+            <w:r>
+              <w:rPr>
+                <w:rFonts w:ascii="Arial" w:hAnsi="Arial" w:cs="Arial"/>
+                <w:color w:val="000000"/>
+                <w:sz w:val="18"/>
+                <w:szCs w:val="18"/>
               </w:rPr>
               <w:t>16</w:t>
             </w:r>
@@ -7559,7 +8223,7 @@
         </w:tc>
         <w:tc>
           <w:tcPr>
-            <w:tcW w:w="1011" w:type="dxa"/>
+            <w:tcW w:w="1102" w:type="dxa"/>
             <w:noWrap/>
             <w:hideMark/>
           </w:tcPr>
@@ -7568,12 +8232,16 @@
               <w:rPr>
                 <w:rFonts w:ascii="Arial" w:hAnsi="Arial" w:cs="Arial"/>
                 <w:color w:val="000000"/>
-              </w:rPr>
-            </w:pPr>
-            <w:r>
-              <w:rPr>
-                <w:rFonts w:ascii="Arial" w:hAnsi="Arial" w:cs="Arial"/>
-                <w:color w:val="000000"/>
+                <w:sz w:val="18"/>
+                <w:szCs w:val="18"/>
+              </w:rPr>
+            </w:pPr>
+            <w:r>
+              <w:rPr>
+                <w:rFonts w:ascii="Arial" w:hAnsi="Arial" w:cs="Arial"/>
+                <w:color w:val="000000"/>
+                <w:sz w:val="18"/>
+                <w:szCs w:val="18"/>
               </w:rPr>
               <w:t>Plains</w:t>
             </w:r>
@@ -7581,7 +8249,7 @@
         </w:tc>
         <w:tc>
           <w:tcPr>
-            <w:tcW w:w="1200" w:type="dxa"/>
+            <w:tcW w:w="1169" w:type="dxa"/>
             <w:noWrap/>
             <w:hideMark/>
           </w:tcPr>
@@ -7590,12 +8258,16 @@
               <w:rPr>
                 <w:rFonts w:ascii="Arial" w:hAnsi="Arial" w:cs="Arial"/>
                 <w:color w:val="000000"/>
-              </w:rPr>
-            </w:pPr>
-            <w:r>
-              <w:rPr>
-                <w:rFonts w:ascii="Arial" w:hAnsi="Arial" w:cs="Arial"/>
-                <w:color w:val="000000"/>
+                <w:sz w:val="18"/>
+                <w:szCs w:val="18"/>
+              </w:rPr>
+            </w:pPr>
+            <w:r>
+              <w:rPr>
+                <w:rFonts w:ascii="Arial" w:hAnsi="Arial" w:cs="Arial"/>
+                <w:color w:val="000000"/>
+                <w:sz w:val="18"/>
+                <w:szCs w:val="18"/>
               </w:rPr>
               <w:t>1916-2001</w:t>
             </w:r>
@@ -7603,7 +8275,7 @@
         </w:tc>
         <w:tc>
           <w:tcPr>
-            <w:tcW w:w="1134" w:type="dxa"/>
+            <w:tcW w:w="1049" w:type="dxa"/>
             <w:noWrap/>
             <w:hideMark/>
           </w:tcPr>
@@ -7613,12 +8285,16 @@
               <w:rPr>
                 <w:rFonts w:ascii="Arial" w:hAnsi="Arial" w:cs="Arial"/>
                 <w:color w:val="000000"/>
-              </w:rPr>
-            </w:pPr>
-            <w:r>
-              <w:rPr>
-                <w:rFonts w:ascii="Arial" w:hAnsi="Arial" w:cs="Arial"/>
-                <w:color w:val="000000"/>
+                <w:sz w:val="18"/>
+                <w:szCs w:val="18"/>
+              </w:rPr>
+            </w:pPr>
+            <w:r>
+              <w:rPr>
+                <w:rFonts w:ascii="Arial" w:hAnsi="Arial" w:cs="Arial"/>
+                <w:color w:val="000000"/>
+                <w:sz w:val="18"/>
+                <w:szCs w:val="18"/>
               </w:rPr>
               <w:t>85</w:t>
             </w:r>
@@ -7626,7 +8302,7 @@
         </w:tc>
         <w:tc>
           <w:tcPr>
-            <w:tcW w:w="1276" w:type="dxa"/>
+            <w:tcW w:w="1042" w:type="dxa"/>
             <w:noWrap/>
             <w:hideMark/>
           </w:tcPr>
@@ -7635,12 +8311,16 @@
               <w:rPr>
                 <w:rFonts w:ascii="Arial" w:hAnsi="Arial" w:cs="Arial"/>
                 <w:color w:val="000000"/>
-              </w:rPr>
-            </w:pPr>
-            <w:r>
-              <w:rPr>
-                <w:rFonts w:ascii="Arial" w:hAnsi="Arial" w:cs="Arial"/>
-                <w:color w:val="000000"/>
+                <w:sz w:val="18"/>
+                <w:szCs w:val="18"/>
+              </w:rPr>
+            </w:pPr>
+            <w:r>
+              <w:rPr>
+                <w:rFonts w:ascii="Arial" w:hAnsi="Arial" w:cs="Arial"/>
+                <w:color w:val="000000"/>
+                <w:sz w:val="18"/>
+                <w:szCs w:val="18"/>
               </w:rPr>
               <w:t>Body length</w:t>
             </w:r>
@@ -7653,7 +8333,7 @@
         </w:trPr>
         <w:tc>
           <w:tcPr>
-            <w:tcW w:w="1276" w:type="dxa"/>
+            <w:tcW w:w="1288" w:type="dxa"/>
             <w:noWrap/>
             <w:hideMark/>
           </w:tcPr>
@@ -7662,12 +8342,16 @@
               <w:rPr>
                 <w:rFonts w:ascii="Arial" w:hAnsi="Arial" w:cs="Arial"/>
                 <w:color w:val="000000"/>
-              </w:rPr>
-            </w:pPr>
-            <w:r>
-              <w:rPr>
-                <w:rFonts w:ascii="Arial" w:hAnsi="Arial" w:cs="Arial"/>
-                <w:color w:val="000000"/>
+                <w:sz w:val="18"/>
+                <w:szCs w:val="18"/>
+              </w:rPr>
+            </w:pPr>
+            <w:r>
+              <w:rPr>
+                <w:rFonts w:ascii="Arial" w:hAnsi="Arial" w:cs="Arial"/>
+                <w:color w:val="000000"/>
+                <w:sz w:val="18"/>
+                <w:szCs w:val="18"/>
               </w:rPr>
               <w:t>Snell-Rood &amp; Wick, 2013</w:t>
             </w:r>
@@ -7675,7 +8359,7 @@
         </w:tc>
         <w:tc>
           <w:tcPr>
-            <w:tcW w:w="1462" w:type="dxa"/>
+            <w:tcW w:w="1668" w:type="dxa"/>
             <w:noWrap/>
             <w:hideMark/>
           </w:tcPr>
@@ -7686,6 +8370,8 @@
                 <w:i/>
                 <w:iCs/>
                 <w:color w:val="000000"/>
+                <w:sz w:val="18"/>
+                <w:szCs w:val="18"/>
               </w:rPr>
             </w:pPr>
             <w:r>
@@ -7694,14 +8380,29 @@
                 <w:i/>
                 <w:iCs/>
                 <w:color w:val="000000"/>
-              </w:rPr>
-              <w:t>Myotis lucifugus</w:t>
-            </w:r>
-          </w:p>
-        </w:tc>
-        <w:tc>
-          <w:tcPr>
-            <w:tcW w:w="808" w:type="dxa"/>
+                <w:sz w:val="18"/>
+                <w:szCs w:val="18"/>
+              </w:rPr>
+              <w:t xml:space="preserve">Myotis </w:t>
+            </w:r>
+            <w:proofErr w:type="spellStart"/>
+            <w:r>
+              <w:rPr>
+                <w:rFonts w:ascii="Arial" w:hAnsi="Arial" w:cs="Arial"/>
+                <w:i/>
+                <w:iCs/>
+                <w:color w:val="000000"/>
+                <w:sz w:val="18"/>
+                <w:szCs w:val="18"/>
+              </w:rPr>
+              <w:t>lucifugus</w:t>
+            </w:r>
+            <w:proofErr w:type="spellEnd"/>
+          </w:p>
+        </w:tc>
+        <w:tc>
+          <w:tcPr>
+            <w:tcW w:w="867" w:type="dxa"/>
             <w:noWrap/>
             <w:hideMark/>
           </w:tcPr>
@@ -7711,12 +8412,16 @@
               <w:rPr>
                 <w:rFonts w:ascii="Arial" w:hAnsi="Arial" w:cs="Arial"/>
                 <w:color w:val="000000"/>
-              </w:rPr>
-            </w:pPr>
-            <w:r>
-              <w:rPr>
-                <w:rFonts w:ascii="Arial" w:hAnsi="Arial" w:cs="Arial"/>
-                <w:color w:val="000000"/>
+                <w:sz w:val="18"/>
+                <w:szCs w:val="18"/>
+              </w:rPr>
+            </w:pPr>
+            <w:r>
+              <w:rPr>
+                <w:rFonts w:ascii="Arial" w:hAnsi="Arial" w:cs="Arial"/>
+                <w:color w:val="000000"/>
+                <w:sz w:val="18"/>
+                <w:szCs w:val="18"/>
               </w:rPr>
               <w:t>15</w:t>
             </w:r>
@@ -7724,7 +8429,7 @@
         </w:tc>
         <w:tc>
           <w:tcPr>
-            <w:tcW w:w="808" w:type="dxa"/>
+            <w:tcW w:w="831" w:type="dxa"/>
             <w:noWrap/>
             <w:hideMark/>
           </w:tcPr>
@@ -7734,12 +8439,16 @@
               <w:rPr>
                 <w:rFonts w:ascii="Arial" w:hAnsi="Arial" w:cs="Arial"/>
                 <w:color w:val="000000"/>
-              </w:rPr>
-            </w:pPr>
-            <w:r>
-              <w:rPr>
-                <w:rFonts w:ascii="Arial" w:hAnsi="Arial" w:cs="Arial"/>
-                <w:color w:val="000000"/>
+                <w:sz w:val="18"/>
+                <w:szCs w:val="18"/>
+              </w:rPr>
+            </w:pPr>
+            <w:r>
+              <w:rPr>
+                <w:rFonts w:ascii="Arial" w:hAnsi="Arial" w:cs="Arial"/>
+                <w:color w:val="000000"/>
+                <w:sz w:val="18"/>
+                <w:szCs w:val="18"/>
               </w:rPr>
               <w:t>13</w:t>
             </w:r>
@@ -7747,7 +8456,7 @@
         </w:tc>
         <w:tc>
           <w:tcPr>
-            <w:tcW w:w="1011" w:type="dxa"/>
+            <w:tcW w:w="1102" w:type="dxa"/>
             <w:noWrap/>
             <w:hideMark/>
           </w:tcPr>
@@ -7756,12 +8465,16 @@
               <w:rPr>
                 <w:rFonts w:ascii="Arial" w:hAnsi="Arial" w:cs="Arial"/>
                 <w:color w:val="000000"/>
-              </w:rPr>
-            </w:pPr>
-            <w:r>
-              <w:rPr>
-                <w:rFonts w:ascii="Arial" w:hAnsi="Arial" w:cs="Arial"/>
-                <w:color w:val="000000"/>
+                <w:sz w:val="18"/>
+                <w:szCs w:val="18"/>
+              </w:rPr>
+            </w:pPr>
+            <w:r>
+              <w:rPr>
+                <w:rFonts w:ascii="Arial" w:hAnsi="Arial" w:cs="Arial"/>
+                <w:color w:val="000000"/>
+                <w:sz w:val="18"/>
+                <w:szCs w:val="18"/>
               </w:rPr>
               <w:t>Plains</w:t>
             </w:r>
@@ -7769,7 +8482,7 @@
         </w:tc>
         <w:tc>
           <w:tcPr>
-            <w:tcW w:w="1200" w:type="dxa"/>
+            <w:tcW w:w="1169" w:type="dxa"/>
             <w:noWrap/>
             <w:hideMark/>
           </w:tcPr>
@@ -7778,12 +8491,16 @@
               <w:rPr>
                 <w:rFonts w:ascii="Arial" w:hAnsi="Arial" w:cs="Arial"/>
                 <w:color w:val="000000"/>
-              </w:rPr>
-            </w:pPr>
-            <w:r>
-              <w:rPr>
-                <w:rFonts w:ascii="Arial" w:hAnsi="Arial" w:cs="Arial"/>
-                <w:color w:val="000000"/>
+                <w:sz w:val="18"/>
+                <w:szCs w:val="18"/>
+              </w:rPr>
+            </w:pPr>
+            <w:r>
+              <w:rPr>
+                <w:rFonts w:ascii="Arial" w:hAnsi="Arial" w:cs="Arial"/>
+                <w:color w:val="000000"/>
+                <w:sz w:val="18"/>
+                <w:szCs w:val="18"/>
               </w:rPr>
               <w:t>1916-2004</w:t>
             </w:r>
@@ -7791,7 +8508,7 @@
         </w:tc>
         <w:tc>
           <w:tcPr>
-            <w:tcW w:w="1134" w:type="dxa"/>
+            <w:tcW w:w="1049" w:type="dxa"/>
             <w:noWrap/>
             <w:hideMark/>
           </w:tcPr>
@@ -7801,12 +8518,16 @@
               <w:rPr>
                 <w:rFonts w:ascii="Arial" w:hAnsi="Arial" w:cs="Arial"/>
                 <w:color w:val="000000"/>
-              </w:rPr>
-            </w:pPr>
-            <w:r>
-              <w:rPr>
-                <w:rFonts w:ascii="Arial" w:hAnsi="Arial" w:cs="Arial"/>
-                <w:color w:val="000000"/>
+                <w:sz w:val="18"/>
+                <w:szCs w:val="18"/>
+              </w:rPr>
+            </w:pPr>
+            <w:r>
+              <w:rPr>
+                <w:rFonts w:ascii="Arial" w:hAnsi="Arial" w:cs="Arial"/>
+                <w:color w:val="000000"/>
+                <w:sz w:val="18"/>
+                <w:szCs w:val="18"/>
               </w:rPr>
               <w:t>88</w:t>
             </w:r>
@@ -7814,7 +8535,7 @@
         </w:tc>
         <w:tc>
           <w:tcPr>
-            <w:tcW w:w="1276" w:type="dxa"/>
+            <w:tcW w:w="1042" w:type="dxa"/>
             <w:noWrap/>
             <w:hideMark/>
           </w:tcPr>
@@ -7823,12 +8544,16 @@
               <w:rPr>
                 <w:rFonts w:ascii="Arial" w:hAnsi="Arial" w:cs="Arial"/>
                 <w:color w:val="000000"/>
-              </w:rPr>
-            </w:pPr>
-            <w:r>
-              <w:rPr>
-                <w:rFonts w:ascii="Arial" w:hAnsi="Arial" w:cs="Arial"/>
-                <w:color w:val="000000"/>
+                <w:sz w:val="18"/>
+                <w:szCs w:val="18"/>
+              </w:rPr>
+            </w:pPr>
+            <w:r>
+              <w:rPr>
+                <w:rFonts w:ascii="Arial" w:hAnsi="Arial" w:cs="Arial"/>
+                <w:color w:val="000000"/>
+                <w:sz w:val="18"/>
+                <w:szCs w:val="18"/>
               </w:rPr>
               <w:t>Body length</w:t>
             </w:r>
@@ -7841,7 +8566,7 @@
         </w:trPr>
         <w:tc>
           <w:tcPr>
-            <w:tcW w:w="1276" w:type="dxa"/>
+            <w:tcW w:w="1288" w:type="dxa"/>
             <w:noWrap/>
             <w:hideMark/>
           </w:tcPr>
@@ -7850,12 +8575,16 @@
               <w:rPr>
                 <w:rFonts w:ascii="Arial" w:hAnsi="Arial" w:cs="Arial"/>
                 <w:color w:val="000000"/>
-              </w:rPr>
-            </w:pPr>
-            <w:r>
-              <w:rPr>
-                <w:rFonts w:ascii="Arial" w:hAnsi="Arial" w:cs="Arial"/>
-                <w:color w:val="000000"/>
+                <w:sz w:val="18"/>
+                <w:szCs w:val="18"/>
+              </w:rPr>
+            </w:pPr>
+            <w:r>
+              <w:rPr>
+                <w:rFonts w:ascii="Arial" w:hAnsi="Arial" w:cs="Arial"/>
+                <w:color w:val="000000"/>
+                <w:sz w:val="18"/>
+                <w:szCs w:val="18"/>
               </w:rPr>
               <w:t>Snell-Rood &amp; Wick, 2013</w:t>
             </w:r>
@@ -7863,7 +8592,7 @@
         </w:tc>
         <w:tc>
           <w:tcPr>
-            <w:tcW w:w="1462" w:type="dxa"/>
+            <w:tcW w:w="1668" w:type="dxa"/>
             <w:noWrap/>
             <w:hideMark/>
           </w:tcPr>
@@ -7874,6 +8603,8 @@
                 <w:i/>
                 <w:iCs/>
                 <w:color w:val="000000"/>
+                <w:sz w:val="18"/>
+                <w:szCs w:val="18"/>
               </w:rPr>
             </w:pPr>
             <w:r>
@@ -7882,14 +8613,29 @@
                 <w:i/>
                 <w:iCs/>
                 <w:color w:val="000000"/>
-              </w:rPr>
-              <w:t>Microtus pennsylvanicus</w:t>
-            </w:r>
-          </w:p>
-        </w:tc>
-        <w:tc>
-          <w:tcPr>
-            <w:tcW w:w="808" w:type="dxa"/>
+                <w:sz w:val="18"/>
+                <w:szCs w:val="18"/>
+              </w:rPr>
+              <w:t xml:space="preserve">Microtus </w:t>
+            </w:r>
+            <w:proofErr w:type="spellStart"/>
+            <w:r>
+              <w:rPr>
+                <w:rFonts w:ascii="Arial" w:hAnsi="Arial" w:cs="Arial"/>
+                <w:i/>
+                <w:iCs/>
+                <w:color w:val="000000"/>
+                <w:sz w:val="18"/>
+                <w:szCs w:val="18"/>
+              </w:rPr>
+              <w:t>pennsylvanicus</w:t>
+            </w:r>
+            <w:proofErr w:type="spellEnd"/>
+          </w:p>
+        </w:tc>
+        <w:tc>
+          <w:tcPr>
+            <w:tcW w:w="867" w:type="dxa"/>
             <w:noWrap/>
             <w:hideMark/>
           </w:tcPr>
@@ -7899,12 +8645,16 @@
               <w:rPr>
                 <w:rFonts w:ascii="Arial" w:hAnsi="Arial" w:cs="Arial"/>
                 <w:color w:val="000000"/>
-              </w:rPr>
-            </w:pPr>
-            <w:r>
-              <w:rPr>
-                <w:rFonts w:ascii="Arial" w:hAnsi="Arial" w:cs="Arial"/>
-                <w:color w:val="000000"/>
+                <w:sz w:val="18"/>
+                <w:szCs w:val="18"/>
+              </w:rPr>
+            </w:pPr>
+            <w:r>
+              <w:rPr>
+                <w:rFonts w:ascii="Arial" w:hAnsi="Arial" w:cs="Arial"/>
+                <w:color w:val="000000"/>
+                <w:sz w:val="18"/>
+                <w:szCs w:val="18"/>
               </w:rPr>
               <w:t>18</w:t>
             </w:r>
@@ -7912,7 +8662,7 @@
         </w:tc>
         <w:tc>
           <w:tcPr>
-            <w:tcW w:w="808" w:type="dxa"/>
+            <w:tcW w:w="831" w:type="dxa"/>
             <w:noWrap/>
             <w:hideMark/>
           </w:tcPr>
@@ -7922,12 +8672,16 @@
               <w:rPr>
                 <w:rFonts w:ascii="Arial" w:hAnsi="Arial" w:cs="Arial"/>
                 <w:color w:val="000000"/>
-              </w:rPr>
-            </w:pPr>
-            <w:r>
-              <w:rPr>
-                <w:rFonts w:ascii="Arial" w:hAnsi="Arial" w:cs="Arial"/>
-                <w:color w:val="000000"/>
+                <w:sz w:val="18"/>
+                <w:szCs w:val="18"/>
+              </w:rPr>
+            </w:pPr>
+            <w:r>
+              <w:rPr>
+                <w:rFonts w:ascii="Arial" w:hAnsi="Arial" w:cs="Arial"/>
+                <w:color w:val="000000"/>
+                <w:sz w:val="18"/>
+                <w:szCs w:val="18"/>
               </w:rPr>
               <w:t>18</w:t>
             </w:r>
@@ -7935,7 +8689,7 @@
         </w:tc>
         <w:tc>
           <w:tcPr>
-            <w:tcW w:w="1011" w:type="dxa"/>
+            <w:tcW w:w="1102" w:type="dxa"/>
             <w:noWrap/>
             <w:hideMark/>
           </w:tcPr>
@@ -7944,12 +8698,16 @@
               <w:rPr>
                 <w:rFonts w:ascii="Arial" w:hAnsi="Arial" w:cs="Arial"/>
                 <w:color w:val="000000"/>
-              </w:rPr>
-            </w:pPr>
-            <w:r>
-              <w:rPr>
-                <w:rFonts w:ascii="Arial" w:hAnsi="Arial" w:cs="Arial"/>
-                <w:color w:val="000000"/>
+                <w:sz w:val="18"/>
+                <w:szCs w:val="18"/>
+              </w:rPr>
+            </w:pPr>
+            <w:r>
+              <w:rPr>
+                <w:rFonts w:ascii="Arial" w:hAnsi="Arial" w:cs="Arial"/>
+                <w:color w:val="000000"/>
+                <w:sz w:val="18"/>
+                <w:szCs w:val="18"/>
               </w:rPr>
               <w:t>Plains</w:t>
             </w:r>
@@ -7957,7 +8715,7 @@
         </w:tc>
         <w:tc>
           <w:tcPr>
-            <w:tcW w:w="1200" w:type="dxa"/>
+            <w:tcW w:w="1169" w:type="dxa"/>
             <w:noWrap/>
             <w:hideMark/>
           </w:tcPr>
@@ -7966,12 +8724,16 @@
               <w:rPr>
                 <w:rFonts w:ascii="Arial" w:hAnsi="Arial" w:cs="Arial"/>
                 <w:color w:val="000000"/>
-              </w:rPr>
-            </w:pPr>
-            <w:r>
-              <w:rPr>
-                <w:rFonts w:ascii="Arial" w:hAnsi="Arial" w:cs="Arial"/>
-                <w:color w:val="000000"/>
+                <w:sz w:val="18"/>
+                <w:szCs w:val="18"/>
+              </w:rPr>
+            </w:pPr>
+            <w:r>
+              <w:rPr>
+                <w:rFonts w:ascii="Arial" w:hAnsi="Arial" w:cs="Arial"/>
+                <w:color w:val="000000"/>
+                <w:sz w:val="18"/>
+                <w:szCs w:val="18"/>
               </w:rPr>
               <w:t>1911-2005</w:t>
             </w:r>
@@ -7979,7 +8741,7 @@
         </w:tc>
         <w:tc>
           <w:tcPr>
-            <w:tcW w:w="1134" w:type="dxa"/>
+            <w:tcW w:w="1049" w:type="dxa"/>
             <w:noWrap/>
             <w:hideMark/>
           </w:tcPr>
@@ -7989,12 +8751,16 @@
               <w:rPr>
                 <w:rFonts w:ascii="Arial" w:hAnsi="Arial" w:cs="Arial"/>
                 <w:color w:val="000000"/>
-              </w:rPr>
-            </w:pPr>
-            <w:r>
-              <w:rPr>
-                <w:rFonts w:ascii="Arial" w:hAnsi="Arial" w:cs="Arial"/>
-                <w:color w:val="000000"/>
+                <w:sz w:val="18"/>
+                <w:szCs w:val="18"/>
+              </w:rPr>
+            </w:pPr>
+            <w:r>
+              <w:rPr>
+                <w:rFonts w:ascii="Arial" w:hAnsi="Arial" w:cs="Arial"/>
+                <w:color w:val="000000"/>
+                <w:sz w:val="18"/>
+                <w:szCs w:val="18"/>
               </w:rPr>
               <w:t>94</w:t>
             </w:r>
@@ -8002,7 +8768,7 @@
         </w:tc>
         <w:tc>
           <w:tcPr>
-            <w:tcW w:w="1276" w:type="dxa"/>
+            <w:tcW w:w="1042" w:type="dxa"/>
             <w:noWrap/>
             <w:hideMark/>
           </w:tcPr>
@@ -8011,12 +8777,16 @@
               <w:rPr>
                 <w:rFonts w:ascii="Arial" w:hAnsi="Arial" w:cs="Arial"/>
                 <w:color w:val="000000"/>
-              </w:rPr>
-            </w:pPr>
-            <w:r>
-              <w:rPr>
-                <w:rFonts w:ascii="Arial" w:hAnsi="Arial" w:cs="Arial"/>
-                <w:color w:val="000000"/>
+                <w:sz w:val="18"/>
+                <w:szCs w:val="18"/>
+              </w:rPr>
+            </w:pPr>
+            <w:r>
+              <w:rPr>
+                <w:rFonts w:ascii="Arial" w:hAnsi="Arial" w:cs="Arial"/>
+                <w:color w:val="000000"/>
+                <w:sz w:val="18"/>
+                <w:szCs w:val="18"/>
               </w:rPr>
               <w:t>Body length</w:t>
             </w:r>
@@ -8029,7 +8799,7 @@
         </w:trPr>
         <w:tc>
           <w:tcPr>
-            <w:tcW w:w="1276" w:type="dxa"/>
+            <w:tcW w:w="1288" w:type="dxa"/>
             <w:noWrap/>
             <w:hideMark/>
           </w:tcPr>
@@ -8038,12 +8808,16 @@
               <w:rPr>
                 <w:rFonts w:ascii="Arial" w:hAnsi="Arial" w:cs="Arial"/>
                 <w:color w:val="000000"/>
-              </w:rPr>
-            </w:pPr>
-            <w:r>
-              <w:rPr>
-                <w:rFonts w:ascii="Arial" w:hAnsi="Arial" w:cs="Arial"/>
-                <w:color w:val="000000"/>
+                <w:sz w:val="18"/>
+                <w:szCs w:val="18"/>
+              </w:rPr>
+            </w:pPr>
+            <w:r>
+              <w:rPr>
+                <w:rFonts w:ascii="Arial" w:hAnsi="Arial" w:cs="Arial"/>
+                <w:color w:val="000000"/>
+                <w:sz w:val="18"/>
+                <w:szCs w:val="18"/>
               </w:rPr>
               <w:t>Snell-Rood &amp; Wick, 2013</w:t>
             </w:r>
@@ -8051,7 +8825,7 @@
         </w:tc>
         <w:tc>
           <w:tcPr>
-            <w:tcW w:w="1462" w:type="dxa"/>
+            <w:tcW w:w="1668" w:type="dxa"/>
             <w:noWrap/>
             <w:hideMark/>
           </w:tcPr>
@@ -8062,6 +8836,8 @@
                 <w:i/>
                 <w:iCs/>
                 <w:color w:val="000000"/>
+                <w:sz w:val="18"/>
+                <w:szCs w:val="18"/>
               </w:rPr>
             </w:pPr>
             <w:r>
@@ -8070,14 +8846,29 @@
                 <w:i/>
                 <w:iCs/>
                 <w:color w:val="000000"/>
-              </w:rPr>
-              <w:t>Peromyscus leucopus</w:t>
-            </w:r>
-          </w:p>
-        </w:tc>
-        <w:tc>
-          <w:tcPr>
-            <w:tcW w:w="808" w:type="dxa"/>
+                <w:sz w:val="18"/>
+                <w:szCs w:val="18"/>
+              </w:rPr>
+              <w:t xml:space="preserve">Peromyscus </w:t>
+            </w:r>
+            <w:proofErr w:type="spellStart"/>
+            <w:r>
+              <w:rPr>
+                <w:rFonts w:ascii="Arial" w:hAnsi="Arial" w:cs="Arial"/>
+                <w:i/>
+                <w:iCs/>
+                <w:color w:val="000000"/>
+                <w:sz w:val="18"/>
+                <w:szCs w:val="18"/>
+              </w:rPr>
+              <w:t>leucopus</w:t>
+            </w:r>
+            <w:proofErr w:type="spellEnd"/>
+          </w:p>
+        </w:tc>
+        <w:tc>
+          <w:tcPr>
+            <w:tcW w:w="867" w:type="dxa"/>
             <w:noWrap/>
             <w:hideMark/>
           </w:tcPr>
@@ -8087,12 +8878,16 @@
               <w:rPr>
                 <w:rFonts w:ascii="Arial" w:hAnsi="Arial" w:cs="Arial"/>
                 <w:color w:val="000000"/>
-              </w:rPr>
-            </w:pPr>
-            <w:r>
-              <w:rPr>
-                <w:rFonts w:ascii="Arial" w:hAnsi="Arial" w:cs="Arial"/>
-                <w:color w:val="000000"/>
+                <w:sz w:val="18"/>
+                <w:szCs w:val="18"/>
+              </w:rPr>
+            </w:pPr>
+            <w:r>
+              <w:rPr>
+                <w:rFonts w:ascii="Arial" w:hAnsi="Arial" w:cs="Arial"/>
+                <w:color w:val="000000"/>
+                <w:sz w:val="18"/>
+                <w:szCs w:val="18"/>
               </w:rPr>
               <w:t>24</w:t>
             </w:r>
@@ -8100,7 +8895,7 @@
         </w:tc>
         <w:tc>
           <w:tcPr>
-            <w:tcW w:w="808" w:type="dxa"/>
+            <w:tcW w:w="831" w:type="dxa"/>
             <w:noWrap/>
             <w:hideMark/>
           </w:tcPr>
@@ -8110,12 +8905,16 @@
               <w:rPr>
                 <w:rFonts w:ascii="Arial" w:hAnsi="Arial" w:cs="Arial"/>
                 <w:color w:val="000000"/>
-              </w:rPr>
-            </w:pPr>
-            <w:r>
-              <w:rPr>
-                <w:rFonts w:ascii="Arial" w:hAnsi="Arial" w:cs="Arial"/>
-                <w:color w:val="000000"/>
+                <w:sz w:val="18"/>
+                <w:szCs w:val="18"/>
+              </w:rPr>
+            </w:pPr>
+            <w:r>
+              <w:rPr>
+                <w:rFonts w:ascii="Arial" w:hAnsi="Arial" w:cs="Arial"/>
+                <w:color w:val="000000"/>
+                <w:sz w:val="18"/>
+                <w:szCs w:val="18"/>
               </w:rPr>
               <w:t>25</w:t>
             </w:r>
@@ -8123,7 +8922,7 @@
         </w:tc>
         <w:tc>
           <w:tcPr>
-            <w:tcW w:w="1011" w:type="dxa"/>
+            <w:tcW w:w="1102" w:type="dxa"/>
             <w:noWrap/>
             <w:hideMark/>
           </w:tcPr>
@@ -8132,12 +8931,16 @@
               <w:rPr>
                 <w:rFonts w:ascii="Arial" w:hAnsi="Arial" w:cs="Arial"/>
                 <w:color w:val="000000"/>
-              </w:rPr>
-            </w:pPr>
-            <w:r>
-              <w:rPr>
-                <w:rFonts w:ascii="Arial" w:hAnsi="Arial" w:cs="Arial"/>
-                <w:color w:val="000000"/>
+                <w:sz w:val="18"/>
+                <w:szCs w:val="18"/>
+              </w:rPr>
+            </w:pPr>
+            <w:r>
+              <w:rPr>
+                <w:rFonts w:ascii="Arial" w:hAnsi="Arial" w:cs="Arial"/>
+                <w:color w:val="000000"/>
+                <w:sz w:val="18"/>
+                <w:szCs w:val="18"/>
               </w:rPr>
               <w:t>Plains</w:t>
             </w:r>
@@ -8145,7 +8948,7 @@
         </w:tc>
         <w:tc>
           <w:tcPr>
-            <w:tcW w:w="1200" w:type="dxa"/>
+            <w:tcW w:w="1169" w:type="dxa"/>
             <w:noWrap/>
             <w:hideMark/>
           </w:tcPr>
@@ -8154,12 +8957,16 @@
               <w:rPr>
                 <w:rFonts w:ascii="Arial" w:hAnsi="Arial" w:cs="Arial"/>
                 <w:color w:val="000000"/>
-              </w:rPr>
-            </w:pPr>
-            <w:r>
-              <w:rPr>
-                <w:rFonts w:ascii="Arial" w:hAnsi="Arial" w:cs="Arial"/>
-                <w:color w:val="000000"/>
+                <w:sz w:val="18"/>
+                <w:szCs w:val="18"/>
+              </w:rPr>
+            </w:pPr>
+            <w:r>
+              <w:rPr>
+                <w:rFonts w:ascii="Arial" w:hAnsi="Arial" w:cs="Arial"/>
+                <w:color w:val="000000"/>
+                <w:sz w:val="18"/>
+                <w:szCs w:val="18"/>
               </w:rPr>
               <w:t>1914-2005</w:t>
             </w:r>
@@ -8167,7 +8974,7 @@
         </w:tc>
         <w:tc>
           <w:tcPr>
-            <w:tcW w:w="1134" w:type="dxa"/>
+            <w:tcW w:w="1049" w:type="dxa"/>
             <w:noWrap/>
             <w:hideMark/>
           </w:tcPr>
@@ -8177,12 +8984,16 @@
               <w:rPr>
                 <w:rFonts w:ascii="Arial" w:hAnsi="Arial" w:cs="Arial"/>
                 <w:color w:val="000000"/>
-              </w:rPr>
-            </w:pPr>
-            <w:r>
-              <w:rPr>
-                <w:rFonts w:ascii="Arial" w:hAnsi="Arial" w:cs="Arial"/>
-                <w:color w:val="000000"/>
+                <w:sz w:val="18"/>
+                <w:szCs w:val="18"/>
+              </w:rPr>
+            </w:pPr>
+            <w:r>
+              <w:rPr>
+                <w:rFonts w:ascii="Arial" w:hAnsi="Arial" w:cs="Arial"/>
+                <w:color w:val="000000"/>
+                <w:sz w:val="18"/>
+                <w:szCs w:val="18"/>
               </w:rPr>
               <w:t>91</w:t>
             </w:r>
@@ -8190,7 +9001,7 @@
         </w:tc>
         <w:tc>
           <w:tcPr>
-            <w:tcW w:w="1276" w:type="dxa"/>
+            <w:tcW w:w="1042" w:type="dxa"/>
             <w:noWrap/>
             <w:hideMark/>
           </w:tcPr>
@@ -8199,12 +9010,16 @@
               <w:rPr>
                 <w:rFonts w:ascii="Arial" w:hAnsi="Arial" w:cs="Arial"/>
                 <w:color w:val="000000"/>
-              </w:rPr>
-            </w:pPr>
-            <w:r>
-              <w:rPr>
-                <w:rFonts w:ascii="Arial" w:hAnsi="Arial" w:cs="Arial"/>
-                <w:color w:val="000000"/>
+                <w:sz w:val="18"/>
+                <w:szCs w:val="18"/>
+              </w:rPr>
+            </w:pPr>
+            <w:r>
+              <w:rPr>
+                <w:rFonts w:ascii="Arial" w:hAnsi="Arial" w:cs="Arial"/>
+                <w:color w:val="000000"/>
+                <w:sz w:val="18"/>
+                <w:szCs w:val="18"/>
               </w:rPr>
               <w:t>Body length</w:t>
             </w:r>
@@ -8217,7 +9032,7 @@
         </w:trPr>
         <w:tc>
           <w:tcPr>
-            <w:tcW w:w="1276" w:type="dxa"/>
+            <w:tcW w:w="1288" w:type="dxa"/>
             <w:noWrap/>
             <w:hideMark/>
           </w:tcPr>
@@ -8226,12 +9041,16 @@
               <w:rPr>
                 <w:rFonts w:ascii="Arial" w:hAnsi="Arial" w:cs="Arial"/>
                 <w:color w:val="000000"/>
-              </w:rPr>
-            </w:pPr>
-            <w:r>
-              <w:rPr>
-                <w:rFonts w:ascii="Arial" w:hAnsi="Arial" w:cs="Arial"/>
-                <w:color w:val="000000"/>
+                <w:sz w:val="18"/>
+                <w:szCs w:val="18"/>
+              </w:rPr>
+            </w:pPr>
+            <w:r>
+              <w:rPr>
+                <w:rFonts w:ascii="Arial" w:hAnsi="Arial" w:cs="Arial"/>
+                <w:color w:val="000000"/>
+                <w:sz w:val="18"/>
+                <w:szCs w:val="18"/>
               </w:rPr>
               <w:t>Snell-Rood &amp; Wick, 2013</w:t>
             </w:r>
@@ -8239,7 +9058,7 @@
         </w:tc>
         <w:tc>
           <w:tcPr>
-            <w:tcW w:w="1462" w:type="dxa"/>
+            <w:tcW w:w="1668" w:type="dxa"/>
             <w:noWrap/>
             <w:hideMark/>
           </w:tcPr>
@@ -8250,22 +9069,39 @@
                 <w:i/>
                 <w:iCs/>
                 <w:color w:val="000000"/>
-              </w:rPr>
-            </w:pPr>
+                <w:sz w:val="18"/>
+                <w:szCs w:val="18"/>
+              </w:rPr>
+            </w:pPr>
+            <w:proofErr w:type="spellStart"/>
             <w:r>
               <w:rPr>
                 <w:rFonts w:ascii="Arial" w:hAnsi="Arial" w:cs="Arial"/>
                 <w:i/>
                 <w:iCs/>
                 <w:color w:val="000000"/>
-              </w:rPr>
-              <w:t>Scuirus carolinensis</w:t>
-            </w:r>
-          </w:p>
-        </w:tc>
-        <w:tc>
-          <w:tcPr>
-            <w:tcW w:w="808" w:type="dxa"/>
+                <w:sz w:val="18"/>
+                <w:szCs w:val="18"/>
+              </w:rPr>
+              <w:t>Scuirus</w:t>
+            </w:r>
+            <w:proofErr w:type="spellEnd"/>
+            <w:r>
+              <w:rPr>
+                <w:rFonts w:ascii="Arial" w:hAnsi="Arial" w:cs="Arial"/>
+                <w:i/>
+                <w:iCs/>
+                <w:color w:val="000000"/>
+                <w:sz w:val="18"/>
+                <w:szCs w:val="18"/>
+              </w:rPr>
+              <w:t xml:space="preserve"> carolinensis</w:t>
+            </w:r>
+          </w:p>
+        </w:tc>
+        <w:tc>
+          <w:tcPr>
+            <w:tcW w:w="867" w:type="dxa"/>
             <w:noWrap/>
             <w:hideMark/>
           </w:tcPr>
@@ -8275,12 +9111,16 @@
               <w:rPr>
                 <w:rFonts w:ascii="Arial" w:hAnsi="Arial" w:cs="Arial"/>
                 <w:color w:val="000000"/>
-              </w:rPr>
-            </w:pPr>
-            <w:r>
-              <w:rPr>
-                <w:rFonts w:ascii="Arial" w:hAnsi="Arial" w:cs="Arial"/>
-                <w:color w:val="000000"/>
+                <w:sz w:val="18"/>
+                <w:szCs w:val="18"/>
+              </w:rPr>
+            </w:pPr>
+            <w:r>
+              <w:rPr>
+                <w:rFonts w:ascii="Arial" w:hAnsi="Arial" w:cs="Arial"/>
+                <w:color w:val="000000"/>
+                <w:sz w:val="18"/>
+                <w:szCs w:val="18"/>
               </w:rPr>
               <w:t>11</w:t>
             </w:r>
@@ -8288,7 +9128,7 @@
         </w:tc>
         <w:tc>
           <w:tcPr>
-            <w:tcW w:w="808" w:type="dxa"/>
+            <w:tcW w:w="831" w:type="dxa"/>
             <w:noWrap/>
             <w:hideMark/>
           </w:tcPr>
@@ -8298,12 +9138,16 @@
               <w:rPr>
                 <w:rFonts w:ascii="Arial" w:hAnsi="Arial" w:cs="Arial"/>
                 <w:color w:val="000000"/>
-              </w:rPr>
-            </w:pPr>
-            <w:r>
-              <w:rPr>
-                <w:rFonts w:ascii="Arial" w:hAnsi="Arial" w:cs="Arial"/>
-                <w:color w:val="000000"/>
+                <w:sz w:val="18"/>
+                <w:szCs w:val="18"/>
+              </w:rPr>
+            </w:pPr>
+            <w:r>
+              <w:rPr>
+                <w:rFonts w:ascii="Arial" w:hAnsi="Arial" w:cs="Arial"/>
+                <w:color w:val="000000"/>
+                <w:sz w:val="18"/>
+                <w:szCs w:val="18"/>
               </w:rPr>
               <w:t>14</w:t>
             </w:r>
@@ -8311,7 +9155,7 @@
         </w:tc>
         <w:tc>
           <w:tcPr>
-            <w:tcW w:w="1011" w:type="dxa"/>
+            <w:tcW w:w="1102" w:type="dxa"/>
             <w:noWrap/>
             <w:hideMark/>
           </w:tcPr>
@@ -8320,12 +9164,16 @@
               <w:rPr>
                 <w:rFonts w:ascii="Arial" w:hAnsi="Arial" w:cs="Arial"/>
                 <w:color w:val="000000"/>
-              </w:rPr>
-            </w:pPr>
-            <w:r>
-              <w:rPr>
-                <w:rFonts w:ascii="Arial" w:hAnsi="Arial" w:cs="Arial"/>
-                <w:color w:val="000000"/>
+                <w:sz w:val="18"/>
+                <w:szCs w:val="18"/>
+              </w:rPr>
+            </w:pPr>
+            <w:r>
+              <w:rPr>
+                <w:rFonts w:ascii="Arial" w:hAnsi="Arial" w:cs="Arial"/>
+                <w:color w:val="000000"/>
+                <w:sz w:val="18"/>
+                <w:szCs w:val="18"/>
               </w:rPr>
               <w:t>Plains</w:t>
             </w:r>
@@ -8333,7 +9181,7 @@
         </w:tc>
         <w:tc>
           <w:tcPr>
-            <w:tcW w:w="1200" w:type="dxa"/>
+            <w:tcW w:w="1169" w:type="dxa"/>
             <w:noWrap/>
             <w:hideMark/>
           </w:tcPr>
@@ -8342,12 +9190,16 @@
               <w:rPr>
                 <w:rFonts w:ascii="Arial" w:hAnsi="Arial" w:cs="Arial"/>
                 <w:color w:val="000000"/>
-              </w:rPr>
-            </w:pPr>
-            <w:r>
-              <w:rPr>
-                <w:rFonts w:ascii="Arial" w:hAnsi="Arial" w:cs="Arial"/>
-                <w:color w:val="000000"/>
+                <w:sz w:val="18"/>
+                <w:szCs w:val="18"/>
+              </w:rPr>
+            </w:pPr>
+            <w:r>
+              <w:rPr>
+                <w:rFonts w:ascii="Arial" w:hAnsi="Arial" w:cs="Arial"/>
+                <w:color w:val="000000"/>
+                <w:sz w:val="18"/>
+                <w:szCs w:val="18"/>
               </w:rPr>
               <w:t>1911-2004</w:t>
             </w:r>
@@ -8355,7 +9207,7 @@
         </w:tc>
         <w:tc>
           <w:tcPr>
-            <w:tcW w:w="1134" w:type="dxa"/>
+            <w:tcW w:w="1049" w:type="dxa"/>
             <w:noWrap/>
             <w:hideMark/>
           </w:tcPr>
@@ -8365,12 +9217,16 @@
               <w:rPr>
                 <w:rFonts w:ascii="Arial" w:hAnsi="Arial" w:cs="Arial"/>
                 <w:color w:val="000000"/>
-              </w:rPr>
-            </w:pPr>
-            <w:r>
-              <w:rPr>
-                <w:rFonts w:ascii="Arial" w:hAnsi="Arial" w:cs="Arial"/>
-                <w:color w:val="000000"/>
+                <w:sz w:val="18"/>
+                <w:szCs w:val="18"/>
+              </w:rPr>
+            </w:pPr>
+            <w:r>
+              <w:rPr>
+                <w:rFonts w:ascii="Arial" w:hAnsi="Arial" w:cs="Arial"/>
+                <w:color w:val="000000"/>
+                <w:sz w:val="18"/>
+                <w:szCs w:val="18"/>
               </w:rPr>
               <w:t>93</w:t>
             </w:r>
@@ -8378,7 +9234,7 @@
         </w:tc>
         <w:tc>
           <w:tcPr>
-            <w:tcW w:w="1276" w:type="dxa"/>
+            <w:tcW w:w="1042" w:type="dxa"/>
             <w:noWrap/>
             <w:hideMark/>
           </w:tcPr>
@@ -8387,12 +9243,16 @@
               <w:rPr>
                 <w:rFonts w:ascii="Arial" w:hAnsi="Arial" w:cs="Arial"/>
                 <w:color w:val="000000"/>
-              </w:rPr>
-            </w:pPr>
-            <w:r>
-              <w:rPr>
-                <w:rFonts w:ascii="Arial" w:hAnsi="Arial" w:cs="Arial"/>
-                <w:color w:val="000000"/>
+                <w:sz w:val="18"/>
+                <w:szCs w:val="18"/>
+              </w:rPr>
+            </w:pPr>
+            <w:r>
+              <w:rPr>
+                <w:rFonts w:ascii="Arial" w:hAnsi="Arial" w:cs="Arial"/>
+                <w:color w:val="000000"/>
+                <w:sz w:val="18"/>
+                <w:szCs w:val="18"/>
               </w:rPr>
               <w:t>Body length</w:t>
             </w:r>
@@ -8405,7 +9265,7 @@
         </w:trPr>
         <w:tc>
           <w:tcPr>
-            <w:tcW w:w="1276" w:type="dxa"/>
+            <w:tcW w:w="1288" w:type="dxa"/>
             <w:noWrap/>
             <w:hideMark/>
           </w:tcPr>
@@ -8414,12 +9274,16 @@
               <w:rPr>
                 <w:rFonts w:ascii="Arial" w:hAnsi="Arial" w:cs="Arial"/>
                 <w:color w:val="000000"/>
-              </w:rPr>
-            </w:pPr>
-            <w:r>
-              <w:rPr>
-                <w:rFonts w:ascii="Arial" w:hAnsi="Arial" w:cs="Arial"/>
-                <w:color w:val="000000"/>
+                <w:sz w:val="18"/>
+                <w:szCs w:val="18"/>
+              </w:rPr>
+            </w:pPr>
+            <w:r>
+              <w:rPr>
+                <w:rFonts w:ascii="Arial" w:hAnsi="Arial" w:cs="Arial"/>
+                <w:color w:val="000000"/>
+                <w:sz w:val="18"/>
+                <w:szCs w:val="18"/>
               </w:rPr>
               <w:t>Snell-Rood &amp; Wick, 2013</w:t>
             </w:r>
@@ -8427,7 +9291,7 @@
         </w:tc>
         <w:tc>
           <w:tcPr>
-            <w:tcW w:w="1462" w:type="dxa"/>
+            <w:tcW w:w="1668" w:type="dxa"/>
             <w:noWrap/>
             <w:hideMark/>
           </w:tcPr>
@@ -8438,6 +9302,8 @@
                 <w:i/>
                 <w:iCs/>
                 <w:color w:val="000000"/>
+                <w:sz w:val="18"/>
+                <w:szCs w:val="18"/>
               </w:rPr>
             </w:pPr>
             <w:r>
@@ -8446,6 +9312,8 @@
                 <w:i/>
                 <w:iCs/>
                 <w:color w:val="000000"/>
+                <w:sz w:val="18"/>
+                <w:szCs w:val="18"/>
               </w:rPr>
               <w:t>Sorex cinereus</w:t>
             </w:r>
@@ -8453,7 +9321,7 @@
         </w:tc>
         <w:tc>
           <w:tcPr>
-            <w:tcW w:w="808" w:type="dxa"/>
+            <w:tcW w:w="867" w:type="dxa"/>
             <w:noWrap/>
             <w:hideMark/>
           </w:tcPr>
@@ -8463,12 +9331,16 @@
               <w:rPr>
                 <w:rFonts w:ascii="Arial" w:hAnsi="Arial" w:cs="Arial"/>
                 <w:color w:val="000000"/>
-              </w:rPr>
-            </w:pPr>
-            <w:r>
-              <w:rPr>
-                <w:rFonts w:ascii="Arial" w:hAnsi="Arial" w:cs="Arial"/>
-                <w:color w:val="000000"/>
+                <w:sz w:val="18"/>
+                <w:szCs w:val="18"/>
+              </w:rPr>
+            </w:pPr>
+            <w:r>
+              <w:rPr>
+                <w:rFonts w:ascii="Arial" w:hAnsi="Arial" w:cs="Arial"/>
+                <w:color w:val="000000"/>
+                <w:sz w:val="18"/>
+                <w:szCs w:val="18"/>
               </w:rPr>
               <w:t>19</w:t>
             </w:r>
@@ -8476,7 +9348,7 @@
         </w:tc>
         <w:tc>
           <w:tcPr>
-            <w:tcW w:w="808" w:type="dxa"/>
+            <w:tcW w:w="831" w:type="dxa"/>
             <w:noWrap/>
             <w:hideMark/>
           </w:tcPr>
@@ -8486,12 +9358,16 @@
               <w:rPr>
                 <w:rFonts w:ascii="Arial" w:hAnsi="Arial" w:cs="Arial"/>
                 <w:color w:val="000000"/>
-              </w:rPr>
-            </w:pPr>
-            <w:r>
-              <w:rPr>
-                <w:rFonts w:ascii="Arial" w:hAnsi="Arial" w:cs="Arial"/>
-                <w:color w:val="000000"/>
+                <w:sz w:val="18"/>
+                <w:szCs w:val="18"/>
+              </w:rPr>
+            </w:pPr>
+            <w:r>
+              <w:rPr>
+                <w:rFonts w:ascii="Arial" w:hAnsi="Arial" w:cs="Arial"/>
+                <w:color w:val="000000"/>
+                <w:sz w:val="18"/>
+                <w:szCs w:val="18"/>
               </w:rPr>
               <w:t>14</w:t>
             </w:r>
@@ -8499,7 +9375,7 @@
         </w:tc>
         <w:tc>
           <w:tcPr>
-            <w:tcW w:w="1011" w:type="dxa"/>
+            <w:tcW w:w="1102" w:type="dxa"/>
             <w:noWrap/>
             <w:hideMark/>
           </w:tcPr>
@@ -8508,12 +9384,16 @@
               <w:rPr>
                 <w:rFonts w:ascii="Arial" w:hAnsi="Arial" w:cs="Arial"/>
                 <w:color w:val="000000"/>
-              </w:rPr>
-            </w:pPr>
-            <w:r>
-              <w:rPr>
-                <w:rFonts w:ascii="Arial" w:hAnsi="Arial" w:cs="Arial"/>
-                <w:color w:val="000000"/>
+                <w:sz w:val="18"/>
+                <w:szCs w:val="18"/>
+              </w:rPr>
+            </w:pPr>
+            <w:r>
+              <w:rPr>
+                <w:rFonts w:ascii="Arial" w:hAnsi="Arial" w:cs="Arial"/>
+                <w:color w:val="000000"/>
+                <w:sz w:val="18"/>
+                <w:szCs w:val="18"/>
               </w:rPr>
               <w:t>Plains</w:t>
             </w:r>
@@ -8521,7 +9401,7 @@
         </w:tc>
         <w:tc>
           <w:tcPr>
-            <w:tcW w:w="1200" w:type="dxa"/>
+            <w:tcW w:w="1169" w:type="dxa"/>
             <w:noWrap/>
             <w:hideMark/>
           </w:tcPr>
@@ -8530,12 +9410,16 @@
               <w:rPr>
                 <w:rFonts w:ascii="Arial" w:hAnsi="Arial" w:cs="Arial"/>
                 <w:color w:val="000000"/>
-              </w:rPr>
-            </w:pPr>
-            <w:r>
-              <w:rPr>
-                <w:rFonts w:ascii="Arial" w:hAnsi="Arial" w:cs="Arial"/>
-                <w:color w:val="000000"/>
+                <w:sz w:val="18"/>
+                <w:szCs w:val="18"/>
+              </w:rPr>
+            </w:pPr>
+            <w:r>
+              <w:rPr>
+                <w:rFonts w:ascii="Arial" w:hAnsi="Arial" w:cs="Arial"/>
+                <w:color w:val="000000"/>
+                <w:sz w:val="18"/>
+                <w:szCs w:val="18"/>
               </w:rPr>
               <w:t>1947-2005</w:t>
             </w:r>
@@ -8543,7 +9427,7 @@
         </w:tc>
         <w:tc>
           <w:tcPr>
-            <w:tcW w:w="1134" w:type="dxa"/>
+            <w:tcW w:w="1049" w:type="dxa"/>
             <w:noWrap/>
             <w:hideMark/>
           </w:tcPr>
@@ -8553,12 +9437,16 @@
               <w:rPr>
                 <w:rFonts w:ascii="Arial" w:hAnsi="Arial" w:cs="Arial"/>
                 <w:color w:val="000000"/>
-              </w:rPr>
-            </w:pPr>
-            <w:r>
-              <w:rPr>
-                <w:rFonts w:ascii="Arial" w:hAnsi="Arial" w:cs="Arial"/>
-                <w:color w:val="000000"/>
+                <w:sz w:val="18"/>
+                <w:szCs w:val="18"/>
+              </w:rPr>
+            </w:pPr>
+            <w:r>
+              <w:rPr>
+                <w:rFonts w:ascii="Arial" w:hAnsi="Arial" w:cs="Arial"/>
+                <w:color w:val="000000"/>
+                <w:sz w:val="18"/>
+                <w:szCs w:val="18"/>
               </w:rPr>
               <w:t>58</w:t>
             </w:r>
@@ -8566,7 +9454,7 @@
         </w:tc>
         <w:tc>
           <w:tcPr>
-            <w:tcW w:w="1276" w:type="dxa"/>
+            <w:tcW w:w="1042" w:type="dxa"/>
             <w:noWrap/>
             <w:hideMark/>
           </w:tcPr>
@@ -8575,12 +9463,16 @@
               <w:rPr>
                 <w:rFonts w:ascii="Arial" w:hAnsi="Arial" w:cs="Arial"/>
                 <w:color w:val="000000"/>
-              </w:rPr>
-            </w:pPr>
-            <w:r>
-              <w:rPr>
-                <w:rFonts w:ascii="Arial" w:hAnsi="Arial" w:cs="Arial"/>
-                <w:color w:val="000000"/>
+                <w:sz w:val="18"/>
+                <w:szCs w:val="18"/>
+              </w:rPr>
+            </w:pPr>
+            <w:r>
+              <w:rPr>
+                <w:rFonts w:ascii="Arial" w:hAnsi="Arial" w:cs="Arial"/>
+                <w:color w:val="000000"/>
+                <w:sz w:val="18"/>
+                <w:szCs w:val="18"/>
               </w:rPr>
               <w:t>Body length</w:t>
             </w:r>
@@ -8593,7 +9485,7 @@
         </w:trPr>
         <w:tc>
           <w:tcPr>
-            <w:tcW w:w="1276" w:type="dxa"/>
+            <w:tcW w:w="1288" w:type="dxa"/>
             <w:noWrap/>
             <w:hideMark/>
           </w:tcPr>
@@ -8602,12 +9494,16 @@
               <w:rPr>
                 <w:rFonts w:ascii="Arial" w:hAnsi="Arial" w:cs="Arial"/>
                 <w:color w:val="000000"/>
-              </w:rPr>
-            </w:pPr>
-            <w:r>
-              <w:rPr>
-                <w:rFonts w:ascii="Arial" w:hAnsi="Arial" w:cs="Arial"/>
-                <w:color w:val="000000"/>
+                <w:sz w:val="18"/>
+                <w:szCs w:val="18"/>
+              </w:rPr>
+            </w:pPr>
+            <w:r>
+              <w:rPr>
+                <w:rFonts w:ascii="Arial" w:hAnsi="Arial" w:cs="Arial"/>
+                <w:color w:val="000000"/>
+                <w:sz w:val="18"/>
+                <w:szCs w:val="18"/>
               </w:rPr>
               <w:t>Snell-Rood &amp; Wick, 2013</w:t>
             </w:r>
@@ -8615,7 +9511,7 @@
         </w:tc>
         <w:tc>
           <w:tcPr>
-            <w:tcW w:w="1462" w:type="dxa"/>
+            <w:tcW w:w="1668" w:type="dxa"/>
             <w:noWrap/>
             <w:hideMark/>
           </w:tcPr>
@@ -8626,22 +9522,52 @@
                 <w:i/>
                 <w:iCs/>
                 <w:color w:val="000000"/>
-              </w:rPr>
-            </w:pPr>
+                <w:sz w:val="18"/>
+                <w:szCs w:val="18"/>
+              </w:rPr>
+            </w:pPr>
+            <w:proofErr w:type="spellStart"/>
             <w:r>
               <w:rPr>
                 <w:rFonts w:ascii="Arial" w:hAnsi="Arial" w:cs="Arial"/>
                 <w:i/>
                 <w:iCs/>
                 <w:color w:val="000000"/>
-              </w:rPr>
-              <w:t>Tamiasciurus hudsonicus</w:t>
-            </w:r>
-          </w:p>
-        </w:tc>
-        <w:tc>
-          <w:tcPr>
-            <w:tcW w:w="808" w:type="dxa"/>
+                <w:sz w:val="18"/>
+                <w:szCs w:val="18"/>
+              </w:rPr>
+              <w:t>Tamiasciurus</w:t>
+            </w:r>
+            <w:proofErr w:type="spellEnd"/>
+            <w:r>
+              <w:rPr>
+                <w:rFonts w:ascii="Arial" w:hAnsi="Arial" w:cs="Arial"/>
+                <w:i/>
+                <w:iCs/>
+                <w:color w:val="000000"/>
+                <w:sz w:val="18"/>
+                <w:szCs w:val="18"/>
+              </w:rPr>
+              <w:t xml:space="preserve"> </w:t>
+            </w:r>
+            <w:proofErr w:type="spellStart"/>
+            <w:r>
+              <w:rPr>
+                <w:rFonts w:ascii="Arial" w:hAnsi="Arial" w:cs="Arial"/>
+                <w:i/>
+                <w:iCs/>
+                <w:color w:val="000000"/>
+                <w:sz w:val="18"/>
+                <w:szCs w:val="18"/>
+              </w:rPr>
+              <w:t>hudsonicus</w:t>
+            </w:r>
+            <w:proofErr w:type="spellEnd"/>
+          </w:p>
+        </w:tc>
+        <w:tc>
+          <w:tcPr>
+            <w:tcW w:w="867" w:type="dxa"/>
             <w:noWrap/>
             <w:hideMark/>
           </w:tcPr>
@@ -8651,12 +9577,16 @@
               <w:rPr>
                 <w:rFonts w:ascii="Arial" w:hAnsi="Arial" w:cs="Arial"/>
                 <w:color w:val="000000"/>
-              </w:rPr>
-            </w:pPr>
-            <w:r>
-              <w:rPr>
-                <w:rFonts w:ascii="Arial" w:hAnsi="Arial" w:cs="Arial"/>
-                <w:color w:val="000000"/>
+                <w:sz w:val="18"/>
+                <w:szCs w:val="18"/>
+              </w:rPr>
+            </w:pPr>
+            <w:r>
+              <w:rPr>
+                <w:rFonts w:ascii="Arial" w:hAnsi="Arial" w:cs="Arial"/>
+                <w:color w:val="000000"/>
+                <w:sz w:val="18"/>
+                <w:szCs w:val="18"/>
               </w:rPr>
               <w:t>22</w:t>
             </w:r>
@@ -8664,7 +9594,7 @@
         </w:tc>
         <w:tc>
           <w:tcPr>
-            <w:tcW w:w="808" w:type="dxa"/>
+            <w:tcW w:w="831" w:type="dxa"/>
             <w:noWrap/>
             <w:hideMark/>
           </w:tcPr>
@@ -8674,12 +9604,16 @@
               <w:rPr>
                 <w:rFonts w:ascii="Arial" w:hAnsi="Arial" w:cs="Arial"/>
                 <w:color w:val="000000"/>
-              </w:rPr>
-            </w:pPr>
-            <w:r>
-              <w:rPr>
-                <w:rFonts w:ascii="Arial" w:hAnsi="Arial" w:cs="Arial"/>
-                <w:color w:val="000000"/>
+                <w:sz w:val="18"/>
+                <w:szCs w:val="18"/>
+              </w:rPr>
+            </w:pPr>
+            <w:r>
+              <w:rPr>
+                <w:rFonts w:ascii="Arial" w:hAnsi="Arial" w:cs="Arial"/>
+                <w:color w:val="000000"/>
+                <w:sz w:val="18"/>
+                <w:szCs w:val="18"/>
               </w:rPr>
               <w:t>15</w:t>
             </w:r>
@@ -8687,7 +9621,7 @@
         </w:tc>
         <w:tc>
           <w:tcPr>
-            <w:tcW w:w="1011" w:type="dxa"/>
+            <w:tcW w:w="1102" w:type="dxa"/>
             <w:noWrap/>
             <w:hideMark/>
           </w:tcPr>
@@ -8696,12 +9630,16 @@
               <w:rPr>
                 <w:rFonts w:ascii="Arial" w:hAnsi="Arial" w:cs="Arial"/>
                 <w:color w:val="000000"/>
-              </w:rPr>
-            </w:pPr>
-            <w:r>
-              <w:rPr>
-                <w:rFonts w:ascii="Arial" w:hAnsi="Arial" w:cs="Arial"/>
-                <w:color w:val="000000"/>
+                <w:sz w:val="18"/>
+                <w:szCs w:val="18"/>
+              </w:rPr>
+            </w:pPr>
+            <w:r>
+              <w:rPr>
+                <w:rFonts w:ascii="Arial" w:hAnsi="Arial" w:cs="Arial"/>
+                <w:color w:val="000000"/>
+                <w:sz w:val="18"/>
+                <w:szCs w:val="18"/>
               </w:rPr>
               <w:t>Plains</w:t>
             </w:r>
@@ -8709,7 +9647,7 @@
         </w:tc>
         <w:tc>
           <w:tcPr>
-            <w:tcW w:w="1200" w:type="dxa"/>
+            <w:tcW w:w="1169" w:type="dxa"/>
             <w:noWrap/>
             <w:hideMark/>
           </w:tcPr>
@@ -8718,12 +9656,16 @@
               <w:rPr>
                 <w:rFonts w:ascii="Arial" w:hAnsi="Arial" w:cs="Arial"/>
                 <w:color w:val="000000"/>
-              </w:rPr>
-            </w:pPr>
-            <w:r>
-              <w:rPr>
-                <w:rFonts w:ascii="Arial" w:hAnsi="Arial" w:cs="Arial"/>
-                <w:color w:val="000000"/>
+                <w:sz w:val="18"/>
+                <w:szCs w:val="18"/>
+              </w:rPr>
+            </w:pPr>
+            <w:r>
+              <w:rPr>
+                <w:rFonts w:ascii="Arial" w:hAnsi="Arial" w:cs="Arial"/>
+                <w:color w:val="000000"/>
+                <w:sz w:val="18"/>
+                <w:szCs w:val="18"/>
               </w:rPr>
               <w:t>1912-2005</w:t>
             </w:r>
@@ -8731,7 +9673,7 @@
         </w:tc>
         <w:tc>
           <w:tcPr>
-            <w:tcW w:w="1134" w:type="dxa"/>
+            <w:tcW w:w="1049" w:type="dxa"/>
             <w:noWrap/>
             <w:hideMark/>
           </w:tcPr>
@@ -8741,12 +9683,16 @@
               <w:rPr>
                 <w:rFonts w:ascii="Arial" w:hAnsi="Arial" w:cs="Arial"/>
                 <w:color w:val="000000"/>
-              </w:rPr>
-            </w:pPr>
-            <w:r>
-              <w:rPr>
-                <w:rFonts w:ascii="Arial" w:hAnsi="Arial" w:cs="Arial"/>
-                <w:color w:val="000000"/>
+                <w:sz w:val="18"/>
+                <w:szCs w:val="18"/>
+              </w:rPr>
+            </w:pPr>
+            <w:r>
+              <w:rPr>
+                <w:rFonts w:ascii="Arial" w:hAnsi="Arial" w:cs="Arial"/>
+                <w:color w:val="000000"/>
+                <w:sz w:val="18"/>
+                <w:szCs w:val="18"/>
               </w:rPr>
               <w:t>93</w:t>
             </w:r>
@@ -8754,7 +9700,7 @@
         </w:tc>
         <w:tc>
           <w:tcPr>
-            <w:tcW w:w="1276" w:type="dxa"/>
+            <w:tcW w:w="1042" w:type="dxa"/>
             <w:noWrap/>
             <w:hideMark/>
           </w:tcPr>
@@ -8763,12 +9709,16 @@
               <w:rPr>
                 <w:rFonts w:ascii="Arial" w:hAnsi="Arial" w:cs="Arial"/>
                 <w:color w:val="000000"/>
-              </w:rPr>
-            </w:pPr>
-            <w:r>
-              <w:rPr>
-                <w:rFonts w:ascii="Arial" w:hAnsi="Arial" w:cs="Arial"/>
-                <w:color w:val="000000"/>
+                <w:sz w:val="18"/>
+                <w:szCs w:val="18"/>
+              </w:rPr>
+            </w:pPr>
+            <w:r>
+              <w:rPr>
+                <w:rFonts w:ascii="Arial" w:hAnsi="Arial" w:cs="Arial"/>
+                <w:color w:val="000000"/>
+                <w:sz w:val="18"/>
+                <w:szCs w:val="18"/>
               </w:rPr>
               <w:t>Body length</w:t>
             </w:r>
@@ -8781,7 +9731,7 @@
         </w:trPr>
         <w:tc>
           <w:tcPr>
-            <w:tcW w:w="1276" w:type="dxa"/>
+            <w:tcW w:w="1288" w:type="dxa"/>
             <w:noWrap/>
             <w:hideMark/>
           </w:tcPr>
@@ -8790,12 +9740,16 @@
               <w:rPr>
                 <w:rFonts w:ascii="Arial" w:hAnsi="Arial" w:cs="Arial"/>
                 <w:color w:val="000000"/>
-              </w:rPr>
-            </w:pPr>
-            <w:r>
-              <w:rPr>
-                <w:rFonts w:ascii="Arial" w:hAnsi="Arial" w:cs="Arial"/>
-                <w:color w:val="000000"/>
+                <w:sz w:val="18"/>
+                <w:szCs w:val="18"/>
+              </w:rPr>
+            </w:pPr>
+            <w:r>
+              <w:rPr>
+                <w:rFonts w:ascii="Arial" w:hAnsi="Arial" w:cs="Arial"/>
+                <w:color w:val="000000"/>
+                <w:sz w:val="18"/>
+                <w:szCs w:val="18"/>
               </w:rPr>
               <w:t>Sluka et al, 2025</w:t>
             </w:r>
@@ -8803,7 +9757,7 @@
         </w:tc>
         <w:tc>
           <w:tcPr>
-            <w:tcW w:w="1462" w:type="dxa"/>
+            <w:tcW w:w="1668" w:type="dxa"/>
             <w:noWrap/>
             <w:hideMark/>
           </w:tcPr>
@@ -8814,6 +9768,8 @@
                 <w:i/>
                 <w:iCs/>
                 <w:color w:val="000000"/>
+                <w:sz w:val="18"/>
+                <w:szCs w:val="18"/>
               </w:rPr>
             </w:pPr>
             <w:r>
@@ -8822,14 +9778,29 @@
                 <w:i/>
                 <w:iCs/>
                 <w:color w:val="000000"/>
-              </w:rPr>
-              <w:t>Procyon loctor</w:t>
-            </w:r>
-          </w:p>
-        </w:tc>
-        <w:tc>
-          <w:tcPr>
-            <w:tcW w:w="808" w:type="dxa"/>
+                <w:sz w:val="18"/>
+                <w:szCs w:val="18"/>
+              </w:rPr>
+              <w:t xml:space="preserve">Procyon </w:t>
+            </w:r>
+            <w:proofErr w:type="spellStart"/>
+            <w:r>
+              <w:rPr>
+                <w:rFonts w:ascii="Arial" w:hAnsi="Arial" w:cs="Arial"/>
+                <w:i/>
+                <w:iCs/>
+                <w:color w:val="000000"/>
+                <w:sz w:val="18"/>
+                <w:szCs w:val="18"/>
+              </w:rPr>
+              <w:t>loctor</w:t>
+            </w:r>
+            <w:proofErr w:type="spellEnd"/>
+          </w:p>
+        </w:tc>
+        <w:tc>
+          <w:tcPr>
+            <w:tcW w:w="867" w:type="dxa"/>
             <w:noWrap/>
             <w:hideMark/>
           </w:tcPr>
@@ -8839,12 +9810,16 @@
               <w:rPr>
                 <w:rFonts w:ascii="Arial" w:hAnsi="Arial" w:cs="Arial"/>
                 <w:color w:val="000000"/>
-              </w:rPr>
-            </w:pPr>
-            <w:r>
-              <w:rPr>
-                <w:rFonts w:ascii="Arial" w:hAnsi="Arial" w:cs="Arial"/>
-                <w:color w:val="000000"/>
+                <w:sz w:val="18"/>
+                <w:szCs w:val="18"/>
+              </w:rPr>
+            </w:pPr>
+            <w:r>
+              <w:rPr>
+                <w:rFonts w:ascii="Arial" w:hAnsi="Arial" w:cs="Arial"/>
+                <w:color w:val="000000"/>
+                <w:sz w:val="18"/>
+                <w:szCs w:val="18"/>
               </w:rPr>
               <w:t>10</w:t>
             </w:r>
@@ -8852,7 +9827,7 @@
         </w:tc>
         <w:tc>
           <w:tcPr>
-            <w:tcW w:w="808" w:type="dxa"/>
+            <w:tcW w:w="831" w:type="dxa"/>
             <w:noWrap/>
             <w:hideMark/>
           </w:tcPr>
@@ -8862,12 +9837,16 @@
               <w:rPr>
                 <w:rFonts w:ascii="Arial" w:hAnsi="Arial" w:cs="Arial"/>
                 <w:color w:val="000000"/>
-              </w:rPr>
-            </w:pPr>
-            <w:r>
-              <w:rPr>
-                <w:rFonts w:ascii="Arial" w:hAnsi="Arial" w:cs="Arial"/>
-                <w:color w:val="000000"/>
+                <w:sz w:val="18"/>
+                <w:szCs w:val="18"/>
+              </w:rPr>
+            </w:pPr>
+            <w:r>
+              <w:rPr>
+                <w:rFonts w:ascii="Arial" w:hAnsi="Arial" w:cs="Arial"/>
+                <w:color w:val="000000"/>
+                <w:sz w:val="18"/>
+                <w:szCs w:val="18"/>
               </w:rPr>
               <w:t>7</w:t>
             </w:r>
@@ -8875,7 +9854,7 @@
         </w:tc>
         <w:tc>
           <w:tcPr>
-            <w:tcW w:w="1011" w:type="dxa"/>
+            <w:tcW w:w="1102" w:type="dxa"/>
             <w:noWrap/>
             <w:hideMark/>
           </w:tcPr>
@@ -8884,12 +9863,16 @@
               <w:rPr>
                 <w:rFonts w:ascii="Arial" w:hAnsi="Arial" w:cs="Arial"/>
                 <w:color w:val="000000"/>
-              </w:rPr>
-            </w:pPr>
-            <w:r>
-              <w:rPr>
-                <w:rFonts w:ascii="Arial" w:hAnsi="Arial" w:cs="Arial"/>
-                <w:color w:val="000000"/>
+                <w:sz w:val="18"/>
+                <w:szCs w:val="18"/>
+              </w:rPr>
+            </w:pPr>
+            <w:r>
+              <w:rPr>
+                <w:rFonts w:ascii="Arial" w:hAnsi="Arial" w:cs="Arial"/>
+                <w:color w:val="000000"/>
+                <w:sz w:val="18"/>
+                <w:szCs w:val="18"/>
               </w:rPr>
               <w:t>East</w:t>
             </w:r>
@@ -8897,7 +9880,7 @@
         </w:tc>
         <w:tc>
           <w:tcPr>
-            <w:tcW w:w="1200" w:type="dxa"/>
+            <w:tcW w:w="1169" w:type="dxa"/>
             <w:noWrap/>
             <w:hideMark/>
           </w:tcPr>
@@ -8906,12 +9889,16 @@
               <w:rPr>
                 <w:rFonts w:ascii="Arial" w:hAnsi="Arial" w:cs="Arial"/>
                 <w:color w:val="000000"/>
-              </w:rPr>
-            </w:pPr>
-            <w:r>
-              <w:rPr>
-                <w:rFonts w:ascii="Arial" w:hAnsi="Arial" w:cs="Arial"/>
-                <w:color w:val="000000"/>
+                <w:sz w:val="18"/>
+                <w:szCs w:val="18"/>
+              </w:rPr>
+            </w:pPr>
+            <w:r>
+              <w:rPr>
+                <w:rFonts w:ascii="Arial" w:hAnsi="Arial" w:cs="Arial"/>
+                <w:color w:val="000000"/>
+                <w:sz w:val="18"/>
+                <w:szCs w:val="18"/>
               </w:rPr>
               <w:t>1885-2003</w:t>
             </w:r>
@@ -8919,7 +9906,7 @@
         </w:tc>
         <w:tc>
           <w:tcPr>
-            <w:tcW w:w="1134" w:type="dxa"/>
+            <w:tcW w:w="1049" w:type="dxa"/>
             <w:noWrap/>
             <w:hideMark/>
           </w:tcPr>
@@ -8929,12 +9916,16 @@
               <w:rPr>
                 <w:rFonts w:ascii="Arial" w:hAnsi="Arial" w:cs="Arial"/>
                 <w:color w:val="000000"/>
-              </w:rPr>
-            </w:pPr>
-            <w:r>
-              <w:rPr>
-                <w:rFonts w:ascii="Arial" w:hAnsi="Arial" w:cs="Arial"/>
-                <w:color w:val="000000"/>
+                <w:sz w:val="18"/>
+                <w:szCs w:val="18"/>
+              </w:rPr>
+            </w:pPr>
+            <w:r>
+              <w:rPr>
+                <w:rFonts w:ascii="Arial" w:hAnsi="Arial" w:cs="Arial"/>
+                <w:color w:val="000000"/>
+                <w:sz w:val="18"/>
+                <w:szCs w:val="18"/>
               </w:rPr>
               <w:t>118</w:t>
             </w:r>
@@ -8942,7 +9933,7 @@
         </w:tc>
         <w:tc>
           <w:tcPr>
-            <w:tcW w:w="1276" w:type="dxa"/>
+            <w:tcW w:w="1042" w:type="dxa"/>
             <w:noWrap/>
             <w:hideMark/>
           </w:tcPr>
@@ -8951,12 +9942,16 @@
               <w:rPr>
                 <w:rFonts w:ascii="Arial" w:hAnsi="Arial" w:cs="Arial"/>
                 <w:color w:val="000000"/>
-              </w:rPr>
-            </w:pPr>
-            <w:r>
-              <w:rPr>
-                <w:rFonts w:ascii="Arial" w:hAnsi="Arial" w:cs="Arial"/>
-                <w:color w:val="000000"/>
+                <w:sz w:val="18"/>
+                <w:szCs w:val="18"/>
+              </w:rPr>
+            </w:pPr>
+            <w:r>
+              <w:rPr>
+                <w:rFonts w:ascii="Arial" w:hAnsi="Arial" w:cs="Arial"/>
+                <w:color w:val="000000"/>
+                <w:sz w:val="18"/>
+                <w:szCs w:val="18"/>
               </w:rPr>
               <w:t>Skull length</w:t>
             </w:r>
@@ -8969,7 +9964,7 @@
         </w:trPr>
         <w:tc>
           <w:tcPr>
-            <w:tcW w:w="1276" w:type="dxa"/>
+            <w:tcW w:w="1288" w:type="dxa"/>
             <w:noWrap/>
             <w:hideMark/>
           </w:tcPr>
@@ -8978,12 +9973,16 @@
               <w:rPr>
                 <w:rFonts w:ascii="Arial" w:hAnsi="Arial" w:cs="Arial"/>
                 <w:color w:val="000000"/>
-              </w:rPr>
-            </w:pPr>
-            <w:r>
-              <w:rPr>
-                <w:rFonts w:ascii="Arial" w:hAnsi="Arial" w:cs="Arial"/>
-                <w:color w:val="000000"/>
+                <w:sz w:val="18"/>
+                <w:szCs w:val="18"/>
+              </w:rPr>
+            </w:pPr>
+            <w:r>
+              <w:rPr>
+                <w:rFonts w:ascii="Arial" w:hAnsi="Arial" w:cs="Arial"/>
+                <w:color w:val="000000"/>
+                <w:sz w:val="18"/>
+                <w:szCs w:val="18"/>
               </w:rPr>
               <w:t>Sluka et al, 2025</w:t>
             </w:r>
@@ -8991,7 +9990,7 @@
         </w:tc>
         <w:tc>
           <w:tcPr>
-            <w:tcW w:w="1462" w:type="dxa"/>
+            <w:tcW w:w="1668" w:type="dxa"/>
             <w:noWrap/>
             <w:hideMark/>
           </w:tcPr>
@@ -9002,6 +10001,8 @@
                 <w:i/>
                 <w:iCs/>
                 <w:color w:val="000000"/>
+                <w:sz w:val="18"/>
+                <w:szCs w:val="18"/>
               </w:rPr>
             </w:pPr>
             <w:r>
@@ -9010,14 +10011,29 @@
                 <w:i/>
                 <w:iCs/>
                 <w:color w:val="000000"/>
-              </w:rPr>
-              <w:t>Procyon loctor</w:t>
-            </w:r>
-          </w:p>
-        </w:tc>
-        <w:tc>
-          <w:tcPr>
-            <w:tcW w:w="808" w:type="dxa"/>
+                <w:sz w:val="18"/>
+                <w:szCs w:val="18"/>
+              </w:rPr>
+              <w:t xml:space="preserve">Procyon </w:t>
+            </w:r>
+            <w:proofErr w:type="spellStart"/>
+            <w:r>
+              <w:rPr>
+                <w:rFonts w:ascii="Arial" w:hAnsi="Arial" w:cs="Arial"/>
+                <w:i/>
+                <w:iCs/>
+                <w:color w:val="000000"/>
+                <w:sz w:val="18"/>
+                <w:szCs w:val="18"/>
+              </w:rPr>
+              <w:t>loctor</w:t>
+            </w:r>
+            <w:proofErr w:type="spellEnd"/>
+          </w:p>
+        </w:tc>
+        <w:tc>
+          <w:tcPr>
+            <w:tcW w:w="867" w:type="dxa"/>
             <w:noWrap/>
             <w:hideMark/>
           </w:tcPr>
@@ -9027,12 +10043,16 @@
               <w:rPr>
                 <w:rFonts w:ascii="Arial" w:hAnsi="Arial" w:cs="Arial"/>
                 <w:color w:val="000000"/>
-              </w:rPr>
-            </w:pPr>
-            <w:r>
-              <w:rPr>
-                <w:rFonts w:ascii="Arial" w:hAnsi="Arial" w:cs="Arial"/>
-                <w:color w:val="000000"/>
+                <w:sz w:val="18"/>
+                <w:szCs w:val="18"/>
+              </w:rPr>
+            </w:pPr>
+            <w:r>
+              <w:rPr>
+                <w:rFonts w:ascii="Arial" w:hAnsi="Arial" w:cs="Arial"/>
+                <w:color w:val="000000"/>
+                <w:sz w:val="18"/>
+                <w:szCs w:val="18"/>
               </w:rPr>
               <w:t>13</w:t>
             </w:r>
@@ -9040,7 +10060,7 @@
         </w:tc>
         <w:tc>
           <w:tcPr>
-            <w:tcW w:w="808" w:type="dxa"/>
+            <w:tcW w:w="831" w:type="dxa"/>
             <w:noWrap/>
             <w:hideMark/>
           </w:tcPr>
@@ -9050,12 +10070,16 @@
               <w:rPr>
                 <w:rFonts w:ascii="Arial" w:hAnsi="Arial" w:cs="Arial"/>
                 <w:color w:val="000000"/>
-              </w:rPr>
-            </w:pPr>
-            <w:r>
-              <w:rPr>
-                <w:rFonts w:ascii="Arial" w:hAnsi="Arial" w:cs="Arial"/>
-                <w:color w:val="000000"/>
+                <w:sz w:val="18"/>
+                <w:szCs w:val="18"/>
+              </w:rPr>
+            </w:pPr>
+            <w:r>
+              <w:rPr>
+                <w:rFonts w:ascii="Arial" w:hAnsi="Arial" w:cs="Arial"/>
+                <w:color w:val="000000"/>
+                <w:sz w:val="18"/>
+                <w:szCs w:val="18"/>
               </w:rPr>
               <w:t>2</w:t>
             </w:r>
@@ -9063,7 +10087,7 @@
         </w:tc>
         <w:tc>
           <w:tcPr>
-            <w:tcW w:w="1011" w:type="dxa"/>
+            <w:tcW w:w="1102" w:type="dxa"/>
             <w:noWrap/>
             <w:hideMark/>
           </w:tcPr>
@@ -9072,12 +10096,16 @@
               <w:rPr>
                 <w:rFonts w:ascii="Arial" w:hAnsi="Arial" w:cs="Arial"/>
                 <w:color w:val="000000"/>
-              </w:rPr>
-            </w:pPr>
-            <w:r>
-              <w:rPr>
-                <w:rFonts w:ascii="Arial" w:hAnsi="Arial" w:cs="Arial"/>
-                <w:color w:val="000000"/>
+                <w:sz w:val="18"/>
+                <w:szCs w:val="18"/>
+              </w:rPr>
+            </w:pPr>
+            <w:r>
+              <w:rPr>
+                <w:rFonts w:ascii="Arial" w:hAnsi="Arial" w:cs="Arial"/>
+                <w:color w:val="000000"/>
+                <w:sz w:val="18"/>
+                <w:szCs w:val="18"/>
               </w:rPr>
               <w:t>West</w:t>
             </w:r>
@@ -9085,7 +10113,7 @@
         </w:tc>
         <w:tc>
           <w:tcPr>
-            <w:tcW w:w="1200" w:type="dxa"/>
+            <w:tcW w:w="1169" w:type="dxa"/>
             <w:noWrap/>
             <w:hideMark/>
           </w:tcPr>
@@ -9094,12 +10122,16 @@
               <w:rPr>
                 <w:rFonts w:ascii="Arial" w:hAnsi="Arial" w:cs="Arial"/>
                 <w:color w:val="000000"/>
-              </w:rPr>
-            </w:pPr>
-            <w:r>
-              <w:rPr>
-                <w:rFonts w:ascii="Arial" w:hAnsi="Arial" w:cs="Arial"/>
-                <w:color w:val="000000"/>
+                <w:sz w:val="18"/>
+                <w:szCs w:val="18"/>
+              </w:rPr>
+            </w:pPr>
+            <w:r>
+              <w:rPr>
+                <w:rFonts w:ascii="Arial" w:hAnsi="Arial" w:cs="Arial"/>
+                <w:color w:val="000000"/>
+                <w:sz w:val="18"/>
+                <w:szCs w:val="18"/>
               </w:rPr>
               <w:t>1891-1979</w:t>
             </w:r>
@@ -9107,7 +10139,7 @@
         </w:tc>
         <w:tc>
           <w:tcPr>
-            <w:tcW w:w="1134" w:type="dxa"/>
+            <w:tcW w:w="1049" w:type="dxa"/>
             <w:noWrap/>
             <w:hideMark/>
           </w:tcPr>
@@ -9117,12 +10149,16 @@
               <w:rPr>
                 <w:rFonts w:ascii="Arial" w:hAnsi="Arial" w:cs="Arial"/>
                 <w:color w:val="000000"/>
-              </w:rPr>
-            </w:pPr>
-            <w:r>
-              <w:rPr>
-                <w:rFonts w:ascii="Arial" w:hAnsi="Arial" w:cs="Arial"/>
-                <w:color w:val="000000"/>
+                <w:sz w:val="18"/>
+                <w:szCs w:val="18"/>
+              </w:rPr>
+            </w:pPr>
+            <w:r>
+              <w:rPr>
+                <w:rFonts w:ascii="Arial" w:hAnsi="Arial" w:cs="Arial"/>
+                <w:color w:val="000000"/>
+                <w:sz w:val="18"/>
+                <w:szCs w:val="18"/>
               </w:rPr>
               <w:t>88</w:t>
             </w:r>
@@ -9130,7 +10166,7 @@
         </w:tc>
         <w:tc>
           <w:tcPr>
-            <w:tcW w:w="1276" w:type="dxa"/>
+            <w:tcW w:w="1042" w:type="dxa"/>
             <w:noWrap/>
             <w:hideMark/>
           </w:tcPr>
@@ -9139,12 +10175,16 @@
               <w:rPr>
                 <w:rFonts w:ascii="Arial" w:hAnsi="Arial" w:cs="Arial"/>
                 <w:color w:val="000000"/>
-              </w:rPr>
-            </w:pPr>
-            <w:r>
-              <w:rPr>
-                <w:rFonts w:ascii="Arial" w:hAnsi="Arial" w:cs="Arial"/>
-                <w:color w:val="000000"/>
+                <w:sz w:val="18"/>
+                <w:szCs w:val="18"/>
+              </w:rPr>
+            </w:pPr>
+            <w:r>
+              <w:rPr>
+                <w:rFonts w:ascii="Arial" w:hAnsi="Arial" w:cs="Arial"/>
+                <w:color w:val="000000"/>
+                <w:sz w:val="18"/>
+                <w:szCs w:val="18"/>
               </w:rPr>
               <w:t>Skull length</w:t>
             </w:r>
@@ -9157,7 +10197,7 @@
         </w:trPr>
         <w:tc>
           <w:tcPr>
-            <w:tcW w:w="1276" w:type="dxa"/>
+            <w:tcW w:w="1288" w:type="dxa"/>
             <w:noWrap/>
             <w:hideMark/>
           </w:tcPr>
@@ -9166,12 +10206,16 @@
               <w:rPr>
                 <w:rFonts w:ascii="Arial" w:hAnsi="Arial" w:cs="Arial"/>
                 <w:color w:val="000000"/>
-              </w:rPr>
-            </w:pPr>
-            <w:r>
-              <w:rPr>
-                <w:rFonts w:ascii="Arial" w:hAnsi="Arial" w:cs="Arial"/>
-                <w:color w:val="000000"/>
+                <w:sz w:val="18"/>
+                <w:szCs w:val="18"/>
+              </w:rPr>
+            </w:pPr>
+            <w:r>
+              <w:rPr>
+                <w:rFonts w:ascii="Arial" w:hAnsi="Arial" w:cs="Arial"/>
+                <w:color w:val="000000"/>
+                <w:sz w:val="18"/>
+                <w:szCs w:val="18"/>
               </w:rPr>
               <w:t>Sluka et al, 2025</w:t>
             </w:r>
@@ -9179,7 +10223,7 @@
         </w:tc>
         <w:tc>
           <w:tcPr>
-            <w:tcW w:w="1462" w:type="dxa"/>
+            <w:tcW w:w="1668" w:type="dxa"/>
             <w:noWrap/>
             <w:hideMark/>
           </w:tcPr>
@@ -9190,6 +10234,8 @@
                 <w:i/>
                 <w:iCs/>
                 <w:color w:val="000000"/>
+                <w:sz w:val="18"/>
+                <w:szCs w:val="18"/>
               </w:rPr>
             </w:pPr>
             <w:r>
@@ -9198,14 +10244,29 @@
                 <w:i/>
                 <w:iCs/>
                 <w:color w:val="000000"/>
-              </w:rPr>
-              <w:t>Procyon loctor</w:t>
-            </w:r>
-          </w:p>
-        </w:tc>
-        <w:tc>
-          <w:tcPr>
-            <w:tcW w:w="808" w:type="dxa"/>
+                <w:sz w:val="18"/>
+                <w:szCs w:val="18"/>
+              </w:rPr>
+              <w:t xml:space="preserve">Procyon </w:t>
+            </w:r>
+            <w:proofErr w:type="spellStart"/>
+            <w:r>
+              <w:rPr>
+                <w:rFonts w:ascii="Arial" w:hAnsi="Arial" w:cs="Arial"/>
+                <w:i/>
+                <w:iCs/>
+                <w:color w:val="000000"/>
+                <w:sz w:val="18"/>
+                <w:szCs w:val="18"/>
+              </w:rPr>
+              <w:t>loctor</w:t>
+            </w:r>
+            <w:proofErr w:type="spellEnd"/>
+          </w:p>
+        </w:tc>
+        <w:tc>
+          <w:tcPr>
+            <w:tcW w:w="867" w:type="dxa"/>
             <w:noWrap/>
             <w:hideMark/>
           </w:tcPr>
@@ -9215,12 +10276,16 @@
               <w:rPr>
                 <w:rFonts w:ascii="Arial" w:hAnsi="Arial" w:cs="Arial"/>
                 <w:color w:val="000000"/>
-              </w:rPr>
-            </w:pPr>
-            <w:r>
-              <w:rPr>
-                <w:rFonts w:ascii="Arial" w:hAnsi="Arial" w:cs="Arial"/>
-                <w:color w:val="000000"/>
+                <w:sz w:val="18"/>
+                <w:szCs w:val="18"/>
+              </w:rPr>
+            </w:pPr>
+            <w:r>
+              <w:rPr>
+                <w:rFonts w:ascii="Arial" w:hAnsi="Arial" w:cs="Arial"/>
+                <w:color w:val="000000"/>
+                <w:sz w:val="18"/>
+                <w:szCs w:val="18"/>
               </w:rPr>
               <w:t>13</w:t>
             </w:r>
@@ -9228,7 +10293,7 @@
         </w:tc>
         <w:tc>
           <w:tcPr>
-            <w:tcW w:w="808" w:type="dxa"/>
+            <w:tcW w:w="831" w:type="dxa"/>
             <w:noWrap/>
             <w:hideMark/>
           </w:tcPr>
@@ -9238,12 +10303,16 @@
               <w:rPr>
                 <w:rFonts w:ascii="Arial" w:hAnsi="Arial" w:cs="Arial"/>
                 <w:color w:val="000000"/>
-              </w:rPr>
-            </w:pPr>
-            <w:r>
-              <w:rPr>
-                <w:rFonts w:ascii="Arial" w:hAnsi="Arial" w:cs="Arial"/>
-                <w:color w:val="000000"/>
+                <w:sz w:val="18"/>
+                <w:szCs w:val="18"/>
+              </w:rPr>
+            </w:pPr>
+            <w:r>
+              <w:rPr>
+                <w:rFonts w:ascii="Arial" w:hAnsi="Arial" w:cs="Arial"/>
+                <w:color w:val="000000"/>
+                <w:sz w:val="18"/>
+                <w:szCs w:val="18"/>
               </w:rPr>
               <w:t>19</w:t>
             </w:r>
@@ -9251,7 +10320,7 @@
         </w:tc>
         <w:tc>
           <w:tcPr>
-            <w:tcW w:w="1011" w:type="dxa"/>
+            <w:tcW w:w="1102" w:type="dxa"/>
             <w:noWrap/>
             <w:hideMark/>
           </w:tcPr>
@@ -9260,12 +10329,16 @@
               <w:rPr>
                 <w:rFonts w:ascii="Arial" w:hAnsi="Arial" w:cs="Arial"/>
                 <w:color w:val="000000"/>
-              </w:rPr>
-            </w:pPr>
-            <w:r>
-              <w:rPr>
-                <w:rFonts w:ascii="Arial" w:hAnsi="Arial" w:cs="Arial"/>
-                <w:color w:val="000000"/>
+                <w:sz w:val="18"/>
+                <w:szCs w:val="18"/>
+              </w:rPr>
+            </w:pPr>
+            <w:r>
+              <w:rPr>
+                <w:rFonts w:ascii="Arial" w:hAnsi="Arial" w:cs="Arial"/>
+                <w:color w:val="000000"/>
+                <w:sz w:val="18"/>
+                <w:szCs w:val="18"/>
               </w:rPr>
               <w:t>Plains</w:t>
             </w:r>
@@ -9273,7 +10346,7 @@
         </w:tc>
         <w:tc>
           <w:tcPr>
-            <w:tcW w:w="1200" w:type="dxa"/>
+            <w:tcW w:w="1169" w:type="dxa"/>
             <w:noWrap/>
             <w:hideMark/>
           </w:tcPr>
@@ -9282,12 +10355,16 @@
               <w:rPr>
                 <w:rFonts w:ascii="Arial" w:hAnsi="Arial" w:cs="Arial"/>
                 <w:color w:val="000000"/>
-              </w:rPr>
-            </w:pPr>
-            <w:r>
-              <w:rPr>
-                <w:rFonts w:ascii="Arial" w:hAnsi="Arial" w:cs="Arial"/>
-                <w:color w:val="000000"/>
+                <w:sz w:val="18"/>
+                <w:szCs w:val="18"/>
+              </w:rPr>
+            </w:pPr>
+            <w:r>
+              <w:rPr>
+                <w:rFonts w:ascii="Arial" w:hAnsi="Arial" w:cs="Arial"/>
+                <w:color w:val="000000"/>
+                <w:sz w:val="18"/>
+                <w:szCs w:val="18"/>
               </w:rPr>
               <w:t>1891-2005</w:t>
             </w:r>
@@ -9295,7 +10372,7 @@
         </w:tc>
         <w:tc>
           <w:tcPr>
-            <w:tcW w:w="1134" w:type="dxa"/>
+            <w:tcW w:w="1049" w:type="dxa"/>
             <w:noWrap/>
             <w:hideMark/>
           </w:tcPr>
@@ -9305,12 +10382,16 @@
               <w:rPr>
                 <w:rFonts w:ascii="Arial" w:hAnsi="Arial" w:cs="Arial"/>
                 <w:color w:val="000000"/>
-              </w:rPr>
-            </w:pPr>
-            <w:r>
-              <w:rPr>
-                <w:rFonts w:ascii="Arial" w:hAnsi="Arial" w:cs="Arial"/>
-                <w:color w:val="000000"/>
+                <w:sz w:val="18"/>
+                <w:szCs w:val="18"/>
+              </w:rPr>
+            </w:pPr>
+            <w:r>
+              <w:rPr>
+                <w:rFonts w:ascii="Arial" w:hAnsi="Arial" w:cs="Arial"/>
+                <w:color w:val="000000"/>
+                <w:sz w:val="18"/>
+                <w:szCs w:val="18"/>
               </w:rPr>
               <w:t>114</w:t>
             </w:r>
@@ -9318,7 +10399,7 @@
         </w:tc>
         <w:tc>
           <w:tcPr>
-            <w:tcW w:w="1276" w:type="dxa"/>
+            <w:tcW w:w="1042" w:type="dxa"/>
             <w:noWrap/>
             <w:hideMark/>
           </w:tcPr>
@@ -9327,12 +10408,16 @@
               <w:rPr>
                 <w:rFonts w:ascii="Arial" w:hAnsi="Arial" w:cs="Arial"/>
                 <w:color w:val="000000"/>
-              </w:rPr>
-            </w:pPr>
-            <w:r>
-              <w:rPr>
-                <w:rFonts w:ascii="Arial" w:hAnsi="Arial" w:cs="Arial"/>
-                <w:color w:val="000000"/>
+                <w:sz w:val="18"/>
+                <w:szCs w:val="18"/>
+              </w:rPr>
+            </w:pPr>
+            <w:r>
+              <w:rPr>
+                <w:rFonts w:ascii="Arial" w:hAnsi="Arial" w:cs="Arial"/>
+                <w:color w:val="000000"/>
+                <w:sz w:val="18"/>
+                <w:szCs w:val="18"/>
               </w:rPr>
               <w:t>Skull length</w:t>
             </w:r>
@@ -9345,7 +10430,7 @@
         </w:trPr>
         <w:tc>
           <w:tcPr>
-            <w:tcW w:w="1276" w:type="dxa"/>
+            <w:tcW w:w="1288" w:type="dxa"/>
             <w:noWrap/>
             <w:hideMark/>
           </w:tcPr>
@@ -9354,12 +10439,16 @@
               <w:rPr>
                 <w:rFonts w:ascii="Arial" w:hAnsi="Arial" w:cs="Arial"/>
                 <w:color w:val="000000"/>
-              </w:rPr>
-            </w:pPr>
-            <w:r>
-              <w:rPr>
-                <w:rFonts w:ascii="Arial" w:hAnsi="Arial" w:cs="Arial"/>
-                <w:color w:val="000000"/>
+                <w:sz w:val="18"/>
+                <w:szCs w:val="18"/>
+              </w:rPr>
+            </w:pPr>
+            <w:r>
+              <w:rPr>
+                <w:rFonts w:ascii="Arial" w:hAnsi="Arial" w:cs="Arial"/>
+                <w:color w:val="000000"/>
+                <w:sz w:val="18"/>
+                <w:szCs w:val="18"/>
               </w:rPr>
               <w:t>Sluka et al, 2025</w:t>
             </w:r>
@@ -9367,7 +10456,7 @@
         </w:tc>
         <w:tc>
           <w:tcPr>
-            <w:tcW w:w="1462" w:type="dxa"/>
+            <w:tcW w:w="1668" w:type="dxa"/>
             <w:noWrap/>
             <w:hideMark/>
           </w:tcPr>
@@ -9378,6 +10467,8 @@
                 <w:i/>
                 <w:iCs/>
                 <w:color w:val="000000"/>
+                <w:sz w:val="18"/>
+                <w:szCs w:val="18"/>
               </w:rPr>
             </w:pPr>
             <w:r>
@@ -9386,14 +10477,29 @@
                 <w:i/>
                 <w:iCs/>
                 <w:color w:val="000000"/>
-              </w:rPr>
-              <w:t>Procyon loctor</w:t>
-            </w:r>
-          </w:p>
-        </w:tc>
-        <w:tc>
-          <w:tcPr>
-            <w:tcW w:w="808" w:type="dxa"/>
+                <w:sz w:val="18"/>
+                <w:szCs w:val="18"/>
+              </w:rPr>
+              <w:t xml:space="preserve">Procyon </w:t>
+            </w:r>
+            <w:proofErr w:type="spellStart"/>
+            <w:r>
+              <w:rPr>
+                <w:rFonts w:ascii="Arial" w:hAnsi="Arial" w:cs="Arial"/>
+                <w:i/>
+                <w:iCs/>
+                <w:color w:val="000000"/>
+                <w:sz w:val="18"/>
+                <w:szCs w:val="18"/>
+              </w:rPr>
+              <w:t>loctor</w:t>
+            </w:r>
+            <w:proofErr w:type="spellEnd"/>
+          </w:p>
+        </w:tc>
+        <w:tc>
+          <w:tcPr>
+            <w:tcW w:w="867" w:type="dxa"/>
             <w:noWrap/>
             <w:hideMark/>
           </w:tcPr>
@@ -9403,12 +10509,16 @@
               <w:rPr>
                 <w:rFonts w:ascii="Arial" w:hAnsi="Arial" w:cs="Arial"/>
                 <w:color w:val="000000"/>
-              </w:rPr>
-            </w:pPr>
-            <w:r>
-              <w:rPr>
-                <w:rFonts w:ascii="Arial" w:hAnsi="Arial" w:cs="Arial"/>
-                <w:color w:val="000000"/>
+                <w:sz w:val="18"/>
+                <w:szCs w:val="18"/>
+              </w:rPr>
+            </w:pPr>
+            <w:r>
+              <w:rPr>
+                <w:rFonts w:ascii="Arial" w:hAnsi="Arial" w:cs="Arial"/>
+                <w:color w:val="000000"/>
+                <w:sz w:val="18"/>
+                <w:szCs w:val="18"/>
               </w:rPr>
               <w:t>8</w:t>
             </w:r>
@@ -9416,7 +10526,7 @@
         </w:tc>
         <w:tc>
           <w:tcPr>
-            <w:tcW w:w="808" w:type="dxa"/>
+            <w:tcW w:w="831" w:type="dxa"/>
             <w:noWrap/>
             <w:hideMark/>
           </w:tcPr>
@@ -9426,12 +10536,16 @@
               <w:rPr>
                 <w:rFonts w:ascii="Arial" w:hAnsi="Arial" w:cs="Arial"/>
                 <w:color w:val="000000"/>
-              </w:rPr>
-            </w:pPr>
-            <w:r>
-              <w:rPr>
-                <w:rFonts w:ascii="Arial" w:hAnsi="Arial" w:cs="Arial"/>
-                <w:color w:val="000000"/>
+                <w:sz w:val="18"/>
+                <w:szCs w:val="18"/>
+              </w:rPr>
+            </w:pPr>
+            <w:r>
+              <w:rPr>
+                <w:rFonts w:ascii="Arial" w:hAnsi="Arial" w:cs="Arial"/>
+                <w:color w:val="000000"/>
+                <w:sz w:val="18"/>
+                <w:szCs w:val="18"/>
               </w:rPr>
               <w:t>7</w:t>
             </w:r>
@@ -9439,7 +10553,7 @@
         </w:tc>
         <w:tc>
           <w:tcPr>
-            <w:tcW w:w="1011" w:type="dxa"/>
+            <w:tcW w:w="1102" w:type="dxa"/>
             <w:noWrap/>
             <w:hideMark/>
           </w:tcPr>
@@ -9448,12 +10562,16 @@
               <w:rPr>
                 <w:rFonts w:ascii="Arial" w:hAnsi="Arial" w:cs="Arial"/>
                 <w:color w:val="000000"/>
-              </w:rPr>
-            </w:pPr>
-            <w:r>
-              <w:rPr>
-                <w:rFonts w:ascii="Arial" w:hAnsi="Arial" w:cs="Arial"/>
-                <w:color w:val="000000"/>
+                <w:sz w:val="18"/>
+                <w:szCs w:val="18"/>
+              </w:rPr>
+            </w:pPr>
+            <w:r>
+              <w:rPr>
+                <w:rFonts w:ascii="Arial" w:hAnsi="Arial" w:cs="Arial"/>
+                <w:color w:val="000000"/>
+                <w:sz w:val="18"/>
+                <w:szCs w:val="18"/>
               </w:rPr>
               <w:t>Desert</w:t>
             </w:r>
@@ -9461,7 +10579,7 @@
         </w:tc>
         <w:tc>
           <w:tcPr>
-            <w:tcW w:w="1200" w:type="dxa"/>
+            <w:tcW w:w="1169" w:type="dxa"/>
             <w:noWrap/>
             <w:hideMark/>
           </w:tcPr>
@@ -9470,12 +10588,16 @@
               <w:rPr>
                 <w:rFonts w:ascii="Arial" w:hAnsi="Arial" w:cs="Arial"/>
                 <w:color w:val="000000"/>
-              </w:rPr>
-            </w:pPr>
-            <w:r>
-              <w:rPr>
-                <w:rFonts w:ascii="Arial" w:hAnsi="Arial" w:cs="Arial"/>
-                <w:color w:val="000000"/>
+                <w:sz w:val="18"/>
+                <w:szCs w:val="18"/>
+              </w:rPr>
+            </w:pPr>
+            <w:r>
+              <w:rPr>
+                <w:rFonts w:ascii="Arial" w:hAnsi="Arial" w:cs="Arial"/>
+                <w:color w:val="000000"/>
+                <w:sz w:val="18"/>
+                <w:szCs w:val="18"/>
               </w:rPr>
               <w:t>1893-1999</w:t>
             </w:r>
@@ -9483,7 +10605,7 @@
         </w:tc>
         <w:tc>
           <w:tcPr>
-            <w:tcW w:w="1134" w:type="dxa"/>
+            <w:tcW w:w="1049" w:type="dxa"/>
             <w:noWrap/>
             <w:hideMark/>
           </w:tcPr>
@@ -9493,12 +10615,16 @@
               <w:rPr>
                 <w:rFonts w:ascii="Arial" w:hAnsi="Arial" w:cs="Arial"/>
                 <w:color w:val="000000"/>
-              </w:rPr>
-            </w:pPr>
-            <w:r>
-              <w:rPr>
-                <w:rFonts w:ascii="Arial" w:hAnsi="Arial" w:cs="Arial"/>
-                <w:color w:val="000000"/>
+                <w:sz w:val="18"/>
+                <w:szCs w:val="18"/>
+              </w:rPr>
+            </w:pPr>
+            <w:r>
+              <w:rPr>
+                <w:rFonts w:ascii="Arial" w:hAnsi="Arial" w:cs="Arial"/>
+                <w:color w:val="000000"/>
+                <w:sz w:val="18"/>
+                <w:szCs w:val="18"/>
               </w:rPr>
               <w:t>106</w:t>
             </w:r>
@@ -9506,7 +10632,7 @@
         </w:tc>
         <w:tc>
           <w:tcPr>
-            <w:tcW w:w="1276" w:type="dxa"/>
+            <w:tcW w:w="1042" w:type="dxa"/>
             <w:noWrap/>
             <w:hideMark/>
           </w:tcPr>
@@ -9515,12 +10641,16 @@
               <w:rPr>
                 <w:rFonts w:ascii="Arial" w:hAnsi="Arial" w:cs="Arial"/>
                 <w:color w:val="000000"/>
-              </w:rPr>
-            </w:pPr>
-            <w:r>
-              <w:rPr>
-                <w:rFonts w:ascii="Arial" w:hAnsi="Arial" w:cs="Arial"/>
-                <w:color w:val="000000"/>
+                <w:sz w:val="18"/>
+                <w:szCs w:val="18"/>
+              </w:rPr>
+            </w:pPr>
+            <w:r>
+              <w:rPr>
+                <w:rFonts w:ascii="Arial" w:hAnsi="Arial" w:cs="Arial"/>
+                <w:color w:val="000000"/>
+                <w:sz w:val="18"/>
+                <w:szCs w:val="18"/>
               </w:rPr>
               <w:t>Skull length</w:t>
             </w:r>
@@ -9555,8 +10685,23 @@
           <w:sz w:val="22"/>
           <w:szCs w:val="22"/>
         </w:rPr>
-        <w:lastRenderedPageBreak/>
-        <w:t xml:space="preserve">As Snell-Rood and Depasquale collected specimens only from Minnesota and Pennsylvania, sampling efforts were biased towards these states, and therefore towards the Plains and East ecoregions (Figure 2). </w:t>
+        <w:t>As Snell-Rood and Depasquale collected specimens only from Minnesota and Pennsylvania</w:t>
+      </w:r>
+      <w:r>
+        <w:rPr>
+          <w:rFonts w:ascii="Arial" w:hAnsi="Arial" w:cs="Arial"/>
+          <w:sz w:val="22"/>
+          <w:szCs w:val="22"/>
+        </w:rPr>
+        <w:t xml:space="preserve"> respectively</w:t>
+      </w:r>
+      <w:r>
+        <w:rPr>
+          <w:rFonts w:ascii="Arial" w:hAnsi="Arial" w:cs="Arial"/>
+          <w:sz w:val="22"/>
+          <w:szCs w:val="22"/>
+        </w:rPr>
+        <w:t xml:space="preserve">, sampling efforts were biased towards these states, and therefore towards the Plains and East ecoregions (Figure 2). </w:t>
       </w:r>
       <w:r>
         <w:rPr>
@@ -9608,6 +10753,7 @@
           <w:sz w:val="22"/>
           <w:szCs w:val="22"/>
         </w:rPr>
+        <w:lastRenderedPageBreak/>
         <w:drawing>
           <wp:inline distT="0" distB="0" distL="0" distR="0" wp14:anchorId="59800FFE" wp14:editId="20F270AC">
             <wp:extent cx="5730961" cy="3004457"/>
@@ -9785,46 +10931,6 @@
           <w:szCs w:val="22"/>
         </w:rPr>
       </w:pPr>
-      <w:r>
-        <w:rPr>
-          <w:rFonts w:ascii="Arial" w:hAnsi="Arial" w:cs="Arial"/>
-          <w:sz w:val="22"/>
-          <w:szCs w:val="22"/>
-        </w:rPr>
-        <w:t xml:space="preserve">The Egger’s test on the first model with no random effects or moderators </w:t>
-      </w:r>
-      <w:r>
-        <w:rPr>
-          <w:rFonts w:ascii="Arial" w:hAnsi="Arial" w:cs="Arial"/>
-          <w:sz w:val="22"/>
-          <w:szCs w:val="22"/>
-        </w:rPr>
-        <w:t xml:space="preserve">showed </w:t>
-      </w:r>
-      <w:r>
-        <w:rPr>
-          <w:rFonts w:ascii="Arial" w:hAnsi="Arial" w:cs="Arial"/>
-          <w:sz w:val="22"/>
-          <w:szCs w:val="22"/>
-        </w:rPr>
-        <w:t>negligible asymmetry in the publication precision and effect size funnel (</w:t>
-      </w:r>
-      <w:r>
-        <w:rPr>
-          <w:rFonts w:ascii="Arial" w:hAnsi="Arial" w:cs="Arial"/>
-          <w:sz w:val="22"/>
-          <w:szCs w:val="22"/>
-        </w:rPr>
-        <w:t>p = 0.9796</w:t>
-      </w:r>
-      <w:r>
-        <w:rPr>
-          <w:rFonts w:ascii="Arial" w:hAnsi="Arial" w:cs="Arial"/>
-          <w:sz w:val="22"/>
-          <w:szCs w:val="22"/>
-        </w:rPr>
-        <w:t>).</w:t>
-      </w:r>
     </w:p>
     <w:p>
       <w:pPr>
@@ -9842,6 +10948,65 @@
           <w:sz w:val="22"/>
           <w:szCs w:val="22"/>
         </w:rPr>
+        <w:t xml:space="preserve">The Egger’s test on the first model with no random effects or moderators </w:t>
+      </w:r>
+      <w:r>
+        <w:rPr>
+          <w:rFonts w:ascii="Arial" w:hAnsi="Arial" w:cs="Arial"/>
+          <w:sz w:val="22"/>
+          <w:szCs w:val="22"/>
+        </w:rPr>
+        <w:t xml:space="preserve">showed </w:t>
+      </w:r>
+      <w:r>
+        <w:rPr>
+          <w:rFonts w:ascii="Arial" w:hAnsi="Arial" w:cs="Arial"/>
+          <w:sz w:val="22"/>
+          <w:szCs w:val="22"/>
+        </w:rPr>
+        <w:t>negligible asymmetry in the publication precision and effect size funnel (</w:t>
+      </w:r>
+      <w:r>
+        <w:rPr>
+          <w:rFonts w:ascii="Arial" w:hAnsi="Arial" w:cs="Arial"/>
+          <w:sz w:val="22"/>
+          <w:szCs w:val="22"/>
+        </w:rPr>
+        <w:t>p = 0.9796</w:t>
+      </w:r>
+      <w:r>
+        <w:rPr>
+          <w:rFonts w:ascii="Arial" w:hAnsi="Arial" w:cs="Arial"/>
+          <w:sz w:val="22"/>
+          <w:szCs w:val="22"/>
+        </w:rPr>
+        <w:t>)</w:t>
+      </w:r>
+      <w:r>
+        <w:rPr>
+          <w:rFonts w:ascii="Arial" w:hAnsi="Arial" w:cs="Arial"/>
+          <w:sz w:val="22"/>
+          <w:szCs w:val="22"/>
+        </w:rPr>
+        <w:t>, implying an absence of publication bias in these data.</w:t>
+      </w:r>
+    </w:p>
+    <w:p>
+      <w:pPr>
+        <w:spacing w:line="360" w:lineRule="auto"/>
+        <w:jc w:val="both"/>
+        <w:rPr>
+          <w:rFonts w:ascii="Arial" w:hAnsi="Arial" w:cs="Arial"/>
+          <w:sz w:val="22"/>
+          <w:szCs w:val="22"/>
+        </w:rPr>
+      </w:pPr>
+      <w:r>
+        <w:rPr>
+          <w:rFonts w:ascii="Arial" w:hAnsi="Arial" w:cs="Arial"/>
+          <w:sz w:val="22"/>
+          <w:szCs w:val="22"/>
+        </w:rPr>
         <w:t xml:space="preserve">The mixed effect model </w:t>
       </w:r>
       <w:r>
@@ -9850,15 +11015,159 @@
           <w:sz w:val="22"/>
           <w:szCs w:val="22"/>
         </w:rPr>
-        <w:t xml:space="preserve">returned no significant effect of urban locality on relative CC </w:t>
-      </w:r>
-      <w:r>
-        <w:rPr>
-          <w:rFonts w:ascii="Arial" w:hAnsi="Arial" w:cs="Arial"/>
-          <w:sz w:val="22"/>
-          <w:szCs w:val="22"/>
-        </w:rPr>
-        <w:t>at large, and only one effect size did not cross zero (</w:t>
+        <w:t>returned no significant effect</w:t>
+      </w:r>
+      <w:r>
+        <w:rPr>
+          <w:rFonts w:ascii="Arial" w:hAnsi="Arial" w:cs="Arial"/>
+          <w:sz w:val="22"/>
+          <w:szCs w:val="22"/>
+        </w:rPr>
+        <w:t xml:space="preserve"> at the 5% level</w:t>
+      </w:r>
+      <w:r>
+        <w:rPr>
+          <w:rFonts w:ascii="Arial" w:hAnsi="Arial" w:cs="Arial"/>
+          <w:sz w:val="22"/>
+          <w:szCs w:val="22"/>
+        </w:rPr>
+        <w:t xml:space="preserve"> of urban locality on relative CC </w:t>
+      </w:r>
+      <w:r>
+        <w:rPr>
+          <w:rFonts w:ascii="Arial" w:hAnsi="Arial" w:cs="Arial"/>
+          <w:sz w:val="22"/>
+          <w:szCs w:val="22"/>
+        </w:rPr>
+        <w:t>at large</w:t>
+      </w:r>
+      <w:r>
+        <w:rPr>
+          <w:rFonts w:ascii="Arial" w:hAnsi="Arial" w:cs="Arial"/>
+          <w:sz w:val="22"/>
+          <w:szCs w:val="22"/>
+        </w:rPr>
+        <w:t xml:space="preserve"> (Hedge’s g = -1.</w:t>
+      </w:r>
+      <w:r>
+        <w:rPr>
+          <w:rFonts w:ascii="Arial" w:hAnsi="Arial" w:cs="Arial"/>
+          <w:sz w:val="22"/>
+          <w:szCs w:val="22"/>
+        </w:rPr>
+        <w:t>67, p = 0.058</w:t>
+      </w:r>
+      <w:r>
+        <w:rPr>
+          <w:rFonts w:ascii="Arial" w:hAnsi="Arial" w:cs="Arial"/>
+          <w:sz w:val="22"/>
+          <w:szCs w:val="22"/>
+        </w:rPr>
+        <w:t>).</w:t>
+      </w:r>
+      <w:r>
+        <w:rPr>
+          <w:rFonts w:ascii="Arial" w:hAnsi="Arial" w:cs="Arial"/>
+          <w:sz w:val="22"/>
+          <w:szCs w:val="22"/>
+        </w:rPr>
+        <w:t xml:space="preserve"> Confidence intervals</w:t>
+      </w:r>
+      <w:r>
+        <w:rPr>
+          <w:rFonts w:ascii="Arial" w:hAnsi="Arial" w:cs="Arial"/>
+          <w:sz w:val="22"/>
+          <w:szCs w:val="22"/>
+        </w:rPr>
+        <w:t xml:space="preserve"> (95%)</w:t>
+      </w:r>
+      <w:r>
+        <w:rPr>
+          <w:rFonts w:ascii="Arial" w:hAnsi="Arial" w:cs="Arial"/>
+          <w:sz w:val="22"/>
+          <w:szCs w:val="22"/>
+        </w:rPr>
+        <w:t xml:space="preserve"> also crossed zero </w:t>
+      </w:r>
+      <w:r>
+        <w:rPr>
+          <w:rFonts w:ascii="Arial" w:hAnsi="Arial" w:cs="Arial"/>
+          <w:sz w:val="22"/>
+          <w:szCs w:val="22"/>
+        </w:rPr>
+        <w:t xml:space="preserve">(lower = </w:t>
+      </w:r>
+      <w:r>
+        <w:rPr>
+          <w:rFonts w:ascii="Arial" w:hAnsi="Arial" w:cs="Arial"/>
+          <w:sz w:val="22"/>
+          <w:szCs w:val="22"/>
+        </w:rPr>
+        <w:t>-3.3941</w:t>
+      </w:r>
+      <w:r>
+        <w:rPr>
+          <w:rFonts w:ascii="Arial" w:hAnsi="Arial" w:cs="Arial"/>
+          <w:sz w:val="22"/>
+          <w:szCs w:val="22"/>
+        </w:rPr>
+        <w:t>, upper =</w:t>
+      </w:r>
+      <w:r>
+        <w:rPr>
+          <w:rFonts w:ascii="Arial" w:hAnsi="Arial" w:cs="Arial"/>
+          <w:sz w:val="22"/>
+          <w:szCs w:val="22"/>
+        </w:rPr>
+        <w:t xml:space="preserve"> 0.0583</w:t>
+      </w:r>
+      <w:r>
+        <w:rPr>
+          <w:rFonts w:ascii="Arial" w:hAnsi="Arial" w:cs="Arial"/>
+          <w:sz w:val="22"/>
+          <w:szCs w:val="22"/>
+        </w:rPr>
+        <w:t xml:space="preserve">). </w:t>
+      </w:r>
+      <w:r>
+        <w:rPr>
+          <w:rFonts w:ascii="Arial" w:hAnsi="Arial" w:cs="Arial"/>
+          <w:sz w:val="22"/>
+          <w:szCs w:val="22"/>
+        </w:rPr>
+        <w:t>Only</w:t>
+      </w:r>
+      <w:r>
+        <w:rPr>
+          <w:rFonts w:ascii="Arial" w:hAnsi="Arial" w:cs="Arial"/>
+          <w:sz w:val="22"/>
+          <w:szCs w:val="22"/>
+        </w:rPr>
+        <w:t xml:space="preserve"> one effect size </w:t>
+      </w:r>
+      <w:r>
+        <w:rPr>
+          <w:rFonts w:ascii="Arial" w:hAnsi="Arial" w:cs="Arial"/>
+          <w:sz w:val="22"/>
+          <w:szCs w:val="22"/>
+        </w:rPr>
+        <w:t xml:space="preserve">retrieved </w:t>
+      </w:r>
+      <w:r>
+        <w:rPr>
+          <w:rFonts w:ascii="Arial" w:hAnsi="Arial" w:cs="Arial"/>
+          <w:sz w:val="22"/>
+          <w:szCs w:val="22"/>
+        </w:rPr>
+        <w:t xml:space="preserve">showed a confidence interval that </w:t>
+      </w:r>
+      <w:r>
+        <w:rPr>
+          <w:rFonts w:ascii="Arial" w:hAnsi="Arial" w:cs="Arial"/>
+          <w:sz w:val="22"/>
+          <w:szCs w:val="22"/>
+        </w:rPr>
+        <w:t>did not cross zero (</w:t>
       </w:r>
       <w:r>
         <w:rPr>
@@ -9868,8 +11177,20 @@
           <w:sz w:val="22"/>
           <w:szCs w:val="22"/>
         </w:rPr>
-        <w:t>Procyon loctor</w:t>
-      </w:r>
+        <w:t xml:space="preserve">Procyon </w:t>
+      </w:r>
+      <w:proofErr w:type="spellStart"/>
+      <w:r>
+        <w:rPr>
+          <w:rFonts w:ascii="Arial" w:hAnsi="Arial" w:cs="Arial"/>
+          <w:i/>
+          <w:iCs/>
+          <w:sz w:val="22"/>
+          <w:szCs w:val="22"/>
+        </w:rPr>
+        <w:t>loctor</w:t>
+      </w:r>
+      <w:proofErr w:type="spellEnd"/>
       <w:r>
         <w:rPr>
           <w:rFonts w:ascii="Arial" w:hAnsi="Arial" w:cs="Arial"/>
@@ -10064,6 +11385,178 @@
     </w:p>
     <w:p>
       <w:pPr>
+        <w:spacing w:line="360" w:lineRule="auto"/>
+        <w:jc w:val="both"/>
+        <w:rPr>
+          <w:rFonts w:ascii="Arial" w:hAnsi="Arial" w:cs="Arial"/>
+          <w:sz w:val="22"/>
+          <w:szCs w:val="22"/>
+        </w:rPr>
+      </w:pPr>
+      <w:r>
+        <w:rPr>
+          <w:rFonts w:ascii="Arial" w:hAnsi="Arial" w:cs="Arial"/>
+          <w:sz w:val="22"/>
+          <w:szCs w:val="22"/>
+        </w:rPr>
+        <w:lastRenderedPageBreak/>
+        <w:t xml:space="preserve">The model found </w:t>
+      </w:r>
+      <w:r>
+        <w:rPr>
+          <w:rFonts w:ascii="Arial" w:hAnsi="Arial" w:cs="Arial"/>
+          <w:sz w:val="22"/>
+          <w:szCs w:val="22"/>
+        </w:rPr>
+        <w:t xml:space="preserve">that species contributed to none of the variance, while paper </w:t>
+      </w:r>
+      <w:r>
+        <w:rPr>
+          <w:rFonts w:ascii="Arial" w:hAnsi="Arial" w:cs="Arial"/>
+          <w:sz w:val="22"/>
+          <w:szCs w:val="22"/>
+        </w:rPr>
+        <w:t xml:space="preserve">contributed 0.067. Overall </w:t>
+      </w:r>
+      <w:r>
+        <w:rPr>
+          <w:rFonts w:ascii="Arial" w:hAnsi="Arial" w:cs="Arial"/>
+          <w:sz w:val="22"/>
+          <w:szCs w:val="22"/>
+        </w:rPr>
+        <w:t xml:space="preserve">residual </w:t>
+      </w:r>
+      <w:r>
+        <w:rPr>
+          <w:rFonts w:ascii="Arial" w:hAnsi="Arial" w:cs="Arial"/>
+          <w:sz w:val="22"/>
+          <w:szCs w:val="22"/>
+        </w:rPr>
+        <w:t xml:space="preserve">variance was low, and residual </w:t>
+      </w:r>
+      <w:r>
+        <w:rPr>
+          <w:rFonts w:ascii="Arial" w:hAnsi="Arial" w:cs="Arial"/>
+          <w:sz w:val="22"/>
+          <w:szCs w:val="22"/>
+        </w:rPr>
+        <w:t xml:space="preserve">heterogeneity was insignificant (p = 0.0978). </w:t>
+      </w:r>
+      <w:r>
+        <w:rPr>
+          <w:rFonts w:ascii="Arial" w:hAnsi="Arial" w:cs="Arial"/>
+          <w:sz w:val="22"/>
+          <w:szCs w:val="22"/>
+        </w:rPr>
+        <w:t>Of the moderators, only East</w:t>
+      </w:r>
+      <w:r>
+        <w:rPr>
+          <w:rFonts w:ascii="Arial" w:hAnsi="Arial" w:cs="Arial"/>
+          <w:sz w:val="22"/>
+          <w:szCs w:val="22"/>
+        </w:rPr>
+        <w:t xml:space="preserve"> (</w:t>
+      </w:r>
+      <w:r>
+        <w:rPr>
+          <w:rFonts w:ascii="Arial" w:hAnsi="Arial" w:cs="Arial"/>
+          <w:sz w:val="22"/>
+          <w:szCs w:val="22"/>
+        </w:rPr>
+        <w:t>1.7945</w:t>
+      </w:r>
+      <w:r>
+        <w:rPr>
+          <w:rFonts w:ascii="Arial" w:hAnsi="Arial" w:cs="Arial"/>
+          <w:sz w:val="22"/>
+          <w:szCs w:val="22"/>
+        </w:rPr>
+        <w:t xml:space="preserve">, p = </w:t>
+      </w:r>
+      <w:r>
+        <w:rPr>
+          <w:rFonts w:ascii="Arial" w:hAnsi="Arial" w:cs="Arial"/>
+          <w:sz w:val="22"/>
+          <w:szCs w:val="22"/>
+        </w:rPr>
+        <w:t>0.0137</w:t>
+      </w:r>
+      <w:r>
+        <w:rPr>
+          <w:rFonts w:ascii="Arial" w:hAnsi="Arial" w:cs="Arial"/>
+          <w:sz w:val="22"/>
+          <w:szCs w:val="22"/>
+        </w:rPr>
+        <w:t>)</w:t>
+      </w:r>
+      <w:r>
+        <w:rPr>
+          <w:rFonts w:ascii="Arial" w:hAnsi="Arial" w:cs="Arial"/>
+          <w:sz w:val="22"/>
+          <w:szCs w:val="22"/>
+        </w:rPr>
+        <w:t xml:space="preserve"> and West</w:t>
+      </w:r>
+      <w:r>
+        <w:rPr>
+          <w:rFonts w:ascii="Arial" w:hAnsi="Arial" w:cs="Arial"/>
+          <w:sz w:val="22"/>
+          <w:szCs w:val="22"/>
+        </w:rPr>
+        <w:t xml:space="preserve"> (</w:t>
+      </w:r>
+      <w:r>
+        <w:rPr>
+          <w:rFonts w:ascii="Arial" w:hAnsi="Arial" w:cs="Arial"/>
+          <w:sz w:val="22"/>
+          <w:szCs w:val="22"/>
+        </w:rPr>
+        <w:t>2.6215</w:t>
+      </w:r>
+      <w:r>
+        <w:rPr>
+          <w:rFonts w:ascii="Arial" w:hAnsi="Arial" w:cs="Arial"/>
+          <w:sz w:val="22"/>
+          <w:szCs w:val="22"/>
+        </w:rPr>
+        <w:t xml:space="preserve">, p = </w:t>
+      </w:r>
+      <w:r>
+        <w:rPr>
+          <w:rFonts w:ascii="Arial" w:hAnsi="Arial" w:cs="Arial"/>
+          <w:sz w:val="22"/>
+          <w:szCs w:val="22"/>
+        </w:rPr>
+        <w:t>0.0238</w:t>
+      </w:r>
+      <w:r>
+        <w:rPr>
+          <w:rFonts w:ascii="Arial" w:hAnsi="Arial" w:cs="Arial"/>
+          <w:sz w:val="22"/>
+          <w:szCs w:val="22"/>
+        </w:rPr>
+        <w:t>)</w:t>
+      </w:r>
+      <w:r>
+        <w:rPr>
+          <w:rFonts w:ascii="Arial" w:hAnsi="Arial" w:cs="Arial"/>
+          <w:sz w:val="22"/>
+          <w:szCs w:val="22"/>
+        </w:rPr>
+        <w:t xml:space="preserve"> ecoregions had a significant impact on effect size</w:t>
+      </w:r>
+      <w:r>
+        <w:rPr>
+          <w:rFonts w:ascii="Arial" w:hAnsi="Arial" w:cs="Arial"/>
+          <w:sz w:val="22"/>
+          <w:szCs w:val="22"/>
+        </w:rPr>
+        <w:t xml:space="preserve">, which was positive in both cases. </w:t>
+      </w:r>
+    </w:p>
+    <w:p>
+      <w:pPr>
         <w:pStyle w:val="Heading2"/>
         <w:spacing w:line="360" w:lineRule="auto"/>
         <w:jc w:val="both"/>
@@ -10076,7 +11569,6 @@
         <w:rPr>
           <w:rFonts w:ascii="Arial" w:hAnsi="Arial" w:cs="Arial"/>
         </w:rPr>
-        <w:lastRenderedPageBreak/>
         <w:t>Discussion</w:t>
       </w:r>
       <w:bookmarkEnd w:id="7"/>
@@ -10097,15 +11589,15 @@
           <w:sz w:val="22"/>
           <w:szCs w:val="22"/>
         </w:rPr>
-        <w:t>D</w:t>
-      </w:r>
-      <w:r>
-        <w:rPr>
-          <w:rFonts w:ascii="Arial" w:hAnsi="Arial" w:cs="Arial"/>
-          <w:sz w:val="22"/>
-          <w:szCs w:val="22"/>
-        </w:rPr>
-        <w:t>iscussion</w:t>
+        <w:t xml:space="preserve">While this systematic review did not find a significant trend in relative CC </w:t>
+      </w:r>
+      <w:r>
+        <w:rPr>
+          <w:rFonts w:ascii="Arial" w:hAnsi="Arial" w:cs="Arial"/>
+          <w:sz w:val="22"/>
+          <w:szCs w:val="22"/>
+        </w:rPr>
+        <w:t xml:space="preserve">between urban and rural populations, the overall effect size as well as the majority of those extracted were negative. </w:t>
       </w:r>
     </w:p>
     <w:p>
@@ -10118,6 +11610,44 @@
           <w:szCs w:val="22"/>
         </w:rPr>
       </w:pPr>
+    </w:p>
+    <w:p>
+      <w:pPr>
+        <w:spacing w:line="360" w:lineRule="auto"/>
+        <w:jc w:val="both"/>
+        <w:rPr>
+          <w:rFonts w:ascii="Arial" w:hAnsi="Arial" w:cs="Arial"/>
+          <w:sz w:val="22"/>
+          <w:szCs w:val="22"/>
+        </w:rPr>
+      </w:pPr>
+      <w:r>
+        <w:rPr>
+          <w:rFonts w:ascii="Arial" w:hAnsi="Arial" w:cs="Arial"/>
+          <w:sz w:val="22"/>
+          <w:szCs w:val="22"/>
+        </w:rPr>
+        <w:t>D</w:t>
+      </w:r>
+      <w:r>
+        <w:rPr>
+          <w:rFonts w:ascii="Arial" w:hAnsi="Arial" w:cs="Arial"/>
+          <w:sz w:val="22"/>
+          <w:szCs w:val="22"/>
+        </w:rPr>
+        <w:t>iscussion</w:t>
+      </w:r>
+    </w:p>
+    <w:p>
+      <w:pPr>
+        <w:spacing w:line="360" w:lineRule="auto"/>
+        <w:jc w:val="both"/>
+        <w:rPr>
+          <w:rFonts w:ascii="Arial" w:hAnsi="Arial" w:cs="Arial"/>
+          <w:sz w:val="22"/>
+          <w:szCs w:val="22"/>
+        </w:rPr>
+      </w:pPr>
       <w:r>
         <w:rPr>
           <w:rFonts w:ascii="Arial" w:hAnsi="Arial" w:cs="Arial"/>
@@ -10134,6 +11664,138 @@
         </w:rPr>
         <w:t xml:space="preserve"> and everything has been evolving for the exact same amount of time – without genetic comparison hard to say if selection </w:t>
       </w:r>
+    </w:p>
+    <w:p>
+      <w:pPr>
+        <w:spacing w:line="360" w:lineRule="auto"/>
+        <w:jc w:val="both"/>
+        <w:rPr>
+          <w:rFonts w:ascii="Arial" w:hAnsi="Arial" w:cs="Arial"/>
+          <w:sz w:val="22"/>
+          <w:szCs w:val="22"/>
+        </w:rPr>
+      </w:pPr>
+    </w:p>
+    <w:p>
+      <w:pPr>
+        <w:spacing w:line="360" w:lineRule="auto"/>
+        <w:jc w:val="both"/>
+        <w:rPr>
+          <w:rFonts w:ascii="Arial" w:hAnsi="Arial" w:cs="Arial"/>
+          <w:sz w:val="22"/>
+          <w:szCs w:val="22"/>
+        </w:rPr>
+      </w:pPr>
+    </w:p>
+    <w:p>
+      <w:pPr>
+        <w:spacing w:line="360" w:lineRule="auto"/>
+        <w:jc w:val="both"/>
+        <w:rPr>
+          <w:rFonts w:ascii="Arial" w:hAnsi="Arial" w:cs="Arial"/>
+          <w:sz w:val="22"/>
+          <w:szCs w:val="22"/>
+        </w:rPr>
+      </w:pPr>
+    </w:p>
+    <w:p>
+      <w:pPr>
+        <w:spacing w:line="360" w:lineRule="auto"/>
+        <w:jc w:val="both"/>
+        <w:rPr>
+          <w:rFonts w:ascii="Arial" w:hAnsi="Arial" w:cs="Arial"/>
+          <w:sz w:val="22"/>
+          <w:szCs w:val="22"/>
+        </w:rPr>
+      </w:pPr>
+    </w:p>
+    <w:p>
+      <w:pPr>
+        <w:spacing w:line="360" w:lineRule="auto"/>
+        <w:jc w:val="both"/>
+        <w:rPr>
+          <w:rFonts w:ascii="Arial" w:hAnsi="Arial" w:cs="Arial"/>
+          <w:sz w:val="22"/>
+          <w:szCs w:val="22"/>
+        </w:rPr>
+      </w:pPr>
+    </w:p>
+    <w:p>
+      <w:pPr>
+        <w:spacing w:line="360" w:lineRule="auto"/>
+        <w:jc w:val="both"/>
+        <w:rPr>
+          <w:rFonts w:ascii="Arial" w:hAnsi="Arial" w:cs="Arial"/>
+          <w:sz w:val="22"/>
+          <w:szCs w:val="22"/>
+        </w:rPr>
+      </w:pPr>
+    </w:p>
+    <w:p>
+      <w:pPr>
+        <w:spacing w:line="360" w:lineRule="auto"/>
+        <w:jc w:val="both"/>
+        <w:rPr>
+          <w:rFonts w:ascii="Arial" w:hAnsi="Arial" w:cs="Arial"/>
+          <w:sz w:val="22"/>
+          <w:szCs w:val="22"/>
+        </w:rPr>
+      </w:pPr>
+    </w:p>
+    <w:p>
+      <w:pPr>
+        <w:spacing w:line="360" w:lineRule="auto"/>
+        <w:jc w:val="both"/>
+        <w:rPr>
+          <w:rFonts w:ascii="Arial" w:hAnsi="Arial" w:cs="Arial"/>
+          <w:sz w:val="22"/>
+          <w:szCs w:val="22"/>
+        </w:rPr>
+      </w:pPr>
+    </w:p>
+    <w:p>
+      <w:pPr>
+        <w:spacing w:line="360" w:lineRule="auto"/>
+        <w:jc w:val="both"/>
+        <w:rPr>
+          <w:rFonts w:ascii="Arial" w:hAnsi="Arial" w:cs="Arial"/>
+          <w:sz w:val="22"/>
+          <w:szCs w:val="22"/>
+        </w:rPr>
+      </w:pPr>
+    </w:p>
+    <w:p>
+      <w:pPr>
+        <w:spacing w:line="360" w:lineRule="auto"/>
+        <w:jc w:val="both"/>
+        <w:rPr>
+          <w:rFonts w:ascii="Arial" w:hAnsi="Arial" w:cs="Arial"/>
+          <w:sz w:val="22"/>
+          <w:szCs w:val="22"/>
+        </w:rPr>
+      </w:pPr>
+    </w:p>
+    <w:p>
+      <w:pPr>
+        <w:spacing w:line="360" w:lineRule="auto"/>
+        <w:jc w:val="both"/>
+        <w:rPr>
+          <w:rFonts w:ascii="Arial" w:hAnsi="Arial" w:cs="Arial"/>
+          <w:sz w:val="22"/>
+          <w:szCs w:val="22"/>
+        </w:rPr>
+      </w:pPr>
+    </w:p>
+    <w:p>
+      <w:pPr>
+        <w:spacing w:line="360" w:lineRule="auto"/>
+        <w:jc w:val="both"/>
+        <w:rPr>
+          <w:rFonts w:ascii="Arial" w:hAnsi="Arial" w:cs="Arial"/>
+          <w:sz w:val="22"/>
+          <w:szCs w:val="22"/>
+        </w:rPr>
+      </w:pPr>
     </w:p>
     <w:p>
       <w:pPr>
@@ -10159,6 +11821,7 @@
         <w:rPr>
           <w:rFonts w:ascii="Arial" w:hAnsi="Arial" w:cs="Arial"/>
         </w:rPr>
+        <w:lastRenderedPageBreak/>
         <w:t>References</w:t>
       </w:r>
       <w:bookmarkEnd w:id="8"/>
@@ -10616,7 +12279,6 @@
           <w:rFonts w:ascii="Arial" w:hAnsi="Arial" w:cs="Arial"/>
           <w:sz w:val="22"/>
         </w:rPr>
-        <w:lastRenderedPageBreak/>
         <w:t xml:space="preserve">Lee, V.E. and Thornton, A. (2021) ‘Animal Cognition in an Urbanised World’, </w:t>
       </w:r>
       <w:r>
@@ -10745,6 +12407,7 @@
           <w:rFonts w:ascii="Arial" w:hAnsi="Arial" w:cs="Arial"/>
           <w:sz w:val="22"/>
         </w:rPr>
+        <w:lastRenderedPageBreak/>
         <w:t xml:space="preserve">Maune, A.L., Caspers, B.A. and Damas-Moreira, I. (2026) ‘The impact of urbanisation on social behaviour: a comprehensive review’, </w:t>
       </w:r>
       <w:r>
@@ -11971,7 +13634,6 @@
   <w:style w:type="character" w:default="1" w:styleId="DefaultParagraphFont">
     <w:name w:val="Default Paragraph Font"/>
     <w:uiPriority w:val="1"/>
-    <w:semiHidden/>
     <w:unhideWhenUsed/>
   </w:style>
   <w:style w:type="table" w:default="1" w:styleId="TableNormal">
@@ -12759,9 +14421,9 @@
     <w:rsid w:val="008B51A8"/>
     <w:rsid w:val="009A5A43"/>
     <w:rsid w:val="00AE1665"/>
-    <w:rsid w:val="00B841C2"/>
     <w:rsid w:val="00BC5197"/>
     <w:rsid w:val="00C72DE4"/>
+    <w:rsid w:val="00D757EF"/>
     <w:rsid w:val="00DA7A95"/>
   </w:rsids>
   <m:mathPr>

--- a/write_up/Trends in Cranial Capacity of urban-rural mammals.docx
+++ b/write_up/Trends in Cranial Capacity of urban-rural mammals.docx
@@ -759,7 +759,21 @@
               <w:rPr>
                 <w:rFonts w:ascii="Arial" w:hAnsi="Arial"/>
               </w:rPr>
-              <w:t xml:space="preserve"> used; please provide details of the software and version, and explain for which purpose. (e.g., ChatGPT 4.0 was used to check grammar and improve the flow of writing)</w:t>
+              <w:t xml:space="preserve"> used; please provide details of the software and </w:t>
+            </w:r>
+            <w:proofErr w:type="gramStart"/>
+            <w:r>
+              <w:rPr>
+                <w:rFonts w:ascii="Arial" w:hAnsi="Arial"/>
+              </w:rPr>
+              <w:t>version, and</w:t>
+            </w:r>
+            <w:proofErr w:type="gramEnd"/>
+            <w:r>
+              <w:rPr>
+                <w:rFonts w:ascii="Arial" w:hAnsi="Arial"/>
+              </w:rPr>
+              <w:t xml:space="preserve"> explain for which purpose. (e.g., ChatGPT 4.0 was used to check grammar and improve the flow of writing)</w:t>
             </w:r>
           </w:p>
           <w:p>
@@ -1610,7 +1624,7 @@
                 <w:noProof/>
                 <w:webHidden/>
               </w:rPr>
-              <w:t>6</w:t>
+              <w:t>7</w:t>
             </w:r>
             <w:r>
               <w:rPr>
@@ -1681,7 +1695,7 @@
                 <w:noProof/>
                 <w:webHidden/>
               </w:rPr>
-              <w:t>8</w:t>
+              <w:t>9</w:t>
             </w:r>
             <w:r>
               <w:rPr>
@@ -1752,7 +1766,7 @@
                 <w:noProof/>
                 <w:webHidden/>
               </w:rPr>
-              <w:t>9</w:t>
+              <w:t>10</w:t>
             </w:r>
             <w:r>
               <w:rPr>
@@ -1848,7 +1862,25 @@
           <w:sz w:val="22"/>
           <w:szCs w:val="22"/>
         </w:rPr>
-        <w:t xml:space="preserve">One hypothesis states that </w:t>
+        <w:t xml:space="preserve">One hypothesis </w:t>
+      </w:r>
+      <w:proofErr w:type="gramStart"/>
+      <w:r>
+        <w:rPr>
+          <w:rFonts w:ascii="Arial" w:hAnsi="Arial" w:cs="Arial"/>
+          <w:sz w:val="22"/>
+          <w:szCs w:val="22"/>
+        </w:rPr>
+        <w:t>states</w:t>
+      </w:r>
+      <w:proofErr w:type="gramEnd"/>
+      <w:r>
+        <w:rPr>
+          <w:rFonts w:ascii="Arial" w:hAnsi="Arial" w:cs="Arial"/>
+          <w:sz w:val="22"/>
+          <w:szCs w:val="22"/>
+        </w:rPr>
+        <w:t xml:space="preserve"> that </w:t>
       </w:r>
       <w:r>
         <w:rPr>
@@ -3918,13 +3950,23 @@
           <w:szCs w:val="22"/>
         </w:rPr>
       </w:pPr>
-      <w:r>
-        <w:rPr>
-          <w:rFonts w:ascii="Arial" w:hAnsi="Arial" w:cs="Arial"/>
-          <w:sz w:val="22"/>
-          <w:szCs w:val="22"/>
-        </w:rPr>
-        <w:t xml:space="preserve">In order to </w:t>
+      <w:proofErr w:type="gramStart"/>
+      <w:r>
+        <w:rPr>
+          <w:rFonts w:ascii="Arial" w:hAnsi="Arial" w:cs="Arial"/>
+          <w:sz w:val="22"/>
+          <w:szCs w:val="22"/>
+        </w:rPr>
+        <w:t>In order to</w:t>
+      </w:r>
+      <w:proofErr w:type="gramEnd"/>
+      <w:r>
+        <w:rPr>
+          <w:rFonts w:ascii="Arial" w:hAnsi="Arial" w:cs="Arial"/>
+          <w:sz w:val="22"/>
+          <w:szCs w:val="22"/>
+        </w:rPr>
+        <w:t xml:space="preserve"> </w:t>
       </w:r>
       <w:r>
         <w:rPr>
@@ -4330,7 +4372,25 @@
           <w:sz w:val="22"/>
           <w:szCs w:val="22"/>
         </w:rPr>
-        <w:t xml:space="preserve">of which 3 were found to meet all of the above criteria as well as containing extractable data. </w:t>
+        <w:t xml:space="preserve">of which 3 were found to meet </w:t>
+      </w:r>
+      <w:proofErr w:type="gramStart"/>
+      <w:r>
+        <w:rPr>
+          <w:rFonts w:ascii="Arial" w:hAnsi="Arial" w:cs="Arial"/>
+          <w:sz w:val="22"/>
+          <w:szCs w:val="22"/>
+        </w:rPr>
+        <w:t>all of</w:t>
+      </w:r>
+      <w:proofErr w:type="gramEnd"/>
+      <w:r>
+        <w:rPr>
+          <w:rFonts w:ascii="Arial" w:hAnsi="Arial" w:cs="Arial"/>
+          <w:sz w:val="22"/>
+          <w:szCs w:val="22"/>
+        </w:rPr>
+        <w:t xml:space="preserve"> the above criteria as well as containing extractable data. </w:t>
       </w:r>
       <w:r>
         <w:rPr>
@@ -5891,39 +5951,143 @@
           <w:sz w:val="22"/>
           <w:szCs w:val="22"/>
         </w:rPr>
-        <w:t xml:space="preserve">to test the variance </w:t>
-      </w:r>
-      <w:r>
-        <w:rPr>
-          <w:rFonts w:ascii="Arial" w:hAnsi="Arial" w:cs="Arial"/>
-          <w:sz w:val="22"/>
-          <w:szCs w:val="22"/>
-        </w:rPr>
-        <w:t xml:space="preserve">between papers, and finally nested paper within species to test for variance between species between papers as well as adding </w:t>
-      </w:r>
-      <w:r>
-        <w:rPr>
-          <w:rFonts w:ascii="Arial" w:hAnsi="Arial" w:cs="Arial"/>
-          <w:sz w:val="22"/>
-          <w:szCs w:val="22"/>
-        </w:rPr>
-        <w:t xml:space="preserve">ecoregion, </w:t>
-      </w:r>
-      <w:r>
-        <w:rPr>
-          <w:rFonts w:ascii="Arial" w:hAnsi="Arial" w:cs="Arial"/>
-          <w:sz w:val="22"/>
-          <w:szCs w:val="22"/>
-        </w:rPr>
-        <w:t>year</w:t>
-      </w:r>
-      <w:r>
-        <w:rPr>
-          <w:rFonts w:ascii="Arial" w:hAnsi="Arial" w:cs="Arial"/>
-          <w:sz w:val="22"/>
-          <w:szCs w:val="22"/>
-        </w:rPr>
-        <w:t xml:space="preserve"> of first collection, length of collection, and method of obtaining relative CC (by body length or skull length). </w:t>
+        <w:t>to test the</w:t>
+      </w:r>
+      <w:r>
+        <w:rPr>
+          <w:rFonts w:ascii="Arial" w:hAnsi="Arial" w:cs="Arial"/>
+          <w:sz w:val="22"/>
+          <w:szCs w:val="22"/>
+        </w:rPr>
+        <w:t xml:space="preserve"> proportion of</w:t>
+      </w:r>
+      <w:r>
+        <w:rPr>
+          <w:rFonts w:ascii="Arial" w:hAnsi="Arial" w:cs="Arial"/>
+          <w:sz w:val="22"/>
+          <w:szCs w:val="22"/>
+        </w:rPr>
+        <w:t xml:space="preserve"> variance</w:t>
+      </w:r>
+      <w:r>
+        <w:rPr>
+          <w:rFonts w:ascii="Arial" w:hAnsi="Arial" w:cs="Arial"/>
+          <w:sz w:val="22"/>
+          <w:szCs w:val="22"/>
+        </w:rPr>
+        <w:t xml:space="preserve"> attributed to</w:t>
+      </w:r>
+      <w:r>
+        <w:rPr>
+          <w:rFonts w:ascii="Arial" w:hAnsi="Arial" w:cs="Arial"/>
+          <w:sz w:val="22"/>
+          <w:szCs w:val="22"/>
+        </w:rPr>
+        <w:t xml:space="preserve"> </w:t>
+      </w:r>
+      <w:r>
+        <w:rPr>
+          <w:rFonts w:ascii="Arial" w:hAnsi="Arial" w:cs="Arial"/>
+          <w:sz w:val="22"/>
+          <w:szCs w:val="22"/>
+        </w:rPr>
+        <w:t xml:space="preserve">between papers, and finally </w:t>
+      </w:r>
+      <w:r>
+        <w:rPr>
+          <w:rFonts w:ascii="Arial" w:hAnsi="Arial" w:cs="Arial"/>
+          <w:sz w:val="22"/>
+          <w:szCs w:val="22"/>
+        </w:rPr>
+        <w:t>added</w:t>
+      </w:r>
+      <w:r>
+        <w:rPr>
+          <w:rFonts w:ascii="Arial" w:hAnsi="Arial" w:cs="Arial"/>
+          <w:sz w:val="22"/>
+          <w:szCs w:val="22"/>
+        </w:rPr>
+        <w:t xml:space="preserve"> </w:t>
+      </w:r>
+      <w:r>
+        <w:rPr>
+          <w:rFonts w:ascii="Arial" w:hAnsi="Arial" w:cs="Arial"/>
+          <w:sz w:val="22"/>
+          <w:szCs w:val="22"/>
+        </w:rPr>
+        <w:t>ecoregion</w:t>
+      </w:r>
+      <w:r>
+        <w:rPr>
+          <w:rFonts w:ascii="Arial" w:hAnsi="Arial" w:cs="Arial"/>
+          <w:sz w:val="22"/>
+          <w:szCs w:val="22"/>
+        </w:rPr>
+        <w:t xml:space="preserve"> (to account for different selection pressures in different regions)</w:t>
+      </w:r>
+      <w:r>
+        <w:rPr>
+          <w:rFonts w:ascii="Arial" w:hAnsi="Arial" w:cs="Arial"/>
+          <w:sz w:val="22"/>
+          <w:szCs w:val="22"/>
+        </w:rPr>
+        <w:t xml:space="preserve">, </w:t>
+      </w:r>
+      <w:r>
+        <w:rPr>
+          <w:rFonts w:ascii="Arial" w:hAnsi="Arial" w:cs="Arial"/>
+          <w:sz w:val="22"/>
+          <w:szCs w:val="22"/>
+        </w:rPr>
+        <w:t>PCA1 of length and first year of collection</w:t>
+      </w:r>
+      <w:r>
+        <w:rPr>
+          <w:rFonts w:ascii="Arial" w:hAnsi="Arial" w:cs="Arial"/>
+          <w:sz w:val="22"/>
+          <w:szCs w:val="22"/>
+        </w:rPr>
+        <w:t xml:space="preserve"> (to account for </w:t>
+      </w:r>
+      <w:r>
+        <w:rPr>
+          <w:rFonts w:ascii="Arial" w:hAnsi="Arial" w:cs="Arial"/>
+          <w:sz w:val="22"/>
+          <w:szCs w:val="22"/>
+        </w:rPr>
+        <w:t>where older specimens are from populations with lower exposure to urbanisation)</w:t>
+      </w:r>
+      <w:r>
+        <w:rPr>
+          <w:rFonts w:ascii="Arial" w:hAnsi="Arial" w:cs="Arial"/>
+          <w:sz w:val="22"/>
+          <w:szCs w:val="22"/>
+        </w:rPr>
+        <w:t>,</w:t>
+      </w:r>
+      <w:r>
+        <w:rPr>
+          <w:rFonts w:ascii="Arial" w:hAnsi="Arial" w:cs="Arial"/>
+          <w:sz w:val="22"/>
+          <w:szCs w:val="22"/>
+        </w:rPr>
+        <w:t xml:space="preserve"> and method of obtaining relative CC (by body length or skull length)</w:t>
+      </w:r>
+      <w:r>
+        <w:rPr>
+          <w:rFonts w:ascii="Arial" w:hAnsi="Arial" w:cs="Arial"/>
+          <w:sz w:val="22"/>
+          <w:szCs w:val="22"/>
+        </w:rPr>
+        <w:t xml:space="preserve"> as moderators</w:t>
+      </w:r>
+      <w:r>
+        <w:rPr>
+          <w:rFonts w:ascii="Arial" w:hAnsi="Arial" w:cs="Arial"/>
+          <w:sz w:val="22"/>
+          <w:szCs w:val="22"/>
+        </w:rPr>
+        <w:t xml:space="preserve">. </w:t>
       </w:r>
       <w:r>
         <w:rPr>
@@ -5939,7 +6103,23 @@
           <w:sz w:val="22"/>
           <w:szCs w:val="22"/>
         </w:rPr>
-        <w:t xml:space="preserve"> to allow the model to assess as difference from the average (earlier/later/longer/shorter) as opposed to as numeric values.</w:t>
+        <w:t xml:space="preserve"> to allow the model to assess as difference from the average (earlier/later</w:t>
+      </w:r>
+      <w:r>
+        <w:rPr>
+          <w:rFonts w:ascii="Arial" w:hAnsi="Arial" w:cs="Arial"/>
+          <w:sz w:val="22"/>
+          <w:szCs w:val="22"/>
+        </w:rPr>
+        <w:t xml:space="preserve"> and </w:t>
+      </w:r>
+      <w:r>
+        <w:rPr>
+          <w:rFonts w:ascii="Arial" w:hAnsi="Arial" w:cs="Arial"/>
+          <w:sz w:val="22"/>
+          <w:szCs w:val="22"/>
+        </w:rPr>
+        <w:t>longer/shorter) as opposed to as numeric values.</w:t>
       </w:r>
       <w:r>
         <w:rPr>
@@ -5955,6 +6135,62 @@
           <w:sz w:val="22"/>
           <w:szCs w:val="22"/>
         </w:rPr>
+        <w:t>A PCA was then run</w:t>
+      </w:r>
+      <w:r>
+        <w:rPr>
+          <w:rFonts w:ascii="Arial" w:hAnsi="Arial" w:cs="Arial"/>
+          <w:sz w:val="22"/>
+          <w:szCs w:val="22"/>
+        </w:rPr>
+        <w:t xml:space="preserve"> on these</w:t>
+      </w:r>
+      <w:r>
+        <w:rPr>
+          <w:rFonts w:ascii="Arial" w:hAnsi="Arial" w:cs="Arial"/>
+          <w:sz w:val="22"/>
+          <w:szCs w:val="22"/>
+        </w:rPr>
+        <w:t xml:space="preserve"> to address multicollinearity</w:t>
+      </w:r>
+      <w:r>
+        <w:rPr>
+          <w:rFonts w:ascii="Arial" w:hAnsi="Arial" w:cs="Arial"/>
+          <w:sz w:val="22"/>
+          <w:szCs w:val="22"/>
+        </w:rPr>
+        <w:t xml:space="preserve"> without losing information</w:t>
+      </w:r>
+      <w:r>
+        <w:rPr>
+          <w:rFonts w:ascii="Arial" w:hAnsi="Arial" w:cs="Arial"/>
+          <w:sz w:val="22"/>
+          <w:szCs w:val="22"/>
+        </w:rPr>
+        <w:t xml:space="preserve">. </w:t>
+      </w:r>
+      <w:r>
+        <w:rPr>
+          <w:rFonts w:ascii="Arial" w:hAnsi="Arial" w:cs="Arial"/>
+          <w:sz w:val="22"/>
+          <w:szCs w:val="22"/>
+        </w:rPr>
+        <w:t xml:space="preserve">Species was omitted from the models as it explained no variance and </w:t>
+      </w:r>
+      <w:r>
+        <w:rPr>
+          <w:rFonts w:ascii="Arial" w:hAnsi="Arial" w:cs="Arial"/>
+          <w:sz w:val="22"/>
+          <w:szCs w:val="22"/>
+        </w:rPr>
+        <w:t xml:space="preserve">increased multicollinearity. </w:t>
+      </w:r>
+      <w:r>
+        <w:rPr>
+          <w:rFonts w:ascii="Arial" w:hAnsi="Arial" w:cs="Arial"/>
+          <w:sz w:val="22"/>
+          <w:szCs w:val="22"/>
+        </w:rPr>
         <w:t>(7</w:t>
       </w:r>
       <w:r>
@@ -5963,7 +6199,7 @@
           <w:sz w:val="22"/>
           <w:szCs w:val="22"/>
         </w:rPr>
-        <w:t>35</w:t>
+        <w:t>79</w:t>
       </w:r>
       <w:r>
         <w:rPr>
@@ -5998,6 +6234,7 @@
         <w:rPr>
           <w:rFonts w:ascii="Arial" w:hAnsi="Arial" w:cs="Arial"/>
         </w:rPr>
+        <w:lastRenderedPageBreak/>
         <w:t>Results</w:t>
       </w:r>
       <w:bookmarkEnd w:id="6"/>
@@ -6136,24 +6373,55 @@
           <w:sz w:val="22"/>
           <w:szCs w:val="22"/>
         </w:rPr>
-        <w:t xml:space="preserve">Sample sizes are reported by </w:t>
-      </w:r>
-      <w:r>
-        <w:rPr>
-          <w:rFonts w:ascii="Arial" w:hAnsi="Arial" w:cs="Arial"/>
-          <w:sz w:val="22"/>
-          <w:szCs w:val="22"/>
-        </w:rPr>
-        <w:lastRenderedPageBreak/>
-        <w:t xml:space="preserve">ecoregion in Table 1 </w:t>
-      </w:r>
-      <w:r>
-        <w:rPr>
-          <w:rFonts w:ascii="Arial" w:hAnsi="Arial" w:cs="Arial"/>
-          <w:sz w:val="22"/>
-          <w:szCs w:val="22"/>
-        </w:rPr>
-        <w:t xml:space="preserve">along with moderators and random effects. </w:t>
+        <w:t xml:space="preserve">Sample sizes </w:t>
+      </w:r>
+      <w:r>
+        <w:rPr>
+          <w:rFonts w:ascii="Arial" w:hAnsi="Arial" w:cs="Arial"/>
+          <w:sz w:val="22"/>
+          <w:szCs w:val="22"/>
+        </w:rPr>
+        <w:t xml:space="preserve">by species </w:t>
+      </w:r>
+      <w:r>
+        <w:rPr>
+          <w:rFonts w:ascii="Arial" w:hAnsi="Arial" w:cs="Arial"/>
+          <w:sz w:val="22"/>
+          <w:szCs w:val="22"/>
+        </w:rPr>
+        <w:t xml:space="preserve">and ecoregion </w:t>
+      </w:r>
+      <w:r>
+        <w:rPr>
+          <w:rFonts w:ascii="Arial" w:hAnsi="Arial" w:cs="Arial"/>
+          <w:sz w:val="22"/>
+          <w:szCs w:val="22"/>
+        </w:rPr>
+        <w:t xml:space="preserve">are reported in Table 1 </w:t>
+      </w:r>
+      <w:r>
+        <w:rPr>
+          <w:rFonts w:ascii="Arial" w:hAnsi="Arial" w:cs="Arial"/>
+          <w:sz w:val="22"/>
+          <w:szCs w:val="22"/>
+        </w:rPr>
+        <w:t xml:space="preserve">along with </w:t>
+      </w:r>
+      <w:r>
+        <w:rPr>
+          <w:rFonts w:ascii="Arial" w:hAnsi="Arial" w:cs="Arial"/>
+          <w:sz w:val="22"/>
+          <w:szCs w:val="22"/>
+        </w:rPr>
+        <w:t>moderators</w:t>
+      </w:r>
+      <w:r>
+        <w:rPr>
+          <w:rFonts w:ascii="Arial" w:hAnsi="Arial" w:cs="Arial"/>
+          <w:sz w:val="22"/>
+          <w:szCs w:val="22"/>
+        </w:rPr>
+        <w:t xml:space="preserve">. </w:t>
       </w:r>
       <w:r>
         <w:rPr>
@@ -10701,7 +10969,16 @@
           <w:sz w:val="22"/>
           <w:szCs w:val="22"/>
         </w:rPr>
-        <w:t xml:space="preserve">, sampling efforts were biased towards these states, and therefore towards the Plains and East ecoregions (Figure 2). </w:t>
+        <w:t xml:space="preserve">, sampling efforts were biased towards these states, and therefore towards the </w:t>
+      </w:r>
+      <w:r>
+        <w:rPr>
+          <w:rFonts w:ascii="Arial" w:hAnsi="Arial" w:cs="Arial"/>
+          <w:sz w:val="22"/>
+          <w:szCs w:val="22"/>
+        </w:rPr>
+        <w:lastRenderedPageBreak/>
+        <w:t xml:space="preserve">Plains and East ecoregions (Figure 2). </w:t>
       </w:r>
       <w:r>
         <w:rPr>
@@ -10753,7 +11030,6 @@
           <w:sz w:val="22"/>
           <w:szCs w:val="22"/>
         </w:rPr>
-        <w:lastRenderedPageBreak/>
         <w:drawing>
           <wp:inline distT="0" distB="0" distL="0" distR="0" wp14:anchorId="59800FFE" wp14:editId="20F270AC">
             <wp:extent cx="5730961" cy="3004457"/>
@@ -11007,6 +11283,57 @@
           <w:sz w:val="22"/>
           <w:szCs w:val="22"/>
         </w:rPr>
+        <w:t xml:space="preserve">The PCA of length </w:t>
+      </w:r>
+      <w:r>
+        <w:rPr>
+          <w:rFonts w:ascii="Arial" w:hAnsi="Arial" w:cs="Arial"/>
+          <w:sz w:val="22"/>
+          <w:szCs w:val="22"/>
+        </w:rPr>
+        <w:t xml:space="preserve">of </w:t>
+      </w:r>
+      <w:r>
+        <w:rPr>
+          <w:rFonts w:ascii="Arial" w:hAnsi="Arial" w:cs="Arial"/>
+          <w:sz w:val="22"/>
+          <w:szCs w:val="22"/>
+        </w:rPr>
+        <w:t xml:space="preserve">and first collection </w:t>
+      </w:r>
+      <w:r>
+        <w:rPr>
+          <w:rFonts w:ascii="Arial" w:hAnsi="Arial" w:cs="Arial"/>
+          <w:sz w:val="22"/>
+          <w:szCs w:val="22"/>
+        </w:rPr>
+        <w:t>revealed PCA1 explained ~95% of the variance</w:t>
+      </w:r>
+      <w:r>
+        <w:rPr>
+          <w:rFonts w:ascii="Arial" w:hAnsi="Arial" w:cs="Arial"/>
+          <w:sz w:val="22"/>
+          <w:szCs w:val="22"/>
+        </w:rPr>
+        <w:t xml:space="preserve">, and so was included in place of these in the final mixed effect model. </w:t>
+      </w:r>
+    </w:p>
+    <w:p>
+      <w:pPr>
+        <w:spacing w:line="360" w:lineRule="auto"/>
+        <w:jc w:val="both"/>
+        <w:rPr>
+          <w:rFonts w:ascii="Arial" w:hAnsi="Arial" w:cs="Arial"/>
+          <w:sz w:val="22"/>
+          <w:szCs w:val="22"/>
+        </w:rPr>
+      </w:pPr>
+      <w:r>
+        <w:rPr>
+          <w:rFonts w:ascii="Arial" w:hAnsi="Arial" w:cs="Arial"/>
+          <w:sz w:val="22"/>
+          <w:szCs w:val="22"/>
+        </w:rPr>
         <w:t xml:space="preserve">The mixed effect model </w:t>
       </w:r>
       <w:r>
@@ -11047,15 +11374,31 @@
           <w:sz w:val="22"/>
           <w:szCs w:val="22"/>
         </w:rPr>
-        <w:t xml:space="preserve"> (Hedge’s g = -1.</w:t>
-      </w:r>
-      <w:r>
-        <w:rPr>
-          <w:rFonts w:ascii="Arial" w:hAnsi="Arial" w:cs="Arial"/>
-          <w:sz w:val="22"/>
-          <w:szCs w:val="22"/>
-        </w:rPr>
-        <w:t>67, p = 0.058</w:t>
+        <w:t xml:space="preserve"> (Hedge’s g = -</w:t>
+      </w:r>
+      <w:r>
+        <w:rPr>
+          <w:rFonts w:ascii="Arial" w:hAnsi="Arial" w:cs="Arial"/>
+          <w:sz w:val="22"/>
+          <w:szCs w:val="22"/>
+        </w:rPr>
+        <w:t>0.27</w:t>
+      </w:r>
+      <w:r>
+        <w:rPr>
+          <w:rFonts w:ascii="Arial" w:hAnsi="Arial" w:cs="Arial"/>
+          <w:sz w:val="22"/>
+          <w:szCs w:val="22"/>
+        </w:rPr>
+        <w:t>, p = 0.</w:t>
+      </w:r>
+      <w:r>
+        <w:rPr>
+          <w:rFonts w:ascii="Arial" w:hAnsi="Arial" w:cs="Arial"/>
+          <w:sz w:val="22"/>
+          <w:szCs w:val="22"/>
+        </w:rPr>
+        <w:t>64</w:t>
       </w:r>
       <w:r>
         <w:rPr>
@@ -11103,7 +11446,15 @@
           <w:sz w:val="22"/>
           <w:szCs w:val="22"/>
         </w:rPr>
-        <w:t>-3.3941</w:t>
+        <w:t>-</w:t>
+      </w:r>
+      <w:r>
+        <w:rPr>
+          <w:rFonts w:ascii="Arial" w:hAnsi="Arial" w:cs="Arial"/>
+          <w:sz w:val="22"/>
+          <w:szCs w:val="22"/>
+        </w:rPr>
+        <w:t>1.42</w:t>
       </w:r>
       <w:r>
         <w:rPr>
@@ -11119,7 +11470,15 @@
           <w:sz w:val="22"/>
           <w:szCs w:val="22"/>
         </w:rPr>
-        <w:t xml:space="preserve"> 0.0583</w:t>
+        <w:t xml:space="preserve"> 0.</w:t>
+      </w:r>
+      <w:r>
+        <w:rPr>
+          <w:rFonts w:ascii="Arial" w:hAnsi="Arial" w:cs="Arial"/>
+          <w:sz w:val="22"/>
+          <w:szCs w:val="22"/>
+        </w:rPr>
+        <w:t>88</w:t>
       </w:r>
       <w:r>
         <w:rPr>
@@ -11263,6 +11622,132 @@
         </w:rPr>
         <w:t xml:space="preserve">. </w:t>
       </w:r>
+    </w:p>
+    <w:p>
+      <w:pPr>
+        <w:spacing w:line="360" w:lineRule="auto"/>
+        <w:jc w:val="both"/>
+        <w:rPr>
+          <w:rFonts w:ascii="Arial" w:hAnsi="Arial" w:cs="Arial"/>
+          <w:sz w:val="22"/>
+          <w:szCs w:val="22"/>
+        </w:rPr>
+      </w:pPr>
+      <w:r>
+        <w:rPr>
+          <w:rFonts w:ascii="Arial" w:hAnsi="Arial" w:cs="Arial"/>
+          <w:sz w:val="22"/>
+          <w:szCs w:val="22"/>
+        </w:rPr>
+        <w:t xml:space="preserve">The model found that species contributed to none of the variance, while paper </w:t>
+      </w:r>
+      <w:r>
+        <w:rPr>
+          <w:rFonts w:ascii="Arial" w:hAnsi="Arial" w:cs="Arial"/>
+          <w:sz w:val="22"/>
+          <w:szCs w:val="22"/>
+        </w:rPr>
+        <w:t>had a variance component of</w:t>
+      </w:r>
+      <w:r>
+        <w:rPr>
+          <w:rFonts w:ascii="Arial" w:hAnsi="Arial" w:cs="Arial"/>
+          <w:sz w:val="22"/>
+          <w:szCs w:val="22"/>
+        </w:rPr>
+        <w:t xml:space="preserve"> 0.</w:t>
+      </w:r>
+      <w:r>
+        <w:rPr>
+          <w:rFonts w:ascii="Arial" w:hAnsi="Arial" w:cs="Arial"/>
+          <w:sz w:val="22"/>
+          <w:szCs w:val="22"/>
+        </w:rPr>
+        <w:t>33</w:t>
+      </w:r>
+      <w:r>
+        <w:rPr>
+          <w:rFonts w:ascii="Arial" w:hAnsi="Arial" w:cs="Arial"/>
+          <w:sz w:val="22"/>
+          <w:szCs w:val="22"/>
+        </w:rPr>
+        <w:t xml:space="preserve">. Overall residual variance was low, and residual heterogeneity was </w:t>
+      </w:r>
+      <w:r>
+        <w:rPr>
+          <w:rFonts w:ascii="Arial" w:hAnsi="Arial" w:cs="Arial"/>
+          <w:sz w:val="22"/>
+          <w:szCs w:val="22"/>
+        </w:rPr>
+        <w:t>non</w:t>
+      </w:r>
+      <w:r>
+        <w:rPr>
+          <w:rFonts w:ascii="Arial" w:hAnsi="Arial" w:cs="Arial"/>
+          <w:sz w:val="22"/>
+          <w:szCs w:val="22"/>
+        </w:rPr>
+        <w:t>significant (p = 0.</w:t>
+      </w:r>
+      <w:r>
+        <w:rPr>
+          <w:rFonts w:ascii="Arial" w:hAnsi="Arial" w:cs="Arial"/>
+          <w:sz w:val="22"/>
+          <w:szCs w:val="22"/>
+        </w:rPr>
+        <w:t>12</w:t>
+      </w:r>
+      <w:r>
+        <w:rPr>
+          <w:rFonts w:ascii="Arial" w:hAnsi="Arial" w:cs="Arial"/>
+          <w:sz w:val="22"/>
+          <w:szCs w:val="22"/>
+        </w:rPr>
+        <w:t xml:space="preserve">). </w:t>
+      </w:r>
+      <w:r>
+        <w:rPr>
+          <w:rFonts w:ascii="Arial" w:hAnsi="Arial" w:cs="Arial"/>
+          <w:sz w:val="22"/>
+          <w:szCs w:val="22"/>
+        </w:rPr>
+        <w:t>None of the moderators</w:t>
+      </w:r>
+      <w:r>
+        <w:rPr>
+          <w:rFonts w:ascii="Arial" w:hAnsi="Arial" w:cs="Arial"/>
+          <w:sz w:val="22"/>
+          <w:szCs w:val="22"/>
+        </w:rPr>
+        <w:t xml:space="preserve"> had a significant impact on effect size</w:t>
+      </w:r>
+      <w:r>
+        <w:rPr>
+          <w:rFonts w:ascii="Arial" w:hAnsi="Arial" w:cs="Arial"/>
+          <w:sz w:val="22"/>
+          <w:szCs w:val="22"/>
+        </w:rPr>
+        <w:t xml:space="preserve">. The VIF of the model was between 1 and 2 for each moderator, indicating acceptable levels of multicollinearity. </w:t>
+      </w:r>
+      <w:r>
+        <w:rPr>
+          <w:rFonts w:ascii="Arial" w:hAnsi="Arial" w:cs="Arial"/>
+          <w:sz w:val="22"/>
+          <w:szCs w:val="22"/>
+        </w:rPr>
+        <w:t xml:space="preserve"> </w:t>
+      </w:r>
+    </w:p>
+    <w:p>
+      <w:pPr>
+        <w:spacing w:line="360" w:lineRule="auto"/>
+        <w:jc w:val="both"/>
+        <w:rPr>
+          <w:rFonts w:ascii="Arial" w:hAnsi="Arial" w:cs="Arial"/>
+          <w:sz w:val="22"/>
+          <w:szCs w:val="22"/>
+        </w:rPr>
+      </w:pPr>
     </w:p>
     <w:p>
       <w:pPr>
@@ -11281,6 +11766,7 @@
           <w:sz w:val="22"/>
           <w:szCs w:val="22"/>
         </w:rPr>
+        <w:lastRenderedPageBreak/>
         <w:drawing>
           <wp:inline distT="0" distB="0" distL="0" distR="0" wp14:anchorId="5338C361" wp14:editId="7D82CD3F">
             <wp:extent cx="5731510" cy="2366645"/>
@@ -11385,175 +11871,14 @@
     </w:p>
     <w:p>
       <w:pPr>
-        <w:spacing w:line="360" w:lineRule="auto"/>
+        <w:spacing w:line="240" w:lineRule="auto"/>
         <w:jc w:val="both"/>
         <w:rPr>
           <w:rFonts w:ascii="Arial" w:hAnsi="Arial" w:cs="Arial"/>
-          <w:sz w:val="22"/>
-          <w:szCs w:val="22"/>
+          <w:sz w:val="16"/>
+          <w:szCs w:val="16"/>
         </w:rPr>
       </w:pPr>
-      <w:r>
-        <w:rPr>
-          <w:rFonts w:ascii="Arial" w:hAnsi="Arial" w:cs="Arial"/>
-          <w:sz w:val="22"/>
-          <w:szCs w:val="22"/>
-        </w:rPr>
-        <w:lastRenderedPageBreak/>
-        <w:t xml:space="preserve">The model found </w:t>
-      </w:r>
-      <w:r>
-        <w:rPr>
-          <w:rFonts w:ascii="Arial" w:hAnsi="Arial" w:cs="Arial"/>
-          <w:sz w:val="22"/>
-          <w:szCs w:val="22"/>
-        </w:rPr>
-        <w:t xml:space="preserve">that species contributed to none of the variance, while paper </w:t>
-      </w:r>
-      <w:r>
-        <w:rPr>
-          <w:rFonts w:ascii="Arial" w:hAnsi="Arial" w:cs="Arial"/>
-          <w:sz w:val="22"/>
-          <w:szCs w:val="22"/>
-        </w:rPr>
-        <w:t xml:space="preserve">contributed 0.067. Overall </w:t>
-      </w:r>
-      <w:r>
-        <w:rPr>
-          <w:rFonts w:ascii="Arial" w:hAnsi="Arial" w:cs="Arial"/>
-          <w:sz w:val="22"/>
-          <w:szCs w:val="22"/>
-        </w:rPr>
-        <w:t xml:space="preserve">residual </w:t>
-      </w:r>
-      <w:r>
-        <w:rPr>
-          <w:rFonts w:ascii="Arial" w:hAnsi="Arial" w:cs="Arial"/>
-          <w:sz w:val="22"/>
-          <w:szCs w:val="22"/>
-        </w:rPr>
-        <w:t xml:space="preserve">variance was low, and residual </w:t>
-      </w:r>
-      <w:r>
-        <w:rPr>
-          <w:rFonts w:ascii="Arial" w:hAnsi="Arial" w:cs="Arial"/>
-          <w:sz w:val="22"/>
-          <w:szCs w:val="22"/>
-        </w:rPr>
-        <w:t xml:space="preserve">heterogeneity was insignificant (p = 0.0978). </w:t>
-      </w:r>
-      <w:r>
-        <w:rPr>
-          <w:rFonts w:ascii="Arial" w:hAnsi="Arial" w:cs="Arial"/>
-          <w:sz w:val="22"/>
-          <w:szCs w:val="22"/>
-        </w:rPr>
-        <w:t>Of the moderators, only East</w:t>
-      </w:r>
-      <w:r>
-        <w:rPr>
-          <w:rFonts w:ascii="Arial" w:hAnsi="Arial" w:cs="Arial"/>
-          <w:sz w:val="22"/>
-          <w:szCs w:val="22"/>
-        </w:rPr>
-        <w:t xml:space="preserve"> (</w:t>
-      </w:r>
-      <w:r>
-        <w:rPr>
-          <w:rFonts w:ascii="Arial" w:hAnsi="Arial" w:cs="Arial"/>
-          <w:sz w:val="22"/>
-          <w:szCs w:val="22"/>
-        </w:rPr>
-        <w:t>1.7945</w:t>
-      </w:r>
-      <w:r>
-        <w:rPr>
-          <w:rFonts w:ascii="Arial" w:hAnsi="Arial" w:cs="Arial"/>
-          <w:sz w:val="22"/>
-          <w:szCs w:val="22"/>
-        </w:rPr>
-        <w:t xml:space="preserve">, p = </w:t>
-      </w:r>
-      <w:r>
-        <w:rPr>
-          <w:rFonts w:ascii="Arial" w:hAnsi="Arial" w:cs="Arial"/>
-          <w:sz w:val="22"/>
-          <w:szCs w:val="22"/>
-        </w:rPr>
-        <w:t>0.0137</w:t>
-      </w:r>
-      <w:r>
-        <w:rPr>
-          <w:rFonts w:ascii="Arial" w:hAnsi="Arial" w:cs="Arial"/>
-          <w:sz w:val="22"/>
-          <w:szCs w:val="22"/>
-        </w:rPr>
-        <w:t>)</w:t>
-      </w:r>
-      <w:r>
-        <w:rPr>
-          <w:rFonts w:ascii="Arial" w:hAnsi="Arial" w:cs="Arial"/>
-          <w:sz w:val="22"/>
-          <w:szCs w:val="22"/>
-        </w:rPr>
-        <w:t xml:space="preserve"> and West</w:t>
-      </w:r>
-      <w:r>
-        <w:rPr>
-          <w:rFonts w:ascii="Arial" w:hAnsi="Arial" w:cs="Arial"/>
-          <w:sz w:val="22"/>
-          <w:szCs w:val="22"/>
-        </w:rPr>
-        <w:t xml:space="preserve"> (</w:t>
-      </w:r>
-      <w:r>
-        <w:rPr>
-          <w:rFonts w:ascii="Arial" w:hAnsi="Arial" w:cs="Arial"/>
-          <w:sz w:val="22"/>
-          <w:szCs w:val="22"/>
-        </w:rPr>
-        <w:t>2.6215</w:t>
-      </w:r>
-      <w:r>
-        <w:rPr>
-          <w:rFonts w:ascii="Arial" w:hAnsi="Arial" w:cs="Arial"/>
-          <w:sz w:val="22"/>
-          <w:szCs w:val="22"/>
-        </w:rPr>
-        <w:t xml:space="preserve">, p = </w:t>
-      </w:r>
-      <w:r>
-        <w:rPr>
-          <w:rFonts w:ascii="Arial" w:hAnsi="Arial" w:cs="Arial"/>
-          <w:sz w:val="22"/>
-          <w:szCs w:val="22"/>
-        </w:rPr>
-        <w:t>0.0238</w:t>
-      </w:r>
-      <w:r>
-        <w:rPr>
-          <w:rFonts w:ascii="Arial" w:hAnsi="Arial" w:cs="Arial"/>
-          <w:sz w:val="22"/>
-          <w:szCs w:val="22"/>
-        </w:rPr>
-        <w:t>)</w:t>
-      </w:r>
-      <w:r>
-        <w:rPr>
-          <w:rFonts w:ascii="Arial" w:hAnsi="Arial" w:cs="Arial"/>
-          <w:sz w:val="22"/>
-          <w:szCs w:val="22"/>
-        </w:rPr>
-        <w:t xml:space="preserve"> ecoregions had a significant impact on effect size</w:t>
-      </w:r>
-      <w:r>
-        <w:rPr>
-          <w:rFonts w:ascii="Arial" w:hAnsi="Arial" w:cs="Arial"/>
-          <w:sz w:val="22"/>
-          <w:szCs w:val="22"/>
-        </w:rPr>
-        <w:t xml:space="preserve">, which was positive in both cases. </w:t>
-      </w:r>
     </w:p>
     <w:p>
       <w:pPr>
@@ -11821,7 +12146,6 @@
         <w:rPr>
           <w:rFonts w:ascii="Arial" w:hAnsi="Arial" w:cs="Arial"/>
         </w:rPr>
-        <w:lastRenderedPageBreak/>
         <w:t>References</w:t>
       </w:r>
       <w:bookmarkEnd w:id="8"/>
@@ -12311,6 +12635,7 @@
           <w:rFonts w:ascii="Arial" w:hAnsi="Arial" w:cs="Arial"/>
           <w:sz w:val="22"/>
         </w:rPr>
+        <w:lastRenderedPageBreak/>
         <w:t xml:space="preserve">Lopez, R. (2026) </w:t>
       </w:r>
       <w:r>
@@ -12407,7 +12732,6 @@
           <w:rFonts w:ascii="Arial" w:hAnsi="Arial" w:cs="Arial"/>
           <w:sz w:val="22"/>
         </w:rPr>
-        <w:lastRenderedPageBreak/>
         <w:t xml:space="preserve">Maune, A.L., Caspers, B.A. and Damas-Moreira, I. (2026) ‘The impact of urbanisation on social behaviour: a comprehensive review’, </w:t>
       </w:r>
       <w:r>
@@ -14421,9 +14745,9 @@
     <w:rsid w:val="008B51A8"/>
     <w:rsid w:val="009A5A43"/>
     <w:rsid w:val="00AE1665"/>
+    <w:rsid w:val="00BB1329"/>
     <w:rsid w:val="00BC5197"/>
     <w:rsid w:val="00C72DE4"/>
-    <w:rsid w:val="00D757EF"/>
     <w:rsid w:val="00DA7A95"/>
   </w:rsids>
   <m:mathPr>

--- a/write_up/Trends in Cranial Capacity of urban-rural mammals.docx
+++ b/write_up/Trends in Cranial Capacity of urban-rural mammals.docx
@@ -806,26 +806,42 @@
             <w:r>
               <w:rPr>
                 <w:rFonts w:ascii="Arial Black" w:hAnsi="Arial Black"/>
+                <w:sz w:val="16"/>
+                <w:szCs w:val="16"/>
               </w:rPr>
               <w:t>Elm</w:t>
             </w:r>
             <w:r>
               <w:rPr>
                 <w:rFonts w:ascii="Arial Black" w:hAnsi="Arial Black"/>
+                <w:sz w:val="16"/>
+                <w:szCs w:val="16"/>
               </w:rPr>
               <w:t xml:space="preserve"> 4o</w:t>
             </w:r>
             <w:r>
               <w:rPr>
                 <w:rFonts w:ascii="Arial Black" w:hAnsi="Arial Black"/>
+                <w:sz w:val="16"/>
+                <w:szCs w:val="16"/>
               </w:rPr>
               <w:t xml:space="preserve"> was used to assist with R code for data cleaning</w:t>
             </w:r>
             <w:r>
               <w:rPr>
                 <w:rFonts w:ascii="Arial Black" w:hAnsi="Arial Black"/>
+                <w:sz w:val="16"/>
+                <w:szCs w:val="16"/>
               </w:rPr>
               <w:t xml:space="preserve"> for one paper</w:t>
+            </w:r>
+            <w:r>
+              <w:rPr>
+                <w:rFonts w:ascii="Arial Black" w:hAnsi="Arial Black"/>
+                <w:sz w:val="16"/>
+                <w:szCs w:val="16"/>
+              </w:rPr>
+              <w:t>, and for inspiration on dealing with multicollinearity</w:t>
             </w:r>
           </w:p>
         </w:tc>
@@ -1766,7 +1782,7 @@
                 <w:noProof/>
                 <w:webHidden/>
               </w:rPr>
-              <w:t>10</w:t>
+              <w:t>11</w:t>
             </w:r>
             <w:r>
               <w:rPr>
@@ -2024,7 +2040,23 @@
           <w:sz w:val="22"/>
           <w:szCs w:val="22"/>
         </w:rPr>
-        <w:t xml:space="preserve"> synanthropic mammals as they </w:t>
+        <w:t xml:space="preserve"> </w:t>
+      </w:r>
+      <w:r>
+        <w:rPr>
+          <w:rFonts w:ascii="Arial" w:hAnsi="Arial" w:cs="Arial"/>
+          <w:sz w:val="22"/>
+          <w:szCs w:val="22"/>
+        </w:rPr>
+        <w:t xml:space="preserve">some </w:t>
+      </w:r>
+      <w:r>
+        <w:rPr>
+          <w:rFonts w:ascii="Arial" w:hAnsi="Arial" w:cs="Arial"/>
+          <w:sz w:val="22"/>
+          <w:szCs w:val="22"/>
+        </w:rPr>
+        <w:t xml:space="preserve">synanthropic mammals as they </w:t>
       </w:r>
       <w:r>
         <w:rPr>
@@ -3821,15 +3853,15 @@
           <w:sz w:val="22"/>
           <w:szCs w:val="22"/>
         </w:rPr>
-        <w:t xml:space="preserve"> terrestrial</w:t>
-      </w:r>
-      <w:r>
-        <w:rPr>
-          <w:rFonts w:ascii="Arial" w:hAnsi="Arial" w:cs="Arial"/>
-          <w:sz w:val="22"/>
-          <w:szCs w:val="22"/>
-        </w:rPr>
-        <w:t xml:space="preserve"> mammals as </w:t>
+        <w:t xml:space="preserve"> </w:t>
+      </w:r>
+      <w:r>
+        <w:rPr>
+          <w:rFonts w:ascii="Arial" w:hAnsi="Arial" w:cs="Arial"/>
+          <w:sz w:val="22"/>
+          <w:szCs w:val="22"/>
+        </w:rPr>
+        <w:t xml:space="preserve">mammals as </w:t>
       </w:r>
       <w:r>
         <w:rPr>
@@ -3845,15 +3877,15 @@
           <w:sz w:val="22"/>
           <w:szCs w:val="22"/>
         </w:rPr>
-        <w:t xml:space="preserve">s well as because they are of higher public interest and </w:t>
-      </w:r>
-      <w:r>
-        <w:rPr>
-          <w:rFonts w:ascii="Arial" w:hAnsi="Arial" w:cs="Arial"/>
-          <w:sz w:val="22"/>
-          <w:szCs w:val="22"/>
-        </w:rPr>
-        <w:t xml:space="preserve">avoid the complication of flight regarding range and proximity to humans. </w:t>
+        <w:t>s well as because they are of higher public interest</w:t>
+      </w:r>
+      <w:r>
+        <w:rPr>
+          <w:rFonts w:ascii="Arial" w:hAnsi="Arial" w:cs="Arial"/>
+          <w:sz w:val="22"/>
+          <w:szCs w:val="22"/>
+        </w:rPr>
+        <w:t xml:space="preserve">. </w:t>
       </w:r>
       <w:r>
         <w:rPr>
@@ -3869,15 +3901,7 @@
           <w:sz w:val="22"/>
           <w:szCs w:val="22"/>
         </w:rPr>
-        <w:t>59</w:t>
-      </w:r>
-      <w:r>
-        <w:rPr>
-          <w:rFonts w:ascii="Arial" w:hAnsi="Arial" w:cs="Arial"/>
-          <w:sz w:val="22"/>
-          <w:szCs w:val="22"/>
-        </w:rPr>
-        <w:t>4</w:t>
+        <w:t>582</w:t>
       </w:r>
       <w:r>
         <w:rPr>
@@ -4323,7 +4347,31 @@
           <w:sz w:val="22"/>
           <w:szCs w:val="22"/>
         </w:rPr>
-        <w:t xml:space="preserve">reviews and non-mammal studies with titles that did not reveal this were excluded, as </w:t>
+        <w:t xml:space="preserve">reviews and non-mammal studies with titles that did not reveal this were excluded, as well as those that did not measure </w:t>
+      </w:r>
+      <w:r>
+        <w:rPr>
+          <w:rFonts w:ascii="Arial" w:hAnsi="Arial" w:cs="Arial"/>
+          <w:sz w:val="22"/>
+          <w:szCs w:val="22"/>
+        </w:rPr>
+        <w:t>CC</w:t>
+      </w:r>
+      <w:r>
+        <w:rPr>
+          <w:rFonts w:ascii="Arial" w:hAnsi="Arial" w:cs="Arial"/>
+          <w:sz w:val="22"/>
+          <w:szCs w:val="22"/>
+        </w:rPr>
+        <w:t xml:space="preserve"> (</w:t>
+      </w:r>
+      <w:r>
+        <w:rPr>
+          <w:rFonts w:ascii="Arial" w:hAnsi="Arial" w:cs="Arial"/>
+          <w:sz w:val="22"/>
+          <w:szCs w:val="22"/>
+        </w:rPr>
+        <w:t xml:space="preserve">one bat paper measured wing length, one fox paper </w:t>
       </w:r>
       <w:r>
         <w:rPr>
@@ -4332,31 +4380,7 @@
           <w:szCs w:val="22"/>
         </w:rPr>
         <w:lastRenderedPageBreak/>
-        <w:t xml:space="preserve">well as those that did not measure </w:t>
-      </w:r>
-      <w:r>
-        <w:rPr>
-          <w:rFonts w:ascii="Arial" w:hAnsi="Arial" w:cs="Arial"/>
-          <w:sz w:val="22"/>
-          <w:szCs w:val="22"/>
-        </w:rPr>
-        <w:t>CC</w:t>
-      </w:r>
-      <w:r>
-        <w:rPr>
-          <w:rFonts w:ascii="Arial" w:hAnsi="Arial" w:cs="Arial"/>
-          <w:sz w:val="22"/>
-          <w:szCs w:val="22"/>
-        </w:rPr>
-        <w:t xml:space="preserve"> (</w:t>
-      </w:r>
-      <w:r>
-        <w:rPr>
-          <w:rFonts w:ascii="Arial" w:hAnsi="Arial" w:cs="Arial"/>
-          <w:sz w:val="22"/>
-          <w:szCs w:val="22"/>
-        </w:rPr>
-        <w:t xml:space="preserve">one bat paper measured wing length, one fox paper focused on facial symmetry). </w:t>
+        <w:t xml:space="preserve">focused on facial symmetry). </w:t>
       </w:r>
       <w:r>
         <w:rPr>
@@ -5247,7 +5271,23 @@
           <w:sz w:val="22"/>
           <w:szCs w:val="22"/>
         </w:rPr>
-        <w:t xml:space="preserve">Where </w:t>
+        <w:t xml:space="preserve">Where urban/rural was given as population percentage urban, I </w:t>
+      </w:r>
+      <w:r>
+        <w:rPr>
+          <w:rFonts w:ascii="Arial" w:hAnsi="Arial" w:cs="Arial"/>
+          <w:sz w:val="22"/>
+          <w:szCs w:val="22"/>
+        </w:rPr>
+        <w:t xml:space="preserve">arbitrarily </w:t>
+      </w:r>
+      <w:r>
+        <w:rPr>
+          <w:rFonts w:ascii="Arial" w:hAnsi="Arial" w:cs="Arial"/>
+          <w:sz w:val="22"/>
+          <w:szCs w:val="22"/>
+        </w:rPr>
+        <w:t xml:space="preserve">designated urban </w:t>
       </w:r>
       <w:r>
         <w:rPr>
@@ -5256,23 +5296,7 @@
           <w:szCs w:val="22"/>
         </w:rPr>
         <w:lastRenderedPageBreak/>
-        <w:t xml:space="preserve">urban/rural was given as population percentage urban, I </w:t>
-      </w:r>
-      <w:r>
-        <w:rPr>
-          <w:rFonts w:ascii="Arial" w:hAnsi="Arial" w:cs="Arial"/>
-          <w:sz w:val="22"/>
-          <w:szCs w:val="22"/>
-        </w:rPr>
-        <w:t xml:space="preserve">arbitrarily </w:t>
-      </w:r>
-      <w:r>
-        <w:rPr>
-          <w:rFonts w:ascii="Arial" w:hAnsi="Arial" w:cs="Arial"/>
-          <w:sz w:val="22"/>
-          <w:szCs w:val="22"/>
-        </w:rPr>
-        <w:t>designated urban specimens as those 50%</w:t>
+        <w:t>specimens as those 50%</w:t>
       </w:r>
       <w:r>
         <w:rPr>
@@ -5525,57 +5549,6 @@
           <w:szCs w:val="22"/>
         </w:rPr>
         <w:t xml:space="preserve">. </w:t>
-      </w:r>
-      <w:r>
-        <w:rPr>
-          <w:rFonts w:ascii="Arial" w:hAnsi="Arial" w:cs="Arial"/>
-          <w:sz w:val="22"/>
-          <w:szCs w:val="22"/>
-        </w:rPr>
-        <w:t>Full code</w:t>
-      </w:r>
-      <w:r>
-        <w:rPr>
-          <w:rFonts w:ascii="Arial" w:hAnsi="Arial" w:cs="Arial"/>
-          <w:sz w:val="22"/>
-          <w:szCs w:val="22"/>
-        </w:rPr>
-        <w:t xml:space="preserve"> and cleaned data </w:t>
-      </w:r>
-      <w:r>
-        <w:rPr>
-          <w:rFonts w:ascii="Arial" w:hAnsi="Arial" w:cs="Arial"/>
-          <w:sz w:val="22"/>
-          <w:szCs w:val="22"/>
-        </w:rPr>
-        <w:t>are</w:t>
-      </w:r>
-      <w:r>
-        <w:rPr>
-          <w:rFonts w:ascii="Arial" w:hAnsi="Arial" w:cs="Arial"/>
-          <w:sz w:val="22"/>
-          <w:szCs w:val="22"/>
-        </w:rPr>
-        <w:t xml:space="preserve"> available at </w:t>
-      </w:r>
-      <w:hyperlink r:id="rId10" w:history="1">
-        <w:r>
-          <w:rPr>
-            <w:rStyle w:val="Hyperlink"/>
-            <w:rFonts w:ascii="Arial" w:hAnsi="Arial" w:cs="Arial"/>
-            <w:sz w:val="22"/>
-            <w:szCs w:val="22"/>
-          </w:rPr>
-          <w:t>https://github.com/estermayk/meta_analysis.git</w:t>
-        </w:r>
-      </w:hyperlink>
-      <w:r>
-        <w:rPr>
-          <w:rFonts w:ascii="Arial" w:hAnsi="Arial" w:cs="Arial"/>
-          <w:sz w:val="22"/>
-          <w:szCs w:val="22"/>
-        </w:rPr>
-        <w:t>.</w:t>
       </w:r>
     </w:p>
     <w:p>
@@ -5611,7 +5584,7 @@
                     <pic:cNvPicPr/>
                   </pic:nvPicPr>
                   <pic:blipFill>
-                    <a:blip r:embed="rId11">
+                    <a:blip r:embed="rId10">
                       <a:extLst>
                         <a:ext uri="{28A0092B-C50C-407E-A947-70E740481C1C}">
                           <a14:useLocalDpi xmlns:a14="http://schemas.microsoft.com/office/drawing/2010/main" val="0"/>
@@ -5671,7 +5644,7 @@
                     <pic:cNvPicPr/>
                   </pic:nvPicPr>
                   <pic:blipFill>
-                    <a:blip r:embed="rId12">
+                    <a:blip r:embed="rId11">
                       <a:extLst>
                         <a:ext uri="{28A0092B-C50C-407E-A947-70E740481C1C}">
                           <a14:useLocalDpi xmlns:a14="http://schemas.microsoft.com/office/drawing/2010/main" val="0"/>
@@ -5731,7 +5704,7 @@
                     <pic:cNvPicPr/>
                   </pic:nvPicPr>
                   <pic:blipFill>
-                    <a:blip r:embed="rId13">
+                    <a:blip r:embed="rId12">
                       <a:extLst>
                         <a:ext uri="{28A0092B-C50C-407E-A947-70E740481C1C}">
                           <a14:useLocalDpi xmlns:a14="http://schemas.microsoft.com/office/drawing/2010/main" val="0"/>
@@ -5991,7 +5964,57 @@
           <w:sz w:val="22"/>
           <w:szCs w:val="22"/>
         </w:rPr>
-        <w:t xml:space="preserve">between papers, and finally </w:t>
+        <w:t>between papers</w:t>
+      </w:r>
+      <w:r>
+        <w:rPr>
+          <w:rFonts w:ascii="Arial" w:hAnsi="Arial" w:cs="Arial"/>
+          <w:sz w:val="22"/>
+          <w:szCs w:val="22"/>
+        </w:rPr>
+        <w:t xml:space="preserve">. </w:t>
+      </w:r>
+    </w:p>
+    <w:p>
+      <w:pPr>
+        <w:spacing w:line="360" w:lineRule="auto"/>
+        <w:rPr>
+          <w:rFonts w:ascii="Arial" w:hAnsi="Arial" w:cs="Arial"/>
+          <w:sz w:val="22"/>
+          <w:szCs w:val="22"/>
+        </w:rPr>
+      </w:pPr>
+      <w:r>
+        <w:rPr>
+          <w:rFonts w:ascii="Arial" w:hAnsi="Arial" w:cs="Arial"/>
+          <w:sz w:val="22"/>
+          <w:szCs w:val="22"/>
+        </w:rPr>
+        <w:t>F</w:t>
+      </w:r>
+      <w:r>
+        <w:rPr>
+          <w:rFonts w:ascii="Arial" w:hAnsi="Arial" w:cs="Arial"/>
+          <w:sz w:val="22"/>
+          <w:szCs w:val="22"/>
+        </w:rPr>
+        <w:t>inally</w:t>
+      </w:r>
+      <w:r>
+        <w:rPr>
+          <w:rFonts w:ascii="Arial" w:hAnsi="Arial" w:cs="Arial"/>
+          <w:sz w:val="22"/>
+          <w:szCs w:val="22"/>
+        </w:rPr>
+        <w:t>, I</w:t>
+      </w:r>
+      <w:r>
+        <w:rPr>
+          <w:rFonts w:ascii="Arial" w:hAnsi="Arial" w:cs="Arial"/>
+          <w:sz w:val="22"/>
+          <w:szCs w:val="22"/>
+        </w:rPr>
+        <w:t xml:space="preserve"> </w:t>
       </w:r>
       <w:r>
         <w:rPr>
@@ -6095,6 +6118,22 @@
           <w:sz w:val="22"/>
           <w:szCs w:val="22"/>
         </w:rPr>
+        <w:t>Ecoregion was releveled to set Plains as the reference as it</w:t>
+      </w:r>
+      <w:r>
+        <w:rPr>
+          <w:rFonts w:ascii="Arial" w:hAnsi="Arial" w:cs="Arial"/>
+          <w:sz w:val="22"/>
+          <w:szCs w:val="22"/>
+        </w:rPr>
+        <w:t xml:space="preserve"> possessed the largest sample size and was therefore the most stable estimate. </w:t>
+      </w:r>
+      <w:r>
+        <w:rPr>
+          <w:rFonts w:ascii="Arial" w:hAnsi="Arial" w:cs="Arial"/>
+          <w:sz w:val="22"/>
+          <w:szCs w:val="22"/>
+        </w:rPr>
         <w:t>Both length and year of first collection were centred</w:t>
       </w:r>
       <w:r>
@@ -6185,21 +6224,66 @@
         </w:rPr>
         <w:t xml:space="preserve">increased multicollinearity. </w:t>
       </w:r>
-      <w:r>
-        <w:rPr>
-          <w:rFonts w:ascii="Arial" w:hAnsi="Arial" w:cs="Arial"/>
-          <w:sz w:val="22"/>
-          <w:szCs w:val="22"/>
-        </w:rPr>
-        <w:t>(7</w:t>
-      </w:r>
-      <w:r>
-        <w:rPr>
-          <w:rFonts w:ascii="Arial" w:hAnsi="Arial" w:cs="Arial"/>
-          <w:sz w:val="22"/>
-          <w:szCs w:val="22"/>
-        </w:rPr>
-        <w:t>79</w:t>
+    </w:p>
+    <w:p>
+      <w:pPr>
+        <w:spacing w:line="360" w:lineRule="auto"/>
+        <w:rPr>
+          <w:rFonts w:ascii="Arial" w:hAnsi="Arial" w:cs="Arial"/>
+          <w:sz w:val="22"/>
+          <w:szCs w:val="22"/>
+        </w:rPr>
+      </w:pPr>
+      <w:r>
+        <w:rPr>
+          <w:rFonts w:ascii="Arial" w:hAnsi="Arial" w:cs="Arial"/>
+          <w:sz w:val="22"/>
+          <w:szCs w:val="22"/>
+        </w:rPr>
+        <w:t xml:space="preserve">Full code and cleaned data are available at </w:t>
+      </w:r>
+      <w:hyperlink r:id="rId13" w:history="1">
+        <w:r>
+          <w:rPr>
+            <w:rStyle w:val="Hyperlink"/>
+            <w:rFonts w:ascii="Arial" w:hAnsi="Arial" w:cs="Arial"/>
+            <w:sz w:val="22"/>
+            <w:szCs w:val="22"/>
+          </w:rPr>
+          <w:t>https://github.com/estermayk/meta_analysis.git</w:t>
+        </w:r>
+      </w:hyperlink>
+      <w:r>
+        <w:rPr>
+          <w:rFonts w:ascii="Arial" w:hAnsi="Arial" w:cs="Arial"/>
+          <w:sz w:val="22"/>
+          <w:szCs w:val="22"/>
+        </w:rPr>
+        <w:t>.</w:t>
+      </w:r>
+      <w:r>
+        <w:rPr>
+          <w:rFonts w:ascii="Arial" w:hAnsi="Arial" w:cs="Arial"/>
+          <w:sz w:val="22"/>
+          <w:szCs w:val="22"/>
+        </w:rPr>
+        <w:t xml:space="preserve"> </w:t>
+      </w:r>
+      <w:r>
+        <w:rPr>
+          <w:rFonts w:ascii="Arial" w:hAnsi="Arial" w:cs="Arial"/>
+          <w:sz w:val="22"/>
+          <w:szCs w:val="22"/>
+        </w:rPr>
+        <w:t>(</w:t>
+      </w:r>
+      <w:r>
+        <w:rPr>
+          <w:rFonts w:ascii="Arial" w:hAnsi="Arial" w:cs="Arial"/>
+          <w:sz w:val="22"/>
+          <w:szCs w:val="22"/>
+        </w:rPr>
+        <w:t>802</w:t>
       </w:r>
       <w:r>
         <w:rPr>
@@ -11740,17 +11824,6 @@
     </w:p>
     <w:p>
       <w:pPr>
-        <w:spacing w:line="360" w:lineRule="auto"/>
-        <w:jc w:val="both"/>
-        <w:rPr>
-          <w:rFonts w:ascii="Arial" w:hAnsi="Arial" w:cs="Arial"/>
-          <w:sz w:val="22"/>
-          <w:szCs w:val="22"/>
-        </w:rPr>
-      </w:pPr>
-    </w:p>
-    <w:p>
-      <w:pPr>
         <w:spacing w:line="240" w:lineRule="auto"/>
         <w:jc w:val="both"/>
         <w:rPr>
@@ -11762,16 +11835,15 @@
       <w:r>
         <w:rPr>
           <w:rFonts w:ascii="Arial" w:hAnsi="Arial" w:cs="Arial"/>
-          <w:noProof/>
-          <w:sz w:val="22"/>
-          <w:szCs w:val="22"/>
+          <w:sz w:val="16"/>
+          <w:szCs w:val="16"/>
         </w:rPr>
         <w:lastRenderedPageBreak/>
         <w:drawing>
-          <wp:inline distT="0" distB="0" distL="0" distR="0" wp14:anchorId="5338C361" wp14:editId="7D82CD3F">
-            <wp:extent cx="5731510" cy="2366645"/>
+          <wp:inline distT="0" distB="0" distL="0" distR="0" wp14:anchorId="40216641" wp14:editId="24BB888B">
+            <wp:extent cx="5731510" cy="2235200"/>
             <wp:effectExtent l="0" t="0" r="2540" b="0"/>
-            <wp:docPr id="163895200" name="Picture 1"/>
+            <wp:docPr id="743836696" name="Picture 1"/>
             <wp:cNvGraphicFramePr>
               <a:graphicFrameLocks xmlns:a="http://schemas.openxmlformats.org/drawingml/2006/main" noChangeAspect="1"/>
             </wp:cNvGraphicFramePr>
@@ -11779,7 +11851,7 @@
               <a:graphicData uri="http://schemas.openxmlformats.org/drawingml/2006/picture">
                 <pic:pic xmlns:pic="http://schemas.openxmlformats.org/drawingml/2006/picture">
                   <pic:nvPicPr>
-                    <pic:cNvPr id="163895200" name=""/>
+                    <pic:cNvPr id="743836696" name=""/>
                     <pic:cNvPicPr/>
                   </pic:nvPicPr>
                   <pic:blipFill>
@@ -11791,7 +11863,7 @@
                   <pic:spPr>
                     <a:xfrm>
                       <a:off x="0" y="0"/>
-                      <a:ext cx="5731510" cy="2366645"/>
+                      <a:ext cx="5731510" cy="2235200"/>
                     </a:xfrm>
                     <a:prstGeom prst="rect">
                       <a:avLst/>
@@ -11866,17 +11938,1236 @@
           <w:sz w:val="16"/>
           <w:szCs w:val="16"/>
         </w:rPr>
-        <w:t>weighting of study and shading behind indicates (IDK WHAT).</w:t>
+        <w:t xml:space="preserve">weighting of study and shading behind indicates </w:t>
+      </w:r>
+      <w:r>
+        <w:rPr>
+          <w:rFonts w:ascii="Arial" w:hAnsi="Arial" w:cs="Arial"/>
+          <w:sz w:val="16"/>
+          <w:szCs w:val="16"/>
+        </w:rPr>
+        <w:t>predicted values according to moderators</w:t>
+      </w:r>
+      <w:r>
+        <w:rPr>
+          <w:rFonts w:ascii="Arial" w:hAnsi="Arial" w:cs="Arial"/>
+          <w:sz w:val="16"/>
+          <w:szCs w:val="16"/>
+        </w:rPr>
+        <w:t>.</w:t>
       </w:r>
     </w:p>
     <w:p>
       <w:pPr>
-        <w:spacing w:line="240" w:lineRule="auto"/>
+        <w:spacing w:line="360" w:lineRule="auto"/>
         <w:jc w:val="both"/>
         <w:rPr>
           <w:rFonts w:ascii="Arial" w:hAnsi="Arial" w:cs="Arial"/>
-          <w:sz w:val="16"/>
-          <w:szCs w:val="16"/>
+          <w:sz w:val="22"/>
+          <w:szCs w:val="22"/>
+        </w:rPr>
+      </w:pPr>
+      <w:r>
+        <w:rPr>
+          <w:rFonts w:ascii="Arial" w:hAnsi="Arial" w:cs="Arial"/>
+          <w:sz w:val="22"/>
+          <w:szCs w:val="22"/>
+        </w:rPr>
+        <w:t>(719 words)</w:t>
+      </w:r>
+    </w:p>
+    <w:p>
+      <w:pPr>
+        <w:pStyle w:val="Heading2"/>
+        <w:spacing w:line="360" w:lineRule="auto"/>
+        <w:jc w:val="both"/>
+        <w:rPr>
+          <w:rFonts w:ascii="Arial" w:hAnsi="Arial" w:cs="Arial"/>
+        </w:rPr>
+      </w:pPr>
+      <w:bookmarkStart w:id="7" w:name="_Toc226399182"/>
+      <w:r>
+        <w:rPr>
+          <w:rFonts w:ascii="Arial" w:hAnsi="Arial" w:cs="Arial"/>
+        </w:rPr>
+        <w:t>Discussion</w:t>
+      </w:r>
+      <w:bookmarkEnd w:id="7"/>
+    </w:p>
+    <w:p>
+      <w:pPr>
+        <w:spacing w:line="360" w:lineRule="auto"/>
+        <w:jc w:val="both"/>
+        <w:rPr>
+          <w:rFonts w:ascii="Arial" w:hAnsi="Arial" w:cs="Arial"/>
+          <w:sz w:val="22"/>
+          <w:szCs w:val="22"/>
+        </w:rPr>
+      </w:pPr>
+      <w:r>
+        <w:rPr>
+          <w:rFonts w:ascii="Arial" w:hAnsi="Arial" w:cs="Arial"/>
+          <w:sz w:val="22"/>
+          <w:szCs w:val="22"/>
+        </w:rPr>
+        <w:t xml:space="preserve">While this systematic review did not find a significant trend in relative CC </w:t>
+      </w:r>
+      <w:r>
+        <w:rPr>
+          <w:rFonts w:ascii="Arial" w:hAnsi="Arial" w:cs="Arial"/>
+          <w:sz w:val="22"/>
+          <w:szCs w:val="22"/>
+        </w:rPr>
+        <w:t>between urban and rural populations, the overall effect size as well as the majority of those extracted</w:t>
+      </w:r>
+      <w:r>
+        <w:rPr>
+          <w:rFonts w:ascii="Arial" w:hAnsi="Arial" w:cs="Arial"/>
+          <w:sz w:val="22"/>
+          <w:szCs w:val="22"/>
+        </w:rPr>
+        <w:t xml:space="preserve"> (13/18)</w:t>
+      </w:r>
+      <w:r>
+        <w:rPr>
+          <w:rFonts w:ascii="Arial" w:hAnsi="Arial" w:cs="Arial"/>
+          <w:sz w:val="22"/>
+          <w:szCs w:val="22"/>
+        </w:rPr>
+        <w:t xml:space="preserve"> were negative</w:t>
+      </w:r>
+      <w:r>
+        <w:rPr>
+          <w:rFonts w:ascii="Arial" w:hAnsi="Arial" w:cs="Arial"/>
+          <w:sz w:val="22"/>
+          <w:szCs w:val="22"/>
+        </w:rPr>
+        <w:t xml:space="preserve"> which offers some support to the domestication syndrome hypothesis</w:t>
+      </w:r>
+      <w:r>
+        <w:rPr>
+          <w:rFonts w:ascii="Arial" w:hAnsi="Arial" w:cs="Arial"/>
+          <w:sz w:val="22"/>
+          <w:szCs w:val="22"/>
+        </w:rPr>
+        <w:t xml:space="preserve">. </w:t>
+      </w:r>
+      <w:r>
+        <w:rPr>
+          <w:rFonts w:ascii="Arial" w:hAnsi="Arial" w:cs="Arial"/>
+          <w:sz w:val="22"/>
+          <w:szCs w:val="22"/>
+        </w:rPr>
+        <w:t xml:space="preserve">The sample size for each designation </w:t>
+      </w:r>
+      <w:r>
+        <w:rPr>
+          <w:rFonts w:ascii="Arial" w:hAnsi="Arial" w:cs="Arial"/>
+          <w:sz w:val="22"/>
+          <w:szCs w:val="22"/>
+        </w:rPr>
+        <w:t>did not exceed 25 specimens for any species or ecoregion</w:t>
+      </w:r>
+      <w:r>
+        <w:rPr>
+          <w:rFonts w:ascii="Arial" w:hAnsi="Arial" w:cs="Arial"/>
+          <w:sz w:val="22"/>
+          <w:szCs w:val="22"/>
+        </w:rPr>
+        <w:t>, and for one was as low as 2; had this been greater, I likely would have found smaller confidence intervals which would have lent power to the estimations</w:t>
+      </w:r>
+      <w:r>
+        <w:rPr>
+          <w:rFonts w:ascii="Arial" w:hAnsi="Arial" w:cs="Arial"/>
+          <w:sz w:val="22"/>
+          <w:szCs w:val="22"/>
+        </w:rPr>
+        <w:t xml:space="preserve">. Ultimately, it is arguable </w:t>
+      </w:r>
+      <w:r>
+        <w:rPr>
+          <w:rFonts w:ascii="Arial" w:hAnsi="Arial" w:cs="Arial"/>
+          <w:sz w:val="22"/>
+          <w:szCs w:val="22"/>
+        </w:rPr>
+        <w:t xml:space="preserve">that there was an insufficient research pool to draw from for a meta-analysis, and that the question I chose to address </w:t>
+      </w:r>
+      <w:r>
+        <w:rPr>
+          <w:rFonts w:ascii="Arial" w:hAnsi="Arial" w:cs="Arial"/>
+          <w:sz w:val="22"/>
+          <w:szCs w:val="22"/>
+        </w:rPr>
+        <w:t xml:space="preserve">is not ready for such analysis. With only 3 papers, multicollinearity became a considerable obstacle to analyses </w:t>
+      </w:r>
+      <w:r>
+        <w:rPr>
+          <w:rFonts w:ascii="Arial" w:hAnsi="Arial" w:cs="Arial"/>
+          <w:sz w:val="22"/>
+          <w:szCs w:val="22"/>
+        </w:rPr>
+        <w:t xml:space="preserve">(as all effect sizes with, for example, Snell-Rood as paper necessarily also had Plains as ecoregion, and body length as the </w:t>
+      </w:r>
+      <w:r>
+        <w:rPr>
+          <w:rFonts w:ascii="Arial" w:hAnsi="Arial" w:cs="Arial"/>
+          <w:sz w:val="22"/>
+          <w:szCs w:val="22"/>
+        </w:rPr>
+        <w:t xml:space="preserve">metric for calculating relative CC). This was mitigated by applying a PCA and dropping species from the model, but </w:t>
+      </w:r>
+      <w:r>
+        <w:rPr>
+          <w:rFonts w:ascii="Arial" w:hAnsi="Arial" w:cs="Arial"/>
+          <w:sz w:val="22"/>
+          <w:szCs w:val="22"/>
+        </w:rPr>
+        <w:t xml:space="preserve">it would have been preferable to simply have more papers where effects of each moderator could be disentangled by repetition. </w:t>
+      </w:r>
+    </w:p>
+    <w:p>
+      <w:pPr>
+        <w:spacing w:line="360" w:lineRule="auto"/>
+        <w:jc w:val="both"/>
+        <w:rPr>
+          <w:rFonts w:ascii="Arial" w:hAnsi="Arial" w:cs="Arial"/>
+          <w:sz w:val="22"/>
+          <w:szCs w:val="22"/>
+        </w:rPr>
+      </w:pPr>
+      <w:r>
+        <w:rPr>
+          <w:rFonts w:ascii="Arial" w:hAnsi="Arial" w:cs="Arial"/>
+          <w:sz w:val="22"/>
+          <w:szCs w:val="22"/>
+        </w:rPr>
+        <w:t xml:space="preserve">One mode by which this analysis may have been improved is by </w:t>
+      </w:r>
+      <w:proofErr w:type="spellStart"/>
+      <w:r>
+        <w:rPr>
+          <w:rFonts w:ascii="Arial" w:hAnsi="Arial" w:cs="Arial"/>
+          <w:sz w:val="22"/>
+          <w:szCs w:val="22"/>
+        </w:rPr>
+        <w:t>subsetting</w:t>
+      </w:r>
+      <w:proofErr w:type="spellEnd"/>
+      <w:r>
+        <w:rPr>
+          <w:rFonts w:ascii="Arial" w:hAnsi="Arial" w:cs="Arial"/>
+          <w:sz w:val="22"/>
+          <w:szCs w:val="22"/>
+        </w:rPr>
+        <w:t xml:space="preserve"> specimens by collection year (for example grouping those from 1885-1915 together). This would have allowed inference on the presence of any change in effect size through time</w:t>
+      </w:r>
+      <w:r>
+        <w:rPr>
+          <w:rFonts w:ascii="Arial" w:hAnsi="Arial" w:cs="Arial"/>
+          <w:sz w:val="22"/>
+          <w:szCs w:val="22"/>
+        </w:rPr>
+        <w:t xml:space="preserve">, where we would expect the trend to get stronger as selection had time to act and as urbanisation intensified. However, this would have led to insufficient sample size </w:t>
+      </w:r>
+      <w:r>
+        <w:rPr>
+          <w:rFonts w:ascii="Arial" w:hAnsi="Arial" w:cs="Arial"/>
+          <w:sz w:val="22"/>
+          <w:szCs w:val="22"/>
+        </w:rPr>
+        <w:t xml:space="preserve">for mean calculations and therefore required either some time periods to be </w:t>
+      </w:r>
+      <w:r>
+        <w:rPr>
+          <w:rFonts w:ascii="Arial" w:hAnsi="Arial" w:cs="Arial"/>
+          <w:sz w:val="22"/>
+          <w:szCs w:val="22"/>
+        </w:rPr>
+        <w:t xml:space="preserve">dropped, or for ecoregions to be ignored. </w:t>
+      </w:r>
+      <w:r>
+        <w:rPr>
+          <w:rFonts w:ascii="Arial" w:hAnsi="Arial" w:cs="Arial"/>
+          <w:sz w:val="22"/>
+          <w:szCs w:val="22"/>
+        </w:rPr>
+        <w:t xml:space="preserve">A better solution would be to repeat the meta-analysis after sufficient time had passed for more relevant publications to become available. </w:t>
+      </w:r>
+    </w:p>
+    <w:p>
+      <w:pPr>
+        <w:spacing w:line="360" w:lineRule="auto"/>
+        <w:jc w:val="both"/>
+        <w:rPr>
+          <w:rFonts w:ascii="Arial" w:hAnsi="Arial" w:cs="Arial"/>
+          <w:sz w:val="22"/>
+          <w:szCs w:val="22"/>
+        </w:rPr>
+      </w:pPr>
+      <w:r>
+        <w:rPr>
+          <w:rFonts w:ascii="Arial" w:hAnsi="Arial" w:cs="Arial"/>
+          <w:sz w:val="22"/>
+          <w:szCs w:val="22"/>
+        </w:rPr>
+        <w:lastRenderedPageBreak/>
+        <w:t xml:space="preserve">In the interest of transparency, a </w:t>
+      </w:r>
+      <w:proofErr w:type="spellStart"/>
+      <w:r>
+        <w:rPr>
+          <w:rFonts w:ascii="Arial" w:hAnsi="Arial" w:cs="Arial"/>
+          <w:sz w:val="22"/>
+          <w:szCs w:val="22"/>
+        </w:rPr>
+        <w:t>github</w:t>
+      </w:r>
+      <w:proofErr w:type="spellEnd"/>
+      <w:r>
+        <w:rPr>
+          <w:rFonts w:ascii="Arial" w:hAnsi="Arial" w:cs="Arial"/>
+          <w:sz w:val="22"/>
+          <w:szCs w:val="22"/>
+        </w:rPr>
+        <w:t xml:space="preserve"> of the cleaned data and code is available (methods). </w:t>
+      </w:r>
+      <w:r>
+        <w:rPr>
+          <w:rFonts w:ascii="Arial" w:hAnsi="Arial" w:cs="Arial"/>
+          <w:sz w:val="22"/>
+          <w:szCs w:val="22"/>
+        </w:rPr>
+        <w:t xml:space="preserve">This inclusion was a direct response to encountering a frustrating lack of transparency in </w:t>
+      </w:r>
+      <w:r>
+        <w:rPr>
+          <w:rFonts w:ascii="Arial" w:hAnsi="Arial" w:cs="Arial"/>
+          <w:sz w:val="22"/>
+          <w:szCs w:val="22"/>
+        </w:rPr>
+        <w:t xml:space="preserve">my literature search. Papers largely failed to report how they designated collection sites as urban or rural, forcing </w:t>
+      </w:r>
+      <w:r>
+        <w:rPr>
+          <w:rFonts w:ascii="Arial" w:hAnsi="Arial" w:cs="Arial"/>
+          <w:sz w:val="22"/>
+          <w:szCs w:val="22"/>
+        </w:rPr>
+        <w:t xml:space="preserve">this analysis to make assumptions and arbitrary designations (though the impact of this on the model may be mitigated by fitting paper as a random effect). </w:t>
+      </w:r>
+      <w:r>
+        <w:rPr>
+          <w:rFonts w:ascii="Arial" w:hAnsi="Arial" w:cs="Arial"/>
+          <w:sz w:val="22"/>
+          <w:szCs w:val="22"/>
+        </w:rPr>
+        <w:t xml:space="preserve">Additionally, Parsons et al (2020) took relevant measurements, which were rendered inaccessible by inadequate reporting. </w:t>
+      </w:r>
+      <w:r>
+        <w:rPr>
+          <w:rFonts w:ascii="Arial" w:hAnsi="Arial" w:cs="Arial"/>
+          <w:sz w:val="22"/>
+          <w:szCs w:val="22"/>
+        </w:rPr>
+        <w:t xml:space="preserve">This highlights a systemic issue in scientific reporting, where </w:t>
+      </w:r>
+      <w:r>
+        <w:rPr>
+          <w:rFonts w:ascii="Arial" w:hAnsi="Arial" w:cs="Arial"/>
+          <w:sz w:val="22"/>
+          <w:szCs w:val="22"/>
+        </w:rPr>
+        <w:t xml:space="preserve">authors limit progress </w:t>
+      </w:r>
+      <w:r>
+        <w:rPr>
+          <w:rFonts w:ascii="Arial" w:hAnsi="Arial" w:cs="Arial"/>
+          <w:sz w:val="22"/>
+          <w:szCs w:val="22"/>
+        </w:rPr>
+        <w:t>by</w:t>
+      </w:r>
+      <w:r>
+        <w:rPr>
+          <w:rFonts w:ascii="Arial" w:hAnsi="Arial" w:cs="Arial"/>
+          <w:sz w:val="22"/>
+          <w:szCs w:val="22"/>
+        </w:rPr>
+        <w:t xml:space="preserve"> neglecting to share their data</w:t>
+      </w:r>
+      <w:r>
+        <w:rPr>
+          <w:rFonts w:ascii="Arial" w:hAnsi="Arial" w:cs="Arial"/>
+          <w:sz w:val="22"/>
+          <w:szCs w:val="22"/>
+        </w:rPr>
+        <w:t xml:space="preserve"> </w:t>
+      </w:r>
+      <w:r>
+        <w:rPr>
+          <w:rFonts w:ascii="Arial" w:hAnsi="Arial" w:cs="Arial"/>
+          <w:sz w:val="22"/>
+          <w:szCs w:val="22"/>
+        </w:rPr>
+        <w:fldChar w:fldCharType="begin"/>
+      </w:r>
+      <w:r>
+        <w:rPr>
+          <w:rFonts w:ascii="Arial" w:hAnsi="Arial" w:cs="Arial"/>
+          <w:sz w:val="22"/>
+          <w:szCs w:val="22"/>
+        </w:rPr>
+        <w:instrText xml:space="preserve"> ADDIN ZOTERO_ITEM CSL_CITATION {"citationID":"rBfbo0xy","properties":{"formattedCitation":"(Farley {\\i{}et al.}, 2018)","plainCitation":"(Farley et al., 2018)","noteIndex":0},"citationItems":[{"id":363,"uris":["http://zotero.org/users/local/lVrMvdUB/items/P73SCBWT"],"itemData":{"id":363,"type":"article-journal","abstract":"Ecology has joined a world of big data. Two complementary frameworks define big data: data that exceed the analytical capacities of individuals or disciplines or the “Four Vs” axes of volume, variety, veracity, and velocity. Variety predominates in ecoinformatics and limits the scalability of ecological science. Volume varies widely. Ecological velocity is low but growing as data throughput and societal needs increase. Ecological big-data systems include in situ and remote sensors, community data resources, biodiversity databases, citizen science, and permanent stations. Technological solutions include the development of open code- and data-sharing platforms, flexible statistical models that can handle heterogeneous data and sources of uncertainty, and cloud-computing delivery of high-velocity computing to large-volume analytics. Cultural solutions include training targeted to early and current scientific workforce and strengthening collaborations among ecologists and data scientists. The broader goal is to maximize the power, scalability, and timeliness of ecological insights and forecasting.","container-title":"BioScience","DOI":"10.1093/biosci/biy068","ISSN":"0006-3568","issue":"8","journalAbbreviation":"BioScience","page":"563-576","source":"Silverchair","title":"Situating Ecology as a Big-Data Science: Current Advances, Challenges, and Solutions","title-short":"Situating Ecology as a Big-Data Science","volume":"68","author":[{"family":"Farley","given":"Scott S"},{"family":"Dawson","given":"Andria"},{"family":"Goring","given":"Simon J"},{"family":"Williams","given":"John W"}],"issued":{"date-parts":[["2018",8,1]]}}}],"schema":"https://github.com/citation-style-language/schema/raw/master/csl-citation.json"} </w:instrText>
+      </w:r>
+      <w:r>
+        <w:rPr>
+          <w:rFonts w:ascii="Arial" w:hAnsi="Arial" w:cs="Arial"/>
+          <w:sz w:val="22"/>
+          <w:szCs w:val="22"/>
+        </w:rPr>
+        <w:fldChar w:fldCharType="separate"/>
+      </w:r>
+      <w:r>
+        <w:rPr>
+          <w:rFonts w:ascii="Arial" w:hAnsi="Arial" w:cs="Arial"/>
+          <w:kern w:val="0"/>
+          <w:sz w:val="22"/>
+        </w:rPr>
+        <w:t xml:space="preserve">(Farley </w:t>
+      </w:r>
+      <w:r>
+        <w:rPr>
+          <w:rFonts w:ascii="Arial" w:hAnsi="Arial" w:cs="Arial"/>
+          <w:i/>
+          <w:iCs/>
+          <w:kern w:val="0"/>
+          <w:sz w:val="22"/>
+        </w:rPr>
+        <w:t>et al.</w:t>
+      </w:r>
+      <w:r>
+        <w:rPr>
+          <w:rFonts w:ascii="Arial" w:hAnsi="Arial" w:cs="Arial"/>
+          <w:kern w:val="0"/>
+          <w:sz w:val="22"/>
+        </w:rPr>
+        <w:t>, 2018)</w:t>
+      </w:r>
+      <w:r>
+        <w:rPr>
+          <w:rFonts w:ascii="Arial" w:hAnsi="Arial" w:cs="Arial"/>
+          <w:sz w:val="22"/>
+          <w:szCs w:val="22"/>
+        </w:rPr>
+        <w:fldChar w:fldCharType="end"/>
+      </w:r>
+      <w:r>
+        <w:rPr>
+          <w:rFonts w:ascii="Arial" w:hAnsi="Arial" w:cs="Arial"/>
+          <w:sz w:val="22"/>
+          <w:szCs w:val="22"/>
+        </w:rPr>
+        <w:t xml:space="preserve">. </w:t>
+      </w:r>
+    </w:p>
+    <w:p>
+      <w:pPr>
+        <w:spacing w:line="360" w:lineRule="auto"/>
+        <w:jc w:val="both"/>
+        <w:rPr>
+          <w:rFonts w:ascii="Arial" w:hAnsi="Arial" w:cs="Arial"/>
+          <w:sz w:val="22"/>
+          <w:szCs w:val="22"/>
+        </w:rPr>
+      </w:pPr>
+      <w:r>
+        <w:rPr>
+          <w:rFonts w:ascii="Arial" w:hAnsi="Arial" w:cs="Arial"/>
+          <w:sz w:val="22"/>
+          <w:szCs w:val="22"/>
+        </w:rPr>
+        <w:t xml:space="preserve">The ecology of the 11 species examined in this study show considerable variation, </w:t>
+      </w:r>
+      <w:r>
+        <w:rPr>
+          <w:rFonts w:ascii="Arial" w:hAnsi="Arial" w:cs="Arial"/>
+          <w:sz w:val="22"/>
+          <w:szCs w:val="22"/>
+        </w:rPr>
+        <w:t>including</w:t>
+      </w:r>
+      <w:r>
+        <w:rPr>
+          <w:rFonts w:ascii="Arial" w:hAnsi="Arial" w:cs="Arial"/>
+          <w:sz w:val="22"/>
+          <w:szCs w:val="22"/>
+        </w:rPr>
+        <w:t xml:space="preserve"> </w:t>
+      </w:r>
+      <w:proofErr w:type="spellStart"/>
+      <w:r>
+        <w:rPr>
+          <w:rFonts w:ascii="Arial" w:hAnsi="Arial" w:cs="Arial"/>
+          <w:sz w:val="22"/>
+          <w:szCs w:val="22"/>
+        </w:rPr>
+        <w:t>Eulipotyphla</w:t>
+      </w:r>
+      <w:proofErr w:type="spellEnd"/>
+      <w:r>
+        <w:rPr>
+          <w:rFonts w:ascii="Arial" w:hAnsi="Arial" w:cs="Arial"/>
+          <w:sz w:val="22"/>
+          <w:szCs w:val="22"/>
+        </w:rPr>
+        <w:t xml:space="preserve"> </w:t>
+      </w:r>
+      <w:r>
+        <w:rPr>
+          <w:rFonts w:ascii="Arial" w:hAnsi="Arial" w:cs="Arial"/>
+          <w:sz w:val="22"/>
+          <w:szCs w:val="22"/>
+        </w:rPr>
+        <w:t xml:space="preserve">(shrews, n=2), </w:t>
+      </w:r>
+      <w:r>
+        <w:rPr>
+          <w:rFonts w:ascii="Arial" w:hAnsi="Arial" w:cs="Arial"/>
+          <w:sz w:val="22"/>
+          <w:szCs w:val="22"/>
+        </w:rPr>
+        <w:t>R</w:t>
+      </w:r>
+      <w:r>
+        <w:rPr>
+          <w:rFonts w:ascii="Arial" w:hAnsi="Arial" w:cs="Arial"/>
+          <w:sz w:val="22"/>
+          <w:szCs w:val="22"/>
+        </w:rPr>
+        <w:t>odentia (n=</w:t>
+      </w:r>
+      <w:r>
+        <w:rPr>
+          <w:rFonts w:ascii="Arial" w:hAnsi="Arial" w:cs="Arial"/>
+          <w:sz w:val="22"/>
+          <w:szCs w:val="22"/>
+        </w:rPr>
+        <w:t>6</w:t>
+      </w:r>
+      <w:r>
+        <w:rPr>
+          <w:rFonts w:ascii="Arial" w:hAnsi="Arial" w:cs="Arial"/>
+          <w:sz w:val="22"/>
+          <w:szCs w:val="22"/>
+        </w:rPr>
+        <w:t>)</w:t>
+      </w:r>
+      <w:r>
+        <w:rPr>
+          <w:rFonts w:ascii="Arial" w:hAnsi="Arial" w:cs="Arial"/>
+          <w:sz w:val="22"/>
+          <w:szCs w:val="22"/>
+        </w:rPr>
+        <w:t xml:space="preserve">, </w:t>
+      </w:r>
+      <w:proofErr w:type="spellStart"/>
+      <w:r>
+        <w:rPr>
+          <w:rFonts w:ascii="Arial" w:hAnsi="Arial" w:cs="Arial"/>
+          <w:sz w:val="22"/>
+          <w:szCs w:val="22"/>
+        </w:rPr>
+        <w:t>Chiroptera</w:t>
+      </w:r>
+      <w:proofErr w:type="spellEnd"/>
+      <w:r>
+        <w:rPr>
+          <w:rFonts w:ascii="Arial" w:hAnsi="Arial" w:cs="Arial"/>
+          <w:sz w:val="22"/>
+          <w:szCs w:val="22"/>
+        </w:rPr>
+        <w:t xml:space="preserve"> (</w:t>
+      </w:r>
+      <w:r>
+        <w:rPr>
+          <w:rFonts w:ascii="Arial" w:hAnsi="Arial" w:cs="Arial"/>
+          <w:sz w:val="22"/>
+          <w:szCs w:val="22"/>
+        </w:rPr>
+        <w:t xml:space="preserve">bats, </w:t>
+      </w:r>
+      <w:r>
+        <w:rPr>
+          <w:rFonts w:ascii="Arial" w:hAnsi="Arial" w:cs="Arial"/>
+          <w:sz w:val="22"/>
+          <w:szCs w:val="22"/>
+        </w:rPr>
+        <w:t>n=2)</w:t>
+      </w:r>
+      <w:r>
+        <w:rPr>
+          <w:rFonts w:ascii="Arial" w:hAnsi="Arial" w:cs="Arial"/>
+          <w:sz w:val="22"/>
+          <w:szCs w:val="22"/>
+        </w:rPr>
+        <w:t xml:space="preserve"> and </w:t>
+      </w:r>
+      <w:r>
+        <w:rPr>
+          <w:rFonts w:ascii="Arial" w:hAnsi="Arial" w:cs="Arial"/>
+          <w:sz w:val="22"/>
+          <w:szCs w:val="22"/>
+        </w:rPr>
+        <w:t>C</w:t>
+      </w:r>
+      <w:r>
+        <w:rPr>
+          <w:rFonts w:ascii="Arial" w:hAnsi="Arial" w:cs="Arial"/>
+          <w:sz w:val="22"/>
+          <w:szCs w:val="22"/>
+        </w:rPr>
+        <w:t xml:space="preserve">arnivora (n=1). </w:t>
+      </w:r>
+      <w:r>
+        <w:rPr>
+          <w:rFonts w:ascii="Arial" w:hAnsi="Arial" w:cs="Arial"/>
+          <w:sz w:val="22"/>
+          <w:szCs w:val="22"/>
+        </w:rPr>
+        <w:t xml:space="preserve">Interestingly, </w:t>
+      </w:r>
+      <w:r>
+        <w:rPr>
+          <w:rFonts w:ascii="Arial" w:hAnsi="Arial" w:cs="Arial"/>
+          <w:sz w:val="22"/>
+          <w:szCs w:val="22"/>
+        </w:rPr>
+        <w:t>the big brown bat (</w:t>
+      </w:r>
+      <w:r>
+        <w:rPr>
+          <w:rFonts w:ascii="Arial" w:hAnsi="Arial" w:cs="Arial"/>
+          <w:i/>
+          <w:iCs/>
+          <w:sz w:val="22"/>
+          <w:szCs w:val="22"/>
+        </w:rPr>
+        <w:t>Eptesicus fuscus</w:t>
+      </w:r>
+      <w:r>
+        <w:rPr>
+          <w:rFonts w:ascii="Arial" w:hAnsi="Arial" w:cs="Arial"/>
+          <w:sz w:val="22"/>
+          <w:szCs w:val="22"/>
+        </w:rPr>
+        <w:t xml:space="preserve">) </w:t>
+      </w:r>
+      <w:r>
+        <w:rPr>
+          <w:rFonts w:ascii="Arial" w:hAnsi="Arial" w:cs="Arial"/>
+          <w:sz w:val="22"/>
+          <w:szCs w:val="22"/>
+        </w:rPr>
+        <w:t xml:space="preserve">and </w:t>
+      </w:r>
+      <w:r>
+        <w:rPr>
+          <w:rFonts w:ascii="Arial" w:hAnsi="Arial" w:cs="Arial"/>
+          <w:sz w:val="22"/>
+          <w:szCs w:val="22"/>
+        </w:rPr>
+        <w:t xml:space="preserve">American red squirrel </w:t>
+      </w:r>
+      <w:r>
+        <w:rPr>
+          <w:rFonts w:ascii="Arial" w:hAnsi="Arial" w:cs="Arial"/>
+          <w:sz w:val="22"/>
+          <w:szCs w:val="22"/>
+        </w:rPr>
+        <w:t>(</w:t>
+      </w:r>
+      <w:proofErr w:type="spellStart"/>
+      <w:r>
+        <w:rPr>
+          <w:rFonts w:ascii="Arial" w:hAnsi="Arial" w:cs="Arial"/>
+          <w:i/>
+          <w:iCs/>
+          <w:sz w:val="22"/>
+          <w:szCs w:val="22"/>
+        </w:rPr>
+        <w:t>Tamiasciurus</w:t>
+      </w:r>
+      <w:proofErr w:type="spellEnd"/>
+      <w:r>
+        <w:rPr>
+          <w:rFonts w:ascii="Arial" w:hAnsi="Arial" w:cs="Arial"/>
+          <w:i/>
+          <w:iCs/>
+          <w:sz w:val="22"/>
+          <w:szCs w:val="22"/>
+        </w:rPr>
+        <w:t xml:space="preserve"> </w:t>
+      </w:r>
+      <w:proofErr w:type="spellStart"/>
+      <w:r>
+        <w:rPr>
+          <w:rFonts w:ascii="Arial" w:hAnsi="Arial" w:cs="Arial"/>
+          <w:i/>
+          <w:iCs/>
+          <w:sz w:val="22"/>
+          <w:szCs w:val="22"/>
+        </w:rPr>
+        <w:t>hudsonicus</w:t>
+      </w:r>
+      <w:proofErr w:type="spellEnd"/>
+      <w:r>
+        <w:rPr>
+          <w:rFonts w:ascii="Arial" w:hAnsi="Arial" w:cs="Arial"/>
+          <w:sz w:val="22"/>
+          <w:szCs w:val="22"/>
+        </w:rPr>
+        <w:t>)</w:t>
+      </w:r>
+      <w:r>
+        <w:rPr>
+          <w:rFonts w:ascii="Arial" w:hAnsi="Arial" w:cs="Arial"/>
+          <w:sz w:val="22"/>
+          <w:szCs w:val="22"/>
+        </w:rPr>
+        <w:t xml:space="preserve"> </w:t>
+      </w:r>
+      <w:r>
+        <w:rPr>
+          <w:rFonts w:ascii="Arial" w:hAnsi="Arial" w:cs="Arial"/>
+          <w:sz w:val="22"/>
+          <w:szCs w:val="22"/>
+        </w:rPr>
+        <w:t xml:space="preserve">showed </w:t>
+      </w:r>
+      <w:r>
+        <w:rPr>
+          <w:rFonts w:ascii="Arial" w:hAnsi="Arial" w:cs="Arial"/>
+          <w:sz w:val="22"/>
+          <w:szCs w:val="22"/>
+        </w:rPr>
+        <w:t xml:space="preserve">higher relative CC in urban areas, while the </w:t>
+      </w:r>
+      <w:r>
+        <w:rPr>
+          <w:rFonts w:ascii="Arial" w:hAnsi="Arial" w:cs="Arial"/>
+          <w:sz w:val="22"/>
+          <w:szCs w:val="22"/>
+        </w:rPr>
+        <w:t>little brown bat (</w:t>
+      </w:r>
+      <w:r>
+        <w:rPr>
+          <w:rFonts w:ascii="Arial" w:hAnsi="Arial" w:cs="Arial"/>
+          <w:i/>
+          <w:iCs/>
+          <w:sz w:val="22"/>
+          <w:szCs w:val="22"/>
+        </w:rPr>
+        <w:t xml:space="preserve">Myotis </w:t>
+      </w:r>
+      <w:proofErr w:type="spellStart"/>
+      <w:r>
+        <w:rPr>
+          <w:rFonts w:ascii="Arial" w:hAnsi="Arial" w:cs="Arial"/>
+          <w:i/>
+          <w:iCs/>
+          <w:sz w:val="22"/>
+          <w:szCs w:val="22"/>
+        </w:rPr>
+        <w:t>lucifugus</w:t>
+      </w:r>
+      <w:proofErr w:type="spellEnd"/>
+      <w:r>
+        <w:rPr>
+          <w:rFonts w:ascii="Arial" w:hAnsi="Arial" w:cs="Arial"/>
+          <w:sz w:val="22"/>
+          <w:szCs w:val="22"/>
+        </w:rPr>
+        <w:t>)</w:t>
+      </w:r>
+      <w:r>
+        <w:rPr>
+          <w:rFonts w:ascii="Arial" w:hAnsi="Arial" w:cs="Arial"/>
+          <w:sz w:val="22"/>
+          <w:szCs w:val="22"/>
+        </w:rPr>
+        <w:t xml:space="preserve"> </w:t>
+      </w:r>
+      <w:r>
+        <w:rPr>
+          <w:rFonts w:ascii="Arial" w:hAnsi="Arial" w:cs="Arial"/>
+          <w:sz w:val="22"/>
+          <w:szCs w:val="22"/>
+        </w:rPr>
+        <w:t xml:space="preserve">and </w:t>
+      </w:r>
+      <w:r>
+        <w:rPr>
+          <w:rFonts w:ascii="Arial" w:hAnsi="Arial" w:cs="Arial"/>
+          <w:sz w:val="22"/>
+          <w:szCs w:val="22"/>
+        </w:rPr>
+        <w:t>E</w:t>
+      </w:r>
+      <w:r>
+        <w:rPr>
+          <w:rFonts w:ascii="Arial" w:hAnsi="Arial" w:cs="Arial"/>
+          <w:sz w:val="22"/>
+          <w:szCs w:val="22"/>
+        </w:rPr>
+        <w:t xml:space="preserve">astern grey squirrel </w:t>
+      </w:r>
+      <w:r>
+        <w:rPr>
+          <w:rFonts w:ascii="Arial" w:hAnsi="Arial" w:cs="Arial"/>
+          <w:sz w:val="22"/>
+          <w:szCs w:val="22"/>
+        </w:rPr>
+        <w:t>(</w:t>
+      </w:r>
+      <w:r>
+        <w:rPr>
+          <w:rFonts w:ascii="Arial" w:hAnsi="Arial" w:cs="Arial"/>
+          <w:i/>
+          <w:iCs/>
+          <w:sz w:val="22"/>
+          <w:szCs w:val="22"/>
+        </w:rPr>
+        <w:t>Sciurus carolinensis</w:t>
+      </w:r>
+      <w:r>
+        <w:rPr>
+          <w:rFonts w:ascii="Arial" w:hAnsi="Arial" w:cs="Arial"/>
+          <w:sz w:val="22"/>
+          <w:szCs w:val="22"/>
+        </w:rPr>
+        <w:t xml:space="preserve">) </w:t>
+      </w:r>
+      <w:r>
+        <w:rPr>
+          <w:rFonts w:ascii="Arial" w:hAnsi="Arial" w:cs="Arial"/>
+          <w:sz w:val="22"/>
+          <w:szCs w:val="22"/>
+        </w:rPr>
+        <w:t xml:space="preserve">showed lower. </w:t>
+      </w:r>
+      <w:r>
+        <w:rPr>
+          <w:rFonts w:ascii="Arial" w:hAnsi="Arial" w:cs="Arial"/>
+          <w:sz w:val="22"/>
+          <w:szCs w:val="22"/>
+        </w:rPr>
+        <w:t>Additionally, the racoon showed decreased relative CC in all</w:t>
+      </w:r>
+      <w:r>
+        <w:rPr>
+          <w:rFonts w:ascii="Arial" w:hAnsi="Arial" w:cs="Arial"/>
+          <w:sz w:val="22"/>
+          <w:szCs w:val="22"/>
+        </w:rPr>
+        <w:t xml:space="preserve"> urban</w:t>
+      </w:r>
+      <w:r>
+        <w:rPr>
+          <w:rFonts w:ascii="Arial" w:hAnsi="Arial" w:cs="Arial"/>
+          <w:sz w:val="22"/>
+          <w:szCs w:val="22"/>
+        </w:rPr>
+        <w:t xml:space="preserve"> groups but those from the desert ecoregion. </w:t>
+      </w:r>
+      <w:r>
+        <w:rPr>
+          <w:rFonts w:ascii="Arial" w:hAnsi="Arial" w:cs="Arial"/>
+          <w:sz w:val="22"/>
+          <w:szCs w:val="22"/>
+        </w:rPr>
+        <w:t xml:space="preserve">This highlights the </w:t>
+      </w:r>
+      <w:r>
+        <w:rPr>
+          <w:rFonts w:ascii="Arial" w:hAnsi="Arial" w:cs="Arial"/>
+          <w:sz w:val="22"/>
+          <w:szCs w:val="22"/>
+        </w:rPr>
+        <w:t xml:space="preserve">danger of making broad statements on the influence of human activity, including urbanisation, across even closely related taxa. </w:t>
+      </w:r>
+      <w:r>
+        <w:rPr>
+          <w:rFonts w:ascii="Arial" w:hAnsi="Arial" w:cs="Arial"/>
+          <w:sz w:val="22"/>
+          <w:szCs w:val="22"/>
+        </w:rPr>
+        <w:t xml:space="preserve">Both the cognitive demand hypothesis and </w:t>
+      </w:r>
+      <w:r>
+        <w:rPr>
+          <w:rFonts w:ascii="Arial" w:hAnsi="Arial" w:cs="Arial"/>
+          <w:sz w:val="22"/>
+          <w:szCs w:val="22"/>
+        </w:rPr>
+        <w:t>domestication hypothesis are not coverall and should be made on a</w:t>
+      </w:r>
+      <w:r>
+        <w:rPr>
+          <w:rFonts w:ascii="Arial" w:hAnsi="Arial" w:cs="Arial"/>
+          <w:sz w:val="22"/>
+          <w:szCs w:val="22"/>
+        </w:rPr>
+        <w:t xml:space="preserve"> species. if not population, level. </w:t>
+      </w:r>
+      <w:r>
+        <w:rPr>
+          <w:rFonts w:ascii="Arial" w:hAnsi="Arial" w:cs="Arial"/>
+          <w:sz w:val="22"/>
+          <w:szCs w:val="22"/>
+        </w:rPr>
+        <w:t xml:space="preserve">Grey squirrels have been overwhelmingly successful in our cities and </w:t>
+      </w:r>
+      <w:r>
+        <w:rPr>
+          <w:rFonts w:ascii="Arial" w:hAnsi="Arial" w:cs="Arial"/>
+          <w:sz w:val="22"/>
+          <w:szCs w:val="22"/>
+        </w:rPr>
+        <w:t xml:space="preserve">are recognised as generalists who can make use of human resources. In contrast, American red squirrels have experienced success in urban </w:t>
+      </w:r>
+      <w:proofErr w:type="gramStart"/>
+      <w:r>
+        <w:rPr>
+          <w:rFonts w:ascii="Arial" w:hAnsi="Arial" w:cs="Arial"/>
+          <w:sz w:val="22"/>
+          <w:szCs w:val="22"/>
+        </w:rPr>
+        <w:t>landscapes</w:t>
+      </w:r>
+      <w:proofErr w:type="gramEnd"/>
+      <w:r>
+        <w:rPr>
+          <w:rFonts w:ascii="Arial" w:hAnsi="Arial" w:cs="Arial"/>
+          <w:sz w:val="22"/>
+          <w:szCs w:val="22"/>
+        </w:rPr>
+        <w:t xml:space="preserve"> but largely only where native food sources are available. This may explain the variation in trend, where </w:t>
+      </w:r>
+      <w:r>
+        <w:rPr>
+          <w:rFonts w:ascii="Arial" w:hAnsi="Arial" w:cs="Arial"/>
+          <w:sz w:val="22"/>
+          <w:szCs w:val="22"/>
+        </w:rPr>
+        <w:t xml:space="preserve">the greys are under selection for tameness as this aids them in accessing resources, while reds are </w:t>
+      </w:r>
+      <w:r>
+        <w:rPr>
+          <w:rFonts w:ascii="Arial" w:hAnsi="Arial" w:cs="Arial"/>
+          <w:sz w:val="22"/>
+          <w:szCs w:val="22"/>
+        </w:rPr>
+        <w:t xml:space="preserve">not and may instead be under selection for cognitive capability to exploit cities while avoiding novel threats. </w:t>
+      </w:r>
+    </w:p>
+    <w:p>
+      <w:pPr>
+        <w:spacing w:line="360" w:lineRule="auto"/>
+        <w:jc w:val="both"/>
+        <w:rPr>
+          <w:rFonts w:ascii="Arial" w:hAnsi="Arial" w:cs="Arial"/>
+          <w:sz w:val="22"/>
+          <w:szCs w:val="22"/>
+        </w:rPr>
+      </w:pPr>
+      <w:r>
+        <w:rPr>
+          <w:rFonts w:ascii="Arial" w:hAnsi="Arial" w:cs="Arial"/>
+          <w:sz w:val="22"/>
+          <w:szCs w:val="22"/>
+        </w:rPr>
+        <w:t xml:space="preserve">Ultimately, while this project </w:t>
+      </w:r>
+      <w:r>
+        <w:rPr>
+          <w:rFonts w:ascii="Arial" w:hAnsi="Arial" w:cs="Arial"/>
+          <w:sz w:val="22"/>
+          <w:szCs w:val="22"/>
+        </w:rPr>
+        <w:t>was interesting to undertake, inferences that can be drawn from it are limited.</w:t>
+      </w:r>
+      <w:r>
+        <w:rPr>
+          <w:rFonts w:ascii="Arial" w:hAnsi="Arial" w:cs="Arial"/>
+          <w:sz w:val="22"/>
+          <w:szCs w:val="22"/>
+        </w:rPr>
+        <w:t xml:space="preserve"> Rural populations may also be under selection, especially considering that very few </w:t>
+      </w:r>
+      <w:r>
+        <w:rPr>
+          <w:rFonts w:ascii="Arial" w:hAnsi="Arial" w:cs="Arial"/>
+          <w:sz w:val="22"/>
+          <w:szCs w:val="22"/>
+        </w:rPr>
+        <w:t xml:space="preserve">truly </w:t>
+      </w:r>
+      <w:r>
+        <w:rPr>
+          <w:rFonts w:ascii="Arial" w:hAnsi="Arial" w:cs="Arial"/>
+          <w:sz w:val="22"/>
+          <w:szCs w:val="22"/>
+        </w:rPr>
+        <w:t xml:space="preserve">wild </w:t>
+      </w:r>
+      <w:r>
+        <w:rPr>
+          <w:rFonts w:ascii="Arial" w:hAnsi="Arial" w:cs="Arial"/>
+          <w:sz w:val="22"/>
+          <w:szCs w:val="22"/>
+        </w:rPr>
+        <w:t>environments remain</w:t>
+      </w:r>
+      <w:r>
+        <w:rPr>
+          <w:rFonts w:ascii="Arial" w:hAnsi="Arial" w:cs="Arial"/>
+          <w:sz w:val="22"/>
+          <w:szCs w:val="22"/>
+        </w:rPr>
+        <w:t xml:space="preserve"> and those that do are likely not being collected in</w:t>
+      </w:r>
+      <w:r>
+        <w:rPr>
+          <w:rFonts w:ascii="Arial" w:hAnsi="Arial" w:cs="Arial"/>
+          <w:sz w:val="22"/>
+          <w:szCs w:val="22"/>
+        </w:rPr>
+        <w:t>, which limits their usefulness as a control</w:t>
+      </w:r>
+      <w:r>
+        <w:rPr>
+          <w:rFonts w:ascii="Arial" w:hAnsi="Arial" w:cs="Arial"/>
+          <w:sz w:val="22"/>
+          <w:szCs w:val="22"/>
+        </w:rPr>
+        <w:t xml:space="preserve"> </w:t>
+      </w:r>
+      <w:r>
+        <w:rPr>
+          <w:rFonts w:ascii="Arial" w:hAnsi="Arial" w:cs="Arial"/>
+          <w:sz w:val="22"/>
+          <w:szCs w:val="22"/>
+        </w:rPr>
+        <w:fldChar w:fldCharType="begin"/>
+      </w:r>
+      <w:r>
+        <w:rPr>
+          <w:rFonts w:ascii="Arial" w:hAnsi="Arial" w:cs="Arial"/>
+          <w:sz w:val="22"/>
+          <w:szCs w:val="22"/>
+        </w:rPr>
+        <w:instrText xml:space="preserve"> ADDIN ZOTERO_ITEM CSL_CITATION {"citationID":"tOE8tIU7","properties":{"formattedCitation":"(Vitousek {\\i{}et al.}, 1997; Regacho and delBarco-Trillo, 2021)","plainCitation":"(Vitousek et al., 1997; Regacho and delBarco-Trillo, 2021)","noteIndex":0},"citationItems":[{"id":366,"uris":["http://zotero.org/users/local/lVrMvdUB/items/RNPJULID"],"itemData":{"id":366,"type":"article-journal","abstract":"Human alteration of Earth is substantial and growing. Between one-third and one-half of the land surface has been transformed by human action; the carbon dioxide concentration in the atmosphere has increased by nearly 30 percent since the beginning of the Industrial Revolution; more atmospheric nitrogen is fixed by humanity than by all natural terrestrial sources combined; more than half of all accessible surface fresh water is put to use by humanity; and about one-quarter of the bird species on Earth have been driven to extinction. By these and other standards, it is clear that we live on a human-dominated planet.","container-title":"Science","DOI":"10.1126/science.277.5325.494","issue":"5325","page":"494-499","publisher":"American Association for the Advancement of Science","source":"science.org (Atypon)","title":"Human Domination of Earth's Ecosystems","volume":"277","author":[{"family":"Vitousek","given":"Peter M."},{"family":"Mooney","given":"Harold A."},{"family":"Lubchenco","given":"Jane"},{"family":"Melillo","given":"Jerry M."}],"issued":{"date-parts":[["1997",7,25]]}}},{"id":323,"uris":["http://zotero.org/users/local/lVrMvdUB/items/DCM2QUAF"],"itemData":{"id":323,"type":"article","abstract":"The expansion of urban environments and how animals may be affected by them are being increasingly investigated, leading to a surge in urban ecology studies. Many urban ecology studies involve a direct comparison between rural and urban populations, or the use of urban gradients along a continuum from rural to urban areas. The implicit, although not properly investigated, assumption in these rural vs urban comparisons is that the rural populations offer a control that represents a lack of the anthropogenic stressors affecting the urban populations. Here we used museum skulls from 14 rodent species to conduct two separate studies, measuring fluctuating asymmetry (FA) as a proxy of developmental stress to assess the effect of anthropogenic disturbance. First, we compared urban and rural specimens of house mice (Mus musculus) to validate our methodological approach. Second, we compared rural specimens from 14 rodent species collected during the last two centuries across Austria. We hypothesised that FA in rural populations has not increased over the last two centuries, which would support the use of rural populations as a proper control in rural vs urban comparisons. We found higher morphological asymmetry in urban populations of Mus musculus compared to rural populations, which is consistent with similar studies in other species. However, we did not find any significant increase in FA over time in rural populations for any of the studied species. This supports the common practice of using rural populations as a control in rural vs urban comparisons when assessing the effects of urbanisation.","DOI":"10.21203/rs.3.rs-795506/v1","note":"ISSN: 2693-5015","publisher":"Research Square","source":"Research Square","title":"Morphological Stability of Rural Populations Confirms Their Use As Controls in Urban Ecology Studies","URL":"https://www.researchsquare.com/article/rs-795506/v1","author":[{"family":"Regacho","given":"Tania"},{"family":"Trillo","given":"Javier","non-dropping-particle":"delBarco-"}],"accessed":{"date-parts":[["2026",4,5]]},"issued":{"date-parts":[["2021",9,13]]}}}],"schema":"https://github.com/citation-style-language/schema/raw/master/csl-citation.json"} </w:instrText>
+      </w:r>
+      <w:r>
+        <w:rPr>
+          <w:rFonts w:ascii="Arial" w:hAnsi="Arial" w:cs="Arial"/>
+          <w:sz w:val="22"/>
+          <w:szCs w:val="22"/>
+        </w:rPr>
+        <w:fldChar w:fldCharType="separate"/>
+      </w:r>
+      <w:r>
+        <w:rPr>
+          <w:rFonts w:ascii="Arial" w:hAnsi="Arial" w:cs="Arial"/>
+          <w:kern w:val="0"/>
+          <w:sz w:val="22"/>
+        </w:rPr>
+        <w:t>(</w:t>
+      </w:r>
+      <w:proofErr w:type="spellStart"/>
+      <w:r>
+        <w:rPr>
+          <w:rFonts w:ascii="Arial" w:hAnsi="Arial" w:cs="Arial"/>
+          <w:kern w:val="0"/>
+          <w:sz w:val="22"/>
+        </w:rPr>
+        <w:t>Vitousek</w:t>
+      </w:r>
+      <w:proofErr w:type="spellEnd"/>
+      <w:r>
+        <w:rPr>
+          <w:rFonts w:ascii="Arial" w:hAnsi="Arial" w:cs="Arial"/>
+          <w:kern w:val="0"/>
+          <w:sz w:val="22"/>
+        </w:rPr>
+        <w:t xml:space="preserve"> </w:t>
+      </w:r>
+      <w:r>
+        <w:rPr>
+          <w:rFonts w:ascii="Arial" w:hAnsi="Arial" w:cs="Arial"/>
+          <w:i/>
+          <w:iCs/>
+          <w:kern w:val="0"/>
+          <w:sz w:val="22"/>
+        </w:rPr>
+        <w:t>et al.</w:t>
+      </w:r>
+      <w:r>
+        <w:rPr>
+          <w:rFonts w:ascii="Arial" w:hAnsi="Arial" w:cs="Arial"/>
+          <w:kern w:val="0"/>
+          <w:sz w:val="22"/>
+        </w:rPr>
+        <w:t xml:space="preserve">, 1997; Regacho and </w:t>
+      </w:r>
+      <w:proofErr w:type="spellStart"/>
+      <w:r>
+        <w:rPr>
+          <w:rFonts w:ascii="Arial" w:hAnsi="Arial" w:cs="Arial"/>
+          <w:kern w:val="0"/>
+          <w:sz w:val="22"/>
+        </w:rPr>
+        <w:t>delBarco</w:t>
+      </w:r>
+      <w:proofErr w:type="spellEnd"/>
+      <w:r>
+        <w:rPr>
+          <w:rFonts w:ascii="Arial" w:hAnsi="Arial" w:cs="Arial"/>
+          <w:kern w:val="0"/>
+          <w:sz w:val="22"/>
+        </w:rPr>
+        <w:t>-Trillo, 2021)</w:t>
+      </w:r>
+      <w:r>
+        <w:rPr>
+          <w:rFonts w:ascii="Arial" w:hAnsi="Arial" w:cs="Arial"/>
+          <w:sz w:val="22"/>
+          <w:szCs w:val="22"/>
+        </w:rPr>
+        <w:fldChar w:fldCharType="end"/>
+      </w:r>
+      <w:r>
+        <w:rPr>
+          <w:rFonts w:ascii="Arial" w:hAnsi="Arial" w:cs="Arial"/>
+          <w:sz w:val="22"/>
+          <w:szCs w:val="22"/>
+        </w:rPr>
+        <w:t xml:space="preserve">. Without temporal analysis, we cannot determine if </w:t>
+      </w:r>
+      <w:r>
+        <w:rPr>
+          <w:rFonts w:ascii="Arial" w:hAnsi="Arial" w:cs="Arial"/>
+          <w:sz w:val="22"/>
+          <w:szCs w:val="22"/>
+        </w:rPr>
+        <w:t xml:space="preserve">phenotypic changes in </w:t>
+      </w:r>
+      <w:r>
+        <w:rPr>
+          <w:rFonts w:ascii="Arial" w:hAnsi="Arial" w:cs="Arial"/>
+          <w:sz w:val="22"/>
+          <w:szCs w:val="22"/>
+        </w:rPr>
+        <w:t xml:space="preserve">the urban populations </w:t>
+      </w:r>
+      <w:r>
+        <w:rPr>
+          <w:rFonts w:ascii="Arial" w:hAnsi="Arial" w:cs="Arial"/>
+          <w:sz w:val="22"/>
+          <w:szCs w:val="22"/>
+        </w:rPr>
+        <w:t xml:space="preserve">are the source of any difference in means, or if they have remained stable and the rural populations have changed. </w:t>
+      </w:r>
+      <w:r>
+        <w:rPr>
+          <w:rFonts w:ascii="Arial" w:hAnsi="Arial" w:cs="Arial"/>
+          <w:sz w:val="22"/>
+          <w:szCs w:val="22"/>
+        </w:rPr>
+        <w:t xml:space="preserve">In fact, Snell-Rood et al found increases in CC over time for four rural populations. </w:t>
+      </w:r>
+      <w:r>
+        <w:rPr>
+          <w:rFonts w:ascii="Arial" w:hAnsi="Arial" w:cs="Arial"/>
+          <w:sz w:val="22"/>
+          <w:szCs w:val="22"/>
+        </w:rPr>
+        <w:t xml:space="preserve">Furthermore, </w:t>
+      </w:r>
+      <w:r>
+        <w:rPr>
+          <w:rFonts w:ascii="Arial" w:hAnsi="Arial" w:cs="Arial"/>
+          <w:sz w:val="22"/>
+          <w:szCs w:val="22"/>
+        </w:rPr>
+        <w:t xml:space="preserve">a sampling bias may be present; perhaps urban individuals with smaller brains are simply more likely to die </w:t>
+      </w:r>
+      <w:r>
+        <w:rPr>
+          <w:rFonts w:ascii="Arial" w:hAnsi="Arial" w:cs="Arial"/>
+          <w:sz w:val="22"/>
+          <w:szCs w:val="22"/>
+        </w:rPr>
+        <w:t>ways that lead</w:t>
+      </w:r>
+      <w:r>
+        <w:rPr>
+          <w:rFonts w:ascii="Arial" w:hAnsi="Arial" w:cs="Arial"/>
+          <w:sz w:val="22"/>
+          <w:szCs w:val="22"/>
+        </w:rPr>
+        <w:t xml:space="preserve"> them to be collected (for example in </w:t>
+      </w:r>
+      <w:r>
+        <w:rPr>
+          <w:rFonts w:ascii="Arial" w:hAnsi="Arial" w:cs="Arial"/>
+          <w:sz w:val="22"/>
+          <w:szCs w:val="22"/>
+        </w:rPr>
+        <w:t xml:space="preserve">densely populated or less covered areas). </w:t>
+      </w:r>
+      <w:r>
+        <w:rPr>
+          <w:rFonts w:ascii="Arial" w:hAnsi="Arial" w:cs="Arial"/>
+          <w:sz w:val="22"/>
+          <w:szCs w:val="22"/>
+        </w:rPr>
+        <w:t xml:space="preserve">It is also a simplification to deem all animals found in urban environments as synanthropes. </w:t>
+      </w:r>
+      <w:r>
+        <w:rPr>
+          <w:rFonts w:ascii="Arial" w:hAnsi="Arial" w:cs="Arial"/>
+          <w:sz w:val="22"/>
+          <w:szCs w:val="22"/>
+        </w:rPr>
+        <w:t>(</w:t>
+      </w:r>
+      <w:r>
+        <w:rPr>
+          <w:rFonts w:ascii="Arial" w:hAnsi="Arial" w:cs="Arial"/>
+          <w:sz w:val="22"/>
+          <w:szCs w:val="22"/>
+        </w:rPr>
+        <w:t>767</w:t>
+      </w:r>
+      <w:r>
+        <w:rPr>
+          <w:rFonts w:ascii="Arial" w:hAnsi="Arial" w:cs="Arial"/>
+          <w:sz w:val="22"/>
+          <w:szCs w:val="22"/>
+        </w:rPr>
+        <w:t xml:space="preserve"> words)</w:t>
+      </w:r>
+    </w:p>
+    <w:p>
+      <w:pPr>
+        <w:spacing w:line="360" w:lineRule="auto"/>
+        <w:jc w:val="both"/>
+        <w:rPr>
+          <w:rFonts w:ascii="Arial" w:hAnsi="Arial" w:cs="Arial"/>
+          <w:sz w:val="22"/>
+          <w:szCs w:val="22"/>
         </w:rPr>
       </w:pPr>
     </w:p>
@@ -11884,259 +13175,6 @@
       <w:pPr>
         <w:pStyle w:val="Heading2"/>
         <w:spacing w:line="360" w:lineRule="auto"/>
-        <w:jc w:val="both"/>
-        <w:rPr>
-          <w:rFonts w:ascii="Arial" w:hAnsi="Arial" w:cs="Arial"/>
-        </w:rPr>
-      </w:pPr>
-      <w:bookmarkStart w:id="7" w:name="_Toc226399182"/>
-      <w:r>
-        <w:rPr>
-          <w:rFonts w:ascii="Arial" w:hAnsi="Arial" w:cs="Arial"/>
-        </w:rPr>
-        <w:t>Discussion</w:t>
-      </w:r>
-      <w:bookmarkEnd w:id="7"/>
-    </w:p>
-    <w:p>
-      <w:pPr>
-        <w:spacing w:line="360" w:lineRule="auto"/>
-        <w:jc w:val="both"/>
-        <w:rPr>
-          <w:rFonts w:ascii="Arial" w:hAnsi="Arial" w:cs="Arial"/>
-          <w:sz w:val="22"/>
-          <w:szCs w:val="22"/>
-        </w:rPr>
-      </w:pPr>
-      <w:r>
-        <w:rPr>
-          <w:rFonts w:ascii="Arial" w:hAnsi="Arial" w:cs="Arial"/>
-          <w:sz w:val="22"/>
-          <w:szCs w:val="22"/>
-        </w:rPr>
-        <w:t xml:space="preserve">While this systematic review did not find a significant trend in relative CC </w:t>
-      </w:r>
-      <w:r>
-        <w:rPr>
-          <w:rFonts w:ascii="Arial" w:hAnsi="Arial" w:cs="Arial"/>
-          <w:sz w:val="22"/>
-          <w:szCs w:val="22"/>
-        </w:rPr>
-        <w:t xml:space="preserve">between urban and rural populations, the overall effect size as well as the majority of those extracted were negative. </w:t>
-      </w:r>
-    </w:p>
-    <w:p>
-      <w:pPr>
-        <w:spacing w:line="360" w:lineRule="auto"/>
-        <w:jc w:val="both"/>
-        <w:rPr>
-          <w:rFonts w:ascii="Arial" w:hAnsi="Arial" w:cs="Arial"/>
-          <w:sz w:val="22"/>
-          <w:szCs w:val="22"/>
-        </w:rPr>
-      </w:pPr>
-    </w:p>
-    <w:p>
-      <w:pPr>
-        <w:spacing w:line="360" w:lineRule="auto"/>
-        <w:jc w:val="both"/>
-        <w:rPr>
-          <w:rFonts w:ascii="Arial" w:hAnsi="Arial" w:cs="Arial"/>
-          <w:sz w:val="22"/>
-          <w:szCs w:val="22"/>
-        </w:rPr>
-      </w:pPr>
-      <w:r>
-        <w:rPr>
-          <w:rFonts w:ascii="Arial" w:hAnsi="Arial" w:cs="Arial"/>
-          <w:sz w:val="22"/>
-          <w:szCs w:val="22"/>
-        </w:rPr>
-        <w:t>D</w:t>
-      </w:r>
-      <w:r>
-        <w:rPr>
-          <w:rFonts w:ascii="Arial" w:hAnsi="Arial" w:cs="Arial"/>
-          <w:sz w:val="22"/>
-          <w:szCs w:val="22"/>
-        </w:rPr>
-        <w:t>iscussion</w:t>
-      </w:r>
-    </w:p>
-    <w:p>
-      <w:pPr>
-        <w:spacing w:line="360" w:lineRule="auto"/>
-        <w:jc w:val="both"/>
-        <w:rPr>
-          <w:rFonts w:ascii="Arial" w:hAnsi="Arial" w:cs="Arial"/>
-          <w:sz w:val="22"/>
-          <w:szCs w:val="22"/>
-        </w:rPr>
-      </w:pPr>
-      <w:r>
-        <w:rPr>
-          <w:rFonts w:ascii="Arial" w:hAnsi="Arial" w:cs="Arial"/>
-          <w:sz w:val="22"/>
-          <w:szCs w:val="22"/>
-        </w:rPr>
-        <w:t>Rural populations also under selection – nowhere truly wild in America</w:t>
-      </w:r>
-      <w:r>
-        <w:rPr>
-          <w:rFonts w:ascii="Arial" w:hAnsi="Arial" w:cs="Arial"/>
-          <w:sz w:val="22"/>
-          <w:szCs w:val="22"/>
-        </w:rPr>
-        <w:t xml:space="preserve"> and everything has been evolving for the exact same amount of time – without genetic comparison hard to say if selection </w:t>
-      </w:r>
-    </w:p>
-    <w:p>
-      <w:pPr>
-        <w:spacing w:line="360" w:lineRule="auto"/>
-        <w:jc w:val="both"/>
-        <w:rPr>
-          <w:rFonts w:ascii="Arial" w:hAnsi="Arial" w:cs="Arial"/>
-          <w:sz w:val="22"/>
-          <w:szCs w:val="22"/>
-        </w:rPr>
-      </w:pPr>
-    </w:p>
-    <w:p>
-      <w:pPr>
-        <w:spacing w:line="360" w:lineRule="auto"/>
-        <w:jc w:val="both"/>
-        <w:rPr>
-          <w:rFonts w:ascii="Arial" w:hAnsi="Arial" w:cs="Arial"/>
-          <w:sz w:val="22"/>
-          <w:szCs w:val="22"/>
-        </w:rPr>
-      </w:pPr>
-    </w:p>
-    <w:p>
-      <w:pPr>
-        <w:spacing w:line="360" w:lineRule="auto"/>
-        <w:jc w:val="both"/>
-        <w:rPr>
-          <w:rFonts w:ascii="Arial" w:hAnsi="Arial" w:cs="Arial"/>
-          <w:sz w:val="22"/>
-          <w:szCs w:val="22"/>
-        </w:rPr>
-      </w:pPr>
-    </w:p>
-    <w:p>
-      <w:pPr>
-        <w:spacing w:line="360" w:lineRule="auto"/>
-        <w:jc w:val="both"/>
-        <w:rPr>
-          <w:rFonts w:ascii="Arial" w:hAnsi="Arial" w:cs="Arial"/>
-          <w:sz w:val="22"/>
-          <w:szCs w:val="22"/>
-        </w:rPr>
-      </w:pPr>
-    </w:p>
-    <w:p>
-      <w:pPr>
-        <w:spacing w:line="360" w:lineRule="auto"/>
-        <w:jc w:val="both"/>
-        <w:rPr>
-          <w:rFonts w:ascii="Arial" w:hAnsi="Arial" w:cs="Arial"/>
-          <w:sz w:val="22"/>
-          <w:szCs w:val="22"/>
-        </w:rPr>
-      </w:pPr>
-    </w:p>
-    <w:p>
-      <w:pPr>
-        <w:spacing w:line="360" w:lineRule="auto"/>
-        <w:jc w:val="both"/>
-        <w:rPr>
-          <w:rFonts w:ascii="Arial" w:hAnsi="Arial" w:cs="Arial"/>
-          <w:sz w:val="22"/>
-          <w:szCs w:val="22"/>
-        </w:rPr>
-      </w:pPr>
-    </w:p>
-    <w:p>
-      <w:pPr>
-        <w:spacing w:line="360" w:lineRule="auto"/>
-        <w:jc w:val="both"/>
-        <w:rPr>
-          <w:rFonts w:ascii="Arial" w:hAnsi="Arial" w:cs="Arial"/>
-          <w:sz w:val="22"/>
-          <w:szCs w:val="22"/>
-        </w:rPr>
-      </w:pPr>
-    </w:p>
-    <w:p>
-      <w:pPr>
-        <w:spacing w:line="360" w:lineRule="auto"/>
-        <w:jc w:val="both"/>
-        <w:rPr>
-          <w:rFonts w:ascii="Arial" w:hAnsi="Arial" w:cs="Arial"/>
-          <w:sz w:val="22"/>
-          <w:szCs w:val="22"/>
-        </w:rPr>
-      </w:pPr>
-    </w:p>
-    <w:p>
-      <w:pPr>
-        <w:spacing w:line="360" w:lineRule="auto"/>
-        <w:jc w:val="both"/>
-        <w:rPr>
-          <w:rFonts w:ascii="Arial" w:hAnsi="Arial" w:cs="Arial"/>
-          <w:sz w:val="22"/>
-          <w:szCs w:val="22"/>
-        </w:rPr>
-      </w:pPr>
-    </w:p>
-    <w:p>
-      <w:pPr>
-        <w:spacing w:line="360" w:lineRule="auto"/>
-        <w:jc w:val="both"/>
-        <w:rPr>
-          <w:rFonts w:ascii="Arial" w:hAnsi="Arial" w:cs="Arial"/>
-          <w:sz w:val="22"/>
-          <w:szCs w:val="22"/>
-        </w:rPr>
-      </w:pPr>
-    </w:p>
-    <w:p>
-      <w:pPr>
-        <w:spacing w:line="360" w:lineRule="auto"/>
-        <w:jc w:val="both"/>
-        <w:rPr>
-          <w:rFonts w:ascii="Arial" w:hAnsi="Arial" w:cs="Arial"/>
-          <w:sz w:val="22"/>
-          <w:szCs w:val="22"/>
-        </w:rPr>
-      </w:pPr>
-    </w:p>
-    <w:p>
-      <w:pPr>
-        <w:spacing w:line="360" w:lineRule="auto"/>
-        <w:jc w:val="both"/>
-        <w:rPr>
-          <w:rFonts w:ascii="Arial" w:hAnsi="Arial" w:cs="Arial"/>
-          <w:sz w:val="22"/>
-          <w:szCs w:val="22"/>
-        </w:rPr>
-      </w:pPr>
-    </w:p>
-    <w:p>
-      <w:pPr>
-        <w:spacing w:line="360" w:lineRule="auto"/>
-        <w:jc w:val="both"/>
-        <w:rPr>
-          <w:rFonts w:ascii="Arial" w:hAnsi="Arial" w:cs="Arial"/>
-          <w:sz w:val="22"/>
-          <w:szCs w:val="22"/>
-        </w:rPr>
-      </w:pPr>
-    </w:p>
-    <w:p>
-      <w:pPr>
-        <w:pStyle w:val="Heading2"/>
-        <w:spacing w:line="360" w:lineRule="auto"/>
         <w:rPr>
           <w:rFonts w:ascii="Arial" w:hAnsi="Arial" w:cs="Arial"/>
         </w:rPr>
@@ -12146,6 +13184,7 @@
         <w:rPr>
           <w:rFonts w:ascii="Arial" w:hAnsi="Arial" w:cs="Arial"/>
         </w:rPr>
+        <w:lastRenderedPageBreak/>
         <w:t>References</w:t>
       </w:r>
       <w:bookmarkEnd w:id="8"/>
@@ -12315,7 +13354,23 @@
           <w:rFonts w:ascii="Arial" w:hAnsi="Arial" w:cs="Arial"/>
           <w:sz w:val="22"/>
         </w:rPr>
-        <w:t xml:space="preserve"> (2021) ‘Ivory poaching and the rapid evolution of tusklessness in African elephants’, </w:t>
+        <w:t xml:space="preserve"> (2021) ‘Ivory poaching and the rapid evolution of </w:t>
+      </w:r>
+      <w:proofErr w:type="spellStart"/>
+      <w:r>
+        <w:rPr>
+          <w:rFonts w:ascii="Arial" w:hAnsi="Arial" w:cs="Arial"/>
+          <w:sz w:val="22"/>
+        </w:rPr>
+        <w:t>tusklessness</w:t>
+      </w:r>
+      <w:proofErr w:type="spellEnd"/>
+      <w:r>
+        <w:rPr>
+          <w:rFonts w:ascii="Arial" w:hAnsi="Arial" w:cs="Arial"/>
+          <w:sz w:val="22"/>
+        </w:rPr>
+        <w:t xml:space="preserve"> in African elephants’, </w:t>
       </w:r>
       <w:r>
         <w:rPr>
@@ -12475,7 +13530,7 @@
           <w:rFonts w:ascii="Arial" w:hAnsi="Arial" w:cs="Arial"/>
           <w:sz w:val="22"/>
         </w:rPr>
-        <w:t xml:space="preserve">Freedman, A.H., Lohmueller, K.E. and Wayne, R.K. (2016) ‘Evolutionary History, Selective Sweeps, and Deleterious Variation in the Dog’, </w:t>
+        <w:t xml:space="preserve">Farley, S.S. </w:t>
       </w:r>
       <w:r>
         <w:rPr>
@@ -12484,14 +13539,32 @@
           <w:iCs/>
           <w:sz w:val="22"/>
         </w:rPr>
-        <w:t>Annual Review of Ecology, Evolution, and Systematics</w:t>
-      </w:r>
-      <w:r>
-        <w:rPr>
-          <w:rFonts w:ascii="Arial" w:hAnsi="Arial" w:cs="Arial"/>
-          <w:sz w:val="22"/>
-        </w:rPr>
-        <w:t>, 47(Volume 47, 2016), pp. 73–96. Available at: https://doi.org/10.1146/annurev-ecolsys-121415-032155.</w:t>
+        <w:t>et al.</w:t>
+      </w:r>
+      <w:r>
+        <w:rPr>
+          <w:rFonts w:ascii="Arial" w:hAnsi="Arial" w:cs="Arial"/>
+          <w:sz w:val="22"/>
+        </w:rPr>
+        <w:t xml:space="preserve"> (2018) ‘Situating Ecology as a Big-Data Science: Current Advances, Challenges, and Solutions’, </w:t>
+      </w:r>
+      <w:proofErr w:type="spellStart"/>
+      <w:r>
+        <w:rPr>
+          <w:rFonts w:ascii="Arial" w:hAnsi="Arial" w:cs="Arial"/>
+          <w:i/>
+          <w:iCs/>
+          <w:sz w:val="22"/>
+        </w:rPr>
+        <w:t>BioScience</w:t>
+      </w:r>
+      <w:proofErr w:type="spellEnd"/>
+      <w:r>
+        <w:rPr>
+          <w:rFonts w:ascii="Arial" w:hAnsi="Arial" w:cs="Arial"/>
+          <w:sz w:val="22"/>
+        </w:rPr>
+        <w:t>, 68(8), pp. 563–576. Available at: https://doi.org/10.1093/biosci/biy068.</w:t>
       </w:r>
     </w:p>
     <w:p>
@@ -12507,7 +13580,23 @@
           <w:rFonts w:ascii="Arial" w:hAnsi="Arial" w:cs="Arial"/>
           <w:sz w:val="22"/>
         </w:rPr>
-        <w:t xml:space="preserve">Hedges, L.V. (1981) ‘Distribution Theory for Glass’s Estimator of Effect Size and Related Estimators’, </w:t>
+        <w:t xml:space="preserve">Freedman, A.H., </w:t>
+      </w:r>
+      <w:proofErr w:type="spellStart"/>
+      <w:r>
+        <w:rPr>
+          <w:rFonts w:ascii="Arial" w:hAnsi="Arial" w:cs="Arial"/>
+          <w:sz w:val="22"/>
+        </w:rPr>
+        <w:t>Lohmueller</w:t>
+      </w:r>
+      <w:proofErr w:type="spellEnd"/>
+      <w:r>
+        <w:rPr>
+          <w:rFonts w:ascii="Arial" w:hAnsi="Arial" w:cs="Arial"/>
+          <w:sz w:val="22"/>
+        </w:rPr>
+        <w:t xml:space="preserve">, K.E. and Wayne, R.K. (2016) ‘Evolutionary History, Selective Sweeps, and Deleterious Variation in the Dog’, </w:t>
       </w:r>
       <w:r>
         <w:rPr>
@@ -12516,14 +13605,14 @@
           <w:iCs/>
           <w:sz w:val="22"/>
         </w:rPr>
-        <w:t>Journal of Educational Statistics</w:t>
-      </w:r>
-      <w:r>
-        <w:rPr>
-          <w:rFonts w:ascii="Arial" w:hAnsi="Arial" w:cs="Arial"/>
-          <w:sz w:val="22"/>
-        </w:rPr>
-        <w:t>, 6(2), pp. 107–128. Available at: https://doi.org/10.2307/1164588.</w:t>
+        <w:t>Annual Review of Ecology, Evolution, and Systematics</w:t>
+      </w:r>
+      <w:r>
+        <w:rPr>
+          <w:rFonts w:ascii="Arial" w:hAnsi="Arial" w:cs="Arial"/>
+          <w:sz w:val="22"/>
+        </w:rPr>
+        <w:t>, 47(Volume 47, 2016), pp. 73–96. Available at: https://doi.org/10.1146/annurev-ecolsys-121415-032155.</w:t>
       </w:r>
     </w:p>
     <w:p>
@@ -12539,7 +13628,7 @@
           <w:rFonts w:ascii="Arial" w:hAnsi="Arial" w:cs="Arial"/>
           <w:sz w:val="22"/>
         </w:rPr>
-        <w:t xml:space="preserve">Johnson-Ulrich, L. and Forss, S. (2025) ‘How cognitively demanding is the urban niche? Reconsidering exaptation and habituation’, </w:t>
+        <w:t xml:space="preserve">Hedges, L.V. (1981) ‘Distribution Theory for Glass’s Estimator of Effect Size and Related Estimators’, </w:t>
       </w:r>
       <w:r>
         <w:rPr>
@@ -12548,14 +13637,14 @@
           <w:iCs/>
           <w:sz w:val="22"/>
         </w:rPr>
-        <w:t>Animal Cognition</w:t>
-      </w:r>
-      <w:r>
-        <w:rPr>
-          <w:rFonts w:ascii="Arial" w:hAnsi="Arial" w:cs="Arial"/>
-          <w:sz w:val="22"/>
-        </w:rPr>
-        <w:t>, 28(1), p. 48. Available at: https://doi.org/10.1007/s10071-025-01965-y.</w:t>
+        <w:t>Journal of Educational Statistics</w:t>
+      </w:r>
+      <w:r>
+        <w:rPr>
+          <w:rFonts w:ascii="Arial" w:hAnsi="Arial" w:cs="Arial"/>
+          <w:sz w:val="22"/>
+        </w:rPr>
+        <w:t>, 6(2), pp. 107–128. Available at: https://doi.org/10.2307/1164588.</w:t>
       </w:r>
     </w:p>
     <w:p>
@@ -12571,7 +13660,7 @@
           <w:rFonts w:ascii="Arial" w:hAnsi="Arial" w:cs="Arial"/>
           <w:sz w:val="22"/>
         </w:rPr>
-        <w:t xml:space="preserve">Leach, H.M. (2007) ‘Selection and the Unforeseen Consequences of Domestication’, </w:t>
+        <w:t xml:space="preserve">Johnson-Ulrich, L. and Forss, S. (2025) ‘How cognitively demanding is the urban niche? Reconsidering exaptation and habituation’, </w:t>
       </w:r>
       <w:r>
         <w:rPr>
@@ -12580,14 +13669,14 @@
           <w:iCs/>
           <w:sz w:val="22"/>
         </w:rPr>
-        <w:t>Where the Wild Things Are Now: Domestication Reconsidered</w:t>
-      </w:r>
-      <w:r>
-        <w:rPr>
-          <w:rFonts w:ascii="Arial" w:hAnsi="Arial" w:cs="Arial"/>
-          <w:sz w:val="22"/>
-        </w:rPr>
-        <w:t>. Oxford, UK: Berg Publishers, pp. 71–95.</w:t>
+        <w:t>Animal Cognition</w:t>
+      </w:r>
+      <w:r>
+        <w:rPr>
+          <w:rFonts w:ascii="Arial" w:hAnsi="Arial" w:cs="Arial"/>
+          <w:sz w:val="22"/>
+        </w:rPr>
+        <w:t>, 28(1), p. 48. Available at: https://doi.org/10.1007/s10071-025-01965-y.</w:t>
       </w:r>
     </w:p>
     <w:p>
@@ -12603,7 +13692,7 @@
           <w:rFonts w:ascii="Arial" w:hAnsi="Arial" w:cs="Arial"/>
           <w:sz w:val="22"/>
         </w:rPr>
-        <w:t xml:space="preserve">Lee, V.E. and Thornton, A. (2021) ‘Animal Cognition in an Urbanised World’, </w:t>
+        <w:t xml:space="preserve">Leach, H.M. (2007) ‘Selection and the Unforeseen Consequences of Domestication’, </w:t>
       </w:r>
       <w:r>
         <w:rPr>
@@ -12612,14 +13701,14 @@
           <w:iCs/>
           <w:sz w:val="22"/>
         </w:rPr>
-        <w:t>Frontiers in Ecology and Evolution</w:t>
-      </w:r>
-      <w:r>
-        <w:rPr>
-          <w:rFonts w:ascii="Arial" w:hAnsi="Arial" w:cs="Arial"/>
-          <w:sz w:val="22"/>
-        </w:rPr>
-        <w:t>, 9. Available at: https://doi.org/10.3389/fevo.2021.633947.</w:t>
+        <w:t>Where the Wild Things Are Now: Domestication Reconsidered</w:t>
+      </w:r>
+      <w:r>
+        <w:rPr>
+          <w:rFonts w:ascii="Arial" w:hAnsi="Arial" w:cs="Arial"/>
+          <w:sz w:val="22"/>
+        </w:rPr>
+        <w:t>. Oxford, UK: Berg Publishers, pp. 71–95.</w:t>
       </w:r>
     </w:p>
     <w:p>
@@ -12635,8 +13724,7 @@
           <w:rFonts w:ascii="Arial" w:hAnsi="Arial" w:cs="Arial"/>
           <w:sz w:val="22"/>
         </w:rPr>
-        <w:lastRenderedPageBreak/>
-        <w:t xml:space="preserve">Lopez, R. (2026) </w:t>
+        <w:t xml:space="preserve">Lee, V.E. and Thornton, A. (2021) ‘Animal Cognition in an Urbanised World’, </w:t>
       </w:r>
       <w:r>
         <w:rPr>
@@ -12645,30 +13733,14 @@
           <w:iCs/>
           <w:sz w:val="22"/>
         </w:rPr>
-        <w:t>PRISMA Flow Diagram for Systematic Reviews</w:t>
-      </w:r>
-      <w:r>
-        <w:rPr>
-          <w:rFonts w:ascii="Arial" w:hAnsi="Arial" w:cs="Arial"/>
-          <w:sz w:val="22"/>
-        </w:rPr>
-        <w:t xml:space="preserve">, </w:t>
-      </w:r>
-      <w:r>
-        <w:rPr>
-          <w:rFonts w:ascii="Arial" w:hAnsi="Arial" w:cs="Arial"/>
-          <w:i/>
-          <w:iCs/>
-          <w:sz w:val="22"/>
-        </w:rPr>
-        <w:t>BioRender</w:t>
-      </w:r>
-      <w:r>
-        <w:rPr>
-          <w:rFonts w:ascii="Arial" w:hAnsi="Arial" w:cs="Arial"/>
-          <w:sz w:val="22"/>
-        </w:rPr>
-        <w:t>. Available at: https://app.biorender.com/profile/template/details/t-6423014adab558c8916c750a-prisma-flow-diagram-for-systematic-reviews/?source=profile&amp;username=rosalba_lopez&amp;tab=templates (Accessed: 2 April 2026).</w:t>
+        <w:t>Frontiers in Ecology and Evolution</w:t>
+      </w:r>
+      <w:r>
+        <w:rPr>
+          <w:rFonts w:ascii="Arial" w:hAnsi="Arial" w:cs="Arial"/>
+          <w:sz w:val="22"/>
+        </w:rPr>
+        <w:t>, 9. Available at: https://doi.org/10.3389/fevo.2021.633947.</w:t>
       </w:r>
     </w:p>
     <w:p>
@@ -12684,7 +13756,7 @@
           <w:rFonts w:ascii="Arial" w:hAnsi="Arial" w:cs="Arial"/>
           <w:sz w:val="22"/>
         </w:rPr>
-        <w:t xml:space="preserve">Lord, K.A. </w:t>
+        <w:t xml:space="preserve">Lopez, R. (2026) </w:t>
       </w:r>
       <w:r>
         <w:rPr>
@@ -12693,15 +13765,16 @@
           <w:iCs/>
           <w:sz w:val="22"/>
         </w:rPr>
-        <w:t>et al.</w:t>
-      </w:r>
-      <w:r>
-        <w:rPr>
-          <w:rFonts w:ascii="Arial" w:hAnsi="Arial" w:cs="Arial"/>
-          <w:sz w:val="22"/>
-        </w:rPr>
-        <w:t xml:space="preserve"> (2020) ‘The History of Farm Foxes Undermines the Animal Domestication Syndrome’, </w:t>
-      </w:r>
+        <w:t>PRISMA Flow Diagram for Systematic Reviews</w:t>
+      </w:r>
+      <w:r>
+        <w:rPr>
+          <w:rFonts w:ascii="Arial" w:hAnsi="Arial" w:cs="Arial"/>
+          <w:sz w:val="22"/>
+        </w:rPr>
+        <w:t xml:space="preserve">, </w:t>
+      </w:r>
+      <w:proofErr w:type="spellStart"/>
       <w:r>
         <w:rPr>
           <w:rFonts w:ascii="Arial" w:hAnsi="Arial" w:cs="Arial"/>
@@ -12709,14 +13782,15 @@
           <w:iCs/>
           <w:sz w:val="22"/>
         </w:rPr>
-        <w:t>Trends in Ecology &amp; Evolution</w:t>
-      </w:r>
-      <w:r>
-        <w:rPr>
-          <w:rFonts w:ascii="Arial" w:hAnsi="Arial" w:cs="Arial"/>
-          <w:sz w:val="22"/>
-        </w:rPr>
-        <w:t>, 35(2), pp. 125–136. Available at: https://doi.org/10.1016/j.tree.2019.10.011.</w:t>
+        <w:t>BioRender</w:t>
+      </w:r>
+      <w:proofErr w:type="spellEnd"/>
+      <w:r>
+        <w:rPr>
+          <w:rFonts w:ascii="Arial" w:hAnsi="Arial" w:cs="Arial"/>
+          <w:sz w:val="22"/>
+        </w:rPr>
+        <w:t>. Available at: https://app.biorender.com/profile/template/details/t-6423014adab558c8916c750a-prisma-flow-diagram-for-systematic-reviews/?source=profile&amp;username=rosalba_lopez&amp;tab=templates (Accessed: 2 April 2026).</w:t>
       </w:r>
     </w:p>
     <w:p>
@@ -12732,7 +13806,8 @@
           <w:rFonts w:ascii="Arial" w:hAnsi="Arial" w:cs="Arial"/>
           <w:sz w:val="22"/>
         </w:rPr>
-        <w:t xml:space="preserve">Maune, A.L., Caspers, B.A. and Damas-Moreira, I. (2026) ‘The impact of urbanisation on social behaviour: a comprehensive review’, </w:t>
+        <w:lastRenderedPageBreak/>
+        <w:t xml:space="preserve">Lord, K.A. </w:t>
       </w:r>
       <w:r>
         <w:rPr>
@@ -12741,14 +13816,30 @@
           <w:iCs/>
           <w:sz w:val="22"/>
         </w:rPr>
-        <w:t>Biological Reviews</w:t>
-      </w:r>
-      <w:r>
-        <w:rPr>
-          <w:rFonts w:ascii="Arial" w:hAnsi="Arial" w:cs="Arial"/>
-          <w:sz w:val="22"/>
-        </w:rPr>
-        <w:t>, 101(2), pp. 1003–1035. Available at: https://doi.org/10.1002/brv.70113.</w:t>
+        <w:t>et al.</w:t>
+      </w:r>
+      <w:r>
+        <w:rPr>
+          <w:rFonts w:ascii="Arial" w:hAnsi="Arial" w:cs="Arial"/>
+          <w:sz w:val="22"/>
+        </w:rPr>
+        <w:t xml:space="preserve"> (2020) ‘The History of Farm Foxes Undermines the Animal Domestication Syndrome’, </w:t>
+      </w:r>
+      <w:r>
+        <w:rPr>
+          <w:rFonts w:ascii="Arial" w:hAnsi="Arial" w:cs="Arial"/>
+          <w:i/>
+          <w:iCs/>
+          <w:sz w:val="22"/>
+        </w:rPr>
+        <w:t>Trends in Ecology &amp; Evolution</w:t>
+      </w:r>
+      <w:r>
+        <w:rPr>
+          <w:rFonts w:ascii="Arial" w:hAnsi="Arial" w:cs="Arial"/>
+          <w:sz w:val="22"/>
+        </w:rPr>
+        <w:t>, 35(2), pp. 125–136. Available at: https://doi.org/10.1016/j.tree.2019.10.011.</w:t>
       </w:r>
     </w:p>
     <w:p>
@@ -12764,7 +13855,7 @@
           <w:rFonts w:ascii="Arial" w:hAnsi="Arial" w:cs="Arial"/>
           <w:sz w:val="22"/>
         </w:rPr>
-        <w:t xml:space="preserve">Page, M.J. </w:t>
+        <w:t xml:space="preserve">Maune, A.L., Caspers, B.A. and Damas-Moreira, I. (2026) ‘The impact of urbanisation on social behaviour: a comprehensive review’, </w:t>
       </w:r>
       <w:r>
         <w:rPr>
@@ -12773,30 +13864,14 @@
           <w:iCs/>
           <w:sz w:val="22"/>
         </w:rPr>
-        <w:t>et al.</w:t>
-      </w:r>
-      <w:r>
-        <w:rPr>
-          <w:rFonts w:ascii="Arial" w:hAnsi="Arial" w:cs="Arial"/>
-          <w:sz w:val="22"/>
-        </w:rPr>
-        <w:t xml:space="preserve"> (2021) ‘The PRISMA 2020 statement: an updated guideline for reporting systematic reviews’, </w:t>
-      </w:r>
-      <w:r>
-        <w:rPr>
-          <w:rFonts w:ascii="Arial" w:hAnsi="Arial" w:cs="Arial"/>
-          <w:i/>
-          <w:iCs/>
-          <w:sz w:val="22"/>
-        </w:rPr>
-        <w:t>BMJ</w:t>
-      </w:r>
-      <w:r>
-        <w:rPr>
-          <w:rFonts w:ascii="Arial" w:hAnsi="Arial" w:cs="Arial"/>
-          <w:sz w:val="22"/>
-        </w:rPr>
-        <w:t>, 372, p. n71. Available at: https://doi.org/10.1136/bmj.n71.</w:t>
+        <w:t>Biological Reviews</w:t>
+      </w:r>
+      <w:r>
+        <w:rPr>
+          <w:rFonts w:ascii="Arial" w:hAnsi="Arial" w:cs="Arial"/>
+          <w:sz w:val="22"/>
+        </w:rPr>
+        <w:t>, 101(2), pp. 1003–1035. Available at: https://doi.org/10.1002/brv.70113.</w:t>
       </w:r>
     </w:p>
     <w:p>
@@ -12812,7 +13887,7 @@
           <w:rFonts w:ascii="Arial" w:hAnsi="Arial" w:cs="Arial"/>
           <w:sz w:val="22"/>
         </w:rPr>
-        <w:t xml:space="preserve">Parsons, K.J. </w:t>
+        <w:t xml:space="preserve">Page, M.J. </w:t>
       </w:r>
       <w:r>
         <w:rPr>
@@ -12828,7 +13903,7 @@
           <w:rFonts w:ascii="Arial" w:hAnsi="Arial" w:cs="Arial"/>
           <w:sz w:val="22"/>
         </w:rPr>
-        <w:t xml:space="preserve"> (2020) ‘Skull morphology diverges between urban and rural populations of red foxes mirroring patterns of domestication and macroevolution’, </w:t>
+        <w:t xml:space="preserve"> (2021) ‘The PRISMA 2020 statement: an updated guideline for reporting systematic reviews’, </w:t>
       </w:r>
       <w:r>
         <w:rPr>
@@ -12837,14 +13912,14 @@
           <w:iCs/>
           <w:sz w:val="22"/>
         </w:rPr>
-        <w:t>Proceedings of the Royal Society B: Biological Sciences</w:t>
-      </w:r>
-      <w:r>
-        <w:rPr>
-          <w:rFonts w:ascii="Arial" w:hAnsi="Arial" w:cs="Arial"/>
-          <w:sz w:val="22"/>
-        </w:rPr>
-        <w:t>, 287(1928), p. 20200763. Available at: https://doi.org/10.1098/rspb.2020.0763.</w:t>
+        <w:t>BMJ</w:t>
+      </w:r>
+      <w:r>
+        <w:rPr>
+          <w:rFonts w:ascii="Arial" w:hAnsi="Arial" w:cs="Arial"/>
+          <w:sz w:val="22"/>
+        </w:rPr>
+        <w:t>, 372, p. n71. Available at: https://doi.org/10.1136/bmj.n71.</w:t>
       </w:r>
     </w:p>
     <w:p>
@@ -12860,7 +13935,7 @@
           <w:rFonts w:ascii="Arial" w:hAnsi="Arial" w:cs="Arial"/>
           <w:sz w:val="22"/>
         </w:rPr>
-        <w:t xml:space="preserve">Pierotti, R. and Fogg, B.R. (2018) ‘Review of The First Domestication: How Wolves and Humans Coevolved’, </w:t>
+        <w:t xml:space="preserve">Parsons, K.J. </w:t>
       </w:r>
       <w:r>
         <w:rPr>
@@ -12869,14 +13944,30 @@
           <w:iCs/>
           <w:sz w:val="22"/>
         </w:rPr>
-        <w:t>Ethnobiology Letters</w:t>
-      </w:r>
-      <w:r>
-        <w:rPr>
-          <w:rFonts w:ascii="Arial" w:hAnsi="Arial" w:cs="Arial"/>
-          <w:sz w:val="22"/>
-        </w:rPr>
-        <w:t>, 9(2), pp. 247–249.</w:t>
+        <w:t>et al.</w:t>
+      </w:r>
+      <w:r>
+        <w:rPr>
+          <w:rFonts w:ascii="Arial" w:hAnsi="Arial" w:cs="Arial"/>
+          <w:sz w:val="22"/>
+        </w:rPr>
+        <w:t xml:space="preserve"> (2020) ‘Skull morphology diverges between urban and rural populations of red foxes mirroring patterns of domestication and macroevolution’, </w:t>
+      </w:r>
+      <w:r>
+        <w:rPr>
+          <w:rFonts w:ascii="Arial" w:hAnsi="Arial" w:cs="Arial"/>
+          <w:i/>
+          <w:iCs/>
+          <w:sz w:val="22"/>
+        </w:rPr>
+        <w:t>Proceedings of the Royal Society B: Biological Sciences</w:t>
+      </w:r>
+      <w:r>
+        <w:rPr>
+          <w:rFonts w:ascii="Arial" w:hAnsi="Arial" w:cs="Arial"/>
+          <w:sz w:val="22"/>
+        </w:rPr>
+        <w:t>, 287(1928), p. 20200763. Available at: https://doi.org/10.1098/rspb.2020.0763.</w:t>
       </w:r>
     </w:p>
     <w:p>
@@ -12892,7 +13983,23 @@
           <w:rFonts w:ascii="Arial" w:hAnsi="Arial" w:cs="Arial"/>
           <w:sz w:val="22"/>
         </w:rPr>
-        <w:t>Regacho, T. and delBarco-Trillo, J. (2021) ‘Morphological Stability of Rural Populations Confirms Their Use As Controls in Urban Ecology Studies’. Research Square. Available at: https://doi.org/10.21203/rs.3.rs-795506/v1.</w:t>
+        <w:t xml:space="preserve">Pierotti, R. and Fogg, B.R. (2018) ‘Review of The First Domestication: How Wolves and Humans Coevolved’, </w:t>
+      </w:r>
+      <w:r>
+        <w:rPr>
+          <w:rFonts w:ascii="Arial" w:hAnsi="Arial" w:cs="Arial"/>
+          <w:i/>
+          <w:iCs/>
+          <w:sz w:val="22"/>
+        </w:rPr>
+        <w:t>Ethnobiology Letters</w:t>
+      </w:r>
+      <w:r>
+        <w:rPr>
+          <w:rFonts w:ascii="Arial" w:hAnsi="Arial" w:cs="Arial"/>
+          <w:sz w:val="22"/>
+        </w:rPr>
+        <w:t>, 9(2), pp. 247–249.</w:t>
       </w:r>
     </w:p>
     <w:p>
@@ -12908,39 +14015,39 @@
           <w:rFonts w:ascii="Arial" w:hAnsi="Arial" w:cs="Arial"/>
           <w:sz w:val="22"/>
         </w:rPr>
-        <w:t xml:space="preserve">Schreiber, M. </w:t>
-      </w:r>
-      <w:r>
-        <w:rPr>
-          <w:rFonts w:ascii="Arial" w:hAnsi="Arial" w:cs="Arial"/>
-          <w:i/>
-          <w:iCs/>
-          <w:sz w:val="22"/>
-        </w:rPr>
-        <w:t>et al.</w:t>
-      </w:r>
-      <w:r>
-        <w:rPr>
-          <w:rFonts w:ascii="Arial" w:hAnsi="Arial" w:cs="Arial"/>
-          <w:sz w:val="22"/>
-        </w:rPr>
-        <w:t xml:space="preserve"> (2021) ‘Evolution and Domestication of Rye’, in M.T. Rabanus-Wallace and N. Stein (eds) </w:t>
-      </w:r>
-      <w:r>
-        <w:rPr>
-          <w:rFonts w:ascii="Arial" w:hAnsi="Arial" w:cs="Arial"/>
-          <w:i/>
-          <w:iCs/>
-          <w:sz w:val="22"/>
-        </w:rPr>
-        <w:t>The Rye Genome</w:t>
-      </w:r>
-      <w:r>
-        <w:rPr>
-          <w:rFonts w:ascii="Arial" w:hAnsi="Arial" w:cs="Arial"/>
-          <w:sz w:val="22"/>
-        </w:rPr>
-        <w:t>. Cham: Springer International Publishing, pp. 85–100. Available at: https://doi.org/10.1007/978-3-030-83383-1_6.</w:t>
+        <w:t xml:space="preserve">Regacho, T. and </w:t>
+      </w:r>
+      <w:proofErr w:type="spellStart"/>
+      <w:r>
+        <w:rPr>
+          <w:rFonts w:ascii="Arial" w:hAnsi="Arial" w:cs="Arial"/>
+          <w:sz w:val="22"/>
+        </w:rPr>
+        <w:t>delBarco</w:t>
+      </w:r>
+      <w:proofErr w:type="spellEnd"/>
+      <w:r>
+        <w:rPr>
+          <w:rFonts w:ascii="Arial" w:hAnsi="Arial" w:cs="Arial"/>
+          <w:sz w:val="22"/>
+        </w:rPr>
+        <w:t xml:space="preserve">-Trillo, J. (2021) ‘Morphological Stability of Rural Populations Confirms Their Use </w:t>
+      </w:r>
+      <w:proofErr w:type="gramStart"/>
+      <w:r>
+        <w:rPr>
+          <w:rFonts w:ascii="Arial" w:hAnsi="Arial" w:cs="Arial"/>
+          <w:sz w:val="22"/>
+        </w:rPr>
+        <w:t>As</w:t>
+      </w:r>
+      <w:proofErr w:type="gramEnd"/>
+      <w:r>
+        <w:rPr>
+          <w:rFonts w:ascii="Arial" w:hAnsi="Arial" w:cs="Arial"/>
+          <w:sz w:val="22"/>
+        </w:rPr>
+        <w:t xml:space="preserve"> Controls in Urban Ecology Studies’. Research Square. Available at: https://doi.org/10.21203/rs.3.rs-795506/v1.</w:t>
       </w:r>
     </w:p>
     <w:p>
@@ -12956,7 +14063,7 @@
           <w:rFonts w:ascii="Arial" w:hAnsi="Arial" w:cs="Arial"/>
           <w:sz w:val="22"/>
         </w:rPr>
-        <w:t xml:space="preserve">Sluka, C.M. </w:t>
+        <w:t xml:space="preserve">Schreiber, M. </w:t>
       </w:r>
       <w:r>
         <w:rPr>
@@ -12972,7 +14079,7 @@
           <w:rFonts w:ascii="Arial" w:hAnsi="Arial" w:cs="Arial"/>
           <w:sz w:val="22"/>
         </w:rPr>
-        <w:t xml:space="preserve"> (2025) ‘Patterns of Raccoon Craniodental Morphology under Urbanization’, </w:t>
+        <w:t xml:space="preserve"> (2021) ‘Evolution and Domestication of Rye’, in M.T. Rabanus-Wallace and N. Stein (eds) </w:t>
       </w:r>
       <w:r>
         <w:rPr>
@@ -12981,14 +14088,14 @@
           <w:iCs/>
           <w:sz w:val="22"/>
         </w:rPr>
-        <w:t>Integrative and Comparative Biology</w:t>
-      </w:r>
-      <w:r>
-        <w:rPr>
-          <w:rFonts w:ascii="Arial" w:hAnsi="Arial" w:cs="Arial"/>
-          <w:sz w:val="22"/>
-        </w:rPr>
-        <w:t>, 65(2), pp. 236–248. Available at: https://doi.org/10.1093/icb/icaf094.</w:t>
+        <w:t>The Rye Genome</w:t>
+      </w:r>
+      <w:r>
+        <w:rPr>
+          <w:rFonts w:ascii="Arial" w:hAnsi="Arial" w:cs="Arial"/>
+          <w:sz w:val="22"/>
+        </w:rPr>
+        <w:t>. Cham: Springer International Publishing, pp. 85–100. Available at: https://doi.org/10.1007/978-3-030-83383-1_6.</w:t>
       </w:r>
     </w:p>
     <w:p>
@@ -13004,7 +14111,7 @@
           <w:rFonts w:ascii="Arial" w:hAnsi="Arial" w:cs="Arial"/>
           <w:sz w:val="22"/>
         </w:rPr>
-        <w:t xml:space="preserve">Snell-Rood, E.C. and Wick, N. (2013) ‘Anthropogenic environments exert variable selection on cranial capacity in mammals’, </w:t>
+        <w:t xml:space="preserve">Sluka, C.M. </w:t>
       </w:r>
       <w:r>
         <w:rPr>
@@ -13013,14 +14120,30 @@
           <w:iCs/>
           <w:sz w:val="22"/>
         </w:rPr>
-        <w:t>Proceedings of the Royal Society B: Biological Sciences</w:t>
-      </w:r>
-      <w:r>
-        <w:rPr>
-          <w:rFonts w:ascii="Arial" w:hAnsi="Arial" w:cs="Arial"/>
-          <w:sz w:val="22"/>
-        </w:rPr>
-        <w:t>, 280(1769), p. 20131384. Available at: https://doi.org/10.1098/rspb.2013.1384.</w:t>
+        <w:t>et al.</w:t>
+      </w:r>
+      <w:r>
+        <w:rPr>
+          <w:rFonts w:ascii="Arial" w:hAnsi="Arial" w:cs="Arial"/>
+          <w:sz w:val="22"/>
+        </w:rPr>
+        <w:t xml:space="preserve"> (2025) ‘Patterns of Raccoon Craniodental Morphology under Urbanization’, </w:t>
+      </w:r>
+      <w:r>
+        <w:rPr>
+          <w:rFonts w:ascii="Arial" w:hAnsi="Arial" w:cs="Arial"/>
+          <w:i/>
+          <w:iCs/>
+          <w:sz w:val="22"/>
+        </w:rPr>
+        <w:t>Integrative and Comparative Biology</w:t>
+      </w:r>
+      <w:r>
+        <w:rPr>
+          <w:rFonts w:ascii="Arial" w:hAnsi="Arial" w:cs="Arial"/>
+          <w:sz w:val="22"/>
+        </w:rPr>
+        <w:t>, 65(2), pp. 236–248. Available at: https://doi.org/10.1093/icb/icaf094.</w:t>
       </w:r>
     </w:p>
     <w:p>
@@ -13036,7 +14159,23 @@
           <w:rFonts w:ascii="Arial" w:hAnsi="Arial" w:cs="Arial"/>
           <w:sz w:val="22"/>
         </w:rPr>
-        <w:t>Torchiano, M. (2020) ‘effsize: Efficient Effect Size Computation’. Available at: https://cran.r-project.org/web/packages/effsize/index.html (Accessed: 6 April 2026).</w:t>
+        <w:t xml:space="preserve">Snell-Rood, E.C. and Wick, N. (2013) ‘Anthropogenic environments exert variable selection on cranial capacity in mammals’, </w:t>
+      </w:r>
+      <w:r>
+        <w:rPr>
+          <w:rFonts w:ascii="Arial" w:hAnsi="Arial" w:cs="Arial"/>
+          <w:i/>
+          <w:iCs/>
+          <w:sz w:val="22"/>
+        </w:rPr>
+        <w:t>Proceedings of the Royal Society B: Biological Sciences</w:t>
+      </w:r>
+      <w:r>
+        <w:rPr>
+          <w:rFonts w:ascii="Arial" w:hAnsi="Arial" w:cs="Arial"/>
+          <w:sz w:val="22"/>
+        </w:rPr>
+        <w:t>, 280(1769), p. 20131384. Available at: https://doi.org/10.1098/rspb.2013.1384.</w:t>
       </w:r>
     </w:p>
     <w:p>
@@ -13047,28 +14186,37 @@
           <w:sz w:val="22"/>
         </w:rPr>
       </w:pPr>
-      <w:r>
-        <w:rPr>
-          <w:rFonts w:ascii="Arial" w:hAnsi="Arial" w:cs="Arial"/>
-          <w:sz w:val="22"/>
-        </w:rPr>
-        <w:t xml:space="preserve">Viechtbauer, W. (2010) ‘Conducting Meta-Analyses in R with the metafor Package’, </w:t>
-      </w:r>
-      <w:r>
-        <w:rPr>
-          <w:rFonts w:ascii="Arial" w:hAnsi="Arial" w:cs="Arial"/>
-          <w:i/>
-          <w:iCs/>
-          <w:sz w:val="22"/>
-        </w:rPr>
-        <w:t>Journal of Statistical Software</w:t>
-      </w:r>
-      <w:r>
-        <w:rPr>
-          <w:rFonts w:ascii="Arial" w:hAnsi="Arial" w:cs="Arial"/>
-          <w:sz w:val="22"/>
-        </w:rPr>
-        <w:t>, 36, pp. 1–48. Available at: https://doi.org/10.18637/jss.v036.i03.</w:t>
+      <w:proofErr w:type="spellStart"/>
+      <w:r>
+        <w:rPr>
+          <w:rFonts w:ascii="Arial" w:hAnsi="Arial" w:cs="Arial"/>
+          <w:sz w:val="22"/>
+        </w:rPr>
+        <w:t>Torchiano</w:t>
+      </w:r>
+      <w:proofErr w:type="spellEnd"/>
+      <w:r>
+        <w:rPr>
+          <w:rFonts w:ascii="Arial" w:hAnsi="Arial" w:cs="Arial"/>
+          <w:sz w:val="22"/>
+        </w:rPr>
+        <w:t>, M. (2020) ‘</w:t>
+      </w:r>
+      <w:proofErr w:type="spellStart"/>
+      <w:r>
+        <w:rPr>
+          <w:rFonts w:ascii="Arial" w:hAnsi="Arial" w:cs="Arial"/>
+          <w:sz w:val="22"/>
+        </w:rPr>
+        <w:t>effsize</w:t>
+      </w:r>
+      <w:proofErr w:type="spellEnd"/>
+      <w:r>
+        <w:rPr>
+          <w:rFonts w:ascii="Arial" w:hAnsi="Arial" w:cs="Arial"/>
+          <w:sz w:val="22"/>
+        </w:rPr>
+        <w:t>: Efficient Effect Size Computation’. Available at: https://cran.r-project.org/web/packages/effsize/index.html (Accessed: 6 April 2026).</w:t>
       </w:r>
     </w:p>
     <w:p>
@@ -13079,12 +14227,133 @@
           <w:sz w:val="22"/>
         </w:rPr>
       </w:pPr>
-      <w:r>
-        <w:rPr>
-          <w:rFonts w:ascii="Arial" w:hAnsi="Arial" w:cs="Arial"/>
-          <w:sz w:val="22"/>
-        </w:rPr>
-        <w:t xml:space="preserve">Wilkins, A.S., Wrangham, R.W. and Fitch, W.T. (2014) ‘The “Domestication Syndrome” in Mammals: A Unified Explanation Based on Neural Crest Cell Behavior and Genetics’, </w:t>
+      <w:proofErr w:type="spellStart"/>
+      <w:r>
+        <w:rPr>
+          <w:rFonts w:ascii="Arial" w:hAnsi="Arial" w:cs="Arial"/>
+          <w:sz w:val="22"/>
+        </w:rPr>
+        <w:t>Viechtbauer</w:t>
+      </w:r>
+      <w:proofErr w:type="spellEnd"/>
+      <w:r>
+        <w:rPr>
+          <w:rFonts w:ascii="Arial" w:hAnsi="Arial" w:cs="Arial"/>
+          <w:sz w:val="22"/>
+        </w:rPr>
+        <w:t xml:space="preserve">, W. (2010) ‘Conducting Meta-Analyses in R with the </w:t>
+      </w:r>
+      <w:proofErr w:type="spellStart"/>
+      <w:r>
+        <w:rPr>
+          <w:rFonts w:ascii="Arial" w:hAnsi="Arial" w:cs="Arial"/>
+          <w:sz w:val="22"/>
+        </w:rPr>
+        <w:t>metafor</w:t>
+      </w:r>
+      <w:proofErr w:type="spellEnd"/>
+      <w:r>
+        <w:rPr>
+          <w:rFonts w:ascii="Arial" w:hAnsi="Arial" w:cs="Arial"/>
+          <w:sz w:val="22"/>
+        </w:rPr>
+        <w:t xml:space="preserve"> Package’, </w:t>
+      </w:r>
+      <w:r>
+        <w:rPr>
+          <w:rFonts w:ascii="Arial" w:hAnsi="Arial" w:cs="Arial"/>
+          <w:i/>
+          <w:iCs/>
+          <w:sz w:val="22"/>
+        </w:rPr>
+        <w:t>Journal of Statistical Software</w:t>
+      </w:r>
+      <w:r>
+        <w:rPr>
+          <w:rFonts w:ascii="Arial" w:hAnsi="Arial" w:cs="Arial"/>
+          <w:sz w:val="22"/>
+        </w:rPr>
+        <w:t>, 36, pp. 1–48. Available at: https://doi.org/10.18637/jss.v036.i03.</w:t>
+      </w:r>
+    </w:p>
+    <w:p>
+      <w:pPr>
+        <w:pStyle w:val="Bibliography"/>
+        <w:rPr>
+          <w:rFonts w:ascii="Arial" w:hAnsi="Arial" w:cs="Arial"/>
+          <w:sz w:val="22"/>
+        </w:rPr>
+      </w:pPr>
+      <w:r>
+        <w:rPr>
+          <w:rFonts w:ascii="Arial" w:hAnsi="Arial" w:cs="Arial"/>
+          <w:sz w:val="22"/>
+        </w:rPr>
+        <w:t xml:space="preserve">Vitousek, P.M. </w:t>
+      </w:r>
+      <w:r>
+        <w:rPr>
+          <w:rFonts w:ascii="Arial" w:hAnsi="Arial" w:cs="Arial"/>
+          <w:i/>
+          <w:iCs/>
+          <w:sz w:val="22"/>
+        </w:rPr>
+        <w:t>et al.</w:t>
+      </w:r>
+      <w:r>
+        <w:rPr>
+          <w:rFonts w:ascii="Arial" w:hAnsi="Arial" w:cs="Arial"/>
+          <w:sz w:val="22"/>
+        </w:rPr>
+        <w:t xml:space="preserve"> (1997) ‘Human Domination of Earth’s Ecosystems’, </w:t>
+      </w:r>
+      <w:r>
+        <w:rPr>
+          <w:rFonts w:ascii="Arial" w:hAnsi="Arial" w:cs="Arial"/>
+          <w:i/>
+          <w:iCs/>
+          <w:sz w:val="22"/>
+        </w:rPr>
+        <w:t>Science</w:t>
+      </w:r>
+      <w:r>
+        <w:rPr>
+          <w:rFonts w:ascii="Arial" w:hAnsi="Arial" w:cs="Arial"/>
+          <w:sz w:val="22"/>
+        </w:rPr>
+        <w:t>, 277(5325), pp. 494–499. Available at: https://doi.org/10.1126/science.277.5325.494.</w:t>
+      </w:r>
+    </w:p>
+    <w:p>
+      <w:pPr>
+        <w:pStyle w:val="Bibliography"/>
+        <w:rPr>
+          <w:rFonts w:ascii="Arial" w:hAnsi="Arial" w:cs="Arial"/>
+          <w:sz w:val="22"/>
+        </w:rPr>
+      </w:pPr>
+      <w:r>
+        <w:rPr>
+          <w:rFonts w:ascii="Arial" w:hAnsi="Arial" w:cs="Arial"/>
+          <w:sz w:val="22"/>
+        </w:rPr>
+        <w:t xml:space="preserve">Wilkins, A.S., Wrangham, R.W. and Fitch, W.T. (2014) ‘The “Domestication Syndrome” in Mammals: A Unified Explanation Based on Neural Crest Cell </w:t>
+      </w:r>
+      <w:proofErr w:type="spellStart"/>
+      <w:r>
+        <w:rPr>
+          <w:rFonts w:ascii="Arial" w:hAnsi="Arial" w:cs="Arial"/>
+          <w:sz w:val="22"/>
+        </w:rPr>
+        <w:t>Behavior</w:t>
+      </w:r>
+      <w:proofErr w:type="spellEnd"/>
+      <w:r>
+        <w:rPr>
+          <w:rFonts w:ascii="Arial" w:hAnsi="Arial" w:cs="Arial"/>
+          <w:sz w:val="22"/>
+        </w:rPr>
+        <w:t xml:space="preserve"> and Genetics’, </w:t>
       </w:r>
       <w:r>
         <w:rPr>
@@ -14745,10 +16014,10 @@
     <w:rsid w:val="008B51A8"/>
     <w:rsid w:val="009A5A43"/>
     <w:rsid w:val="00AE1665"/>
-    <w:rsid w:val="00BB1329"/>
     <w:rsid w:val="00BC5197"/>
     <w:rsid w:val="00C72DE4"/>
     <w:rsid w:val="00DA7A95"/>
+    <w:rsid w:val="00E55C0C"/>
   </w:rsids>
   <m:mathPr>
     <m:mathFont m:val="Cambria Math"/>
